--- a/swh/docx/005.content.docx
+++ b/swh/docx/005.content.docx
@@ -166,26 +166,6 @@
       </w:r>
       <w:r>
         <w:rPr>
-          <w:i/>
-          <w:lang w:val="sw_KE" w:bidi="sw_KE"/>
-        </w:rPr>
-        <w:t>Daktari, Daktari wa Sheria, Damu, Damu, Mtiririko wa, Damu, Shamba la, Daudi, Dawa na Mazoezi ya Tiba, Dedani (Mtu), Dekapoli, Dhambi, Dhambi isiyosameheka, Dhamiri, Dikla, Divai, Dunia</w:t>
-      </w:r>
-      <w:r>
-        <w:rPr>
-          <w:lang w:val="sw_KE" w:bidi="sw_KE"/>
-        </w:rPr>
-      </w:r>
-    </w:p>
-    <w:p>
-      <w:pPr/>
-      <w:r>
-        <w:rPr>
-          <w:lang w:val="sw_KE" w:bidi="sw_KE"/>
-        </w:rPr>
-      </w:r>
-      <w:r>
-        <w:rPr>
           <w:lang w:val="sw_KE" w:bidi="sw_KE"/>
         </w:rPr>
         <w:t xml:space="preserve"> </w:t>
@@ -686,6 +666,565 @@
         <w:rPr>
           <w:lang w:val="sw_KE" w:bidi="sw_KE"/>
         </w:rPr>
+        <w:t>Dameski</w:t>
+      </w:r>
+      <w:r>
+        <w:rPr>
+          <w:lang w:val="sw_KE" w:bidi="sw_KE"/>
+        </w:rPr>
+      </w:r>
+    </w:p>
+    <w:p>
+      <w:pPr/>
+      <w:r>
+        <w:rPr>
+          <w:lang w:val="sw_KE" w:bidi="sw_KE"/>
+        </w:rPr>
+      </w:r>
+      <w:r>
+        <w:rPr>
+          <w:lang w:val="sw_KE" w:bidi="sw_KE"/>
+        </w:rPr>
+        <w:t>Mji wa oasis wa Siria umelindwa na milima kwa pande tatu na uko kwenye njia za biashara, takriban maili 160 (kilomita 257) kaskazini mashariki mwa Yerusalemu. Jina Dameski linaweza pia linarejelea eneo linalozunguka hadi na jimbo la kusini la Siria. Ingawa iko karibu na jangwa, wilaya hii ina utajiri wa lozi, aprikoti, pamba, kitani, nafaka, katani, mizeituni, pistachio, makomamanga, tumbaku, mashamba ya mizabibu, na milozi. Mazao haya hukua vizuri kwa sababu ardhi hutiwa maji na mito miwili: Nahr Barada, "Baridi" (Abana ya kibiblia), ambayo inapita kutoka milima ya kaskazini-magharibi kupitia bonde lenye kina hadi jiji; na Nahr el-A waj, “Iliyopinda” (Pharpar ya Biblia), ambayo inatiririka kuelekea magharibi hadi mashariki.. Pamoja, mito hii miwili inanywesha maili za mraba 400 (kilomita za mraba 643.6) za ardhi. Uzuri na umuhimu wao katika nyakati za kibiblia unaonyeshwa na maneno ya majivuno ya Naamani, mkazi wa eneo hilo, ambaye karibu akatae kuosha ukoma wake katika Yordani, kama Elisha alivyokuwa ameagiza, kwa sababu ulikuwa mto mchafu sana ukilinganishwa na Abana na Farpari (</w:t>
+      </w:r>
+      <w:hyperlink r:id="rId25">
+        <w:r>
+          <w:rPr>
+            <w:lang w:val="sw_KE" w:bidi="sw_KE"/>
+          </w:rPr>
+          <w:rPr>
+            <w:color w:val="0000EE"/>
+            <w:u w:val="single"/>
+          </w:rPr>
+          <w:t>2 Kgs 5</w:t>
+        </w:r>
+      </w:hyperlink>
+      <w:r>
+        <w:rPr>
+          <w:lang w:val="sw_KE" w:bidi="sw_KE"/>
+        </w:rPr>
+        <w:t>).</w:t>
+      </w:r>
+    </w:p>
+    <w:p>
+      <w:pPr/>
+      <w:r>
+        <w:rPr>
+          <w:lang w:val="sw_KE" w:bidi="sw_KE"/>
+        </w:rPr>
+      </w:r>
+      <w:r>
+        <w:rPr>
+          <w:lang w:val="sw_KE" w:bidi="sw_KE"/>
+        </w:rPr>
+        <w:t>Kati ya njia kadhaa za biashara zilizokutana katika eneo hilo, moja ilielekea Tiro na kisha chini ya pwani ya Mediterania, nyingine ilielekea Megido na hatimaye Nofu na Misri, na ya tatu ilielekea Ghuba ya Aqaba.</w:t>
+      </w:r>
+    </w:p>
+    <w:p>
+      <w:pPr/>
+      <w:r>
+        <w:rPr>
+          <w:lang w:val="sw_KE" w:bidi="sw_KE"/>
+        </w:rPr>
+      </w:r>
+      <w:r>
+        <w:rPr>
+          <w:lang w:val="sw_KE" w:bidi="sw_KE"/>
+        </w:rPr>
+        <w:t>Marejeleo ya kwanza ya kibiblia kuhusu Dameski (</w:t>
+      </w:r>
+      <w:hyperlink r:id="rId26">
+        <w:r>
+          <w:rPr>
+            <w:lang w:val="sw_KE" w:bidi="sw_KE"/>
+          </w:rPr>
+          <w:rPr>
+            <w:color w:val="0000EE"/>
+            <w:u w:val="single"/>
+          </w:rPr>
+          <w:t>Mwa 14:15</w:t>
+        </w:r>
+      </w:hyperlink>
+      <w:r>
+        <w:rPr>
+          <w:lang w:val="sw_KE" w:bidi="sw_KE"/>
+        </w:rPr>
+        <w:t>) yanahusu mji huo katika muktadha wa shambulio la mafanikio la Abrahamu dhidi ya muungano wa wafalme waliomteka nyara Lutu na familia yake. Biblia hairejelei tena mji huo hadi wakati wa Daudi (karibu 1000 Kabla ya Kristo (KK)).</w:t>
+      </w:r>
+    </w:p>
+    <w:p>
+      <w:pPr/>
+      <w:r>
+        <w:rPr>
+          <w:lang w:val="sw_KE" w:bidi="sw_KE"/>
+        </w:rPr>
+      </w:r>
+      <w:r>
+        <w:rPr>
+          <w:lang w:val="sw_KE" w:bidi="sw_KE"/>
+        </w:rPr>
+        <w:t>Israeli ilichukua nafasi ya kimkakati kando ya njia za biashara kati ya Mesopotamia na Misri. Ingawa katika wakati wa Yoshua na Waamuzi Israeli ilikuwa na migogoro na majirani wake wa karibu, Waamori, Wamoabu, Wafilisti, Waamoni, na Wamidiani, kulikuwa na upinzani mdogo kutoka Siria.</w:t>
+      </w:r>
+    </w:p>
+    <w:p>
+      <w:pPr/>
+      <w:r>
+        <w:rPr>
+          <w:lang w:val="sw_KE" w:bidi="sw_KE"/>
+        </w:rPr>
+      </w:r>
+      <w:r>
+        <w:rPr>
+          <w:lang w:val="sw_KE" w:bidi="sw_KE"/>
+        </w:rPr>
+        <w:t>Wakati wa Sauli, Soba, ufalme wa Waaramu kaskazini mwa Dameski, ulikuwa ukitishia Waisraeli. Inawezekana Dameski ilikuwa na muungano na Soba wakati huu, na Waisraeli walipigana vita vya kujihami (</w:t>
+      </w:r>
+      <w:hyperlink r:id="rId27">
+        <w:r>
+          <w:rPr>
+            <w:lang w:val="sw_KE" w:bidi="sw_KE"/>
+          </w:rPr>
+          <w:rPr>
+            <w:color w:val="0000EE"/>
+            <w:u w:val="single"/>
+          </w:rPr>
+          <w:t>1 Samweli 14:47</w:t>
+        </w:r>
+      </w:hyperlink>
+      <w:r>
+        <w:rPr>
+          <w:lang w:val="sw_KE" w:bidi="sw_KE"/>
+        </w:rPr>
+        <w:t>). Daudi baadaye alimshinda Hadadezeri wa Soba na kupata udhibiti wa kusini mwa Siria na Dameski, ambako aliweka kambi ya majeshi yake. Vikosi vya Daudi chini ya Yoabu viliendelea kufanikiwa, na kodi ilitumwa kutoka Dameski kwenda Israeli. Mmoja wa maafisa wa Hadadezeri, Rezoni, alikimbia na kuunda kikundi cha wapiganaji katika eneo la Dameski. Baadaye, katika utawala wa Solomoni, alidhoofisha udhibiti wa kiuchumi wa Waisraeli katika eneo hilo na kujitangaza mfalme huko Dameski karibu mwaka wa 940 KK (</w:t>
+      </w:r>
+      <w:hyperlink r:id="rId28">
+        <w:r>
+          <w:rPr>
+            <w:lang w:val="sw_KE" w:bidi="sw_KE"/>
+          </w:rPr>
+          <w:rPr>
+            <w:color w:val="0000EE"/>
+            <w:u w:val="single"/>
+          </w:rPr>
+          <w:t>1 Wafalme 11:23–25</w:t>
+        </w:r>
+      </w:hyperlink>
+      <w:r>
+        <w:rPr>
+          <w:lang w:val="sw_KE" w:bidi="sw_KE"/>
+        </w:rPr>
+        <w:t>).</w:t>
+      </w:r>
+    </w:p>
+    <w:p>
+      <w:pPr/>
+      <w:r>
+        <w:rPr>
+          <w:lang w:val="sw_KE" w:bidi="sw_KE"/>
+        </w:rPr>
+      </w:r>
+      <w:r>
+        <w:rPr>
+          <w:lang w:val="sw_KE" w:bidi="sw_KE"/>
+        </w:rPr>
+        <w:t>Katika utawala wa Ben-hadadi I, takriban 883–843 KK, wanajeshi kutoka Dameski walizingira Samaria na kutuma masharti ya busara kwa Ahabu, ambayo yalipokelewa haraka. Dameski ilikuwa katika kilele cha nguvu zake wakati Ben-hadadi alipokuwa akifanya kampeni kwa mafanikio dhidi ya Waashuri. Wakati huu, Yehoramu, mwana wa Ahabu, alipokuwa mfalme wa Israeli, Naamani mwenye ukoma, kapteni wa Siria, aliponywa na nabii Elisha alipokubali kwa unyenyekevu tiba iliyowekwa.</w:t>
+      </w:r>
+    </w:p>
+    <w:p>
+      <w:pPr/>
+      <w:r>
+        <w:rPr>
+          <w:lang w:val="sw_KE" w:bidi="sw_KE"/>
+        </w:rPr>
+      </w:r>
+      <w:r>
+        <w:rPr>
+          <w:lang w:val="sw_KE" w:bidi="sw_KE"/>
+        </w:rPr>
+        <w:t>Mkakati wa kushinda ufalme kwa kumuua mfalme ulikuwa umefanikiwa kwa Ben-Hadadi katika vita vyake na Ahabu, na aliendelea kufuata sera hiyo hiyo. Muda mfupi baadaye, katika jitihada zaidi za kuteka Samaria, alituma vikosi vya mauaji kumuua Yehoramu au nabii Elisha. Bwana alihifadhi maisha ya wale waliokuwa wakifuatwa, na Msiria alishambulia bila mafanikio. Miaka kadhaa baadaye, Elisha, ambaye alikuwa amepata heshima ya Wasiria, aliingia Dameski kwa ujasiri na kutangaza kwamba ugonjwa wa Ben-hadadi haukuwa mbaya lakini kifo chake kilikuwa karibu. Ben-hadadi aliuawa baadaye na Hazaeli, ambaye alichukua nafasi yake. Ingawa Dameski alishindwa vibaya na Ashuru karibu mwaka wa 838 KK, Hazaeli alijipanga upya haraka, na kufikia mwaka wa 830 KK utabiri mwingine wa Elisha ulitimia. Wanajeshi wa Damascene kisha walidhibiti maeneo makubwa ya eneo la Palestina, na hazina ya hekalu ilitumika kuwahonga Wasiria na kuokoa Yerusalemu (</w:t>
+      </w:r>
+      <w:hyperlink r:id="rId29">
+        <w:r>
+          <w:rPr>
+            <w:lang w:val="sw_KE" w:bidi="sw_KE"/>
+          </w:rPr>
+          <w:rPr>
+            <w:color w:val="0000EE"/>
+            <w:u w:val="single"/>
+          </w:rPr>
+          <w:t>2 Fal 12:17–18</w:t>
+        </w:r>
+      </w:hyperlink>
+      <w:r>
+        <w:rPr>
+          <w:lang w:val="sw_KE" w:bidi="sw_KE"/>
+        </w:rPr>
+        <w:t>).</w:t>
+      </w:r>
+    </w:p>
+    <w:p>
+      <w:pPr/>
+      <w:r>
+        <w:rPr>
+          <w:lang w:val="sw_KE" w:bidi="sw_KE"/>
+        </w:rPr>
+      </w:r>
+      <w:r>
+        <w:rPr>
+          <w:lang w:val="sw_KE" w:bidi="sw_KE"/>
+        </w:rPr>
+        <w:t>Alipopanga kuendelea na utawala wa Israeli, Ben-hadadi II alijikuta akilazimika kukabiliana na mashambulizi ya mara kwa mara kutoka kwa Ashuru. Mnamo 803 KK, Dameski ikawa mtoaji ushuru wa Ashuru, lakini majeshi ya kaskazini hayakuweza kushikilia eneo hilo. Baada ya kampeni nyingine ambapo Ashuru ilithibitisha tena nguvu zake, Dameski aliyedhoofika hakuweza kuzuia uasi wa Israeli mnamo 795 KK. Kufikia wakati wa Yeroboamu II, watu wa Dameski walilazimika kulipa ushuru kwa Samaria (</w:t>
+      </w:r>
+      <w:hyperlink r:id="rId30">
+        <w:r>
+          <w:rPr>
+            <w:lang w:val="sw_KE" w:bidi="sw_KE"/>
+          </w:rPr>
+          <w:rPr>
+            <w:color w:val="0000EE"/>
+            <w:u w:val="single"/>
+          </w:rPr>
+          <w:t>2 Fal 14:28</w:t>
+        </w:r>
+      </w:hyperlink>
+      <w:r>
+        <w:rPr>
+          <w:lang w:val="sw_KE" w:bidi="sw_KE"/>
+        </w:rPr>
+        <w:t>).</w:t>
+      </w:r>
+    </w:p>
+    <w:p>
+      <w:pPr/>
+      <w:r>
+        <w:rPr>
+          <w:lang w:val="sw_KE" w:bidi="sw_KE"/>
+        </w:rPr>
+      </w:r>
+      <w:r>
+        <w:rPr>
+          <w:lang w:val="sw_KE" w:bidi="sw_KE"/>
+        </w:rPr>
+        <w:t>Mnamo mwaka wa 738 KK, Wasiria, wakiongozwa na kiongozi wao mpya Resini, waliungana na Peka, mfalme wa Israeli, ili kushambulia Yuda. Ingawa waliteka maeneo mengi, hawakufanikiwa kuzingira Yerusalemu (</w:t>
+      </w:r>
+      <w:hyperlink r:id="rId31">
+        <w:r>
+          <w:rPr>
+            <w:lang w:val="sw_KE" w:bidi="sw_KE"/>
+          </w:rPr>
+          <w:rPr>
+            <w:color w:val="0000EE"/>
+            <w:u w:val="single"/>
+          </w:rPr>
+          <w:t>2 Fal 16:5–6</w:t>
+        </w:r>
+      </w:hyperlink>
+      <w:r>
+        <w:rPr>
+          <w:lang w:val="sw_KE" w:bidi="sw_KE"/>
+        </w:rPr>
+        <w:t xml:space="preserve">; </w:t>
+      </w:r>
+      <w:hyperlink r:id="rId32">
+        <w:r>
+          <w:rPr>
+            <w:lang w:val="sw_KE" w:bidi="sw_KE"/>
+          </w:rPr>
+          <w:rPr>
+            <w:color w:val="0000EE"/>
+            <w:u w:val="single"/>
+          </w:rPr>
+          <w:t>2 Mambo ya Nyakati 28:5</w:t>
+        </w:r>
+      </w:hyperlink>
+      <w:r>
+        <w:rPr>
+          <w:lang w:val="sw_KE" w:bidi="sw_KE"/>
+        </w:rPr>
+        <w:t>). Katika kipindi hiki cha mafanikio ya Dameski, maangamizi ya mji huo yalitabiriwa na Isaya (</w:t>
+      </w:r>
+      <w:hyperlink r:id="rId33">
+        <w:r>
+          <w:rPr>
+            <w:lang w:val="sw_KE" w:bidi="sw_KE"/>
+          </w:rPr>
+          <w:rPr>
+            <w:color w:val="0000EE"/>
+            <w:u w:val="single"/>
+          </w:rPr>
+          <w:t>Isaya 8:4</w:t>
+        </w:r>
+      </w:hyperlink>
+      <w:r>
+        <w:rPr>
+          <w:lang w:val="sw_KE" w:bidi="sw_KE"/>
+        </w:rPr>
+        <w:t xml:space="preserve">; </w:t>
+      </w:r>
+      <w:hyperlink r:id="rId34">
+        <w:r>
+          <w:rPr>
+            <w:lang w:val="sw_KE" w:bidi="sw_KE"/>
+          </w:rPr>
+          <w:rPr>
+            <w:color w:val="0000EE"/>
+            <w:u w:val="single"/>
+          </w:rPr>
+          <w:t>17:1</w:t>
+        </w:r>
+      </w:hyperlink>
+      <w:r>
+        <w:rPr>
+          <w:lang w:val="sw_KE" w:bidi="sw_KE"/>
+        </w:rPr>
+        <w:t>), Amosi (</w:t>
+      </w:r>
+      <w:hyperlink r:id="rId35">
+        <w:r>
+          <w:rPr>
+            <w:lang w:val="sw_KE" w:bidi="sw_KE"/>
+          </w:rPr>
+          <w:rPr>
+            <w:color w:val="0000EE"/>
+            <w:u w:val="single"/>
+          </w:rPr>
+          <w:t>Amosi 1:3–5</w:t>
+        </w:r>
+      </w:hyperlink>
+      <w:r>
+        <w:rPr>
+          <w:lang w:val="sw_KE" w:bidi="sw_KE"/>
+        </w:rPr>
+        <w:t>), na Yeremia (</w:t>
+      </w:r>
+      <w:hyperlink r:id="rId36">
+        <w:r>
+          <w:rPr>
+            <w:lang w:val="sw_KE" w:bidi="sw_KE"/>
+          </w:rPr>
+          <w:rPr>
+            <w:color w:val="0000EE"/>
+            <w:u w:val="single"/>
+          </w:rPr>
+          <w:t>Yeremia 49:23–27</w:t>
+        </w:r>
+      </w:hyperlink>
+      <w:r>
+        <w:rPr>
+          <w:lang w:val="sw_KE" w:bidi="sw_KE"/>
+        </w:rPr>
+        <w:t>). Ahazi wa Yuda, akimkataa Mungu, alitafuta ushirikiano na Waashuri kwa ajili ya ulinzi, akiwahonga kwa hazina ya hekalu. Mfalme wa Ashuru Tiglath-pileseri III (“Pulu”) alikubali na kusonga mbele dhidi ya muungano wa Wasiria na Israeli. Baada ya kuwashinda Israeli, alishambulia Dameski, akaipora mji, akawafukuza watu, na kuwaleta wageni kutoka nchi nyingine zilizotekwa kuchukuwa nafasi yao. Dameski haikuwa tena mji huru.</w:t>
+      </w:r>
+    </w:p>
+    <w:p>
+      <w:pPr/>
+      <w:r>
+        <w:rPr>
+          <w:lang w:val="sw_KE" w:bidi="sw_KE"/>
+        </w:rPr>
+      </w:r>
+      <w:r>
+        <w:rPr>
+          <w:lang w:val="sw_KE" w:bidi="sw_KE"/>
+        </w:rPr>
+        <w:t>Kutokana na eneo lake muhimu, Dameski ilibaki kuwa na umuhimu, na Waashuri walitumia mji huo kama mji mkuu wa mkoa. Rekodi zao zinautaja mnamo 727, 720, na 694 KK, pamoja na katika siku za Ashurbanipal (669–663 KK). Utawala wa dunia wa Waashuri uliporomoka na nafasi yake kuchukuliwa na ule wa Neo-Babuloni, ambao baadaye ulibadilishwa na ule wa Medo-Uajemi. Wakati wa kipindi cha udhibiti wa Waajemi, Dameski ilikuwa kituo cha utawala kinachojulikana. Chini ya utawala wa Iskanda Mkuu, umuhimu wa Dameski ulipungua kutokana na kuongezeka kwa umuhimu wa kibiashara wa Antiokia.</w:t>
+      </w:r>
+    </w:p>
+    <w:p>
+      <w:pPr/>
+      <w:r>
+        <w:rPr>
+          <w:lang w:val="sw_KE" w:bidi="sw_KE"/>
+        </w:rPr>
+      </w:r>
+      <w:r>
+        <w:rPr>
+          <w:lang w:val="sw_KE" w:bidi="sw_KE"/>
+        </w:rPr>
+        <w:t>Katika nyakati za kati ya Agano, Dameski ilihama kutoka kwa mtawala mmoja hadi mwingine. Baada ya kifo cha Iskanda, mji huo ulidhibitiwa na Waptolemaio wa Misri na Waseleuki wa Babuloni. Kiasi fulani kabla ya mwaka 100 KK, Siria iligawanywa, na Dameski ikawa mji mkuu wa Coele-Siria. Wafalme wake wasio wa Siria walikabiliwa na matatizo ya ndani na ya kiuchumi, pamoja na changamoto za nje kutoka kwa Waparathia, Wahasmonea, na Wanabatea, ambao chini ya Areta walidhibiti Dameski kutoka 84 hadi 72 KK. Baadaye, mamlaka ilihamia kwa Wahasmonea, wazao wa Wamakabayo, na kisha Waidumea (Waherodi). Eneo hilo lilitawaliwa na Warumi baada ya kushindwa kwa Siria na Warumi mwaka 65 KK.</w:t>
+      </w:r>
+    </w:p>
+    <w:p>
+      <w:pPr/>
+      <w:r>
+        <w:rPr>
+          <w:lang w:val="sw_KE" w:bidi="sw_KE"/>
+        </w:rPr>
+      </w:r>
+      <w:r>
+        <w:rPr>
+          <w:lang w:val="sw_KE" w:bidi="sw_KE"/>
+        </w:rPr>
+        <w:t>Muda mfupi baada ya kifo cha Kristo, Wanabatea walirejesha udhibiti wa eneo hilo, wakitawala Dameski kutoka Petra kupitia kwa ethnarch. Eneo hilo lilikuwa chini ya udhibiti wa kiongozi wa Waarabu, labda Areta IV, wakati Sauli (wa Tarso) alipotafuta mamlaka ya Kiyahudi ili kuwaondoa Wakristo wa Dameski (</w:t>
+      </w:r>
+      <w:hyperlink r:id="rId37">
+        <w:r>
+          <w:rPr>
+            <w:lang w:val="sw_KE" w:bidi="sw_KE"/>
+          </w:rPr>
+          <w:rPr>
+            <w:color w:val="0000EE"/>
+            <w:u w:val="single"/>
+          </w:rPr>
+          <w:t>2 Kor 11:32</w:t>
+        </w:r>
+      </w:hyperlink>
+      <w:r>
+        <w:rPr>
+          <w:lang w:val="sw_KE" w:bidi="sw_KE"/>
+        </w:rPr>
+        <w:t xml:space="preserve">). Ripoti ya Luka katika </w:t>
+      </w:r>
+      <w:hyperlink r:id="rId38">
+        <w:r>
+          <w:rPr>
+            <w:lang w:val="sw_KE" w:bidi="sw_KE"/>
+          </w:rPr>
+          <w:rPr>
+            <w:color w:val="0000EE"/>
+            <w:u w:val="single"/>
+          </w:rPr>
+          <w:t>Matendo 9</w:t>
+        </w:r>
+      </w:hyperlink>
+      <w:r>
+        <w:rPr>
+          <w:lang w:val="sw_KE" w:bidi="sw_KE"/>
+        </w:rPr>
+        <w:t>, iliyothibitishwa na ungamo la Paulo mwenyewe (</w:t>
+      </w:r>
+      <w:hyperlink r:id="rId39">
+        <w:r>
+          <w:rPr>
+            <w:lang w:val="sw_KE" w:bidi="sw_KE"/>
+          </w:rPr>
+          <w:rPr>
+            <w:color w:val="0000EE"/>
+            <w:u w:val="single"/>
+          </w:rPr>
+          <w:t>Matendo 22:5–21</w:t>
+        </w:r>
+      </w:hyperlink>
+      <w:r>
+        <w:rPr>
+          <w:lang w:val="sw_KE" w:bidi="sw_KE"/>
+        </w:rPr>
+        <w:t xml:space="preserve">; </w:t>
+      </w:r>
+      <w:hyperlink r:id="rId40">
+        <w:r>
+          <w:rPr>
+            <w:lang w:val="sw_KE" w:bidi="sw_KE"/>
+          </w:rPr>
+          <w:rPr>
+            <w:color w:val="0000EE"/>
+            <w:u w:val="single"/>
+          </w:rPr>
+          <w:t>26:11–23</w:t>
+        </w:r>
+      </w:hyperlink>
+      <w:r>
+        <w:rPr>
+          <w:lang w:val="sw_KE" w:bidi="sw_KE"/>
+        </w:rPr>
+        <w:t>), inahusisha maono ya Sauli, upofu, na uongofu wake wa baadaye njiani kuelekea Dameski. Hii inaweza kuwa karibu na mahali ambapo askari wa Siria walipofushwa walipokuwa wakipanga kumuua Elisha (</w:t>
+      </w:r>
+      <w:hyperlink r:id="rId41">
+        <w:r>
+          <w:rPr>
+            <w:lang w:val="sw_KE" w:bidi="sw_KE"/>
+          </w:rPr>
+          <w:rPr>
+            <w:color w:val="0000EE"/>
+            <w:u w:val="single"/>
+          </w:rPr>
+          <w:t>2 Fal 6:18–23</w:t>
+        </w:r>
+      </w:hyperlink>
+      <w:r>
+        <w:rPr>
+          <w:lang w:val="sw_KE" w:bidi="sw_KE"/>
+        </w:rPr>
+        <w:t xml:space="preserve">). Baada ya Sauli kurejeshewa kuona kwake katika nyumba kwenye barabara iitwayo "Straight," alihubiri Ukristo. Inaonekana ghasia katika sehemu ya Kiyahudi kuhusu mahubiri yake ilikuwa kubwa sana kiasi kwamba ethnarch alikuwa tayari kuidhinisha mauaji ya Sauli na Wayahudi waorthodoksi. </w:t>
+      </w:r>
+      <w:hyperlink r:id="rId42">
+        <w:r>
+          <w:rPr>
+            <w:lang w:val="sw_KE" w:bidi="sw_KE"/>
+          </w:rPr>
+          <w:rPr>
+            <w:color w:val="0000EE"/>
+            <w:u w:val="single"/>
+          </w:rPr>
+          <w:t>Matendo 9:23–25</w:t>
+        </w:r>
+      </w:hyperlink>
+      <w:r>
+        <w:rPr>
+          <w:lang w:val="sw_KE" w:bidi="sw_KE"/>
+        </w:rPr>
+        <w:t xml:space="preserve"> inaelezea kutoroka kwake kwenda Yerusalemu. Dameski haitajwi tena katika historia ya kibiblia.</w:t>
+      </w:r>
+    </w:p>
+    <w:p>
+      <w:pPr/>
+      <w:r>
+        <w:rPr>
+          <w:lang w:val="sw_KE" w:bidi="sw_KE"/>
+        </w:rPr>
+      </w:r>
+      <w:r>
+        <w:rPr>
+          <w:i/>
+          <w:lang w:val="sw_KE" w:bidi="sw_KE"/>
+        </w:rPr>
+        <w:t>Tazama pia</w:t>
+      </w:r>
+      <w:r>
+        <w:rPr>
+          <w:lang w:val="sw_KE" w:bidi="sw_KE"/>
+        </w:rPr>
+        <w:t xml:space="preserve"> </w:t>
+      </w:r>
+      <w:r>
+        <w:rPr>
+          <w:lang w:val="sw_KE" w:bidi="sw_KE"/>
+        </w:rPr>
+        <w:t>Siria, na Wasiria</w:t>
+      </w:r>
+      <w:r>
+        <w:rPr>
+          <w:lang w:val="sw_KE" w:bidi="sw_KE"/>
+        </w:rPr>
+        <w:t>.</w:t>
+      </w:r>
+      <w:r>
+        <w:rPr>
+          <w:lang w:val="sw_KE" w:bidi="sw_KE"/>
+        </w:rPr>
+      </w:r>
+      <w:r>
+        <w:rPr>
+          <w:lang w:val="sw_KE" w:bidi="sw_KE"/>
+        </w:rPr>
+      </w:r>
+    </w:p>
+    <w:p>
+      <w:pPr/>
+      <w:r>
+        <w:rPr>
+          <w:lang w:val="sw_KE" w:bidi="sw_KE"/>
+        </w:rPr>
+      </w:r>
+    </w:p>
+    <w:p>
+      <w:pPr>
+        <w:pStyle w:val="Heading2"/>
+      </w:pPr>
+      <w:r>
+        <w:rPr>
+          <w:lang w:val="sw_KE" w:bidi="sw_KE"/>
+        </w:rPr>
         <w:t>Damu</w:t>
       </w:r>
       <w:r>
@@ -721,7 +1260,7 @@
         </w:rPr>
         <w:t>Kwenye Biblia, neno "damu" lina maana kadhaa zaidi ya ufafanuzi wake wa kimwili. Wakati mwingine, linaelezea rangi nyekundu: “Jua litageuka kuwa giza, na mwezi kuwa damu” (</w:t>
       </w:r>
-      <w:hyperlink r:id="rId25">
+      <w:hyperlink r:id="rId43">
         <w:r>
           <w:rPr>
             <w:lang w:val="sw_KE" w:bidi="sw_KE"/>
@@ -739,7 +1278,7 @@
         </w:rPr>
         <w:t xml:space="preserve">). Pia linaweza kumaanisha divai, kama ilivyo katika </w:t>
       </w:r>
-      <w:hyperlink r:id="rId26">
+      <w:hyperlink r:id="rId44">
         <w:r>
           <w:rPr>
             <w:lang w:val="sw_KE" w:bidi="sw_KE"/>
@@ -771,7 +1310,7 @@
         </w:rPr>
         <w:t>Wakati Biblia inapotumia kifungu "mwili na damu," inamaanisha wanadamu wa kawaida. Kwa mfano, Yesu alipomwambia Petro kwamba "hii haikufunuliwa kwako na mwili na damu, bali na Baba Yangu aliye mbinguni," alimaanisha kwamba hakuna mtu wa kawaida aliyemwambia Petro (</w:t>
       </w:r>
-      <w:hyperlink r:id="rId27">
+      <w:hyperlink r:id="rId45">
         <w:r>
           <w:rPr>
             <w:lang w:val="sw_KE" w:bidi="sw_KE"/>
@@ -789,7 +1328,7 @@
         </w:rPr>
         <w:t xml:space="preserve">; tazama pia </w:t>
       </w:r>
-      <w:hyperlink r:id="rId28">
+      <w:hyperlink r:id="rId46">
         <w:r>
           <w:rPr>
             <w:lang w:val="sw_KE" w:bidi="sw_KE"/>
@@ -807,7 +1346,7 @@
         </w:rPr>
         <w:t xml:space="preserve">; </w:t>
       </w:r>
-      <w:hyperlink r:id="rId29">
+      <w:hyperlink r:id="rId47">
         <w:r>
           <w:rPr>
             <w:lang w:val="sw_KE" w:bidi="sw_KE"/>
@@ -825,7 +1364,7 @@
         </w:rPr>
         <w:t xml:space="preserve">; </w:t>
       </w:r>
-      <w:hyperlink r:id="rId30">
+      <w:hyperlink r:id="rId48">
         <w:r>
           <w:rPr>
             <w:lang w:val="sw_KE" w:bidi="sw_KE"/>
@@ -843,7 +1382,7 @@
         </w:rPr>
         <w:t>). Ufunuo huo ulitoka kwa Mungu. Baada ya kumsaliti Yesu, Yuda alitambua kwamba alikuwa "ametenda dhambi kwa kumsaliti damu isiyo na hatia" (</w:t>
       </w:r>
-      <w:hyperlink r:id="rId31">
+      <w:hyperlink r:id="rId49">
         <w:r>
           <w:rPr>
             <w:lang w:val="sw_KE" w:bidi="sw_KE"/>
@@ -886,7 +1425,7 @@
         </w:rPr>
         <w:t xml:space="preserve">“Damu” pia inatumika kumaanisha kumwaga damu, kama katika mauaji. </w:t>
       </w:r>
-      <w:hyperlink r:id="rId32">
+      <w:hyperlink r:id="rId50">
         <w:r>
           <w:rPr>
             <w:lang w:val="sw_KE" w:bidi="sw_KE"/>
@@ -904,7 +1443,7 @@
         </w:rPr>
         <w:t xml:space="preserve"> inazungumzia “Mlipiza kisasi cha umwagaji damu.” </w:t>
       </w:r>
-      <w:hyperlink r:id="rId33">
+      <w:hyperlink r:id="rId51">
         <w:r>
           <w:rPr>
             <w:lang w:val="sw_KE" w:bidi="sw_KE"/>
@@ -922,7 +1461,7 @@
         </w:rPr>
         <w:t xml:space="preserve"> inarejelea ndugu waliomficha Yosefu damu yake, ikimaanisha kumuua. Kuwa “na hatia ya damu” kunamaanisha kuwa na hatia ya mauaji (</w:t>
       </w:r>
-      <w:hyperlink r:id="rId34">
+      <w:hyperlink r:id="rId52">
         <w:r>
           <w:rPr>
             <w:lang w:val="sw_KE" w:bidi="sw_KE"/>
@@ -940,7 +1479,7 @@
         </w:rPr>
         <w:t>). Kabla Yesu hajasalitiwa, Pilato alisema, “Mimi sina hatia ya damu ya mtu huyu" (</w:t>
       </w:r>
-      <w:hyperlink r:id="rId35">
+      <w:hyperlink r:id="rId53">
         <w:r>
           <w:rPr>
             <w:lang w:val="sw_KE" w:bidi="sw_KE"/>
@@ -990,7 +1529,7 @@
         </w:rPr>
         <w:t>“Lakini hupaswi kula nyama ikiwa bado ina damu ndani yake” (</w:t>
       </w:r>
-      <w:hyperlink r:id="rId36">
+      <w:hyperlink r:id="rId54">
         <w:r>
           <w:rPr>
             <w:lang w:val="sw_KE" w:bidi="sw_KE"/>
@@ -1026,7 +1565,7 @@
         </w:rPr>
         <w:t>“Kwa maana uhai wa mwili unapatikana katika damu" (</w:t>
       </w:r>
-      <w:hyperlink r:id="rId37">
+      <w:hyperlink r:id="rId55">
         <w:r>
           <w:rPr>
             <w:lang w:val="sw_KE" w:bidi="sw_KE"/>
@@ -1062,7 +1601,7 @@
         </w:rPr>
         <w:t>“Hakika usile damu, kwa sababu damu ni uhai” (</w:t>
       </w:r>
-      <w:hyperlink r:id="rId38">
+      <w:hyperlink r:id="rId56">
         <w:r>
           <w:rPr>
             <w:lang w:val="sw_KE" w:bidi="sw_KE"/>
@@ -1094,7 +1633,7 @@
         </w:rPr>
         <w:t xml:space="preserve">Mungu huumba maisha yote, kwa hivyo kumwaga damu ni jambo zito. Damu ni takatifu, ndiyo sababu imekatazwa kula (tazama </w:t>
       </w:r>
-      <w:hyperlink r:id="rId39">
+      <w:hyperlink r:id="rId57">
         <w:r>
           <w:rPr>
             <w:lang w:val="sw_KE" w:bidi="sw_KE"/>
@@ -1137,7 +1676,7 @@
         </w:rPr>
         <w:t>Damu ilikuwa muhimu sana katika dhabihu za kidini kwa sababu iliwakilisha uhai. Katika Siku ya Upatanisho, makuhani walimwaga damu ya fahali na mbuzi kwenye madhabahu (</w:t>
       </w:r>
-      <w:hyperlink r:id="rId40">
+      <w:hyperlink r:id="rId58">
         <w:r>
           <w:rPr>
             <w:lang w:val="sw_KE" w:bidi="sw_KE"/>
@@ -1155,7 +1694,7 @@
         </w:rPr>
         <w:t>). Damu (uhai) ilimwagwa wakati wa kifo. Uhai wa mnyama ulitolewa kwa ajili ya uhai wa watu. Dhambi za watu zilihamishiwa kwa mnyama kupitia dhabihu, na hukumu kamili na upatanisho sasa zingeweza kufanyika. Wazo hili la uhamisho pia linaonyeshwa na mbuzi wa azazeli katika sherehe hiyo hiyo (</w:t>
       </w:r>
-      <w:hyperlink r:id="rId41">
+      <w:hyperlink r:id="rId59">
         <w:r>
           <w:rPr>
             <w:lang w:val="sw_KE" w:bidi="sw_KE"/>
@@ -1173,7 +1712,7 @@
         </w:rPr>
         <w:t>). Katika Pasaka ya kwanza, damu ilikuwa na maana sawa (</w:t>
       </w:r>
-      <w:hyperlink r:id="rId42">
+      <w:hyperlink r:id="rId60">
         <w:r>
           <w:rPr>
             <w:lang w:val="sw_KE" w:bidi="sw_KE"/>
@@ -1205,7 +1744,7 @@
         </w:rPr>
         <w:t xml:space="preserve">Damu pia inakuwa sadaka bora kwa Mungu. Katika </w:t>
       </w:r>
-      <w:hyperlink r:id="rId43">
+      <w:hyperlink r:id="rId61">
         <w:r>
           <w:rPr>
             <w:lang w:val="sw_KE" w:bidi="sw_KE"/>
@@ -1223,7 +1762,7 @@
         </w:rPr>
         <w:t>, baada ya watu kukubaliana na agano, Mose alimimina nusu ya damu ya sadaka juu ya madhabahu na iliyobaki juu yao. Alifanya hivi akisema, “Hii ni damu ya agano ambalo BWANA amefanya nanyi kulingana na maneno haya yote” (</w:t>
       </w:r>
-      <w:hyperlink r:id="rId44">
+      <w:hyperlink r:id="rId62">
         <w:r>
           <w:rPr>
             <w:lang w:val="sw_KE" w:bidi="sw_KE"/>
@@ -1384,7 +1923,7 @@
         </w:rPr>
         <w:t xml:space="preserve">Kwenye Agano Jipya, mbali na marejeo ya masuala ya kiafya (kwa mfano, </w:t>
       </w:r>
-      <w:hyperlink r:id="rId45">
+      <w:hyperlink r:id="rId63">
         <w:r>
           <w:rPr>
             <w:lang w:val="sw_KE" w:bidi="sw_KE"/>
@@ -1402,7 +1941,7 @@
         </w:rPr>
         <w:t xml:space="preserve">) na mauaji (kwa mfano, </w:t>
       </w:r>
-      <w:hyperlink r:id="rId46">
+      <w:hyperlink r:id="rId64">
         <w:r>
           <w:rPr>
             <w:lang w:val="sw_KE" w:bidi="sw_KE"/>
@@ -1420,7 +1959,7 @@
         </w:rPr>
         <w:t>), lengo kuu ni damu ya Kristo. Hii inarejelea mawazo ya Agano la Kale. Injili za sinoptiki (Mathayo, Marko, na Luka) zinasema kwamba kwenye Karamu ya Mwisho, Yesu alizungumzia damu yake kama agano jipya (</w:t>
       </w:r>
-      <w:hyperlink r:id="rId47">
+      <w:hyperlink r:id="rId65">
         <w:r>
           <w:rPr>
             <w:lang w:val="sw_KE" w:bidi="sw_KE"/>
@@ -1438,7 +1977,7 @@
         </w:rPr>
         <w:t xml:space="preserve">; </w:t>
       </w:r>
-      <w:hyperlink r:id="rId48">
+      <w:hyperlink r:id="rId66">
         <w:r>
           <w:rPr>
             <w:lang w:val="sw_KE" w:bidi="sw_KE"/>
@@ -1456,7 +1995,7 @@
         </w:rPr>
         <w:t xml:space="preserve">; </w:t>
       </w:r>
-      <w:hyperlink r:id="rId49">
+      <w:hyperlink r:id="rId67">
         <w:r>
           <w:rPr>
             <w:lang w:val="sw_KE" w:bidi="sw_KE"/>
@@ -1474,7 +2013,7 @@
         </w:rPr>
         <w:t>). Hii inaonyesha kwamba kifo chake kilikuwa dhabihu. Yesu anaonyesha kwamba kifo chake kilikuwa na maana ya ukombozi. Injili ya Yohana inashiriki wazo hili lakini inaelezea kwa maneno tofauti: “Msipokula mwili na kunywa damu ya Mwana wa Mtu, hamna uzima ndani yenu” (</w:t>
       </w:r>
-      <w:hyperlink r:id="rId50">
+      <w:hyperlink r:id="rId68">
         <w:r>
           <w:rPr>
             <w:lang w:val="sw_KE" w:bidi="sw_KE"/>
@@ -1492,7 +2031,7 @@
         </w:rPr>
         <w:t xml:space="preserve">). Waumini wanashiriki katika kifo na ufufuo wa Yesu kupitia imani (tazama pia </w:t>
       </w:r>
-      <w:hyperlink r:id="rId51">
+      <w:hyperlink r:id="rId69">
         <w:r>
           <w:rPr>
             <w:lang w:val="sw_KE" w:bidi="sw_KE"/>
@@ -1524,7 +2063,7 @@
         </w:rPr>
         <w:t>Barua za Paulo pia zinaunganisha damu na kifo cha Kristo. Alipotumia maneno "damu" au "msalaba," alikuwa akizungumzia kifo cha Yesu na jinsi kinavyowaokoa watu. Kwa mfano, aliandika kwamba "damu ya Yesu kwenye msalaba" ilileta amani (</w:t>
       </w:r>
-      <w:hyperlink r:id="rId52">
+      <w:hyperlink r:id="rId70">
         <w:r>
           <w:rPr>
             <w:lang w:val="sw_KE" w:bidi="sw_KE"/>
@@ -1542,7 +2081,7 @@
         </w:rPr>
         <w:t>). Pia aliandika kwamba watu ambao hapo awali walikuwa mbali na Mungu "wameletwa karibu kupitia damu ya Yesu Kristo" (</w:t>
       </w:r>
-      <w:hyperlink r:id="rId53">
+      <w:hyperlink r:id="rId71">
         <w:r>
           <w:rPr>
             <w:lang w:val="sw_KE" w:bidi="sw_KE"/>
@@ -1574,7 +2113,7 @@
         </w:rPr>
         <w:t>Paulo alikuwa akifikiria kuhusu dhabihu ya Siku ya Upatanisho aliposema kwamba Mungu alimfanya Kristo kuwa dhabihu ya upatanisho (akifanya mambo kuwa sawa kati ya watu na Mungu) kwa damu yake (</w:t>
       </w:r>
-      <w:hyperlink r:id="rId54">
+      <w:hyperlink r:id="rId72">
         <w:r>
           <w:rPr>
             <w:lang w:val="sw_KE" w:bidi="sw_KE"/>
@@ -1592,7 +2131,7 @@
         </w:rPr>
         <w:t xml:space="preserve">). Anatumia lugha ya </w:t>
       </w:r>
-      <w:hyperlink r:id="rId40">
+      <w:hyperlink r:id="rId58">
         <w:r>
           <w:rPr>
             <w:lang w:val="sw_KE" w:bidi="sw_KE"/>
@@ -1624,7 +2163,7 @@
         </w:rPr>
         <w:t xml:space="preserve">Petro pia anazungumzia "damu ya agano" (rejeleo la </w:t>
       </w:r>
-      <w:hyperlink r:id="rId43">
+      <w:hyperlink r:id="rId61">
         <w:r>
           <w:rPr>
             <w:lang w:val="sw_KE" w:bidi="sw_KE"/>
@@ -1642,7 +2181,7 @@
         </w:rPr>
         <w:t>) alipokuwa akiandika kuhusu Wakristo kunyunyiziwa damu ya Kristo (</w:t>
       </w:r>
-      <w:hyperlink r:id="rId55">
+      <w:hyperlink r:id="rId73">
         <w:r>
           <w:rPr>
             <w:lang w:val="sw_KE" w:bidi="sw_KE"/>
@@ -1660,7 +2199,7 @@
         </w:rPr>
         <w:t>). Anaahidi kwamba Wakristo wanakombolewa kwa damu ya Yesu (</w:t>
       </w:r>
-      <w:hyperlink r:id="rId56">
+      <w:hyperlink r:id="rId74">
         <w:r>
           <w:rPr>
             <w:lang w:val="sw_KE" w:bidi="sw_KE"/>
@@ -1678,7 +2217,7 @@
         </w:rPr>
         <w:t xml:space="preserve">). Anamwita Kristo "mwanakondoo asiye na doa wala kasoro," labda akifikiria kuhusu mtumishi katika </w:t>
       </w:r>
-      <w:hyperlink r:id="rId57">
+      <w:hyperlink r:id="rId75">
         <w:r>
           <w:rPr>
             <w:lang w:val="sw_KE" w:bidi="sw_KE"/>
@@ -1696,7 +2235,7 @@
         </w:rPr>
         <w:t xml:space="preserve"> au mwanakondoo wa Pasaka. Maandishi haya yote mawili yanamaanisha ukombozi. Mwandishi wa Waebrania anasema Kristo alitimiza mfumo wa dhabihu wa Agano la Kale kwa sababu kifo chake kilikuwa dhabihu kuu zaidi (</w:t>
       </w:r>
-      <w:hyperlink r:id="rId58">
+      <w:hyperlink r:id="rId76">
         <w:r>
           <w:rPr>
             <w:lang w:val="sw_KE" w:bidi="sw_KE"/>
@@ -1714,7 +2253,7 @@
         </w:rPr>
         <w:t xml:space="preserve">; </w:t>
       </w:r>
-      <w:hyperlink r:id="rId59">
+      <w:hyperlink r:id="rId77">
         <w:r>
           <w:rPr>
             <w:lang w:val="sw_KE" w:bidi="sw_KE"/>
@@ -1746,7 +2285,7 @@
         </w:rPr>
         <w:t>Marejeleo ya Agano Jipya kuhusu damu ya Kristo yanaonyesha ukombozi kamili ambao Mungu alitimiza kupitia kifo cha Mwana wake (</w:t>
       </w:r>
-      <w:hyperlink r:id="rId60">
+      <w:hyperlink r:id="rId78">
         <w:r>
           <w:rPr>
             <w:lang w:val="sw_KE" w:bidi="sw_KE"/>
@@ -1764,7 +2303,7 @@
         </w:rPr>
         <w:t>). Haki na kuhesabiwa haki (kufanywa sawa na Mungu) vyote vilitimizwa (</w:t>
       </w:r>
-      <w:hyperlink r:id="rId61">
+      <w:hyperlink r:id="rId79">
         <w:r>
           <w:rPr>
             <w:lang w:val="sw_KE" w:bidi="sw_KE"/>
@@ -1782,7 +2321,7 @@
         </w:rPr>
         <w:t>). Damu ya Kristo ni njia ya ukombozi "mara moja kwa wote" (</w:t>
       </w:r>
-      <w:hyperlink r:id="rId62">
+      <w:hyperlink r:id="rId80">
         <w:r>
           <w:rPr>
             <w:lang w:val="sw_KE" w:bidi="sw_KE"/>
@@ -1901,7 +2440,7 @@
         </w:rPr>
         <w:t xml:space="preserve">Utokaji wa sehemu za sili, kama wakati wa hedhi. </w:t>
       </w:r>
-      <w:hyperlink r:id="rId63">
+      <w:hyperlink r:id="rId81">
         <w:r>
           <w:rPr>
             <w:lang w:val="sw_KE" w:bidi="sw_KE"/>
@@ -1919,7 +2458,7 @@
         </w:rPr>
         <w:t xml:space="preserve"> inajadili sheria ambazo Mungu alimpa Mose kuhusu utokaji wa sehemu za siri. Mwanamke mwenye damu ya hedhi alichukuliwa kuwa najisi kiibada wakati wa hedhi na kwa siku saba baada ya hedhi. Akiwa najisi, hangeweza kuabudu katika hema au hekalu, wala kwenda barabarani au sokoni. Yeyote aliyemgusa au kugusa vitu vyake pia alichukuliwa kuwa najisi (</w:t>
       </w:r>
-      <w:hyperlink r:id="rId64">
+      <w:hyperlink r:id="rId82">
         <w:r>
           <w:rPr>
             <w:lang w:val="sw_KE" w:bidi="sw_KE"/>
@@ -1937,7 +2476,7 @@
         </w:rPr>
         <w:t>–</w:t>
       </w:r>
-      <w:hyperlink r:id="rId64">
+      <w:hyperlink r:id="rId82">
         <w:r>
           <w:rPr>
             <w:lang w:val="sw_KE" w:bidi="sw_KE"/>
@@ -1955,7 +2494,7 @@
         </w:rPr>
         <w:t>). Kujamiiana hakukuruhusiwa wakati mwanamke alikuwa najisi. Siku saba baada ya damu yake kukoma, mwanamke alitakiwa kutoa hua wawili au njiwa kwa kuhani kama sadaka za kutakasa wakati ambao alikuwa najisi (</w:t>
       </w:r>
-      <w:hyperlink r:id="rId65">
+      <w:hyperlink r:id="rId83">
         <w:r>
           <w:rPr>
             <w:lang w:val="sw_KE" w:bidi="sw_KE"/>
@@ -1973,7 +2512,7 @@
         </w:rPr>
         <w:t>–</w:t>
       </w:r>
-      <w:hyperlink r:id="rId65">
+      <w:hyperlink r:id="rId83">
         <w:r>
           <w:rPr>
             <w:lang w:val="sw_KE" w:bidi="sw_KE"/>
@@ -1998,7 +2537,7 @@
         </w:rPr>
         <w:t>Uponyaji wa Yesu kwa mwanamke aliyekuwa akitokwa na damu kwa miaka 12 umeandikwa katika injili tatu (</w:t>
       </w:r>
-      <w:hyperlink r:id="rId66">
+      <w:hyperlink r:id="rId84">
         <w:r>
           <w:rPr>
             <w:lang w:val="sw_KE" w:bidi="sw_KE"/>
@@ -2016,7 +2555,7 @@
         </w:rPr>
         <w:t xml:space="preserve">; </w:t>
       </w:r>
-      <w:hyperlink r:id="rId67">
+      <w:hyperlink r:id="rId85">
         <w:r>
           <w:rPr>
             <w:lang w:val="sw_KE" w:bidi="sw_KE"/>
@@ -2034,7 +2573,7 @@
         </w:rPr>
         <w:t>–</w:t>
       </w:r>
-      <w:hyperlink r:id="rId67">
+      <w:hyperlink r:id="rId85">
         <w:r>
           <w:rPr>
             <w:lang w:val="sw_KE" w:bidi="sw_KE"/>
@@ -2052,7 +2591,7 @@
         </w:rPr>
         <w:t xml:space="preserve">; </w:t>
       </w:r>
-      <w:hyperlink r:id="rId68">
+      <w:hyperlink r:id="rId86">
         <w:r>
           <w:rPr>
             <w:lang w:val="sw_KE" w:bidi="sw_KE"/>
@@ -2070,7 +2609,7 @@
         </w:rPr>
         <w:t>–</w:t>
       </w:r>
-      <w:hyperlink r:id="rId68">
+      <w:hyperlink r:id="rId86">
         <w:r>
           <w:rPr>
             <w:lang w:val="sw_KE" w:bidi="sw_KE"/>
@@ -2124,7 +2663,7 @@
         </w:rPr>
         <w:t>Kinyesi chenye damu. Baba ya Publio alipata aina fulani ya ugonjwa wa kuhara damu (</w:t>
       </w:r>
-      <w:hyperlink r:id="rId69">
+      <w:hyperlink r:id="rId87">
         <w:r>
           <w:rPr>
             <w:lang w:val="sw_KE" w:bidi="sw_KE"/>
@@ -2235,7 +2774,7 @@
         </w:rPr>
         <w:t>Jina lililotolewa kwa shamba lililonunuliwa kwa "pesa za damu" ambazo Yuda alikubali kumsaliti Yesu (</w:t>
       </w:r>
-      <w:hyperlink r:id="rId70">
+      <w:hyperlink r:id="rId88">
         <w:r>
           <w:rPr>
             <w:lang w:val="sw_KE" w:bidi="sw_KE"/>
@@ -2253,7 +2792,7 @@
         </w:rPr>
         <w:t xml:space="preserve">; </w:t>
       </w:r>
-      <w:hyperlink r:id="rId71">
+      <w:hyperlink r:id="rId89">
         <w:r>
           <w:rPr>
             <w:lang w:val="sw_KE" w:bidi="sw_KE"/>
@@ -2346,7 +2885,7 @@
         </w:rPr>
         <w:t xml:space="preserve">Vitabu viwili katika Agano la Kale vilivyorejelea kwa kina utawala wa Daudi ni 2 Samweli na 1 Mambo ya Nyakati. Miaka yake ya awali imeandikwa katika 1 Samweli, kuanzia sura ya </w:t>
       </w:r>
-      <w:hyperlink r:id="rId72">
+      <w:hyperlink r:id="rId90">
         <w:r>
           <w:rPr>
             <w:lang w:val="sw_KE" w:bidi="sw_KE"/>
@@ -2486,7 +3025,7 @@
         </w:rPr>
         <w:t>Daudi alikuwa mwana mdogo zaidi katika familia ya Yese, sehemu ya kabila la Yuda. Familia iliishi Bethlehemu, takriban maili sita (kilomita 10) kusini mwa Yerusalemu. Bibi yake mkubwa alikuwa Ruthu, kutoka nchi ya Moabu (</w:t>
       </w:r>
-      <w:hyperlink r:id="rId73">
+      <w:hyperlink r:id="rId91">
         <w:r>
           <w:rPr>
             <w:lang w:val="sw_KE" w:bidi="sw_KE"/>
@@ -2504,7 +3043,7 @@
         </w:rPr>
         <w:t>). Nasaba katika Agano la Kale na Agano Jipya zinafuatilia ukoo wa Daudi hadi Yuda, mwana wa patriaki Yakobo (</w:t>
       </w:r>
-      <w:hyperlink r:id="rId74">
+      <w:hyperlink r:id="rId92">
         <w:r>
           <w:rPr>
             <w:lang w:val="sw_KE" w:bidi="sw_KE"/>
@@ -2522,7 +3061,7 @@
         </w:rPr>
         <w:t xml:space="preserve">; </w:t>
       </w:r>
-      <w:hyperlink r:id="rId75">
+      <w:hyperlink r:id="rId93">
         <w:r>
           <w:rPr>
             <w:lang w:val="sw_KE" w:bidi="sw_KE"/>
@@ -2540,7 +3079,7 @@
         </w:rPr>
         <w:t xml:space="preserve">; </w:t>
       </w:r>
-      <w:hyperlink r:id="rId76">
+      <w:hyperlink r:id="rId94">
         <w:r>
           <w:rPr>
             <w:lang w:val="sw_KE" w:bidi="sw_KE"/>
@@ -2583,7 +3122,7 @@
         </w:rPr>
         <w:t>Machache yanajulikana kuhusu maisha ya awali ya Daudi. Akiwa mvulana, alichunga kondoo wa baba yake, akihatarisha maisha yake kuua dubu na simba waliovamia. Baadaye, Daudi alikiri hadharani msaada na nguvu za Mungu katika kulinda makundi ya Kondoo chini ya uangalizi wake (</w:t>
       </w:r>
-      <w:hyperlink r:id="rId77">
+      <w:hyperlink r:id="rId95">
         <w:r>
           <w:rPr>
             <w:lang w:val="sw_KE" w:bidi="sw_KE"/>
@@ -2629,7 +3168,7 @@
         </w:rPr>
         <w:t>Kwa familia ya Yese, Daudi alionekana kuwa asiye na umuhimu. Wakati nabii maarufu anayejulikana kitaifa, Samweli, alipotembelea nyumba ya Yese, wana wote wakubwa walikuwepo kumlaki; Daudi alikuwa akichunga kondoo. Samweli alikuwa ameagizwa na Mungu kumpaka mafuta mfalme kutoka familia ya Yese, bila kujua awali ni mwana gani wa kumpaka mafuta. Akihisi kizuizi cha kiungu wakati ndugu saba walipopita mbele yake, alifanya uchunguzi zaidi. Alipojua kwamba Yese alikuwa na mwana mwingine, Daudi aliitwa mara moja. Daudi alipakwa mafuta na Samweli na akajaliwa na Roho wa Bwana (</w:t>
       </w:r>
-      <w:hyperlink r:id="rId78">
+      <w:hyperlink r:id="rId96">
         <w:r>
           <w:rPr>
             <w:lang w:val="sw_KE" w:bidi="sw_KE"/>
@@ -2686,7 +3225,7 @@
         </w:rPr>
         <w:t>Kama kijana, Daudi pia alikuwa makini kwa Mungu. Alipowasalimu ndugu zake kwenye uwanja wa vita, alisumbuliwa na uasi wa Mfilisti Goliathi dhidi ya majeshi ya Mungu. Ingawa alikemewa na ndugu zake, Daudi alikubali changamoto ya kumkabili Goliathi. Alikuwa na imani ya kutosha kwamba Mungu, ambaye alimsaidia kukabiliana na simba na dubu, angemsaidia dhidi ya shujaa wa vita. Kwa hivyo, akiwa na imani kwa Mungu na kutumia uwezo wake wa kurusha mawe, Daudi alimuua Goliathi (</w:t>
       </w:r>
-      <w:hyperlink r:id="rId79">
+      <w:hyperlink r:id="rId97">
         <w:r>
           <w:rPr>
             <w:lang w:val="sw_KE" w:bidi="sw_KE"/>
@@ -2754,7 +3293,7 @@
         </w:rPr>
         <w:t>Sauli aliahidi Daudi kuwa atamwoa binti wake mkubwa, Merabu, lakini Sauli alivunja ahadi hiyo na kumpa Daudi binti mwingine, Mikali. Mahari ya vikombe kutoka kwa Wafilisti waliokufa iliyodaiwa na Sauli ilikusudiwa kuleta kifo cha Daudi mikononi mwa Wafilisti. Lakini tena Daudi alishinda. Wanawake waliimba sifa za ushujaa wake, wakizidisha wivu wa Sauli na kuhatarisha zaidi maisha ya Daudi (</w:t>
       </w:r>
-      <w:hyperlink r:id="rId80">
+      <w:hyperlink r:id="rId98">
         <w:r>
           <w:rPr>
             <w:lang w:val="sw_KE" w:bidi="sw_KE"/>
@@ -2800,7 +3339,7 @@
         </w:rPr>
         <w:t>Baada ya Yonathani kumwonya Daudi kuhusu mipango ya Sauli ya kuendelea kutaka kumuua, Daudi alikwenda Rama kumwona nabii Samweli. Pamoja walikwenda Nayothi, karibu na Rama. Baada ya kutuma vikundi kadhaa vya watu kumfuata Daudi, Sauli hatimaye alikwenda nao mwenyewe. Jaribio lake lote la kumkamata Daudi lilizuiliwa na Roho wa Mungu, ambaye alisababisha Sauli na watu wake kutabiri usiku kucha kwa bidii ya kidini (</w:t>
       </w:r>
-      <w:hyperlink r:id="rId81">
+      <w:hyperlink r:id="rId99">
         <w:r>
           <w:rPr>
             <w:lang w:val="sw_KE" w:bidi="sw_KE"/>
@@ -2832,7 +3371,7 @@
         </w:rPr>
         <w:t>Baada ya kushauriana tena na Yonathani, Daudi aligundua kwamba wivu wa Sauli ulikuwa umegeuka kuwa chuki. Yonathani , akijua kwamba Daudi angekuwa mfalme wa baadaye wa Israeli, aliomba uhakikisho kwamba kizazi chake kingepata ulinzi chini ya utawala wa Daudi (</w:t>
       </w:r>
-      <w:hyperlink r:id="rId82">
+      <w:hyperlink r:id="rId100">
         <w:r>
           <w:rPr>
             <w:lang w:val="sw_KE" w:bidi="sw_KE"/>
@@ -2875,7 +3414,7 @@
         </w:rPr>
         <w:t>Akikimbia kutoka kwa Sauli, Daudi alisimama Nobu. Kwa kumdanganya Ahimeleki, ambaye alikuwa akihudumu kama kuhani pale, Daudi alipata chakula na upanga wa Goliathi (uliowekwa kama nyara). Medomi aitwaye Doegi, mkuu wa wachungaji wa Sauli, aliona kilichotokea Nobu. Daudi aliendelea kukimbia, akipata hifadhi kwa muda huko Gathi na Mfalme Akishi (</w:t>
       </w:r>
-      <w:hyperlink r:id="rId83">
+      <w:hyperlink r:id="rId101">
         <w:r>
           <w:rPr>
             <w:lang w:val="sw_KE" w:bidi="sw_KE"/>
@@ -2893,7 +3432,7 @@
         </w:rPr>
         <w:t>), kisha akapata hifadhi katika pango la Adulamu, lililoko maili 10 (kilomita 16.1) kusini magharibi mwa Bethlehemu. Huko jamaa zake na wapiganaji wapatao 400 walijiunga naye. Alienda Mispa ilioko Moabu, akiomba mfalme wa Moabu kwa ulinzi, hasa kwa wazazi wake. Nabii Gadi alipomwonya asikae pale, Daudi alirudi Yuda kwenye misitu ya Herethi (</w:t>
       </w:r>
-      <w:hyperlink r:id="rId84">
+      <w:hyperlink r:id="rId102">
         <w:r>
           <w:rPr>
             <w:lang w:val="sw_KE" w:bidi="sw_KE"/>
@@ -2925,7 +3464,7 @@
         </w:rPr>
         <w:t>Uhuru wa Daudi wa kutembea ulimkasirisha Sauli, ambaye aliwashutumu watu wake kwa kupanga njama. Doegi aliporipoti kile alichoshuhudia huko Nobu, Sauli alimuua Ahimeleki na makuhani wengine 84, kisha akawaua wakazi wote wa Nobu. Kuhani mmoja aliyeitwa Abiathari alitoroka ili kuripoti ukatili wa Sauli kwa Daudi, ambaye alimhakikishia ulinzi (</w:t>
       </w:r>
-      <w:hyperlink r:id="rId85">
+      <w:hyperlink r:id="rId103">
         <w:r>
           <w:rPr>
             <w:lang w:val="sw_KE" w:bidi="sw_KE"/>
@@ -2957,7 +3496,7 @@
         </w:rPr>
         <w:t>Wafilisti walikuwa tayari kila mara kutumia udhaifu wowote wa Israeli. Kulipiza kisasi kwa Daudi baada ya uvamizi wa Wafilisti huko Keila, maili 12 (kilomita 19.3) kusini magharibi mwa Bethlehemu, kulimpa Sauli fursa ya kumshambulia Daudi, ambaye alikimbilia jangwa la Zifu, eneo la jangwa karibu na Hebroni. Daudi na Yonathani walikutana kwa mara ya mwisho katika jangwa hilo. Wakifuatwa na jeshi la Sauli, Daudi alikimbia zaidi kuelekea kusini. Alikaribia kuzungukwa katika nchi isiyokaliwa karibu na Maoni wakati Sauli alipolazimika kupeleka jeshi lake kujibu shambulio la Wafilisti (</w:t>
       </w:r>
-      <w:hyperlink r:id="rId86">
+      <w:hyperlink r:id="rId104">
         <w:r>
           <w:rPr>
             <w:lang w:val="sw_KE" w:bidi="sw_KE"/>
@@ -3002,7 +3541,7 @@
         </w:rPr>
         <w:t>, kwenye pwani ya magharibi ya Bahari ya Chumvi, Daudi alishambuliwa na Sauli akiwa na askari 3,000. Daudi alipata nafasi ya kumuua Sauli lakini alikataa kumdhuru mfalme wa Israeli "aliyetiwa mafuta na Bwana". Kujifunza kutoka kwa uaminifu wa Daudi, Sauli alikiri dhambi yake ya kutafuta maisha ya Daudi (</w:t>
       </w:r>
-      <w:hyperlink r:id="rId87">
+      <w:hyperlink r:id="rId105">
         <w:r>
           <w:rPr>
             <w:lang w:val="sw_KE" w:bidi="sw_KE"/>
@@ -3034,7 +3573,7 @@
         </w:rPr>
         <w:t>Wakati wa miaka walipotangatanga nyikani katika eneo la Maoni/Zifu/En-gedi, kikundi cha Daudi kilitoa ulinzi kwa Nabali, tajiri aliyeishi Maoni akiwa na makundi makubwa ya kondoo huko Karmeli. Kama malipo ya ulinzi huo, Daudi alipendekeza kwamba Nabali ashiriki baadhi ya mali yake. Dhihaka ya Nabali ilimkasirisha Daudi, lakini mke wa Nabali, Abigaili, alimsihi Daudi asilipize kisasi. Abigaili alipomwambia Nabali kuhusu jinsi alivyoponea chupuchupu, alishtuka sana kiasi kwamba alipata mshtuko wa moyo. Alikufa siku kumi baadaye, na Abigaili baadaye akawa mke wa Daudi (</w:t>
       </w:r>
-      <w:hyperlink r:id="rId88">
+      <w:hyperlink r:id="rId106">
         <w:r>
           <w:rPr>
             <w:lang w:val="sw_KE" w:bidi="sw_KE"/>
@@ -3066,7 +3605,7 @@
         </w:rPr>
         <w:t>Mara nyingine tena Sauli alikuja na jeshi la watu 3,000 katika Jangwa la Zifu kumtafuta Daudi, na Daudi tena alikosa fursa ya kumdhuru mfalme. Hatimaye akitambua upumbavu wa kutafuta maisha ya Daudi, Sauli aliacha kumfuatilia (</w:t>
       </w:r>
-      <w:hyperlink r:id="rId89">
+      <w:hyperlink r:id="rId107">
         <w:r>
           <w:rPr>
             <w:lang w:val="sw_KE" w:bidi="sw_KE"/>
@@ -3109,7 +3648,7 @@
         </w:rPr>
         <w:t>Daudi aliendelea kujihisi kutokuwa salama katika ufalme wa Sauli. Aliporudi Gathi katika nchi ya Wafilisti, alikaribishwa na Mfalme Akishi. Wafuasi wake walipewa mji wa Siklagi, ambapo waliishi kwa takriban miezi 16, wakivutia wafuasi wapya kutoka Yuda na sehemu nyingine za Israeli (</w:t>
       </w:r>
-      <w:hyperlink r:id="rId90">
+      <w:hyperlink r:id="rId108">
         <w:r>
           <w:rPr>
             <w:lang w:val="sw_KE" w:bidi="sw_KE"/>
@@ -3127,7 +3666,7 @@
         </w:rPr>
         <w:t xml:space="preserve">; </w:t>
       </w:r>
-      <w:hyperlink r:id="rId91">
+      <w:hyperlink r:id="rId109">
         <w:r>
           <w:rPr>
             <w:lang w:val="sw_KE" w:bidi="sw_KE"/>
@@ -3159,7 +3698,7 @@
         </w:rPr>
         <w:t>Jeshi la Wafilisti, likielekea Bonde la Megido kupigana na jeshi la Sauli, halikuwa na amani na vikosi vya Daudi vilivyokuwa nyuma yao, hivyo makamanda walimshinikiza Akishi kumfukuza Daudi. Aliporudi Ziklagi, Daudi alikuta mji umeshambuliwa na Waamaleki. Aliwafuatilia adui, akaokoa watu wake na mali, na kugawanya nyara na wale waliobaki nyuma kulinda vifaa (</w:t>
       </w:r>
-      <w:hyperlink r:id="rId92">
+      <w:hyperlink r:id="rId110">
         <w:r>
           <w:rPr>
             <w:lang w:val="sw_KE" w:bidi="sw_KE"/>
@@ -3177,7 +3716,7 @@
         </w:rPr>
         <w:t xml:space="preserve">). Wakati huo huo, Wafilisti waliwashinda Waisraeli kwenye Mlima Gilboa, wakimuua Yonathani na wana wengine wawili wa Sauli katika vita vikali. Sauli, akiwa amejeruhiwa vibaya, alijiua kwa upanga wake mwenyewe (ch </w:t>
       </w:r>
-      <w:hyperlink r:id="rId93">
+      <w:hyperlink r:id="rId111">
         <w:r>
           <w:rPr>
             <w:lang w:val="sw_KE" w:bidi="sw_KE"/>
@@ -3259,7 +3798,7 @@
         </w:rPr>
         <w:t>Daudi alikuwa katika nchi ya Wafilisti wakati habari zilipomfikia kwamba wote wawili, Sauli na Yonathani, wameuawa. Katika shairi nzuri la kuomboleza, alitoa heshima kwa rafiki yake Yonathani pamoja na Mfalme Sauli (</w:t>
       </w:r>
-      <w:hyperlink r:id="rId94">
+      <w:hyperlink r:id="rId112">
         <w:r>
           <w:rPr>
             <w:lang w:val="sw_KE" w:bidi="sw_KE"/>
@@ -3319,7 +3858,7 @@
         </w:rPr>
         <w:t>Aina ya vita vya wenyewe kwa wenyewe vilizuka kati ya wafuasi wa Daudi na wale wa Sauli, huku Daudi akipata uaminifu wa watu zaidi na zaidi. Jenerali wa Sauli, Abneri, hatimaye alifanya mazungumzo ya amani na Daudi, ambaye aliomba kurejeshewa Mikali kama mke wake, akionyesha kwamba hakuwa na uhasama dhidi ya ukoo wa Sauli. Kwa idhini ya mwana wa Sauli, Ishboshethi, ambaye Abneri alikuwa amemweka kama mfalme, Abneri alikwenda Hebroni na kuahidi uungwaji mkono wa Israeli kwa Daudi. Lakini Abneri aliuawa na Yoabu, mmoja wa makamanda wa Daudi, katika kisasi cha kifamilia, na muda mfupi baadaye Ishboshethi aliuawa. Daudi aliomboleza hadharani kifo cha Abneri na akawaua wauaji wawili wa Ishboshethi. Hivyo, wakati ukoo wa Sauli ulipomalizika, Daudi alionekana na watu si kama mpinzani bali kama mrithi wa kimantiki. Kwa hivyo, alitambuliwa kama mfalme na Israeli yote (</w:t>
       </w:r>
-      <w:hyperlink r:id="rId95">
+      <w:hyperlink r:id="rId113">
         <w:r>
           <w:rPr>
             <w:lang w:val="sw_KE" w:bidi="sw_KE"/>
@@ -3362,7 +3901,7 @@
         </w:rPr>
         <w:t>Wakati Waisraeli walipomgeukia Daudi kama mfalme, Wafilisti walitaharuki na kushambulia (</w:t>
       </w:r>
-      <w:hyperlink r:id="rId96">
+      <w:hyperlink r:id="rId114">
         <w:r>
           <w:rPr>
             <w:lang w:val="sw_KE" w:bidi="sw_KE"/>
@@ -3380,7 +3919,7 @@
         </w:rPr>
         <w:t xml:space="preserve">; </w:t>
       </w:r>
-      <w:hyperlink r:id="rId97">
+      <w:hyperlink r:id="rId115">
         <w:r>
           <w:rPr>
             <w:lang w:val="sw_KE" w:bidi="sw_KE"/>
@@ -3412,7 +3951,7 @@
         </w:rPr>
         <w:t>Katika kutafuta eneo la kati zaidi kwa ajili ya mji wake mkuu, Daudi alielekea mji wa Yerusalemu, ngome ya Wayebusi. Yoabu alijibu changamoto yake ya kuiteka mji huo na alizawadiwa kwa kufanywa jemadari wa jeshi la Daudi. Yerusalemu ikajulikana kama "mji wa Daudi" (</w:t>
       </w:r>
-      <w:hyperlink r:id="rId98">
+      <w:hyperlink r:id="rId116">
         <w:r>
           <w:rPr>
             <w:lang w:val="sw_KE" w:bidi="sw_KE"/>
@@ -3444,7 +3983,7 @@
         </w:rPr>
         <w:t>Kama vile alivyokuwa ameandaa wafuasi wake wa kwanza katika kikosi cha uasi chenye ufanisi (</w:t>
       </w:r>
-      <w:hyperlink r:id="rId99">
+      <w:hyperlink r:id="rId117">
         <w:r>
           <w:rPr>
             <w:lang w:val="sw_KE" w:bidi="sw_KE"/>
@@ -3462,7 +4001,7 @@
         </w:rPr>
         <w:t>) huko Hebroni, Daudi alianza kuandaa taifa zima (</w:t>
       </w:r>
-      <w:hyperlink r:id="rId100">
+      <w:hyperlink r:id="rId118">
         <w:r>
           <w:rPr>
             <w:lang w:val="sw_KE" w:bidi="sw_KE"/>
@@ -3480,7 +4019,7 @@
         </w:rPr>
         <w:t>). Mara tu alipoimarika Yerusalemu, alipata kutambuliwa haraka kutoka kwa Wafinisia, akifanya mkataba na mafundi wao kumjengea jumba la kifahari katika mji mkuu mpya (</w:t>
       </w:r>
-      <w:hyperlink r:id="rId101">
+      <w:hyperlink r:id="rId119">
         <w:r>
           <w:rPr>
             <w:lang w:val="sw_KE" w:bidi="sw_KE"/>
@@ -3498,7 +4037,7 @@
         </w:rPr>
         <w:t>). Pia alihakikisha kwamba Yerusalemu inakuwa kitovu cha kidini cha Israeli (</w:t>
       </w:r>
-      <w:hyperlink r:id="rId102">
+      <w:hyperlink r:id="rId120">
         <w:r>
           <w:rPr>
             <w:lang w:val="sw_KE" w:bidi="sw_KE"/>
@@ -3516,7 +4055,7 @@
         </w:rPr>
         <w:t xml:space="preserve">; </w:t>
       </w:r>
-      <w:hyperlink r:id="rId103">
+      <w:hyperlink r:id="rId121">
         <w:r>
           <w:rPr>
             <w:lang w:val="sw_KE" w:bidi="sw_KE"/>
@@ -3534,7 +4073,7 @@
         </w:rPr>
         <w:t xml:space="preserve">). Jaribio lake lililoshindikana la kuhamisha sanduku la agano kwa gari la ng'ombe (rej. </w:t>
       </w:r>
-      <w:hyperlink r:id="rId104">
+      <w:hyperlink r:id="rId122">
         <w:r>
           <w:rPr>
             <w:lang w:val="sw_KE" w:bidi="sw_KE"/>
@@ -3566,7 +4105,7 @@
         </w:rPr>
         <w:t>Pamoja na Yerusalemu kuimarika kama mji mkuu wa taifa, Daudi alikusudia kumjengea Mungu hekalu. Alishiriki mpango wake na nabii Nathani, ambaye mwitikio wake wa haraka ulikuwa mzuri. Hata hivyo, usiku huo, Mungu alituma ujumbe kupitia Nathani kwamba Daudi asijenge hekalu. Kiti cha enzi cha Daudi kingeimarishwa milele, nabii alisema, na tofauti na Sauli, Mfalme Daudi angekuwa na mwana wa kumrithi na kuendeleza ufalme; mwana huyo ndiye angejenga hekalu (</w:t>
       </w:r>
-      <w:hyperlink r:id="rId105">
+      <w:hyperlink r:id="rId123">
         <w:r>
           <w:rPr>
             <w:lang w:val="sw_KE" w:bidi="sw_KE"/>
@@ -3584,7 +4123,7 @@
         </w:rPr>
         <w:t xml:space="preserve">; </w:t>
       </w:r>
-      <w:hyperlink r:id="rId106">
+      <w:hyperlink r:id="rId124">
         <w:r>
           <w:rPr>
             <w:lang w:val="sw_KE" w:bidi="sw_KE"/>
@@ -3641,7 +4180,7 @@
         </w:rPr>
         <w:t>Inawezekana kwamba mapigano na Wafilisti upande wa magharibi yalikuwa ya mara kwa mara hadi walipokuwa watiifu kwa Daudi na kumlipa kodi. Katika siku za Sauli, Wafilisti walikuwa na ukiritimba wa matumizi ya chuma (</w:t>
       </w:r>
-      <w:hyperlink r:id="rId107">
+      <w:hyperlink r:id="rId125">
         <w:r>
           <w:rPr>
             <w:lang w:val="sw_KE" w:bidi="sw_KE"/>
@@ -3659,7 +4198,7 @@
         </w:rPr>
         <w:t>). Ukweli kwamba Daudi alitumia chuma kwa uhuru karibu na mwisho wa utawala wake (</w:t>
       </w:r>
-      <w:hyperlink r:id="rId108">
+      <w:hyperlink r:id="rId126">
         <w:r>
           <w:rPr>
             <w:lang w:val="sw_KE" w:bidi="sw_KE"/>
@@ -3691,7 +4230,7 @@
         </w:rPr>
         <w:t>Ufalme wa Daudi ulipanuka kuelekea kusini alipokuwa akijenga ngome za kijeshi katika eneo la Waedomu. Zaidi ya Edomu, alidhibiti Wamoabu na Waamaleki, ambao walimlipa kodi kwa fedha na dhahabu. Kaskazini mashariki, utawala wa Israeli ulipanuliwa juu ya Waamoni na Waaramu, ambao mji mkuu wao ulikuwa Dameski. Matendo ya Daudi kwa marafiki na maadui yalionekana kuchangia nguvu ya ufalme wake (</w:t>
       </w:r>
-      <w:hyperlink r:id="rId109">
+      <w:hyperlink r:id="rId127">
         <w:r>
           <w:rPr>
             <w:lang w:val="sw_KE" w:bidi="sw_KE"/>
@@ -3709,7 +4248,7 @@
         </w:rPr>
         <w:t>). Ingawa alikuwa mwanamikakati mahiri wa kijeshi, alitumia njia na rasilimali zote zilizopo kuleta mafanikio kwa Israeli, Daudi alikuwa mnyenyekevu wa kutosha kumtukuza Mungu (</w:t>
       </w:r>
-      <w:hyperlink r:id="rId110">
+      <w:hyperlink r:id="rId128">
         <w:r>
           <w:rPr>
             <w:lang w:val="sw_KE" w:bidi="sw_KE"/>
@@ -3727,7 +4266,7 @@
         </w:rPr>
         <w:t xml:space="preserve">; tazama </w:t>
       </w:r>
-      <w:hyperlink r:id="rId111">
+      <w:hyperlink r:id="rId129">
         <w:r>
           <w:rPr>
             <w:lang w:val="sw_KE" w:bidi="sw_KE"/>
@@ -3770,7 +4309,7 @@
         </w:rPr>
         <w:t xml:space="preserve">Sehemu ndefu ya kitabu cha 2 Samweli (sura </w:t>
       </w:r>
-      <w:hyperlink r:id="rId112">
+      <w:hyperlink r:id="rId130">
         <w:r>
           <w:rPr>
             <w:lang w:val="sw_KE" w:bidi="sw_KE"/>
@@ -3802,7 +4341,7 @@
         </w:rPr>
         <w:t>IIngawa mtala wakati huo ulikuwa ishara ya hadhi ya Mashariki ya Karibu, ilikatazwa kwa mfalme wa Israeli (</w:t>
       </w:r>
-      <w:hyperlink r:id="rId113">
+      <w:hyperlink r:id="rId131">
         <w:r>
           <w:rPr>
             <w:lang w:val="sw_KE" w:bidi="sw_KE"/>
@@ -3834,7 +4373,7 @@
         </w:rPr>
         <w:t xml:space="preserve">Dhambi ya uzinzi ya Daudi na Bathsheba, iliyofanyika wakati wa kilele cha mafanikio yake ya kijeshi na upanuzi wa eneo, ilimpeleka zaidi katika uovu: alipanga mkakati wa kumfanya Uria, mume wa Bathsheba, auawe kwenye mstari wa mbele wa vita. Daudi anaonekana kumtenga Mungu kwa kutomzingatia katika sehemu hiyo ya maisha yake binafsi. Lakini nabii Nathani alipomkabili mfalme na dhambi zake, Daudi alikubali hatia yake. Alikiri dhambi yake na kumwomba Mungu msamaha (kama ilivyo katika </w:t>
       </w:r>
-      <w:hyperlink r:id="rId114">
+      <w:hyperlink r:id="rId132">
         <w:r>
           <w:rPr>
             <w:lang w:val="sw_KE" w:bidi="sw_KE"/>
@@ -3852,7 +4391,7 @@
         </w:rPr>
         <w:t xml:space="preserve"> na </w:t>
       </w:r>
-      <w:hyperlink r:id="rId115">
+      <w:hyperlink r:id="rId133">
         <w:r>
           <w:rPr>
             <w:lang w:val="sw_KE" w:bidi="sw_KE"/>
@@ -3923,7 +4462,7 @@
         </w:rPr>
         <w:t>Ingawa Daudi hakuruhusiwa kujenga hekalu huko Yerusalemu, alifanya maandalizi makubwa kwa mradi huo katika miaka ya mwisho ya utawala wake. Alikusanya vifaa na kuandaa ufalme kwa matumizi bora ya wafanyakazi wa ndani na wa kigeni. Pia alieleza maelezo ya ibada ya kidini katika jengo jipya (</w:t>
       </w:r>
-      <w:hyperlink r:id="rId116">
+      <w:hyperlink r:id="rId134">
         <w:r>
           <w:rPr>
             <w:lang w:val="sw_KE" w:bidi="sw_KE"/>
@@ -3955,7 +4494,7 @@
         </w:rPr>
         <w:t>Shirika la kijeshi na kiraia lililoanzishwa na Daudi labda lilifuatilia utaratibu wa Wamisri. Jeshi, lililodhibitiwa kwa ukali na maafisa waliothibitisha uaminifu kwa mfalme, lilijumuisha mamluki. Mfalme pia aliteua wasimamizi waaminifu juu ya mashamba, mifugo, na bustani katika sehemu mbalimbali za ufalme wake (</w:t>
       </w:r>
-      <w:hyperlink r:id="rId117">
+      <w:hyperlink r:id="rId135">
         <w:r>
           <w:rPr>
             <w:lang w:val="sw_KE" w:bidi="sw_KE"/>
@@ -3987,7 +4526,7 @@
         </w:rPr>
         <w:t>Daudi alifanya, au angalau alianza, sensa ya Israeli (</w:t>
       </w:r>
-      <w:hyperlink r:id="rId118">
+      <w:hyperlink r:id="rId136">
         <w:r>
           <w:rPr>
             <w:lang w:val="sw_KE" w:bidi="sw_KE"/>
@@ -4005,7 +4544,7 @@
         </w:rPr>
         <w:t xml:space="preserve">; </w:t>
       </w:r>
-      <w:hyperlink r:id="rId119">
+      <w:hyperlink r:id="rId137">
         <w:r>
           <w:rPr>
             <w:lang w:val="sw_KE" w:bidi="sw_KE"/>
@@ -4037,7 +4576,7 @@
         </w:rPr>
         <w:t>Kupitia kwa nabii Gadi, Daudi alipewa chaguo la adhabu kwa dhambi yake. Alichagua tauni ya siku tatu. Daudi na wazee walipotubu, walimwona malaika kwenye sakafu ya kupuria ya Myebusi Ornan (Araunah). Daudi alitoa dhabihu hapo na kuomba kwa ajili ya watu wake. Baadaye alinunua sakafu ya kupuria, iliyoko nje kidogo ya mji wa Yerusalemu, akihitimisha kuwa inapaswa kuwa eneo la hekalu litakalojengwa na mwanawe Sulemani (</w:t>
       </w:r>
-      <w:hyperlink r:id="rId120">
+      <w:hyperlink r:id="rId138">
         <w:r>
           <w:rPr>
             <w:lang w:val="sw_KE" w:bidi="sw_KE"/>
@@ -4091,7 +4630,7 @@
         </w:rPr>
         <w:t>Kitabu cha Zaburi cha Agano la Kale kilikuwa mojawapo ya vitabu maarufu zaidi katika Israeli ya kale, na kimeendelea kuwa hivyo miongoni mwa mamilioni ya watu kwa karne nyingi. Maneno haya ya sifa yaliyoandaliwa na Daudi yalikusudiwa kutumika katika ibada ya hekalu (</w:t>
       </w:r>
-      <w:hyperlink r:id="rId121">
+      <w:hyperlink r:id="rId139">
         <w:r>
           <w:rPr>
             <w:lang w:val="sw_KE" w:bidi="sw_KE"/>
@@ -4123,7 +4662,7 @@
         </w:rPr>
         <w:t>Daudi labda alikusanya Kitabu cha Kwanza cha kitabu cha Zaburi (</w:t>
       </w:r>
-      <w:hyperlink r:id="rId122">
+      <w:hyperlink r:id="rId140">
         <w:r>
           <w:rPr>
             <w:lang w:val="sw_KE" w:bidi="sw_KE"/>
@@ -4141,7 +4680,7 @@
         </w:rPr>
         <w:t>) na Kitabu cha Nne (</w:t>
       </w:r>
-      <w:hyperlink r:id="rId123">
+      <w:hyperlink r:id="rId141">
         <w:r>
           <w:rPr>
             <w:lang w:val="sw_KE" w:bidi="sw_KE"/>
@@ -4159,7 +4698,7 @@
         </w:rPr>
         <w:t>), kwa kuwa nyingi ya zaburi hizo ziliandikwa na Daudi mwenyewe. Zaburi nyingine zake (</w:t>
       </w:r>
-      <w:hyperlink r:id="rId124">
+      <w:hyperlink r:id="rId142">
         <w:r>
           <w:rPr>
             <w:lang w:val="sw_KE" w:bidi="sw_KE"/>
@@ -4177,7 +4716,7 @@
         </w:rPr>
         <w:t>) ziko katika Kitabu cha Pili (</w:t>
       </w:r>
-      <w:hyperlink r:id="rId125">
+      <w:hyperlink r:id="rId143">
         <w:r>
           <w:rPr>
             <w:lang w:val="sw_KE" w:bidi="sw_KE"/>
@@ -4209,7 +4748,7 @@
         </w:rPr>
         <w:t>Zaburi za Daudi zilitoa sehemu kubwa ya mashairi ambayo yaliwekwa kwenye muziki kwa ajili ya ibada ya Israeli. Mpangilio wake wa makuhani na Walawi na utoaji wake wa vyombo vya muziki kwa ibada (</w:t>
       </w:r>
-      <w:hyperlink r:id="rId126">
+      <w:hyperlink r:id="rId144">
         <w:r>
           <w:rPr>
             <w:lang w:val="sw_KE" w:bidi="sw_KE"/>
@@ -4227,7 +4766,7 @@
         </w:rPr>
         <w:t xml:space="preserve">; </w:t>
       </w:r>
-      <w:hyperlink r:id="rId127">
+      <w:hyperlink r:id="rId145">
         <w:r>
           <w:rPr>
             <w:lang w:val="sw_KE" w:bidi="sw_KE"/>
@@ -4270,7 +4809,7 @@
         </w:rPr>
         <w:t>Daudi, anayejulikana kama mfalme mkuu zaidi wa Israeli, mara nyingi anatajwa kama kigezo cha kulinganisha katika maandiko ya manabii wa Agano la Kale. Isaya (kama ilivyo katika (</w:t>
       </w:r>
-      <w:hyperlink r:id="rId128">
+      <w:hyperlink r:id="rId146">
         <w:r>
           <w:rPr>
             <w:lang w:val="sw_KE" w:bidi="sw_KE"/>
@@ -4288,7 +4827,7 @@
         </w:rPr>
         <w:t xml:space="preserve">; </w:t>
       </w:r>
-      <w:hyperlink r:id="rId129">
+      <w:hyperlink r:id="rId147">
         <w:r>
           <w:rPr>
             <w:lang w:val="sw_KE" w:bidi="sw_KE"/>
@@ -4306,7 +4845,7 @@
         </w:rPr>
         <w:t>) na Yeremia mara nyingi walirejelea wafalme wa wakati wao kama wanaotoka katika “nyumba” au “enzi” ya Daudi. Wakimlinganisha Daudi na baadhi ya wazao wake ambao hawakumheshimu Mungu, Isaya na Yeremia walitabiri mtawala wa kimasihi ambaye angeanzisha haki na uadilifu kwenye enzi ya Daudi milele (</w:t>
       </w:r>
-      <w:hyperlink r:id="rId130">
+      <w:hyperlink r:id="rId148">
         <w:r>
           <w:rPr>
             <w:lang w:val="sw_KE" w:bidi="sw_KE"/>
@@ -4324,7 +4863,7 @@
         </w:rPr>
         <w:t xml:space="preserve">; </w:t>
       </w:r>
-      <w:hyperlink r:id="rId131">
+      <w:hyperlink r:id="rId149">
         <w:r>
           <w:rPr>
             <w:lang w:val="sw_KE" w:bidi="sw_KE"/>
@@ -4342,7 +4881,7 @@
         </w:rPr>
         <w:t>). Wakati Isaya alipofafanua mtawala ajaye, alimtambua kuwa anatoka katika ukoo wa Yese, baba ya Daudi (</w:t>
       </w:r>
-      <w:hyperlink r:id="rId132">
+      <w:hyperlink r:id="rId150">
         <w:r>
           <w:rPr>
             <w:lang w:val="sw_KE" w:bidi="sw_KE"/>
@@ -4360,7 +4899,7 @@
         </w:rPr>
         <w:t>). Akitabiri kipindi cha amani ya ulimwengu, Isaya aliona mji mkuu katika “Sayuni,” unaotambulika na mji wa Daudi (</w:t>
       </w:r>
-      <w:hyperlink r:id="rId133">
+      <w:hyperlink r:id="rId151">
         <w:r>
           <w:rPr>
             <w:lang w:val="sw_KE" w:bidi="sw_KE"/>
@@ -4392,7 +4931,7 @@
         </w:rPr>
         <w:t>Ezekieli aliahidi urejesho wa Daudi kama mfalme kwa maana ya eskatolojia na ya kimasihi (</w:t>
       </w:r>
-      <w:hyperlink r:id="rId134">
+      <w:hyperlink r:id="rId152">
         <w:r>
           <w:rPr>
             <w:lang w:val="sw_KE" w:bidi="sw_KE"/>
@@ -4410,7 +4949,7 @@
         </w:rPr>
         <w:t>), na "mtumishi wangu Daudi" kama mchungaji wa Israeli (</w:t>
       </w:r>
-      <w:hyperlink r:id="rId135">
+      <w:hyperlink r:id="rId153">
         <w:r>
           <w:rPr>
             <w:lang w:val="sw_KE" w:bidi="sw_KE"/>
@@ -4428,7 +4967,7 @@
         </w:rPr>
         <w:t>). Hosea pia alimtambua mtawala wa baadaye kama Mfalme Daudi (</w:t>
       </w:r>
-      <w:hyperlink r:id="rId136">
+      <w:hyperlink r:id="rId154">
         <w:r>
           <w:rPr>
             <w:lang w:val="sw_KE" w:bidi="sw_KE"/>
@@ -4446,7 +4985,7 @@
         </w:rPr>
         <w:t>). Amosi aliwahakikishia watu kwamba Mungu atarejesha "hema" ya Daudi (</w:t>
       </w:r>
-      <w:hyperlink r:id="rId137">
+      <w:hyperlink r:id="rId155">
         <w:r>
           <w:rPr>
             <w:lang w:val="sw_KE" w:bidi="sw_KE"/>
@@ -4464,7 +5003,7 @@
         </w:rPr>
         <w:t xml:space="preserve">) ili waweze tena kukaa kwa usalama. Zekaria alirejelea mara tano "nyumba ya Daudi" (katika </w:t>
       </w:r>
-      <w:hyperlink r:id="rId138">
+      <w:hyperlink r:id="rId156">
         <w:r>
           <w:rPr>
             <w:lang w:val="sw_KE" w:bidi="sw_KE"/>
@@ -4507,7 +5046,7 @@
         </w:rPr>
         <w:t>Daudi anatajwa mara kwa mara na waandishi wa Injili, ambao walithibitisha utambulisho wa Yesu kama "mwana wa Daudi." Agano ambalo Mungu alifanya na Daudi lilikuwa kwamba mfalme wa milele atatoka katika familia ya Daudi (</w:t>
       </w:r>
-      <w:hyperlink r:id="rId139">
+      <w:hyperlink r:id="rId157">
         <w:r>
           <w:rPr>
             <w:lang w:val="sw_KE" w:bidi="sw_KE"/>
@@ -4525,7 +5064,7 @@
         </w:rPr>
         <w:t xml:space="preserve">; </w:t>
       </w:r>
-      <w:hyperlink r:id="rId140">
+      <w:hyperlink r:id="rId158">
         <w:r>
           <w:rPr>
             <w:lang w:val="sw_KE" w:bidi="sw_KE"/>
@@ -4543,7 +5082,7 @@
         </w:rPr>
         <w:t xml:space="preserve">; </w:t>
       </w:r>
-      <w:hyperlink r:id="rId141">
+      <w:hyperlink r:id="rId159">
         <w:r>
           <w:rPr>
             <w:lang w:val="sw_KE" w:bidi="sw_KE"/>
@@ -4561,7 +5100,7 @@
         </w:rPr>
         <w:t xml:space="preserve">; </w:t>
       </w:r>
-      <w:hyperlink r:id="rId142">
+      <w:hyperlink r:id="rId160">
         <w:r>
           <w:rPr>
             <w:lang w:val="sw_KE" w:bidi="sw_KE"/>
@@ -4579,7 +5118,7 @@
         </w:rPr>
         <w:t xml:space="preserve">; </w:t>
       </w:r>
-      <w:hyperlink r:id="rId143">
+      <w:hyperlink r:id="rId161">
         <w:r>
           <w:rPr>
             <w:lang w:val="sw_KE" w:bidi="sw_KE"/>
@@ -4597,7 +5136,7 @@
         </w:rPr>
         <w:t xml:space="preserve">; </w:t>
       </w:r>
-      <w:hyperlink r:id="rId144">
+      <w:hyperlink r:id="rId162">
         <w:r>
           <w:rPr>
             <w:lang w:val="sw_KE" w:bidi="sw_KE"/>
@@ -4615,7 +5154,7 @@
         </w:rPr>
         <w:t xml:space="preserve">; </w:t>
       </w:r>
-      <w:hyperlink r:id="rId145">
+      <w:hyperlink r:id="rId163">
         <w:r>
           <w:rPr>
             <w:lang w:val="sw_KE" w:bidi="sw_KE"/>
@@ -4633,7 +5172,7 @@
         </w:rPr>
         <w:t xml:space="preserve">). Kulingana na </w:t>
       </w:r>
-      <w:hyperlink r:id="rId146">
+      <w:hyperlink r:id="rId164">
         <w:r>
           <w:rPr>
             <w:lang w:val="sw_KE" w:bidi="sw_KE"/>
@@ -4651,7 +5190,7 @@
         </w:rPr>
         <w:t xml:space="preserve"> na </w:t>
       </w:r>
-      <w:hyperlink r:id="rId147">
+      <w:hyperlink r:id="rId165">
         <w:r>
           <w:rPr>
             <w:lang w:val="sw_KE" w:bidi="sw_KE"/>
@@ -4669,7 +5208,7 @@
         </w:rPr>
         <w:t>, Wayahudi wa wakati wa Yesu walitarajia Masihi (Kristo) kuwa mzao wa Daudi. Wakati wakisema kwamba Yesu alitoka katika ukoo wa Daudi, Injili pia zinafundisha wazi kwamba Yesu alikuwa Mwana wa Mungu (</w:t>
       </w:r>
-      <w:hyperlink r:id="rId148">
+      <w:hyperlink r:id="rId166">
         <w:r>
           <w:rPr>
             <w:lang w:val="sw_KE" w:bidi="sw_KE"/>
@@ -4687,7 +5226,7 @@
         </w:rPr>
         <w:t xml:space="preserve">; </w:t>
       </w:r>
-      <w:hyperlink r:id="rId149">
+      <w:hyperlink r:id="rId167">
         <w:r>
           <w:rPr>
             <w:lang w:val="sw_KE" w:bidi="sw_KE"/>
@@ -4705,7 +5244,7 @@
         </w:rPr>
         <w:t xml:space="preserve">; </w:t>
       </w:r>
-      <w:hyperlink r:id="rId150">
+      <w:hyperlink r:id="rId168">
         <w:r>
           <w:rPr>
             <w:lang w:val="sw_KE" w:bidi="sw_KE"/>
@@ -4737,7 +5276,7 @@
         </w:rPr>
         <w:t>Katika kitabu cha Matendo, Daudi anatambulika kama mpokeaji wa ahadi za Mungu ambazo zilitimizwa katika Yesu Kristo. Daudi pia anaonekana kama nabii ambaye Roho Mtakatifu alimchochea kuandika zaburi (</w:t>
       </w:r>
-      <w:hyperlink r:id="rId151">
+      <w:hyperlink r:id="rId169">
         <w:r>
           <w:rPr>
             <w:lang w:val="sw_KE" w:bidi="sw_KE"/>
@@ -4755,7 +5294,7 @@
         </w:rPr>
         <w:t xml:space="preserve">; </w:t>
       </w:r>
-      <w:hyperlink r:id="rId152">
+      <w:hyperlink r:id="rId170">
         <w:r>
           <w:rPr>
             <w:lang w:val="sw_KE" w:bidi="sw_KE"/>
@@ -4773,7 +5312,7 @@
         </w:rPr>
         <w:t xml:space="preserve">; </w:t>
       </w:r>
-      <w:hyperlink r:id="rId153">
+      <w:hyperlink r:id="rId171">
         <w:r>
           <w:rPr>
             <w:lang w:val="sw_KE" w:bidi="sw_KE"/>
@@ -4791,7 +5330,7 @@
         </w:rPr>
         <w:t xml:space="preserve">; </w:t>
       </w:r>
-      <w:hyperlink r:id="rId154">
+      <w:hyperlink r:id="rId172">
         <w:r>
           <w:rPr>
             <w:lang w:val="sw_KE" w:bidi="sw_KE"/>
@@ -4823,7 +5362,7 @@
         </w:rPr>
         <w:t>Katika kitabu cha Ufunuo, Yesu ametajwa kuwa na “ufunguo wa Daudi” (</w:t>
       </w:r>
-      <w:hyperlink r:id="rId155">
+      <w:hyperlink r:id="rId173">
         <w:r>
           <w:rPr>
             <w:lang w:val="sw_KE" w:bidi="sw_KE"/>
@@ -4841,7 +5380,7 @@
         </w:rPr>
         <w:t>), na kuwa “Simba wa kabila la Yuda, Shina la Daudi” (</w:t>
       </w:r>
-      <w:hyperlink r:id="rId156">
+      <w:hyperlink r:id="rId174">
         <w:r>
           <w:rPr>
             <w:lang w:val="sw_KE" w:bidi="sw_KE"/>
@@ -4859,7 +5398,7 @@
         </w:rPr>
         <w:t>). Yesu amenukuliwa akisema kwamba “Mimi ni shina na mzao wa Daudi, nyota ya alfajiri inayong'aa” (</w:t>
       </w:r>
-      <w:hyperlink r:id="rId157">
+      <w:hyperlink r:id="rId175">
         <w:r>
           <w:rPr>
             <w:lang w:val="sw_KE" w:bidi="sw_KE"/>
@@ -5043,7 +5582,7 @@
         </w:rPr>
         <w:t xml:space="preserve">Katika kipindi cha Agano la Kale, Waisraeli hawakutilia mkazo sana tiba. Hata hivyo, maarifa ya tiba yalikuwa muhimu katika tamaduni za karibu kama Mesopotamia na Misri. Mfalme wa Ashuru, Ashurbanipal, alikuwa na vidonge 800 kuhusu tiba katika maktaba yake. Maandishi haya yanaonyesha kuwa tiba wakati huo ilichanganya dini, utabiri wa bahati, na imani katika pepo. Maandishi yao ya tiba yalikuwa marefu na yalitumia zana kama kinyesi cha mbwa na mkojo wa binadamu. Baadhi ya waganga walifanya upasuaji. Njia ya kugundua hali ya mtu huko Babuloni ilikuwa kulinganisha ini la mnyama mpya na mfano wa udongo wa ini lenye afya. Tofauti kati ya hizo mbili zingegundua hali ya mgonjwa. </w:t>
       </w:r>
-      <w:hyperlink r:id="rId158">
+      <w:hyperlink r:id="rId176">
         <w:r>
           <w:rPr>
             <w:lang w:val="sw_KE" w:bidi="sw_KE"/>
@@ -5342,7 +5881,7 @@
         </w:rPr>
         <w:t>), na kisha miili ilifungwa kwa nguvu na kitambaa. Hata Yosefu alimfanyia Baba yake Yakobo uhifadhi (</w:t>
       </w:r>
-      <w:hyperlink r:id="rId159">
+      <w:hyperlink r:id="rId177">
         <w:r>
           <w:rPr>
             <w:lang w:val="sw_KE" w:bidi="sw_KE"/>
@@ -5385,7 +5924,7 @@
         </w:rPr>
         <w:t>Waisraeli katika nyakati za Agano la Kale walielewa ugonjwa kwa njia tofauti na majirani zao. Hawakushiriki ushirikina wa majirani zao, hivyo hawakuendeleza maarifa ya tiba kama Wamisri na Wababeli. Waisraeli waliamini kwamba ugonjwa ulikuwa hukumu kutoka kwa Mungu (</w:t>
       </w:r>
-      <w:hyperlink r:id="rId160">
+      <w:hyperlink r:id="rId178">
         <w:r>
           <w:rPr>
             <w:lang w:val="sw_KE" w:bidi="sw_KE"/>
@@ -5403,7 +5942,7 @@
         </w:rPr>
         <w:t xml:space="preserve">; </w:t>
       </w:r>
-      <w:hyperlink r:id="rId161">
+      <w:hyperlink r:id="rId179">
         <w:r>
           <w:rPr>
             <w:lang w:val="sw_KE" w:bidi="sw_KE"/>
@@ -5421,7 +5960,7 @@
         </w:rPr>
         <w:t>–</w:t>
       </w:r>
-      <w:hyperlink r:id="rId161">
+      <w:hyperlink r:id="rId179">
         <w:r>
           <w:rPr>
             <w:lang w:val="sw_KE" w:bidi="sw_KE"/>
@@ -5439,7 +5978,7 @@
         </w:rPr>
         <w:t xml:space="preserve">; </w:t>
       </w:r>
-      <w:hyperlink r:id="rId162">
+      <w:hyperlink r:id="rId180">
         <w:r>
           <w:rPr>
             <w:lang w:val="sw_KE" w:bidi="sw_KE"/>
@@ -5457,7 +5996,7 @@
         </w:rPr>
         <w:t>). Kwa sababu hiyo, kupona pia kulionekana kama kazi ya Mungu (</w:t>
       </w:r>
-      <w:hyperlink r:id="rId160">
+      <w:hyperlink r:id="rId178">
         <w:r>
           <w:rPr>
             <w:lang w:val="sw_KE" w:bidi="sw_KE"/>
@@ -5475,7 +6014,7 @@
         </w:rPr>
         <w:t xml:space="preserve">; </w:t>
       </w:r>
-      <w:hyperlink r:id="rId163">
+      <w:hyperlink r:id="rId181">
         <w:r>
           <w:rPr>
             <w:lang w:val="sw_KE" w:bidi="sw_KE"/>
@@ -5525,7 +6064,7 @@
         </w:rPr>
         <w:t xml:space="preserve">Hata hivyo, mchango wao mkubwa zaidi ulikuwa katika hatua za usafi zilizotajwa kwenye Sheria, hasa </w:t>
       </w:r>
-      <w:hyperlink r:id="rId164">
+      <w:hyperlink r:id="rId182">
         <w:r>
           <w:rPr>
             <w:lang w:val="sw_KE" w:bidi="sw_KE"/>
@@ -5568,7 +6107,7 @@
         </w:rPr>
         <w:t>Upasuaji pekee uliotajwa katika Maandiko ni tohara, utaratibu ambapo govi la kiungo cha uzazi cha kiume linaondolewa. Hii ilikuwa ya kidini badala ya kimatibabu. Tohara haikufanywa na daktari bali na mkuu wa nyumba (</w:t>
       </w:r>
-      <w:hyperlink r:id="rId165">
+      <w:hyperlink r:id="rId183">
         <w:r>
           <w:rPr>
             <w:lang w:val="sw_KE" w:bidi="sw_KE"/>
@@ -5586,7 +6125,7 @@
         </w:rPr>
         <w:t xml:space="preserve">). </w:t>
       </w:r>
-      <w:hyperlink r:id="rId166">
+      <w:hyperlink r:id="rId184">
         <w:r>
           <w:rPr>
             <w:lang w:val="sw_KE" w:bidi="sw_KE"/>
@@ -5618,7 +6157,7 @@
         </w:rPr>
         <w:t>Wakunga walitoa huduma wakati wa kujifungua (</w:t>
       </w:r>
-      <w:hyperlink r:id="rId167">
+      <w:hyperlink r:id="rId185">
         <w:r>
           <w:rPr>
             <w:lang w:val="sw_KE" w:bidi="sw_KE"/>
@@ -5636,7 +6175,7 @@
         </w:rPr>
         <w:t xml:space="preserve">). Katika </w:t>
       </w:r>
-      <w:hyperlink r:id="rId168">
+      <w:hyperlink r:id="rId186">
         <w:r>
           <w:rPr>
             <w:lang w:val="sw_KE" w:bidi="sw_KE"/>
@@ -5654,7 +6193,7 @@
         </w:rPr>
         <w:t>–</w:t>
       </w:r>
-      <w:hyperlink r:id="rId168">
+      <w:hyperlink r:id="rId186">
         <w:r>
           <w:rPr>
             <w:lang w:val="sw_KE" w:bidi="sw_KE"/>
@@ -5672,7 +6211,7 @@
         </w:rPr>
         <w:t xml:space="preserve"> mkunga alisaidia kuzaliwa kwa mapacha katika hali ngumu. Hata daktari mwenye ujuzi mkubwa angepata changamoto katika kuzaliwa huku, hivyo mkunga alikuwa na uwezo mkubwa, na mama pamoja na watoto wote wawili walinusurika. </w:t>
       </w:r>
-      <w:hyperlink r:id="rId169">
+      <w:hyperlink r:id="rId187">
         <w:r>
           <w:rPr>
             <w:lang w:val="sw_KE" w:bidi="sw_KE"/>
@@ -5690,7 +6229,7 @@
         </w:rPr>
         <w:t>–</w:t>
       </w:r>
-      <w:hyperlink r:id="rId169">
+      <w:hyperlink r:id="rId187">
         <w:r>
           <w:rPr>
             <w:lang w:val="sw_KE" w:bidi="sw_KE"/>
@@ -5794,7 +6333,7 @@
         </w:rPr>
         <w:t>Watu walitumia mandrake kuongeza hamu au msisimko wa ngono (</w:t>
       </w:r>
-      <w:hyperlink r:id="rId170">
+      <w:hyperlink r:id="rId188">
         <w:r>
           <w:rPr>
             <w:lang w:val="sw_KE" w:bidi="sw_KE"/>
@@ -5812,7 +6351,7 @@
         </w:rPr>
         <w:t xml:space="preserve">; </w:t>
       </w:r>
-      <w:hyperlink r:id="rId171">
+      <w:hyperlink r:id="rId189">
         <w:r>
           <w:rPr>
             <w:lang w:val="sw_KE" w:bidi="sw_KE"/>
@@ -5848,7 +6387,7 @@
         </w:rPr>
         <w:t>Watu walitumia majivu kusaidia kutibu majipu kwa kukausha ngozi (</w:t>
       </w:r>
-      <w:hyperlink r:id="rId172">
+      <w:hyperlink r:id="rId190">
         <w:r>
           <w:rPr>
             <w:lang w:val="sw_KE" w:bidi="sw_KE"/>
@@ -5866,7 +6405,7 @@
         </w:rPr>
         <w:t>–</w:t>
       </w:r>
-      <w:hyperlink r:id="rId172">
+      <w:hyperlink r:id="rId190">
         <w:r>
           <w:rPr>
             <w:lang w:val="sw_KE" w:bidi="sw_KE"/>
@@ -5920,7 +6459,7 @@
         </w:rPr>
         <w:t xml:space="preserve">; </w:t>
       </w:r>
-      <w:hyperlink r:id="rId173">
+      <w:hyperlink r:id="rId191">
         <w:r>
           <w:rPr>
             <w:lang w:val="sw_KE" w:bidi="sw_KE"/>
@@ -5970,7 +6509,7 @@
         </w:rPr>
         <w:t>Isaya anamwagiza Hezekia kuweka kipande cha tini kwenye majipu yake (</w:t>
       </w:r>
-      <w:hyperlink r:id="rId174">
+      <w:hyperlink r:id="rId192">
         <w:r>
           <w:rPr>
             <w:lang w:val="sw_KE" w:bidi="sw_KE"/>
@@ -6043,7 +6582,7 @@
           <w:lang w:val="sw_KE" w:bidi="sw_KE"/>
         </w:rPr>
       </w:r>
-      <w:hyperlink r:id="rId175">
+      <w:hyperlink r:id="rId193">
         <w:r>
           <w:rPr>
             <w:lang w:val="sw_KE" w:bidi="sw_KE"/>
@@ -6087,7 +6626,7 @@
           <w:lang w:val="sw_KE" w:bidi="sw_KE"/>
         </w:rPr>
       </w:r>
-      <w:hyperlink r:id="rId176">
+      <w:hyperlink r:id="rId194">
         <w:r>
           <w:rPr>
             <w:lang w:val="sw_KE" w:bidi="sw_KE"/>
@@ -6123,7 +6662,7 @@
         </w:rPr>
         <w:t>Divai chachu ilitolewa kwa Yesu msalabani ili kupunguza maumivu yake (</w:t>
       </w:r>
-      <w:hyperlink r:id="rId177">
+      <w:hyperlink r:id="rId195">
         <w:r>
           <w:rPr>
             <w:lang w:val="sw_KE" w:bidi="sw_KE"/>
@@ -6159,7 +6698,7 @@
         </w:rPr>
         <w:t>Paulo anashauri Timotheo anywe divai ili kupunguza maumivu ya tumbo lake (</w:t>
       </w:r>
-      <w:hyperlink r:id="rId178">
+      <w:hyperlink r:id="rId196">
         <w:r>
           <w:rPr>
             <w:lang w:val="sw_KE" w:bidi="sw_KE"/>
@@ -6195,7 +6734,7 @@
         </w:rPr>
         <w:t>Msamaria mwema alitumia mafuta na divai kutibu majeraha ya Adamu aliyejeruhiwa (</w:t>
       </w:r>
-      <w:hyperlink r:id="rId179">
+      <w:hyperlink r:id="rId197">
         <w:r>
           <w:rPr>
             <w:lang w:val="sw_KE" w:bidi="sw_KE"/>
@@ -6227,7 +6766,7 @@
         </w:rPr>
         <w:t xml:space="preserve">Kwenye </w:t>
       </w:r>
-      <w:hyperlink r:id="rId180">
+      <w:hyperlink r:id="rId198">
         <w:r>
           <w:rPr>
             <w:lang w:val="sw_KE" w:bidi="sw_KE"/>
@@ -6350,7 +6889,7 @@
         </w:rPr>
         <w:t>1. Mjukuu wa Kushi katika orodha ya wazao wa Noa. Baba yake alikuwa Raama, na kaka yake aliitwa Sheba (</w:t>
       </w:r>
-      <w:hyperlink r:id="rId181">
+      <w:hyperlink r:id="rId199">
         <w:r>
           <w:rPr>
             <w:lang w:val="sw_KE" w:bidi="sw_KE"/>
@@ -6368,7 +6907,7 @@
         </w:rPr>
         <w:t xml:space="preserve">; </w:t>
       </w:r>
-      <w:hyperlink r:id="rId182">
+      <w:hyperlink r:id="rId200">
         <w:r>
           <w:rPr>
             <w:lang w:val="sw_KE" w:bidi="sw_KE"/>
@@ -6400,7 +6939,7 @@
         </w:rPr>
         <w:t>2. Mjukuu wa Abrahamu kupitia Ketura (</w:t>
       </w:r>
-      <w:hyperlink r:id="rId183">
+      <w:hyperlink r:id="rId201">
         <w:r>
           <w:rPr>
             <w:lang w:val="sw_KE" w:bidi="sw_KE"/>
@@ -6494,7 +7033,7 @@
         </w:rPr>
         <w:t xml:space="preserve">Agano Jipya linataja eneo la Dekapoli mara tatu. Kwanza, </w:t>
       </w:r>
-      <w:hyperlink r:id="rId184">
+      <w:hyperlink r:id="rId202">
         <w:r>
           <w:rPr>
             <w:lang w:val="sw_KE" w:bidi="sw_KE"/>
@@ -6512,7 +7051,7 @@
         </w:rPr>
         <w:t xml:space="preserve">inasema kwamba umati mkubwa wa watu, hasa Wagiriki na Wakanaani, walimfuata Yesu wakati wa mafundisho yake ya awali. Katika </w:t>
       </w:r>
-      <w:hyperlink r:id="rId185">
+      <w:hyperlink r:id="rId203">
         <w:r>
           <w:rPr>
             <w:lang w:val="sw_KE" w:bidi="sw_KE"/>
@@ -6530,7 +7069,7 @@
         </w:rPr>
         <w:t xml:space="preserve">, tunasoma kuhusu mtu aliyekuwa amepagawa na roho mbaya. Baada ya Yesu kumponya, mtu huyo alisafiri katika eneo la Dekapoli akiwaambia watu kuhusu Yesu. Mwisho, </w:t>
       </w:r>
-      <w:hyperlink r:id="rId186">
+      <w:hyperlink r:id="rId204">
         <w:r>
           <w:rPr>
             <w:lang w:val="sw_KE" w:bidi="sw_KE"/>
@@ -6621,7 +7160,7 @@
         </w:rPr>
         <w:t>Mungu wa Israeli anaweka kigezo bora, kiwango cha tabia ya binadamu. Maneno ya Biblia yanayotumika mara nyingi kwa dhambi yanazungumzia kuvunja kiwango hicho kwa namna fulani. Neno la Kiebrania hata’ na Kigiriki hamartia yalikuwa na maana ya awali "kukosa alama, kushindwa katika wajibu" (</w:t>
       </w:r>
-      <w:hyperlink r:id="rId187">
+      <w:hyperlink r:id="rId205">
         <w:r>
           <w:rPr>
             <w:lang w:val="sw_KE" w:bidi="sw_KE"/>
@@ -6677,7 +7216,7 @@
         </w:rPr>
         <w:t>Mwanzo inahusu dhambi na matumizi mabaya ya uhuru uliotolewa na Mungu kwa kutotii amri moja ya kikomo. Ezekieli anasisitiza uwajibikaji wa mtu binafsi dhidi ya nadharia za jadi za hatia ya pamoja (</w:t>
       </w:r>
-      <w:hyperlink r:id="rId188">
+      <w:hyperlink r:id="rId206">
         <w:r>
           <w:rPr>
             <w:lang w:val="sw_KE" w:bidi="sw_KE"/>
@@ -6695,7 +7234,7 @@
         </w:rPr>
         <w:t>). Akifuata Yeremia, anahimiza hitaji la maisha ya ndani yaliyosafishwa na upya ili tabia ya nje ibadilike; sheria ya kimungu lazima iwe nguvu ya kuhamasisha ndani ya mtu ili dhambi ishindwe (</w:t>
       </w:r>
-      <w:hyperlink r:id="rId189">
+      <w:hyperlink r:id="rId207">
         <w:r>
           <w:rPr>
             <w:lang w:val="sw_KE" w:bidi="sw_KE"/>
@@ -6713,7 +7252,7 @@
         </w:rPr>
         <w:t xml:space="preserve">; </w:t>
       </w:r>
-      <w:hyperlink r:id="rId190">
+      <w:hyperlink r:id="rId208">
         <w:r>
           <w:rPr>
             <w:lang w:val="sw_KE" w:bidi="sw_KE"/>
@@ -6739,7 +7278,7 @@
           <w:lang w:val="sw_KE" w:bidi="sw_KE"/>
         </w:rPr>
       </w:r>
-      <w:hyperlink r:id="rId115">
+      <w:hyperlink r:id="rId133">
         <w:r>
           <w:rPr>
             <w:lang w:val="sw_KE" w:bidi="sw_KE"/>
@@ -6757,7 +7296,7 @@
         </w:rPr>
         <w:t xml:space="preserve"> inatoa uchambuzi wa kina wa maana ya dhambi. Kwa kusema "katika dhambi mama yangu alinichukua mimba," mwandishi wa zaburi alikiri kwamba maisha yake yalikuwa na dhambi tangu mwanzo. Utu wake wote ulihitaji "kusafishwa"; alikuwa ametiwa unajisi. Sadaka za ibada hazitoi suluhisho. Ni moyo uliovunjika na wenye toba tu unaweza kumwandaa mwenye dhambi kwa utakaso wa Mungu. Tumaini pekee, msingi pekee wa rufaa, uko katika upendo thabiti wa Mungu na rehema zake nyingi. Licha ya mtazamo wake mkali wa dhambi, Agano la Kale pia lina uhakikisho wa neema ya msamaha (</w:t>
       </w:r>
-      <w:hyperlink r:id="rId191">
+      <w:hyperlink r:id="rId209">
         <w:r>
           <w:rPr>
             <w:lang w:val="sw_KE" w:bidi="sw_KE"/>
@@ -6775,7 +7314,7 @@
         </w:rPr>
         <w:t xml:space="preserve"> </w:t>
       </w:r>
-      <w:hyperlink r:id="rId192">
+      <w:hyperlink r:id="rId210">
         <w:r>
           <w:rPr>
             <w:lang w:val="sw_KE" w:bidi="sw_KE"/>
@@ -6793,7 +7332,7 @@
         </w:rPr>
         <w:t xml:space="preserve">; </w:t>
       </w:r>
-      <w:hyperlink r:id="rId193">
+      <w:hyperlink r:id="rId211">
         <w:r>
           <w:rPr>
             <w:lang w:val="sw_KE" w:bidi="sw_KE"/>
@@ -6836,7 +7375,7 @@
         </w:rPr>
         <w:t>Mafundisho ya Yesu kuhusu dhambi yalijumuisha neema ya msamaha wa kimungu na upya, si tu kwa kutangaza kwa mamlaka, “Dhambi zako zimesamehewa,” bali pia kwa kuonyesha matendo mengi ya huruma na utambuzi wa kijamii kwamba alikuja kuwa rafiki wa wenye dhambi, akiwaita kutubu, na akirejesha matumaini na heshima yao (</w:t>
       </w:r>
-      <w:hyperlink r:id="rId194">
+      <w:hyperlink r:id="rId212">
         <w:r>
           <w:rPr>
             <w:lang w:val="sw_KE" w:bidi="sw_KE"/>
@@ -6854,7 +7393,7 @@
         </w:rPr>
         <w:t xml:space="preserve">; </w:t>
       </w:r>
-      <w:hyperlink r:id="rId195">
+      <w:hyperlink r:id="rId213">
         <w:r>
           <w:rPr>
             <w:lang w:val="sw_KE" w:bidi="sw_KE"/>
@@ -6872,7 +7411,7 @@
         </w:rPr>
         <w:t xml:space="preserve">; </w:t>
       </w:r>
-      <w:hyperlink r:id="rId196">
+      <w:hyperlink r:id="rId214">
         <w:r>
           <w:rPr>
             <w:lang w:val="sw_KE" w:bidi="sw_KE"/>
@@ -6890,7 +7429,7 @@
         </w:rPr>
         <w:t xml:space="preserve">; </w:t>
       </w:r>
-      <w:hyperlink r:id="rId197">
+      <w:hyperlink r:id="rId215">
         <w:r>
           <w:rPr>
             <w:lang w:val="sw_KE" w:bidi="sw_KE"/>
@@ -6922,7 +7461,7 @@
         </w:rPr>
         <w:t>Yesu alisema kidogo kuhusu asili ya dhambi, isipokuwa alielekeza hadi moyoni na mapenzi ya binadamu (</w:t>
       </w:r>
-      <w:hyperlink r:id="rId198">
+      <w:hyperlink r:id="rId216">
         <w:r>
           <w:rPr>
             <w:lang w:val="sw_KE" w:bidi="sw_KE"/>
@@ -6940,7 +7479,7 @@
         </w:rPr>
         <w:t xml:space="preserve">; </w:t>
       </w:r>
-      <w:hyperlink r:id="rId199">
+      <w:hyperlink r:id="rId217">
         <w:r>
           <w:rPr>
             <w:lang w:val="sw_KE" w:bidi="sw_KE"/>
@@ -6958,7 +7497,7 @@
         </w:rPr>
         <w:t xml:space="preserve">; </w:t>
       </w:r>
-      <w:hyperlink r:id="rId200">
+      <w:hyperlink r:id="rId218">
         <w:r>
           <w:rPr>
             <w:lang w:val="sw_KE" w:bidi="sw_KE"/>
@@ -6976,7 +7515,7 @@
         </w:rPr>
         <w:t xml:space="preserve">; </w:t>
       </w:r>
-      <w:hyperlink r:id="rId201">
+      <w:hyperlink r:id="rId219">
         <w:r>
           <w:rPr>
             <w:lang w:val="sw_KE" w:bidi="sw_KE"/>
@@ -6994,7 +7533,7 @@
         </w:rPr>
         <w:t>), lakini alibadilisha kwa kiasi kikubwa upeo wa dhambi. Ambapo sheria ingeweza kutathmini tu matendo ya watu, Yesu alionyesha kwamba hasira, dharau, tamaa, ugumu wa moyo, na udanganyifu pia ni dhambi. Pia alizungumzia dhambi za uzembe, mema yaliyosalia bila kufanywa, mti usiozaa, talanta isiyotumika, kuhani anayepuuza aliyejeruhiwa, na upendo ambao haujawahi kuonyeshwa (</w:t>
       </w:r>
-      <w:hyperlink r:id="rId202">
+      <w:hyperlink r:id="rId220">
         <w:r>
           <w:rPr>
             <w:lang w:val="sw_KE" w:bidi="sw_KE"/>
@@ -7012,7 +7551,7 @@
         </w:rPr>
         <w:t>). Alilaani hasa dhambi dhidi ya upendo—kutokuwa na undugu, uhasama usioweza kupatanishwa, ubinafsi, kutokuwa na hisia (</w:t>
       </w:r>
-      <w:hyperlink r:id="rId203">
+      <w:hyperlink r:id="rId221">
         <w:r>
           <w:rPr>
             <w:lang w:val="sw_KE" w:bidi="sw_KE"/>
@@ -7030,7 +7569,7 @@
         </w:rPr>
         <w:t xml:space="preserve">; </w:t>
       </w:r>
-      <w:hyperlink r:id="rId204">
+      <w:hyperlink r:id="rId222">
         <w:r>
           <w:rPr>
             <w:lang w:val="sw_KE" w:bidi="sw_KE"/>
@@ -7048,7 +7587,7 @@
         </w:rPr>
         <w:t>). Na alilaani kujiona mwenye haki na upofu wa kiroho (</w:t>
       </w:r>
-      <w:hyperlink r:id="rId205">
+      <w:hyperlink r:id="rId223">
         <w:r>
           <w:rPr>
             <w:lang w:val="sw_KE" w:bidi="sw_KE"/>
@@ -7066,7 +7605,7 @@
         </w:rPr>
         <w:t xml:space="preserve">; </w:t>
       </w:r>
-      <w:hyperlink r:id="rId206">
+      <w:hyperlink r:id="rId224">
         <w:r>
           <w:rPr>
             <w:lang w:val="sw_KE" w:bidi="sw_KE"/>
@@ -7102,7 +7641,7 @@
         </w:rPr>
         <w:t>) na wakati mwingine kama upumbavu (</w:t>
       </w:r>
-      <w:hyperlink r:id="rId207">
+      <w:hyperlink r:id="rId225">
         <w:r>
           <w:rPr>
             <w:lang w:val="sw_KE" w:bidi="sw_KE"/>
@@ -7120,7 +7659,7 @@
         </w:rPr>
         <w:t>). Hata hivyo, Yesu alitangaza kwamba binadamu waliopotea wanaweza kuponywa kwa msaada wa Mungu (</w:t>
       </w:r>
-      <w:hyperlink r:id="rId208">
+      <w:hyperlink r:id="rId226">
         <w:r>
           <w:rPr>
             <w:lang w:val="sw_KE" w:bidi="sw_KE"/>
@@ -7163,7 +7702,7 @@
         </w:rPr>
         <w:t>Injili ya Yohana inazingatia hitaji la ubinadamu mwenye dhambi, dhabihu ya Kristo Mwana-Kondoo kubeba dhambi za ulimwengu, na kutoa mwanga na uzima katika Kristo. Kitu kipya ni msisitizo juu ya dhambi ya kukataa wokovu uliotolewa katika Kristo, kwa upendo wa Mungu kwa ulimwengu—kukataa kuamini. Ni kwa kupenda giza, kukataa mwanga, na kukataa kumkubali Kristo Mwokozi kwamba wanadamu wanahukumiwa tayari (</w:t>
       </w:r>
-      <w:hyperlink r:id="rId209">
+      <w:hyperlink r:id="rId227">
         <w:r>
           <w:rPr>
             <w:lang w:val="sw_KE" w:bidi="sw_KE"/>
@@ -7195,7 +7734,7 @@
         </w:rPr>
         <w:t>Kinyume na madai ya Gnosticism kwamba kwa Wakristo waliokomaa dhambi haina umuhimu, 1 Yohana inatoa sababu 15 kwa nini dhambi haiwezi kuvumiliwa katika maisha ya Kikristo na inasisitiza kwamba dhambi ni kutojua ukweli na ukosefu wa upendo (</w:t>
       </w:r>
-      <w:hyperlink r:id="rId210">
+      <w:hyperlink r:id="rId228">
         <w:r>
           <w:rPr>
             <w:lang w:val="sw_KE" w:bidi="sw_KE"/>
@@ -7213,7 +7752,7 @@
         </w:rPr>
         <w:t>). Hata hivyo, Mungu husamehe wale wanaokiri dhambi zao, wakati Kristo anafanya upatanisho kwa ajili ya dhambi zao na kuwaombea (</w:t>
       </w:r>
-      <w:hyperlink r:id="rId211">
+      <w:hyperlink r:id="rId229">
         <w:r>
           <w:rPr>
             <w:lang w:val="sw_KE" w:bidi="sw_KE"/>
@@ -7256,7 +7795,7 @@
         </w:rPr>
         <w:t>Paulo alisisitiza kwa nguvu, kutoka kwa uchunguzi na Maandiko, kwamba wote wametenda dhambi (</w:t>
       </w:r>
-      <w:hyperlink r:id="rId212">
+      <w:hyperlink r:id="rId230">
         <w:r>
           <w:rPr>
             <w:lang w:val="sw_KE" w:bidi="sw_KE"/>
@@ -7274,7 +7813,7 @@
         </w:rPr>
         <w:t>). Kwake, dhambi ni nguvu, mamlaka, "sheria" inayotawala ndani ya watu (</w:t>
       </w:r>
-      <w:hyperlink r:id="rId213">
+      <w:hyperlink r:id="rId231">
         <w:r>
           <w:rPr>
             <w:lang w:val="sw_KE" w:bidi="sw_KE"/>
@@ -7292,7 +7831,7 @@
         </w:rPr>
         <w:t xml:space="preserve">; </w:t>
       </w:r>
-      <w:hyperlink r:id="rId214">
+      <w:hyperlink r:id="rId232">
         <w:r>
           <w:rPr>
             <w:lang w:val="sw_KE" w:bidi="sw_KE"/>
@@ -7310,7 +7849,7 @@
         </w:rPr>
         <w:t xml:space="preserve">; </w:t>
       </w:r>
-      <w:hyperlink r:id="rId215">
+      <w:hyperlink r:id="rId233">
         <w:r>
           <w:rPr>
             <w:lang w:val="sw_KE" w:bidi="sw_KE"/>
@@ -7328,7 +7867,7 @@
         </w:rPr>
         <w:t xml:space="preserve">; </w:t>
       </w:r>
-      <w:hyperlink r:id="rId216">
+      <w:hyperlink r:id="rId234">
         <w:r>
           <w:rPr>
             <w:lang w:val="sw_KE" w:bidi="sw_KE"/>
@@ -7346,7 +7885,7 @@
         </w:rPr>
         <w:t>), ikizalisha aina zote za tabia mbaya—kufanya dhamiri kuwa ngumu (</w:t>
       </w:r>
-      <w:hyperlink r:id="rId217">
+      <w:hyperlink r:id="rId235">
         <w:r>
           <w:rPr>
             <w:lang w:val="sw_KE" w:bidi="sw_KE"/>
@@ -7364,7 +7903,7 @@
         </w:rPr>
         <w:t>), kutengwa na Mungu, na kutawaliwa na kifo (</w:t>
       </w:r>
-      <w:hyperlink r:id="rId218">
+      <w:hyperlink r:id="rId236">
         <w:r>
           <w:rPr>
             <w:lang w:val="sw_KE" w:bidi="sw_KE"/>
@@ -7382,7 +7921,7 @@
         </w:rPr>
         <w:t xml:space="preserve">; </w:t>
       </w:r>
-      <w:hyperlink r:id="rId219">
+      <w:hyperlink r:id="rId237">
         <w:r>
           <w:rPr>
             <w:lang w:val="sw_KE" w:bidi="sw_KE"/>
@@ -7400,7 +7939,7 @@
         </w:rPr>
         <w:t xml:space="preserve">; </w:t>
       </w:r>
-      <w:hyperlink r:id="rId220">
+      <w:hyperlink r:id="rId238">
         <w:r>
           <w:rPr>
             <w:lang w:val="sw_KE" w:bidi="sw_KE"/>
@@ -7418,7 +7957,7 @@
         </w:rPr>
         <w:t xml:space="preserve">; </w:t>
       </w:r>
-      <w:hyperlink r:id="rId221">
+      <w:hyperlink r:id="rId239">
         <w:r>
           <w:rPr>
             <w:lang w:val="sw_KE" w:bidi="sw_KE"/>
@@ -7436,7 +7975,7 @@
         </w:rPr>
         <w:t>). Wanadamu hawana uwezo wa kujibadilisha wenyewe (</w:t>
       </w:r>
-      <w:hyperlink r:id="rId222">
+      <w:hyperlink r:id="rId240">
         <w:r>
           <w:rPr>
             <w:lang w:val="sw_KE" w:bidi="sw_KE"/>
@@ -7454,7 +7993,7 @@
         </w:rPr>
         <w:t xml:space="preserve">). Ufafanuzi wa Paulo wa hali hii ya kukata tamaa na ya ulimwengu wote unatafsiriwa kwa njia mbalimbali. Wengine wanafikiri kwamba </w:t>
       </w:r>
-      <w:hyperlink r:id="rId223">
+      <w:hyperlink r:id="rId241">
         <w:r>
           <w:rPr>
             <w:lang w:val="sw_KE" w:bidi="sw_KE"/>
@@ -7486,7 +8025,7 @@
         </w:rPr>
         <w:t>Kwa Paulo, suluhisho la dhambi linapatikana katika kifo cha muumini pamoja na Kristo—kifo kwa dhambi, nafsi, na ulimwengu. Wakati huo huo, maisha mapya ya Roho anayevamia na anayemiminika hubadilisha maisha ya mtu kutoka ndani, na kumfanya kila mtu kuwa kiumbe kipya kwa kutakasa utu katika mfano wa Kristo (</w:t>
       </w:r>
-      <w:hyperlink r:id="rId224">
+      <w:hyperlink r:id="rId242">
         <w:r>
           <w:rPr>
             <w:lang w:val="sw_KE" w:bidi="sw_KE"/>
@@ -7504,7 +8043,7 @@
         </w:rPr>
         <w:t xml:space="preserve">; </w:t>
       </w:r>
-      <w:hyperlink r:id="rId225">
+      <w:hyperlink r:id="rId243">
         <w:r>
           <w:rPr>
             <w:lang w:val="sw_KE" w:bidi="sw_KE"/>
@@ -7522,7 +8061,7 @@
         </w:rPr>
         <w:t xml:space="preserve">; </w:t>
       </w:r>
-      <w:hyperlink r:id="rId226">
+      <w:hyperlink r:id="rId244">
         <w:r>
           <w:rPr>
             <w:lang w:val="sw_KE" w:bidi="sw_KE"/>
@@ -7540,7 +8079,7 @@
         </w:rPr>
         <w:t xml:space="preserve">; </w:t>
       </w:r>
-      <w:hyperlink r:id="rId227">
+      <w:hyperlink r:id="rId245">
         <w:r>
           <w:rPr>
             <w:lang w:val="sw_KE" w:bidi="sw_KE"/>
@@ -7558,7 +8097,7 @@
         </w:rPr>
         <w:t xml:space="preserve">; </w:t>
       </w:r>
-      <w:hyperlink r:id="rId228">
+      <w:hyperlink r:id="rId246">
         <w:r>
           <w:rPr>
             <w:lang w:val="sw_KE" w:bidi="sw_KE"/>
@@ -7730,7 +8269,7 @@
         </w:rPr>
         <w:t xml:space="preserve">Dhambi isiyosameheka lazima ifafanuliwe kwa muktadha wake. Katika </w:t>
       </w:r>
-      <w:hyperlink r:id="rId229">
+      <w:hyperlink r:id="rId247">
         <w:r>
           <w:rPr>
             <w:lang w:val="sw_KE" w:bidi="sw_KE"/>
@@ -7748,7 +8287,7 @@
         </w:rPr>
         <w:t xml:space="preserve"> na </w:t>
       </w:r>
-      <w:hyperlink r:id="rId230">
+      <w:hyperlink r:id="rId248">
         <w:r>
           <w:rPr>
             <w:lang w:val="sw_KE" w:bidi="sw_KE"/>
@@ -7766,7 +8305,7 @@
         </w:rPr>
         <w:t>, Yesu alikuwa amemtoa pepo kutoka kwa mtu ambaye alikuwa kipofu na bubu. Ushahidi usiopingika wa nguvu za Mungu ulikuwa umetokea. Lakini Mafarisayo, kwa kutokuamini kwa ukaidi, walimpa Beelzebuli, shetani, sifa kwa onyesho hili la nguvu za Mungu (</w:t>
       </w:r>
-      <w:hyperlink r:id="rId231">
+      <w:hyperlink r:id="rId249">
         <w:r>
           <w:rPr>
             <w:lang w:val="sw_KE" w:bidi="sw_KE"/>
@@ -7798,7 +8337,7 @@
         </w:rPr>
         <w:t>Maandiko mengine yanarekodi aina hii ya majibu kutoka kwa Wayahudi wengi. Kulikuwa na shaka kwamba Yesu alikuwa akifanya miujiza kwa nguvu za shetani (</w:t>
       </w:r>
-      <w:hyperlink r:id="rId232">
+      <w:hyperlink r:id="rId250">
         <w:r>
           <w:rPr>
             <w:lang w:val="sw_KE" w:bidi="sw_KE"/>
@@ -7816,7 +8355,7 @@
         </w:rPr>
         <w:t xml:space="preserve">; </w:t>
       </w:r>
-      <w:hyperlink r:id="rId233">
+      <w:hyperlink r:id="rId251">
         <w:r>
           <w:rPr>
             <w:lang w:val="sw_KE" w:bidi="sw_KE"/>
@@ -7834,7 +8373,7 @@
         </w:rPr>
         <w:t xml:space="preserve">; </w:t>
       </w:r>
-      <w:hyperlink r:id="rId234">
+      <w:hyperlink r:id="rId252">
         <w:r>
           <w:rPr>
             <w:lang w:val="sw_KE" w:bidi="sw_KE"/>
@@ -7852,7 +8391,7 @@
         </w:rPr>
         <w:t xml:space="preserve">; </w:t>
       </w:r>
-      <w:hyperlink r:id="rId235">
+      <w:hyperlink r:id="rId253">
         <w:r>
           <w:rPr>
             <w:lang w:val="sw_KE" w:bidi="sw_KE"/>
@@ -7870,7 +8409,7 @@
         </w:rPr>
         <w:t xml:space="preserve">; </w:t>
       </w:r>
-      <w:hyperlink r:id="rId236">
+      <w:hyperlink r:id="rId254">
         <w:r>
           <w:rPr>
             <w:lang w:val="sw_KE" w:bidi="sw_KE"/>
@@ -7954,7 +8493,7 @@
         </w:rPr>
         <w:t>"Dhambi ya mauti" iliyotajwa na Yohana (</w:t>
       </w:r>
-      <w:hyperlink r:id="rId237">
+      <w:hyperlink r:id="rId255">
         <w:r>
           <w:rPr>
             <w:lang w:val="sw_KE" w:bidi="sw_KE"/>
@@ -7972,7 +8511,7 @@
         </w:rPr>
         <w:t>) siyo dhambi isiyosameheka. Mtu aliyekombolewa na kusamehewa (</w:t>
       </w:r>
-      <w:hyperlink r:id="rId238">
+      <w:hyperlink r:id="rId256">
         <w:r>
           <w:rPr>
             <w:lang w:val="sw_KE" w:bidi="sw_KE"/>
@@ -7990,7 +8529,7 @@
         </w:rPr>
         <w:t>) ana utakaso kwa dhambi za sasa na za baadaye (</w:t>
       </w:r>
-      <w:hyperlink r:id="rId239">
+      <w:hyperlink r:id="rId257">
         <w:r>
           <w:rPr>
             <w:lang w:val="sw_KE" w:bidi="sw_KE"/>
@@ -8008,7 +8547,7 @@
         </w:rPr>
         <w:t>) na uzima wa milele (</w:t>
       </w:r>
-      <w:hyperlink r:id="rId240">
+      <w:hyperlink r:id="rId258">
         <w:r>
           <w:rPr>
             <w:lang w:val="sw_KE" w:bidi="sw_KE"/>
@@ -8026,7 +8565,7 @@
         </w:rPr>
         <w:t xml:space="preserve">). Mtu huyu hawezi kufanya dhambi isiyosameheka. Hata hivyo, wale wanaofanya "dhambi ya mauti" wote ni Wakristo. </w:t>
       </w:r>
-      <w:hyperlink r:id="rId241">
+      <w:hyperlink r:id="rId259">
         <w:r>
           <w:rPr>
             <w:lang w:val="sw_KE" w:bidi="sw_KE"/>
@@ -8058,7 +8597,7 @@
         </w:rPr>
         <w:t>Dhambi isiyosameheka ni kukataa Bwana Yesu hadi mkataa anapokufa bila kuamini. Dhambi hii haitasamehewa milele. Hata hivyo, dhambi ya kukataa si sawa na ile ambayo Yesu alihukumu kama isiyosameheka. "Yeyote anayesema neno dhidi ya Mwana wa Mtu atasamehewa, lakini yeyote anayesema dhidi ya Roho Mtakatifu hatasamehewa, aidha katika enzi hii au katika ile ijayo." (</w:t>
       </w:r>
-      <w:hyperlink r:id="rId242">
+      <w:hyperlink r:id="rId260">
         <w:r>
           <w:rPr>
             <w:lang w:val="sw_KE" w:bidi="sw_KE"/>
@@ -8090,7 +8629,7 @@
         </w:rPr>
         <w:t>Sehemu nyingi zinaeleza onyo kwamba kutoamini Mwokozi kunasababisha kifo cha milele (</w:t>
       </w:r>
-      <w:hyperlink r:id="rId243">
+      <w:hyperlink r:id="rId261">
         <w:r>
           <w:rPr>
             <w:lang w:val="sw_KE" w:bidi="sw_KE"/>
@@ -8108,7 +8647,7 @@
         </w:rPr>
         <w:t xml:space="preserve">; </w:t>
       </w:r>
-      <w:hyperlink r:id="rId244">
+      <w:hyperlink r:id="rId262">
         <w:r>
           <w:rPr>
             <w:lang w:val="sw_KE" w:bidi="sw_KE"/>
@@ -8126,7 +8665,7 @@
         </w:rPr>
         <w:t xml:space="preserve">; </w:t>
       </w:r>
-      <w:hyperlink r:id="rId245">
+      <w:hyperlink r:id="rId263">
         <w:r>
           <w:rPr>
             <w:lang w:val="sw_KE" w:bidi="sw_KE"/>
@@ -8144,7 +8683,7 @@
         </w:rPr>
         <w:t xml:space="preserve">; </w:t>
       </w:r>
-      <w:hyperlink r:id="rId246">
+      <w:hyperlink r:id="rId264">
         <w:r>
           <w:rPr>
             <w:lang w:val="sw_KE" w:bidi="sw_KE"/>
@@ -8263,7 +8802,7 @@
         </w:rPr>
         <w:t>Neno la Kiingereza "conscience" na neno la Kigiriki yanamaanisha "kuwa na maarifa." Katika Agano la Kale, Adamu na Hawa walihisi aibu na wakajificha kutoka kwa Mungu. Hii ilikuwa kwa sababu dhamiri zao ziliamua kwamba walipomwasi Mungu, walifanya makosa (</w:t>
       </w:r>
-      <w:hyperlink r:id="rId247">
+      <w:hyperlink r:id="rId265">
         <w:r>
           <w:rPr>
             <w:lang w:val="sw_KE" w:bidi="sw_KE"/>
@@ -8281,7 +8820,7 @@
         </w:rPr>
         <w:t>). Ni kawaida kwa wanadamu wote kuwa na uwezo wa kutambua mema na mabaya. “Roho ya Adamu ni taa ya Bwana, ikichunguza nafsi yake ya ndani kabisa” (</w:t>
       </w:r>
-      <w:hyperlink r:id="rId248">
+      <w:hyperlink r:id="rId266">
         <w:r>
           <w:rPr>
             <w:lang w:val="sw_KE" w:bidi="sw_KE"/>
@@ -8324,7 +8863,7 @@
         </w:rPr>
         <w:t>Neno "dhamiri" linapatikana mara 32 katika Agano Jipya (tazama Toleo la Mfalme Yakobo). Hii ni kweli hasa katika maandiko ya mtume Paulo. Katika maandiko yake, dhamiri inaonyeshwa kuamua nini kilikuwa sahihi kufanya zamani na nini kitakuwa sahihi kufanya baadaye. Watu ambao hawajui sheria ya Mungu bado wanaweza kufanya kile inachosema. Hii inaonyesha kwamba kile sheria inahitaji kimeandikwa "mioyoni mwao" (</w:t>
       </w:r>
-      <w:hyperlink r:id="rId249">
+      <w:hyperlink r:id="rId267">
         <w:r>
           <w:rPr>
             <w:lang w:val="sw_KE" w:bidi="sw_KE"/>
@@ -8342,7 +8881,7 @@
         </w:rPr>
         <w:t>). Paulo pia anasema kwamba kila mtu lazima "ajitiishe kwa mamlaka" ili kuepuka hukumu kutoka kwa Mungu na "kama suala la dhamiri" (</w:t>
       </w:r>
-      <w:hyperlink r:id="rId250">
+      <w:hyperlink r:id="rId268">
         <w:r>
           <w:rPr>
             <w:lang w:val="sw_KE" w:bidi="sw_KE"/>
@@ -8374,7 +8913,7 @@
         </w:rPr>
         <w:t>Dhamiri pia inakubali au kuamua au kutoa uamuzi wakati mtu hana hatia. Hii ni muhimu kama vile wakati mtu anapogundua kuwa wamefanya jambo baya. Paulo alisema, “Dhamiri yangu iko wazi” (</w:t>
       </w:r>
-      <w:hyperlink r:id="rId251">
+      <w:hyperlink r:id="rId269">
         <w:r>
           <w:rPr>
             <w:lang w:val="sw_KE" w:bidi="sw_KE"/>
@@ -8392,7 +8931,7 @@
         </w:rPr>
         <w:t>). Hata hivyo, dhamiri haiwezi kamwe kuamua kikamilifu mema na mabaya wala haiwezi kumwongoza mtu ipasavyo. Paulo aliendelea, “Lakini hiyo hainihalalishi. Ni Bwana ndiye anayenihukumu.” Katika kifungu kingine, Paulo anasema dhamiri yake ilithibitisha kwamba alikuwa akisema ukweli. Anaunganisha kile ambacho dhamiri inakubali na Roho Mtakatifu (</w:t>
       </w:r>
-      <w:hyperlink r:id="rId252">
+      <w:hyperlink r:id="rId270">
         <w:r>
           <w:rPr>
             <w:lang w:val="sw_KE" w:bidi="sw_KE"/>
@@ -8410,7 +8949,7 @@
         </w:rPr>
         <w:t xml:space="preserve">; linganisha </w:t>
       </w:r>
-      <w:hyperlink r:id="rId253">
+      <w:hyperlink r:id="rId271">
         <w:r>
           <w:rPr>
             <w:lang w:val="sw_KE" w:bidi="sw_KE"/>
@@ -8442,7 +8981,7 @@
         </w:rPr>
         <w:t>Paulo alijaribu kutetea huduma yake kwa kanisa la Korintho kwa kuwaomba wahukumu kama alivyotenda ilikuwa sawa au si sawa. Walipaswa kuwa na uwezo wa kufanya hivi kwa msaada wa dhamiri zao wenyewe (</w:t>
       </w:r>
-      <w:hyperlink r:id="rId254">
+      <w:hyperlink r:id="rId272">
         <w:r>
           <w:rPr>
             <w:lang w:val="sw_KE" w:bidi="sw_KE"/>
@@ -8460,7 +8999,7 @@
         </w:rPr>
         <w:t>). Paulo alisisitiza kwamba Mungu alijua kilichomchochea katika tabia yake. Hivyo, Paulo alitumaini kwamba dhamiri ya Wakorintho pia ingetambua nia hii ya “hofu ya Bwana” (</w:t>
       </w:r>
-      <w:hyperlink r:id="rId255">
+      <w:hyperlink r:id="rId273">
         <w:r>
           <w:rPr>
             <w:lang w:val="sw_KE" w:bidi="sw_KE"/>
@@ -8478,7 +9017,7 @@
         </w:rPr>
         <w:t>). Paulo alipomwandikia Timotheo, aliunganisha dhamiri njema na imani ya dhati (</w:t>
       </w:r>
-      <w:hyperlink r:id="rId256">
+      <w:hyperlink r:id="rId274">
         <w:r>
           <w:rPr>
             <w:lang w:val="sw_KE" w:bidi="sw_KE"/>
@@ -8496,7 +9035,7 @@
         </w:rPr>
         <w:t>). Watu wanapoacha kuishi kwa imani ya Kikristo, dhamiri zao zinaweza kuwa “zimeungua.” Hii inamaanisha kwamba hawatambui tena kilicho sawa na kibaya kwa sababu wanaendelea kufanya maovu (</w:t>
       </w:r>
-      <w:hyperlink r:id="rId257">
+      <w:hyperlink r:id="rId275">
         <w:r>
           <w:rPr>
             <w:lang w:val="sw_KE" w:bidi="sw_KE"/>
@@ -8528,7 +9067,7 @@
         </w:rPr>
         <w:t>Katika barua yake ya kwanza kwa kanisa la Korintho, Paulo alijibu swali kuhusu chakula kilichotolewa kama dhabihu kwa sanamu. Alizungumzia jinsi dhamiri inavyoathiri tabia za baadaye na za zamani (</w:t>
       </w:r>
-      <w:hyperlink r:id="rId258">
+      <w:hyperlink r:id="rId276">
         <w:r>
           <w:rPr>
             <w:lang w:val="sw_KE" w:bidi="sw_KE"/>
@@ -8546,7 +9085,7 @@
         </w:rPr>
         <w:t>). Baadhi ya Wakorintho walikuwa na dhamiri "dhaifu" kwa sababu walidhani ni makosa kula vyakula vilivyotolewa kama dhabihu kwa sanamu (</w:t>
       </w:r>
-      <w:hyperlink r:id="rId259">
+      <w:hyperlink r:id="rId277">
         <w:r>
           <w:rPr>
             <w:lang w:val="sw_KE" w:bidi="sw_KE"/>
@@ -8564,7 +9103,7 @@
         </w:rPr>
         <w:t>). Walishindwa kutambua kwamba chakula chote kinaweza kuliwa, au ni "safi" (</w:t>
       </w:r>
-      <w:hyperlink r:id="rId260">
+      <w:hyperlink r:id="rId278">
         <w:r>
           <w:rPr>
             <w:lang w:val="sw_KE" w:bidi="sw_KE"/>
@@ -8630,7 +9169,7 @@
         </w:rPr>
         <w:t>Mwana wa Yoktani katika orodha ya mataifa yaliyotokana na wana wa Noa (</w:t>
       </w:r>
-      <w:hyperlink r:id="rId261">
+      <w:hyperlink r:id="rId279">
         <w:r>
           <w:rPr>
             <w:lang w:val="sw_KE" w:bidi="sw_KE"/>
@@ -8648,7 +9187,7 @@
         </w:rPr>
         <w:t xml:space="preserve">; </w:t>
       </w:r>
-      <w:hyperlink r:id="rId262">
+      <w:hyperlink r:id="rId280">
         <w:r>
           <w:rPr>
             <w:lang w:val="sw_KE" w:bidi="sw_KE"/>
@@ -8752,7 +9291,7 @@
         </w:rPr>
         <w:t>Noa alikuwa mmoja wa watu wa kwanza kutengeneza divai (</w:t>
       </w:r>
-      <w:hyperlink r:id="rId263">
+      <w:hyperlink r:id="rId281">
         <w:r>
           <w:rPr>
             <w:lang w:val="sw_KE" w:bidi="sw_KE"/>
@@ -9233,7 +9772,7 @@
         </w:rPr>
         <w:t>Wasomi wengi wanakubaliana kwamba angalau baadhi ya divai katika Agano Kale [sehemu ya kwanza ya Biblia] ilikuwa na pombe. Watu wengine wanafikiri aina fulani za divai ya kale hazikuwa na pombe. Wanasema neno moja la Kiebrania kwa divai mpya lilimaanisha tu juisi ya zabibu (</w:t>
       </w:r>
-      <w:hyperlink r:id="rId264">
+      <w:hyperlink r:id="rId282">
         <w:r>
           <w:rPr>
             <w:lang w:val="sw_KE" w:bidi="sw_KE"/>
@@ -9251,7 +9790,7 @@
         </w:rPr>
         <w:t xml:space="preserve">; </w:t>
       </w:r>
-      <w:hyperlink r:id="rId265">
+      <w:hyperlink r:id="rId283">
         <w:r>
           <w:rPr>
             <w:lang w:val="sw_KE" w:bidi="sw_KE"/>
@@ -9269,7 +9808,7 @@
         </w:rPr>
         <w:t xml:space="preserve">; </w:t>
       </w:r>
-      <w:hyperlink r:id="rId266">
+      <w:hyperlink r:id="rId284">
         <w:r>
           <w:rPr>
             <w:lang w:val="sw_KE" w:bidi="sw_KE"/>
@@ -9287,7 +9826,7 @@
         </w:rPr>
         <w:t xml:space="preserve">; </w:t>
       </w:r>
-      <w:hyperlink r:id="rId267">
+      <w:hyperlink r:id="rId285">
         <w:r>
           <w:rPr>
             <w:lang w:val="sw_KE" w:bidi="sw_KE"/>
@@ -9345,7 +9884,7 @@
         </w:rPr>
         <w:t xml:space="preserve">Mara nyingi neno hilo lina maana ya kinywaji chenye pombe (kwa mfano, </w:t>
       </w:r>
-      <w:hyperlink r:id="rId268">
+      <w:hyperlink r:id="rId286">
         <w:r>
           <w:rPr>
             <w:lang w:val="sw_KE" w:bidi="sw_KE"/>
@@ -9363,7 +9902,7 @@
         </w:rPr>
         <w:t xml:space="preserve">; </w:t>
       </w:r>
-      <w:hyperlink r:id="rId269">
+      <w:hyperlink r:id="rId287">
         <w:r>
           <w:rPr>
             <w:lang w:val="sw_KE" w:bidi="sw_KE"/>
@@ -9381,7 +9920,7 @@
         </w:rPr>
         <w:t xml:space="preserve">; </w:t>
       </w:r>
-      <w:hyperlink r:id="rId267">
+      <w:hyperlink r:id="rId285">
         <w:r>
           <w:rPr>
             <w:lang w:val="sw_KE" w:bidi="sw_KE"/>
@@ -9577,7 +10116,7 @@
         </w:rPr>
         <w:t xml:space="preserve">Kwenye ulimwengu wa Mediterania ya magharibi, neno "divai" kawaida lilimaanisha mchanganyiko wa divai na maji. Ikiwa mtu alitaka kuzungumzia divai bila maji, walilazimika kuongeza neno "isiyochanganywa." Wagiriki walidhani kunywa divai isiyochanganywa ilikuwa ni kitendo kisicho na ustaarabu. Lakini katika nyakati za Agano la Kale, watu walionekana kunywa divai bila kuichanganya na maji. Biblia haizungumzii kuchanganya maji na divai. Katika </w:t>
       </w:r>
-      <w:hyperlink r:id="rId270">
+      <w:hyperlink r:id="rId288">
         <w:r>
           <w:rPr>
             <w:lang w:val="sw_KE" w:bidi="sw_KE"/>
@@ -9634,7 +10173,7 @@
         </w:rPr>
         <w:t>Watu wa nyakati za kale hawalichanganya divai na maji tu, bali pya na vitu vingine. Hii ilikuwa sawa na jinsi tunavyotengeneza vinywaji vilivyochanganywa leo. Mara nyingi divai kali ilichanganywa na divai dhaifu, ambayo ilifanya kinywaji chenye nguvu zaidi. Hii ndiyo maana ya "mchanganyiko" katika Biblia (</w:t>
       </w:r>
-      <w:hyperlink r:id="rId271">
+      <w:hyperlink r:id="rId289">
         <w:r>
           <w:rPr>
             <w:lang w:val="sw_KE" w:bidi="sw_KE"/>
@@ -9652,7 +10191,7 @@
         </w:rPr>
         <w:t xml:space="preserve">; </w:t>
       </w:r>
-      <w:hyperlink r:id="rId272">
+      <w:hyperlink r:id="rId290">
         <w:r>
           <w:rPr>
             <w:lang w:val="sw_KE" w:bidi="sw_KE"/>
@@ -9670,7 +10209,7 @@
         </w:rPr>
         <w:t xml:space="preserve">; </w:t>
       </w:r>
-      <w:hyperlink r:id="rId273">
+      <w:hyperlink r:id="rId291">
         <w:r>
           <w:rPr>
             <w:lang w:val="sw_KE" w:bidi="sw_KE"/>
@@ -9688,7 +10227,7 @@
         </w:rPr>
         <w:t xml:space="preserve">; </w:t>
       </w:r>
-      <w:hyperlink r:id="rId274">
+      <w:hyperlink r:id="rId292">
         <w:r>
           <w:rPr>
             <w:lang w:val="sw_KE" w:bidi="sw_KE"/>
@@ -9787,7 +10326,7 @@
         </w:rPr>
         <w:t>Inafurahisha "Mungu na mwanadamu" (</w:t>
       </w:r>
-      <w:hyperlink r:id="rId275">
+      <w:hyperlink r:id="rId293">
         <w:r>
           <w:rPr>
             <w:lang w:val="sw_KE" w:bidi="sw_KE"/>
@@ -9823,7 +10362,7 @@
         </w:rPr>
         <w:t xml:space="preserve">Inafurahisha moyo wa mwanadamu </w:t>
       </w:r>
-      <w:hyperlink r:id="rId276">
+      <w:hyperlink r:id="rId294">
         <w:r>
           <w:rPr>
             <w:lang w:val="sw_KE" w:bidi="sw_KE"/>
@@ -9841,7 +10380,7 @@
         </w:rPr>
         <w:t xml:space="preserve">; linganisha pia </w:t>
       </w:r>
-      <w:hyperlink r:id="rId277">
+      <w:hyperlink r:id="rId295">
         <w:r>
           <w:rPr>
             <w:lang w:val="sw_KE" w:bidi="sw_KE"/>
@@ -9859,7 +10398,7 @@
         </w:rPr>
         <w:t xml:space="preserve">; </w:t>
       </w:r>
-      <w:hyperlink r:id="rId278">
+      <w:hyperlink r:id="rId296">
         <w:r>
           <w:rPr>
             <w:lang w:val="sw_KE" w:bidi="sw_KE"/>
@@ -9877,7 +10416,7 @@
         </w:rPr>
         <w:t xml:space="preserve">; </w:t>
       </w:r>
-      <w:hyperlink r:id="rId279">
+      <w:hyperlink r:id="rId297">
         <w:r>
           <w:rPr>
             <w:lang w:val="sw_KE" w:bidi="sw_KE"/>
@@ -9895,7 +10434,7 @@
         </w:rPr>
         <w:t xml:space="preserve">; </w:t>
       </w:r>
-      <w:hyperlink r:id="rId280">
+      <w:hyperlink r:id="rId298">
         <w:r>
           <w:rPr>
             <w:lang w:val="sw_KE" w:bidi="sw_KE"/>
@@ -9931,7 +10470,7 @@
         </w:rPr>
         <w:t>Kunywa divai kwa kiasi kilikuwa sehemu ya kawaida na inayokubalika ya maisha (</w:t>
       </w:r>
-      <w:hyperlink r:id="rId281">
+      <w:hyperlink r:id="rId299">
         <w:r>
           <w:rPr>
             <w:lang w:val="sw_KE" w:bidi="sw_KE"/>
@@ -9949,7 +10488,7 @@
         </w:rPr>
         <w:t xml:space="preserve">; </w:t>
       </w:r>
-      <w:hyperlink r:id="rId282">
+      <w:hyperlink r:id="rId300">
         <w:r>
           <w:rPr>
             <w:lang w:val="sw_KE" w:bidi="sw_KE"/>
@@ -9967,7 +10506,7 @@
         </w:rPr>
         <w:t xml:space="preserve">; </w:t>
       </w:r>
-      <w:hyperlink r:id="rId283">
+      <w:hyperlink r:id="rId301">
         <w:r>
           <w:rPr>
             <w:lang w:val="sw_KE" w:bidi="sw_KE"/>
@@ -10017,7 +10556,7 @@
         </w:rPr>
         <w:t>Makuhani wa Walawi katika huduma kwenye hekalu (</w:t>
       </w:r>
-      <w:hyperlink r:id="rId284">
+      <w:hyperlink r:id="rId302">
         <w:r>
           <w:rPr>
             <w:lang w:val="sw_KE" w:bidi="sw_KE"/>
@@ -10053,7 +10592,7 @@
         </w:rPr>
         <w:t>Wanadhiri (</w:t>
       </w:r>
-      <w:hyperlink r:id="rId285">
+      <w:hyperlink r:id="rId303">
         <w:r>
           <w:rPr>
             <w:lang w:val="sw_KE" w:bidi="sw_KE"/>
@@ -10089,7 +10628,7 @@
         </w:rPr>
         <w:t>Warekabi (</w:t>
       </w:r>
-      <w:hyperlink r:id="rId286">
+      <w:hyperlink r:id="rId304">
         <w:r>
           <w:rPr>
             <w:lang w:val="sw_KE" w:bidi="sw_KE"/>
@@ -10139,7 +10678,7 @@
         </w:rPr>
         <w:t>“Sadaka ya kinywaji” ilikuwa divai (</w:t>
       </w:r>
-      <w:hyperlink r:id="rId287">
+      <w:hyperlink r:id="rId305">
         <w:r>
           <w:rPr>
             <w:lang w:val="sw_KE" w:bidi="sw_KE"/>
@@ -10157,7 +10696,7 @@
         </w:rPr>
         <w:t xml:space="preserve">; </w:t>
       </w:r>
-      <w:hyperlink r:id="rId288">
+      <w:hyperlink r:id="rId306">
         <w:r>
           <w:rPr>
             <w:lang w:val="sw_KE" w:bidi="sw_KE"/>
@@ -10193,7 +10732,7 @@
         </w:rPr>
         <w:t>Watu walileta divai walipotoa dhabihu (</w:t>
       </w:r>
-      <w:hyperlink r:id="rId289">
+      <w:hyperlink r:id="rId307">
         <w:r>
           <w:rPr>
             <w:lang w:val="sw_KE" w:bidi="sw_KE"/>
@@ -10229,7 +10768,7 @@
         </w:rPr>
         <w:t>Ugavi wa divai ulihifadhiwa hekaluni kwa ajili ya dhabihu (</w:t>
       </w:r>
-      <w:hyperlink r:id="rId290">
+      <w:hyperlink r:id="rId308">
         <w:r>
           <w:rPr>
             <w:lang w:val="sw_KE" w:bidi="sw_KE"/>
@@ -10265,7 +10804,7 @@
         </w:rPr>
         <w:t>Wakati mwingine, divai ilitumiwa kusaidia wanyonge na wagonjwa (</w:t>
       </w:r>
-      <w:hyperlink r:id="rId291">
+      <w:hyperlink r:id="rId309">
         <w:r>
           <w:rPr>
             <w:lang w:val="sw_KE" w:bidi="sw_KE"/>
@@ -10283,7 +10822,7 @@
         </w:rPr>
         <w:t xml:space="preserve">; </w:t>
       </w:r>
-      <w:hyperlink r:id="rId176">
+      <w:hyperlink r:id="rId194">
         <w:r>
           <w:rPr>
             <w:lang w:val="sw_KE" w:bidi="sw_KE"/>
@@ -10315,7 +10854,7 @@
         </w:rPr>
         <w:t>Kinywaji chenye nguvu cha Agano la Kale kinaonekana kuwa karibu na divai ya tende ya Mesopotamia. Kinywaji hiki huenda kilikuwa na sukari na pombe nyingi. Neno moja la Kiebrania linatumika mara kwa mara kama kinywaji chenye nguvu (</w:t>
       </w:r>
-      <w:hyperlink r:id="rId292">
+      <w:hyperlink r:id="rId310">
         <w:r>
           <w:rPr>
             <w:lang w:val="sw_KE" w:bidi="sw_KE"/>
@@ -10333,7 +10872,7 @@
         </w:rPr>
         <w:t xml:space="preserve">; </w:t>
       </w:r>
-      <w:hyperlink r:id="rId293">
+      <w:hyperlink r:id="rId311">
         <w:r>
           <w:rPr>
             <w:lang w:val="sw_KE" w:bidi="sw_KE"/>
@@ -10351,7 +10890,7 @@
         </w:rPr>
         <w:t xml:space="preserve">; </w:t>
       </w:r>
-      <w:hyperlink r:id="rId294">
+      <w:hyperlink r:id="rId312">
         <w:r>
           <w:rPr>
             <w:lang w:val="sw_KE" w:bidi="sw_KE"/>
@@ -10369,7 +10908,7 @@
         </w:rPr>
         <w:t xml:space="preserve">; </w:t>
       </w:r>
-      <w:hyperlink r:id="rId295">
+      <w:hyperlink r:id="rId313">
         <w:r>
           <w:rPr>
             <w:lang w:val="sw_KE" w:bidi="sw_KE"/>
@@ -10387,7 +10926,7 @@
         </w:rPr>
         <w:t xml:space="preserve">; </w:t>
       </w:r>
-      <w:hyperlink r:id="rId176">
+      <w:hyperlink r:id="rId194">
         <w:r>
           <w:rPr>
             <w:lang w:val="sw_KE" w:bidi="sw_KE"/>
@@ -10405,7 +10944,7 @@
         </w:rPr>
         <w:t xml:space="preserve">; </w:t>
       </w:r>
-      <w:hyperlink r:id="rId296">
+      <w:hyperlink r:id="rId314">
         <w:r>
           <w:rPr>
             <w:lang w:val="sw_KE" w:bidi="sw_KE"/>
@@ -10466,7 +11005,7 @@
         </w:rPr>
         <w:t>Isaya alizungumza dhidi ya wale waliokunywa divai nyingi (</w:t>
       </w:r>
-      <w:hyperlink r:id="rId297">
+      <w:hyperlink r:id="rId315">
         <w:r>
           <w:rPr>
             <w:lang w:val="sw_KE" w:bidi="sw_KE"/>
@@ -10502,7 +11041,7 @@
         </w:rPr>
         <w:t>Mithali hutoa maonyo mengi kuhusu kunywa divai kupita kiasi (</w:t>
       </w:r>
-      <w:hyperlink r:id="rId295">
+      <w:hyperlink r:id="rId313">
         <w:r>
           <w:rPr>
             <w:lang w:val="sw_KE" w:bidi="sw_KE"/>
@@ -10520,7 +11059,7 @@
         </w:rPr>
         <w:t xml:space="preserve">; </w:t>
       </w:r>
-      <w:hyperlink r:id="rId298">
+      <w:hyperlink r:id="rId316">
         <w:r>
           <w:rPr>
             <w:lang w:val="sw_KE" w:bidi="sw_KE"/>
@@ -10538,7 +11077,7 @@
         </w:rPr>
         <w:t xml:space="preserve">; </w:t>
       </w:r>
-      <w:hyperlink r:id="rId299">
+      <w:hyperlink r:id="rId317">
         <w:r>
           <w:rPr>
             <w:lang w:val="sw_KE" w:bidi="sw_KE"/>
@@ -10556,7 +11095,7 @@
         </w:rPr>
         <w:t xml:space="preserve">; </w:t>
       </w:r>
-      <w:hyperlink r:id="rId300">
+      <w:hyperlink r:id="rId318">
         <w:r>
           <w:rPr>
             <w:lang w:val="sw_KE" w:bidi="sw_KE"/>
@@ -10599,7 +11138,7 @@
         </w:rPr>
         <w:t>Mvinyo katika Agano Jipya ulikuwa kinywaji kilichochachushwa ambacho kilichanganywa na maji kwa viwango mbalimbali. Pia ulichanganywa na nyongo na manemane (</w:t>
       </w:r>
-      <w:hyperlink r:id="rId301">
+      <w:hyperlink r:id="rId319">
         <w:r>
           <w:rPr>
             <w:lang w:val="sw_KE" w:bidi="sw_KE"/>
@@ -10617,7 +11156,7 @@
         </w:rPr>
         <w:t xml:space="preserve">; </w:t>
       </w:r>
-      <w:hyperlink r:id="rId302">
+      <w:hyperlink r:id="rId320">
         <w:r>
           <w:rPr>
             <w:lang w:val="sw_KE" w:bidi="sw_KE"/>
@@ -10635,7 +11174,7 @@
         </w:rPr>
         <w:t xml:space="preserve">). Mvinyo uliotumika katika Meza ya Bwana huenda ulikuwa mchanganyiko wa maji na divai. Huenda ulikuwa sehemu tatu za maji kwa sehemu moja ya divai. Hii ilifuata mafundisho ya Mishnah (mapokeo ya mdomo ya Kiyahudi ambayo yalirekodiwa). Usemi "tunda la mzabibu" katika </w:t>
       </w:r>
-      <w:hyperlink r:id="rId303">
+      <w:hyperlink r:id="rId321">
         <w:r>
           <w:rPr>
             <w:lang w:val="sw_KE" w:bidi="sw_KE"/>
@@ -10667,7 +11206,7 @@
         </w:rPr>
         <w:t>Agano Jipya, kama vile Agano la Kale, linashauri vikali dhidi ya kunywa divai kupita kiasi. Maagizo ya kibiblia ni kutokulewa kwa divai (</w:t>
       </w:r>
-      <w:hyperlink r:id="rId304">
+      <w:hyperlink r:id="rId322">
         <w:r>
           <w:rPr>
             <w:lang w:val="sw_KE" w:bidi="sw_KE"/>
@@ -10685,7 +11224,7 @@
         </w:rPr>
         <w:t xml:space="preserve">; </w:t>
       </w:r>
-      <w:hyperlink r:id="rId305">
+      <w:hyperlink r:id="rId323">
         <w:r>
           <w:rPr>
             <w:lang w:val="sw_KE" w:bidi="sw_KE"/>
@@ -10703,7 +11242,7 @@
         </w:rPr>
         <w:t>). Viongozi kanisani walipaswa kufanya mazoezi ya kiasi wanapokunywa divai (</w:t>
       </w:r>
-      <w:hyperlink r:id="rId306">
+      <w:hyperlink r:id="rId324">
         <w:r>
           <w:rPr>
             <w:lang w:val="sw_KE" w:bidi="sw_KE"/>
@@ -10721,7 +11260,7 @@
         </w:rPr>
         <w:t xml:space="preserve">; </w:t>
       </w:r>
-      <w:hyperlink r:id="rId307">
+      <w:hyperlink r:id="rId325">
         <w:r>
           <w:rPr>
             <w:lang w:val="sw_KE" w:bidi="sw_KE"/>
@@ -10846,7 +11385,7 @@
         </w:rPr>
         <w:t>Kwa Kiebrania, neno moja linalotafsiriwa kama "ardhi" pia linatumika kwa "mtu" au "Adamu" (</w:t>
       </w:r>
-      <w:hyperlink r:id="rId308">
+      <w:hyperlink r:id="rId326">
         <w:r>
           <w:rPr>
             <w:lang w:val="sw_KE" w:bidi="sw_KE"/>
@@ -10864,7 +11403,7 @@
         </w:rPr>
         <w:t>). Neno hili linarejelea udongo mwekundu ambao mwili wa Adamu ulitengenezwa. Neno jingine la Kiebrania linalotafsiriwa kama "ardhi" au "nchi" linaweza kumaanisha nchi (</w:t>
       </w:r>
-      <w:hyperlink r:id="rId309">
+      <w:hyperlink r:id="rId327">
         <w:r>
           <w:rPr>
             <w:lang w:val="sw_KE" w:bidi="sw_KE"/>
@@ -10882,7 +11421,7 @@
         </w:rPr>
         <w:t>). Neno linalotafsiriwa kama "vumbi" linaweza kumaanisha ardhi au ardhi kavu (</w:t>
       </w:r>
-      <w:hyperlink r:id="rId310">
+      <w:hyperlink r:id="rId328">
         <w:r>
           <w:rPr>
             <w:lang w:val="sw_KE" w:bidi="sw_KE"/>
@@ -10900,7 +11439,7 @@
         </w:rPr>
         <w:t>). Katika Agano Jipya, neno la Kigiriki linalotafsiriwa kama "ardhi" linaweza pia kumaanisha nchi au taifa (</w:t>
       </w:r>
-      <w:hyperlink r:id="rId311">
+      <w:hyperlink r:id="rId329">
         <w:r>
           <w:rPr>
             <w:lang w:val="sw_KE" w:bidi="sw_KE"/>
@@ -10918,7 +11457,7 @@
         </w:rPr>
         <w:t>). Neno jingine la Kigiriki, ambalo "ecumenical" linatokana nalo, linarejelea dunia yote inayokaliwa (</w:t>
       </w:r>
-      <w:hyperlink r:id="rId312">
+      <w:hyperlink r:id="rId330">
         <w:r>
           <w:rPr>
             <w:lang w:val="sw_KE" w:bidi="sw_KE"/>
@@ -10936,7 +11475,7 @@
         </w:rPr>
         <w:t>) au Dola la Kirumi wakati huo (</w:t>
       </w:r>
-      <w:hyperlink r:id="rId313">
+      <w:hyperlink r:id="rId331">
         <w:r>
           <w:rPr>
             <w:lang w:val="sw_KE" w:bidi="sw_KE"/>
@@ -10968,7 +11507,7 @@
         </w:rPr>
         <w:t>Hapo mwanzo, “Mungu aliita nchi kavu ‘ardhi,’ na mkusanyiko wa maji akaita ‘bahari.’ Na Mungu akaona kuwa ilikuwa nzuri. Kisha Mungu akasema, 'Na ardhi izae mimea’” (</w:t>
       </w:r>
-      <w:hyperlink r:id="rId314">
+      <w:hyperlink r:id="rId332">
         <w:r>
           <w:rPr>
             <w:lang w:val="sw_KE" w:bidi="sw_KE"/>
@@ -10986,7 +11525,7 @@
         </w:rPr>
         <w:t>). Katika baadhi ya vifungu, “ardhi” inatumika kwa njia inayofanana na jinsi tunavyofikiria sayari nzima leo (</w:t>
       </w:r>
-      <w:hyperlink r:id="rId315">
+      <w:hyperlink r:id="rId333">
         <w:r>
           <w:rPr>
             <w:lang w:val="sw_KE" w:bidi="sw_KE"/>
@@ -11004,7 +11543,7 @@
         </w:rPr>
         <w:t>), ikining'inia katika nafasi tupu (</w:t>
       </w:r>
-      <w:hyperlink r:id="rId316">
+      <w:hyperlink r:id="rId334">
         <w:r>
           <w:rPr>
             <w:lang w:val="sw_KE" w:bidi="sw_KE"/>
@@ -11022,7 +11561,7 @@
         </w:rPr>
         <w:t>). Marejeo ya pembe nne za dunia (</w:t>
       </w:r>
-      <w:hyperlink r:id="rId317">
+      <w:hyperlink r:id="rId335">
         <w:r>
           <w:rPr>
             <w:lang w:val="sw_KE" w:bidi="sw_KE"/>
@@ -11040,7 +11579,7 @@
         </w:rPr>
         <w:t xml:space="preserve">; </w:t>
       </w:r>
-      <w:hyperlink r:id="rId318">
+      <w:hyperlink r:id="rId336">
         <w:r>
           <w:rPr>
             <w:lang w:val="sw_KE" w:bidi="sw_KE"/>
@@ -11058,7 +11597,7 @@
         </w:rPr>
         <w:t>) yanarejelea pointi za dira, si umbo la dunia. "Duara la dunia" labda linarejelea mduara wa upeo wa macho (</w:t>
       </w:r>
-      <w:hyperlink r:id="rId319">
+      <w:hyperlink r:id="rId337">
         <w:r>
           <w:rPr>
             <w:lang w:val="sw_KE" w:bidi="sw_KE"/>
@@ -11076,7 +11615,7 @@
         </w:rPr>
         <w:t xml:space="preserve">; linganisha </w:t>
       </w:r>
-      <w:hyperlink r:id="rId320">
+      <w:hyperlink r:id="rId338">
         <w:r>
           <w:rPr>
             <w:lang w:val="sw_KE" w:bidi="sw_KE"/>
@@ -11094,7 +11633,7 @@
         </w:rPr>
         <w:t>). Dunia wakati mwingine inaelezewa kuwa inashikiliwa na nguzo (</w:t>
       </w:r>
-      <w:hyperlink r:id="rId321">
+      <w:hyperlink r:id="rId339">
         <w:r>
           <w:rPr>
             <w:lang w:val="sw_KE" w:bidi="sw_KE"/>
@@ -11112,7 +11651,7 @@
         </w:rPr>
         <w:t xml:space="preserve">; </w:t>
       </w:r>
-      <w:hyperlink r:id="rId322">
+      <w:hyperlink r:id="rId340">
         <w:r>
           <w:rPr>
             <w:lang w:val="sw_KE" w:bidi="sw_KE"/>
@@ -11130,7 +11669,7 @@
         </w:rPr>
         <w:t>) au misingi (</w:t>
       </w:r>
-      <w:hyperlink r:id="rId323">
+      <w:hyperlink r:id="rId341">
         <w:r>
           <w:rPr>
             <w:lang w:val="sw_KE" w:bidi="sw_KE"/>
@@ -11148,7 +11687,7 @@
         </w:rPr>
         <w:t xml:space="preserve">; </w:t>
       </w:r>
-      <w:hyperlink r:id="rId324">
+      <w:hyperlink r:id="rId342">
         <w:r>
           <w:rPr>
             <w:lang w:val="sw_KE" w:bidi="sw_KE"/>
@@ -11166,7 +11705,7 @@
         </w:rPr>
         <w:t xml:space="preserve">; </w:t>
       </w:r>
-      <w:hyperlink r:id="rId325">
+      <w:hyperlink r:id="rId343">
         <w:r>
           <w:rPr>
             <w:lang w:val="sw_KE" w:bidi="sw_KE"/>
@@ -11184,7 +11723,7 @@
         </w:rPr>
         <w:t xml:space="preserve">; </w:t>
       </w:r>
-      <w:hyperlink r:id="rId326">
+      <w:hyperlink r:id="rId344">
         <w:r>
           <w:rPr>
             <w:lang w:val="sw_KE" w:bidi="sw_KE"/>
@@ -11216,7 +11755,7 @@
         </w:rPr>
         <w:t xml:space="preserve">“Dunia” inaweza pia kumaanisha udongo au ardhi ambayo mkulima hufanya kazi (tazama </w:t>
       </w:r>
-      <w:hyperlink r:id="rId327">
+      <w:hyperlink r:id="rId345">
         <w:r>
           <w:rPr>
             <w:lang w:val="sw_KE" w:bidi="sw_KE"/>
@@ -11234,7 +11773,7 @@
         </w:rPr>
         <w:t>). Kulingana na Biblia, hali ya awali ya dunia (</w:t>
       </w:r>
-      <w:hyperlink r:id="rId328">
+      <w:hyperlink r:id="rId346">
         <w:r>
           <w:rPr>
             <w:lang w:val="sw_KE" w:bidi="sw_KE"/>
@@ -11252,7 +11791,7 @@
         </w:rPr>
         <w:t>) iliathiriwa na laana iliyoletwa na dhambi za kibinadamu (</w:t>
       </w:r>
-      <w:hyperlink r:id="rId329">
+      <w:hyperlink r:id="rId347">
         <w:r>
           <w:rPr>
             <w:lang w:val="sw_KE" w:bidi="sw_KE"/>
@@ -11270,7 +11809,7 @@
         </w:rPr>
         <w:t>). (Wataalamu wa mazingira wa kisasa wanakubaliana kwamba dunia inateseka kwa sababu ya tamaa na kiburi cha binadamu.) Baada ya damu ya Habili kumwagika ardhini, ugumu wa Kaini katika kilimo ulikuwa ukumbusho wa mara kwa mara kwamba alikuwa amemuua ndugu yake (</w:t>
       </w:r>
-      <w:hyperlink r:id="rId330">
+      <w:hyperlink r:id="rId348">
         <w:r>
           <w:rPr>
             <w:lang w:val="sw_KE" w:bidi="sw_KE"/>
@@ -11302,7 +11841,7 @@
         </w:rPr>
         <w:t>Waisraeli waliagizwa kuacha ardhi ipumzike kila mwaka wa saba (</w:t>
       </w:r>
-      <w:hyperlink r:id="rId331">
+      <w:hyperlink r:id="rId349">
         <w:r>
           <w:rPr>
             <w:lang w:val="sw_KE" w:bidi="sw_KE"/>
@@ -11320,7 +11859,7 @@
         </w:rPr>
         <w:t xml:space="preserve">; </w:t>
       </w:r>
-      <w:hyperlink r:id="rId332">
+      <w:hyperlink r:id="rId350">
         <w:r>
           <w:rPr>
             <w:lang w:val="sw_KE" w:bidi="sw_KE"/>
@@ -11338,7 +11877,7 @@
         </w:rPr>
         <w:t>) ili udongo uweze kujaza tena virutubisho vilivyotumiwa na mazao. Baada ya miaka saba ya "sabato," katika mwaka wa 50 wa "Yubile," ardhi ingerejea kwa wamiliki wa familia wa awali (</w:t>
       </w:r>
-      <w:hyperlink r:id="rId333">
+      <w:hyperlink r:id="rId351">
         <w:r>
           <w:rPr>
             <w:lang w:val="sw_KE" w:bidi="sw_KE"/>
@@ -11370,7 +11909,7 @@
         </w:rPr>
         <w:t>Sheria ya Musa pia iliwafundisha Waisraeli kwamba hali ya ardhi ilikuwa ishara ya uhusiano wao na Mungu. Ukame au mavuno duni ya mazao vilionyesha uhusiano uliovunjika (</w:t>
       </w:r>
-      <w:hyperlink r:id="rId334">
+      <w:hyperlink r:id="rId352">
         <w:r>
           <w:rPr>
             <w:lang w:val="sw_KE" w:bidi="sw_KE"/>
@@ -11388,7 +11927,7 @@
         </w:rPr>
         <w:t xml:space="preserve">; </w:t>
       </w:r>
-      <w:hyperlink r:id="rId335">
+      <w:hyperlink r:id="rId353">
         <w:r>
           <w:rPr>
             <w:lang w:val="sw_KE" w:bidi="sw_KE"/>
@@ -11406,7 +11945,7 @@
         </w:rPr>
         <w:t xml:space="preserve">). Israeli ilionywa kwamba uovu wao ungeweza kuwa mkubwa kiasi kwamba Mungu angewafukuza kutoka katika ardi Yake (tazama </w:t>
       </w:r>
-      <w:hyperlink r:id="rId336">
+      <w:hyperlink r:id="rId354">
         <w:r>
           <w:rPr>
             <w:lang w:val="sw_KE" w:bidi="sw_KE"/>
@@ -11424,7 +11963,7 @@
         </w:rPr>
         <w:t xml:space="preserve">; </w:t>
       </w:r>
-      <w:hyperlink r:id="rId337">
+      <w:hyperlink r:id="rId355">
         <w:r>
           <w:rPr>
             <w:lang w:val="sw_KE" w:bidi="sw_KE"/>
@@ -11442,7 +11981,7 @@
         </w:rPr>
         <w:t>). Hata hivyo, Mungu aliahidi kwamba hata kama hili lingetokea, hatimaye angewarejesha watu Wake ili waweze kuunganishwa tena na ardhi (</w:t>
       </w:r>
-      <w:hyperlink r:id="rId338">
+      <w:hyperlink r:id="rId356">
         <w:r>
           <w:rPr>
             <w:lang w:val="sw_KE" w:bidi="sw_KE"/>
@@ -11474,7 +12013,7 @@
         </w:rPr>
         <w:t>Sehemu nyingi katika Biblia zinaelekeza kwenye "wakati ujao" ambapo dunia itawekwa huru kutoka kwa "utumwa wa uharibifu," na uumbaji wote unasemekana kuwa "unaugua" kwa matarajio ya hili (</w:t>
       </w:r>
-      <w:hyperlink r:id="rId339">
+      <w:hyperlink r:id="rId357">
         <w:r>
           <w:rPr>
             <w:lang w:val="sw_KE" w:bidi="sw_KE"/>
@@ -11486,7 +12025,7 @@
           <w:t>Warumi 8:19</w:t>
         </w:r>
       </w:hyperlink>
-      <w:hyperlink r:id="rId340">
+      <w:hyperlink r:id="rId358">
         <w:r>
           <w:rPr>
             <w:lang w:val="sw_KE" w:bidi="sw_KE"/>
@@ -11498,7 +12037,7 @@
           <w:t>–</w:t>
         </w:r>
       </w:hyperlink>
-      <w:hyperlink r:id="rId339">
+      <w:hyperlink r:id="rId357">
         <w:r>
           <w:rPr>
             <w:lang w:val="sw_KE" w:bidi="sw_KE"/>
@@ -11516,7 +12055,7 @@
         </w:rPr>
         <w:t>). Biblia inaelezea wakati wa upya mkubwa ambapo rutuba ya dunia itarejeshwa (</w:t>
       </w:r>
-      <w:hyperlink r:id="rId341">
+      <w:hyperlink r:id="rId359">
         <w:r>
           <w:rPr>
             <w:lang w:val="sw_KE" w:bidi="sw_KE"/>
@@ -11534,7 +12073,7 @@
         </w:rPr>
         <w:t xml:space="preserve">; </w:t>
       </w:r>
-      <w:hyperlink r:id="rId342">
+      <w:hyperlink r:id="rId360">
         <w:r>
           <w:rPr>
             <w:lang w:val="sw_KE" w:bidi="sw_KE"/>
@@ -11552,7 +12091,7 @@
         </w:rPr>
         <w:t xml:space="preserve">; </w:t>
       </w:r>
-      <w:hyperlink r:id="rId343">
+      <w:hyperlink r:id="rId361">
         <w:r>
           <w:rPr>
             <w:lang w:val="sw_KE" w:bidi="sw_KE"/>
@@ -11564,7 +12103,7 @@
           <w:t>Amosi 9:13</w:t>
         </w:r>
       </w:hyperlink>
-      <w:hyperlink r:id="rId340">
+      <w:hyperlink r:id="rId358">
         <w:r>
           <w:rPr>
             <w:lang w:val="sw_KE" w:bidi="sw_KE"/>
@@ -11576,7 +12115,7 @@
           <w:t>–</w:t>
         </w:r>
       </w:hyperlink>
-      <w:hyperlink r:id="rId343">
+      <w:hyperlink r:id="rId361">
         <w:r>
           <w:rPr>
             <w:lang w:val="sw_KE" w:bidi="sw_KE"/>
@@ -11594,7 +12133,7 @@
         </w:rPr>
         <w:t xml:space="preserve">; </w:t>
       </w:r>
-      <w:hyperlink r:id="rId340">
+      <w:hyperlink r:id="rId358">
         <w:r>
           <w:rPr>
             <w:lang w:val="sw_KE" w:bidi="sw_KE"/>
@@ -11612,7 +12151,7 @@
         </w:rPr>
         <w:t>). Hata hivyo, siku moja, “Mbingu zitatoweka kwa kishindo, vipengele vitaharibiwa kwa moto, na dunia na kazi zake zitawekwa wazi” (</w:t>
       </w:r>
-      <w:hyperlink r:id="rId344">
+      <w:hyperlink r:id="rId362">
         <w:r>
           <w:rPr>
             <w:lang w:val="sw_KE" w:bidi="sw_KE"/>
@@ -11630,7 +12169,7 @@
         </w:rPr>
         <w:t>). Katika maono ya mtume Yohana, aliona “mbingu mpya na dunia mpya, kwa maana mbingu ya kwanza na dunia ya kwanza vilikuwa vimepita” (</w:t>
       </w:r>
-      <w:hyperlink r:id="rId345">
+      <w:hyperlink r:id="rId363">
         <w:r>
           <w:rPr>
             <w:lang w:val="sw_KE" w:bidi="sw_KE"/>

--- a/swh/docx/005.content.docx
+++ b/swh/docx/005.content.docx
@@ -19,7 +19,7 @@
         <w:rPr>
           <w:lang w:val="sw_KE" w:bidi="sw_KE"/>
         </w:rPr>
-        <w:t>Resource: Kamusi ya Biblia (Tyndale)</w:t>
+        <w:t>Resource: Tyndale Open Bible Dictionary</w:t>
       </w:r>
       <w:r>
         <w:rPr>
@@ -112,7 +112,7 @@
         <w:rPr>
           <w:lang w:val="sw_KE" w:bidi="sw_KE"/>
         </w:rPr>
-        <w:t>Kamusi ya Biblia (Tyndale)</w:t>
+        <w:t>Tyndale Open Bible Dictionary</w:t>
       </w:r>
     </w:p>
     <w:p>

--- a/swh/docx/005.content.docx
+++ b/swh/docx/005.content.docx
@@ -19,7 +19,7 @@
         <w:rPr>
           <w:lang w:val="sw_KE" w:bidi="sw_KE"/>
         </w:rPr>
-        <w:t>Resource: Tyndale Open Bible Dictionary</w:t>
+        <w:t>Resource: Aquifer Open Bible Dictionary</w:t>
       </w:r>
       <w:r>
         <w:rPr>
@@ -112,7 +112,7 @@
         <w:rPr>
           <w:lang w:val="sw_KE" w:bidi="sw_KE"/>
         </w:rPr>
-        <w:t>Tyndale Open Bible Dictionary</w:t>
+        <w:t>Aquifer Open Bible Dictionary</w:t>
       </w:r>
     </w:p>
     <w:p>

--- a/swh/docx/005.content.docx
+++ b/swh/docx/005.content.docx
@@ -233,54 +233,36 @@
         </w:rPr>
         <w:t>Mtu aliyefunzwa katika tiba. Madaktari waliwahudumia wagonjwa, walitoa dawa, na kutibu majeraha. Katika Israeli ya zamani, utambuzi na matibabu ya wagonjwa yalikuwa sehemu ya majukumu ya makuhani. Watu wengine wasio wataalamu walifanya kazi za uponyaji katika miji midogo na vijiji. Mfalme Asa alitafuta msaada wao kwa ajili ya miguu yake (</w:t>
       </w:r>
-      <w:hyperlink r:id="rId13">
-        <w:r>
-          <w:rPr>
-            <w:lang w:val="sw_KE" w:bidi="sw_KE"/>
-          </w:rPr>
-          <w:rPr>
-            <w:color w:val="0000EE"/>
-            <w:u w:val="single"/>
-          </w:rPr>
-          <w:t>2 Mambo ya Nyakati 16:12</w:t>
-        </w:r>
-      </w:hyperlink>
+      <w:r>
+        <w:rPr>
+          <w:lang w:val="sw_KE" w:bidi="sw_KE"/>
+        </w:rPr>
+        <w:t>2 Mambo ya Nyakati 16:12</w:t>
+      </w:r>
       <w:r>
         <w:rPr>
           <w:lang w:val="sw_KE" w:bidi="sw_KE"/>
         </w:rPr>
         <w:t>). Yeremia aliuliza kuhusu madaktari huko Gileadi (</w:t>
       </w:r>
-      <w:hyperlink r:id="rId14">
-        <w:r>
-          <w:rPr>
-            <w:lang w:val="sw_KE" w:bidi="sw_KE"/>
-          </w:rPr>
-          <w:rPr>
-            <w:color w:val="0000EE"/>
-            <w:u w:val="single"/>
-          </w:rPr>
-          <w:t>Yeremia 8:22</w:t>
-        </w:r>
-      </w:hyperlink>
+      <w:r>
+        <w:rPr>
+          <w:lang w:val="sw_KE" w:bidi="sw_KE"/>
+        </w:rPr>
+        <w:t>Yeremia 8:22</w:t>
+      </w:r>
       <w:r>
         <w:rPr>
           <w:lang w:val="sw_KE" w:bidi="sw_KE"/>
         </w:rPr>
         <w:t>). Ayubu alilalamika kwamba marafiki zake walikuwa madaktari wasio na maana (</w:t>
       </w:r>
-      <w:hyperlink r:id="rId15">
-        <w:r>
-          <w:rPr>
-            <w:lang w:val="sw_KE" w:bidi="sw_KE"/>
-          </w:rPr>
-          <w:rPr>
-            <w:color w:val="0000EE"/>
-            <w:u w:val="single"/>
-          </w:rPr>
-          <w:t>Ayubu 13:4</w:t>
-        </w:r>
-      </w:hyperlink>
+      <w:r>
+        <w:rPr>
+          <w:lang w:val="sw_KE" w:bidi="sw_KE"/>
+        </w:rPr>
+        <w:t>Ayubu 13:4</w:t>
+      </w:r>
       <w:r>
         <w:rPr>
           <w:lang w:val="sw_KE" w:bidi="sw_KE"/>
@@ -315,162 +297,108 @@
         </w:rPr>
         <w:t>Agano Jipya linataja magonjwa mengi. Neno "daktari" linapatikana mara kadhaa katika Injili (</w:t>
       </w:r>
-      <w:hyperlink r:id="rId16">
-        <w:r>
-          <w:rPr>
-            <w:lang w:val="sw_KE" w:bidi="sw_KE"/>
-          </w:rPr>
-          <w:rPr>
-            <w:color w:val="0000EE"/>
-            <w:u w:val="single"/>
-          </w:rPr>
-          <w:t>Mathayo 9:12</w:t>
-        </w:r>
-      </w:hyperlink>
+      <w:r>
+        <w:rPr>
+          <w:lang w:val="sw_KE" w:bidi="sw_KE"/>
+        </w:rPr>
+        <w:t>Mathayo 9:12</w:t>
+      </w:r>
       <w:r>
         <w:rPr>
           <w:lang w:val="sw_KE" w:bidi="sw_KE"/>
         </w:rPr>
         <w:t xml:space="preserve">; </w:t>
       </w:r>
-      <w:hyperlink r:id="rId17">
-        <w:r>
-          <w:rPr>
-            <w:lang w:val="sw_KE" w:bidi="sw_KE"/>
-          </w:rPr>
-          <w:rPr>
-            <w:color w:val="0000EE"/>
-            <w:u w:val="single"/>
-          </w:rPr>
-          <w:t>Marko 2:17</w:t>
-        </w:r>
-      </w:hyperlink>
+      <w:r>
+        <w:rPr>
+          <w:lang w:val="sw_KE" w:bidi="sw_KE"/>
+        </w:rPr>
+        <w:t>Marko 2:17</w:t>
+      </w:r>
       <w:r>
         <w:rPr>
           <w:lang w:val="sw_KE" w:bidi="sw_KE"/>
         </w:rPr>
         <w:t xml:space="preserve">; </w:t>
       </w:r>
-      <w:hyperlink r:id="rId18">
-        <w:r>
-          <w:rPr>
-            <w:lang w:val="sw_KE" w:bidi="sw_KE"/>
-          </w:rPr>
-          <w:rPr>
-            <w:color w:val="0000EE"/>
-            <w:u w:val="single"/>
-          </w:rPr>
-          <w:t>5:26</w:t>
-        </w:r>
-      </w:hyperlink>
+      <w:r>
+        <w:rPr>
+          <w:lang w:val="sw_KE" w:bidi="sw_KE"/>
+        </w:rPr>
+        <w:t>5:26</w:t>
+      </w:r>
       <w:r>
         <w:rPr>
           <w:lang w:val="sw_KE" w:bidi="sw_KE"/>
         </w:rPr>
         <w:t xml:space="preserve">; </w:t>
       </w:r>
-      <w:hyperlink r:id="rId19">
-        <w:r>
-          <w:rPr>
-            <w:lang w:val="sw_KE" w:bidi="sw_KE"/>
-          </w:rPr>
-          <w:rPr>
-            <w:color w:val="0000EE"/>
-            <w:u w:val="single"/>
-          </w:rPr>
-          <w:t>Luka 4:23</w:t>
-        </w:r>
-      </w:hyperlink>
+      <w:r>
+        <w:rPr>
+          <w:lang w:val="sw_KE" w:bidi="sw_KE"/>
+        </w:rPr>
+        <w:t>Luka 4:23</w:t>
+      </w:r>
       <w:r>
         <w:rPr>
           <w:lang w:val="sw_KE" w:bidi="sw_KE"/>
         </w:rPr>
         <w:t xml:space="preserve">; </w:t>
       </w:r>
-      <w:hyperlink r:id="rId20">
-        <w:r>
-          <w:rPr>
-            <w:lang w:val="sw_KE" w:bidi="sw_KE"/>
-          </w:rPr>
-          <w:rPr>
-            <w:color w:val="0000EE"/>
-            <w:u w:val="single"/>
-          </w:rPr>
-          <w:t>5:31</w:t>
-        </w:r>
-      </w:hyperlink>
+      <w:r>
+        <w:rPr>
+          <w:lang w:val="sw_KE" w:bidi="sw_KE"/>
+        </w:rPr>
+        <w:t>5:31</w:t>
+      </w:r>
       <w:r>
         <w:rPr>
           <w:lang w:val="sw_KE" w:bidi="sw_KE"/>
         </w:rPr>
         <w:t xml:space="preserve">; </w:t>
       </w:r>
-      <w:hyperlink r:id="rId21">
-        <w:r>
-          <w:rPr>
-            <w:lang w:val="sw_KE" w:bidi="sw_KE"/>
-          </w:rPr>
-          <w:rPr>
-            <w:color w:val="0000EE"/>
-            <w:u w:val="single"/>
-          </w:rPr>
-          <w:t>8:43</w:t>
-        </w:r>
-      </w:hyperlink>
+      <w:r>
+        <w:rPr>
+          <w:lang w:val="sw_KE" w:bidi="sw_KE"/>
+        </w:rPr>
+        <w:t>8:43</w:t>
+      </w:r>
       <w:r>
         <w:rPr>
           <w:lang w:val="sw_KE" w:bidi="sw_KE"/>
         </w:rPr>
         <w:t>). Luka anatambulika kama daktari mpendwa (</w:t>
       </w:r>
-      <w:hyperlink r:id="rId22">
-        <w:r>
-          <w:rPr>
-            <w:lang w:val="sw_KE" w:bidi="sw_KE"/>
-          </w:rPr>
-          <w:rPr>
-            <w:color w:val="0000EE"/>
-            <w:u w:val="single"/>
-          </w:rPr>
-          <w:t>Wakolosai 4:14</w:t>
-        </w:r>
-      </w:hyperlink>
+      <w:r>
+        <w:rPr>
+          <w:lang w:val="sw_KE" w:bidi="sw_KE"/>
+        </w:rPr>
+        <w:t>Wakolosai 4:14</w:t>
+      </w:r>
       <w:r>
         <w:rPr>
           <w:lang w:val="sw_KE" w:bidi="sw_KE"/>
         </w:rPr>
         <w:t>). Madaktari hawakuweza kila mara kuponya watu (</w:t>
       </w:r>
-      <w:hyperlink r:id="rId18">
-        <w:r>
-          <w:rPr>
-            <w:lang w:val="sw_KE" w:bidi="sw_KE"/>
-          </w:rPr>
-          <w:rPr>
-            <w:color w:val="0000EE"/>
-            <w:u w:val="single"/>
-          </w:rPr>
-          <w:t>Marko 5:26</w:t>
-        </w:r>
-      </w:hyperlink>
+      <w:r>
+        <w:rPr>
+          <w:lang w:val="sw_KE" w:bidi="sw_KE"/>
+        </w:rPr>
+        <w:t>Marko 5:26</w:t>
+      </w:r>
       <w:r>
         <w:rPr>
           <w:lang w:val="sw_KE" w:bidi="sw_KE"/>
         </w:rPr>
         <w:t xml:space="preserve">; </w:t>
       </w:r>
-      <w:hyperlink r:id="rId21">
-        <w:r>
-          <w:rPr>
-            <w:lang w:val="sw_KE" w:bidi="sw_KE"/>
-          </w:rPr>
-          <w:rPr>
-            <w:color w:val="0000EE"/>
-            <w:u w:val="single"/>
-          </w:rPr>
-          <w:t>Luka 8:43</w:t>
-        </w:r>
-      </w:hyperlink>
+      <w:r>
+        <w:rPr>
+          <w:lang w:val="sw_KE" w:bidi="sw_KE"/>
+        </w:rPr>
+        <w:t>Luka 8:43</w:t>
+      </w:r>
       <w:r>
         <w:rPr>
           <w:lang w:val="sw_KE" w:bidi="sw_KE"/>
@@ -558,36 +486,24 @@
         </w:rPr>
         <w:t xml:space="preserve">Tafsiri katika Toleo la King James kwa "mwalimu wa sheria" katika </w:t>
       </w:r>
-      <w:hyperlink r:id="rId23">
-        <w:r>
-          <w:rPr>
-            <w:lang w:val="sw_KE" w:bidi="sw_KE"/>
-          </w:rPr>
-          <w:rPr>
-            <w:color w:val="0000EE"/>
-            <w:u w:val="single"/>
-          </w:rPr>
-          <w:t>Luka 5:17</w:t>
-        </w:r>
-      </w:hyperlink>
+      <w:r>
+        <w:rPr>
+          <w:lang w:val="sw_KE" w:bidi="sw_KE"/>
+        </w:rPr>
+        <w:t>Luka 5:17</w:t>
+      </w:r>
       <w:r>
         <w:rPr>
           <w:lang w:val="sw_KE" w:bidi="sw_KE"/>
         </w:rPr>
         <w:t xml:space="preserve"> na </w:t>
       </w:r>
-      <w:hyperlink r:id="rId24">
-        <w:r>
-          <w:rPr>
-            <w:lang w:val="sw_KE" w:bidi="sw_KE"/>
-          </w:rPr>
-          <w:rPr>
-            <w:color w:val="0000EE"/>
-            <w:u w:val="single"/>
-          </w:rPr>
-          <w:t>Matendo 5:34</w:t>
-        </w:r>
-      </w:hyperlink>
+      <w:r>
+        <w:rPr>
+          <w:lang w:val="sw_KE" w:bidi="sw_KE"/>
+        </w:rPr>
+        <w:t>Matendo 5:34</w:t>
+      </w:r>
       <w:r>
         <w:rPr>
           <w:lang w:val="sw_KE" w:bidi="sw_KE"/>
@@ -687,18 +603,12 @@
         </w:rPr>
         <w:t>Mji wa oasis wa Siria umelindwa na milima kwa pande tatu na uko kwenye njia za biashara, takriban maili 160 (kilomita 257) kaskazini mashariki mwa Yerusalemu. Jina Dameski linaweza pia linarejelea eneo linalozunguka hadi na jimbo la kusini la Siria. Ingawa iko karibu na jangwa, wilaya hii ina utajiri wa lozi, aprikoti, pamba, kitani, nafaka, katani, mizeituni, pistachio, makomamanga, tumbaku, mashamba ya mizabibu, na milozi. Mazao haya hukua vizuri kwa sababu ardhi hutiwa maji na mito miwili: Nahr Barada, "Baridi" (Abana ya kibiblia), ambayo inapita kutoka milima ya kaskazini-magharibi kupitia bonde lenye kina hadi jiji; na Nahr el-A waj, “Iliyopinda” (Pharpar ya Biblia), ambayo inatiririka kuelekea magharibi hadi mashariki.. Pamoja, mito hii miwili inanywesha maili za mraba 400 (kilomita za mraba 643.6) za ardhi. Uzuri na umuhimu wao katika nyakati za kibiblia unaonyeshwa na maneno ya majivuno ya Naamani, mkazi wa eneo hilo, ambaye karibu akatae kuosha ukoma wake katika Yordani, kama Elisha alivyokuwa ameagiza, kwa sababu ulikuwa mto mchafu sana ukilinganishwa na Abana na Farpari (</w:t>
       </w:r>
-      <w:hyperlink r:id="rId25">
-        <w:r>
-          <w:rPr>
-            <w:lang w:val="sw_KE" w:bidi="sw_KE"/>
-          </w:rPr>
-          <w:rPr>
-            <w:color w:val="0000EE"/>
-            <w:u w:val="single"/>
-          </w:rPr>
-          <w:t>2 Kgs 5</w:t>
-        </w:r>
-      </w:hyperlink>
+      <w:r>
+        <w:rPr>
+          <w:lang w:val="sw_KE" w:bidi="sw_KE"/>
+        </w:rPr>
+        <w:t>2 Kgs 5</w:t>
+      </w:r>
       <w:r>
         <w:rPr>
           <w:lang w:val="sw_KE" w:bidi="sw_KE"/>
@@ -733,18 +643,12 @@
         </w:rPr>
         <w:t>Marejeleo ya kwanza ya kibiblia kuhusu Dameski (</w:t>
       </w:r>
-      <w:hyperlink r:id="rId26">
-        <w:r>
-          <w:rPr>
-            <w:lang w:val="sw_KE" w:bidi="sw_KE"/>
-          </w:rPr>
-          <w:rPr>
-            <w:color w:val="0000EE"/>
-            <w:u w:val="single"/>
-          </w:rPr>
-          <w:t>Mwa 14:15</w:t>
-        </w:r>
-      </w:hyperlink>
+      <w:r>
+        <w:rPr>
+          <w:lang w:val="sw_KE" w:bidi="sw_KE"/>
+        </w:rPr>
+        <w:t>Mwa 14:15</w:t>
+      </w:r>
       <w:r>
         <w:rPr>
           <w:lang w:val="sw_KE" w:bidi="sw_KE"/>
@@ -779,36 +683,24 @@
         </w:rPr>
         <w:t>Wakati wa Sauli, Soba, ufalme wa Waaramu kaskazini mwa Dameski, ulikuwa ukitishia Waisraeli. Inawezekana Dameski ilikuwa na muungano na Soba wakati huu, na Waisraeli walipigana vita vya kujihami (</w:t>
       </w:r>
-      <w:hyperlink r:id="rId27">
-        <w:r>
-          <w:rPr>
-            <w:lang w:val="sw_KE" w:bidi="sw_KE"/>
-          </w:rPr>
-          <w:rPr>
-            <w:color w:val="0000EE"/>
-            <w:u w:val="single"/>
-          </w:rPr>
-          <w:t>1 Samweli 14:47</w:t>
-        </w:r>
-      </w:hyperlink>
+      <w:r>
+        <w:rPr>
+          <w:lang w:val="sw_KE" w:bidi="sw_KE"/>
+        </w:rPr>
+        <w:t>1 Samweli 14:47</w:t>
+      </w:r>
       <w:r>
         <w:rPr>
           <w:lang w:val="sw_KE" w:bidi="sw_KE"/>
         </w:rPr>
         <w:t>). Daudi baadaye alimshinda Hadadezeri wa Soba na kupata udhibiti wa kusini mwa Siria na Dameski, ambako aliweka kambi ya majeshi yake. Vikosi vya Daudi chini ya Yoabu viliendelea kufanikiwa, na kodi ilitumwa kutoka Dameski kwenda Israeli. Mmoja wa maafisa wa Hadadezeri, Rezoni, alikimbia na kuunda kikundi cha wapiganaji katika eneo la Dameski. Baadaye, katika utawala wa Solomoni, alidhoofisha udhibiti wa kiuchumi wa Waisraeli katika eneo hilo na kujitangaza mfalme huko Dameski karibu mwaka wa 940 KK (</w:t>
       </w:r>
-      <w:hyperlink r:id="rId28">
-        <w:r>
-          <w:rPr>
-            <w:lang w:val="sw_KE" w:bidi="sw_KE"/>
-          </w:rPr>
-          <w:rPr>
-            <w:color w:val="0000EE"/>
-            <w:u w:val="single"/>
-          </w:rPr>
-          <w:t>1 Wafalme 11:23–25</w:t>
-        </w:r>
-      </w:hyperlink>
+      <w:r>
+        <w:rPr>
+          <w:lang w:val="sw_KE" w:bidi="sw_KE"/>
+        </w:rPr>
+        <w:t>1 Wafalme 11:23–25</w:t>
+      </w:r>
       <w:r>
         <w:rPr>
           <w:lang w:val="sw_KE" w:bidi="sw_KE"/>
@@ -843,18 +735,12 @@
         </w:rPr>
         <w:t>Mkakati wa kushinda ufalme kwa kumuua mfalme ulikuwa umefanikiwa kwa Ben-Hadadi katika vita vyake na Ahabu, na aliendelea kufuata sera hiyo hiyo. Muda mfupi baadaye, katika jitihada zaidi za kuteka Samaria, alituma vikosi vya mauaji kumuua Yehoramu au nabii Elisha. Bwana alihifadhi maisha ya wale waliokuwa wakifuatwa, na Msiria alishambulia bila mafanikio. Miaka kadhaa baadaye, Elisha, ambaye alikuwa amepata heshima ya Wasiria, aliingia Dameski kwa ujasiri na kutangaza kwamba ugonjwa wa Ben-hadadi haukuwa mbaya lakini kifo chake kilikuwa karibu. Ben-hadadi aliuawa baadaye na Hazaeli, ambaye alichukua nafasi yake. Ingawa Dameski alishindwa vibaya na Ashuru karibu mwaka wa 838 KK, Hazaeli alijipanga upya haraka, na kufikia mwaka wa 830 KK utabiri mwingine wa Elisha ulitimia. Wanajeshi wa Damascene kisha walidhibiti maeneo makubwa ya eneo la Palestina, na hazina ya hekalu ilitumika kuwahonga Wasiria na kuokoa Yerusalemu (</w:t>
       </w:r>
-      <w:hyperlink r:id="rId29">
-        <w:r>
-          <w:rPr>
-            <w:lang w:val="sw_KE" w:bidi="sw_KE"/>
-          </w:rPr>
-          <w:rPr>
-            <w:color w:val="0000EE"/>
-            <w:u w:val="single"/>
-          </w:rPr>
-          <w:t>2 Fal 12:17–18</w:t>
-        </w:r>
-      </w:hyperlink>
+      <w:r>
+        <w:rPr>
+          <w:lang w:val="sw_KE" w:bidi="sw_KE"/>
+        </w:rPr>
+        <w:t>2 Fal 12:17–18</w:t>
+      </w:r>
       <w:r>
         <w:rPr>
           <w:lang w:val="sw_KE" w:bidi="sw_KE"/>
@@ -875,18 +761,12 @@
         </w:rPr>
         <w:t>Alipopanga kuendelea na utawala wa Israeli, Ben-hadadi II alijikuta akilazimika kukabiliana na mashambulizi ya mara kwa mara kutoka kwa Ashuru. Mnamo 803 KK, Dameski ikawa mtoaji ushuru wa Ashuru, lakini majeshi ya kaskazini hayakuweza kushikilia eneo hilo. Baada ya kampeni nyingine ambapo Ashuru ilithibitisha tena nguvu zake, Dameski aliyedhoofika hakuweza kuzuia uasi wa Israeli mnamo 795 KK. Kufikia wakati wa Yeroboamu II, watu wa Dameski walilazimika kulipa ushuru kwa Samaria (</w:t>
       </w:r>
-      <w:hyperlink r:id="rId30">
-        <w:r>
-          <w:rPr>
-            <w:lang w:val="sw_KE" w:bidi="sw_KE"/>
-          </w:rPr>
-          <w:rPr>
-            <w:color w:val="0000EE"/>
-            <w:u w:val="single"/>
-          </w:rPr>
-          <w:t>2 Fal 14:28</w:t>
-        </w:r>
-      </w:hyperlink>
+      <w:r>
+        <w:rPr>
+          <w:lang w:val="sw_KE" w:bidi="sw_KE"/>
+        </w:rPr>
+        <w:t>2 Fal 14:28</w:t>
+      </w:r>
       <w:r>
         <w:rPr>
           <w:lang w:val="sw_KE" w:bidi="sw_KE"/>
@@ -907,108 +787,72 @@
         </w:rPr>
         <w:t>Mnamo mwaka wa 738 KK, Wasiria, wakiongozwa na kiongozi wao mpya Resini, waliungana na Peka, mfalme wa Israeli, ili kushambulia Yuda. Ingawa waliteka maeneo mengi, hawakufanikiwa kuzingira Yerusalemu (</w:t>
       </w:r>
-      <w:hyperlink r:id="rId31">
-        <w:r>
-          <w:rPr>
-            <w:lang w:val="sw_KE" w:bidi="sw_KE"/>
-          </w:rPr>
-          <w:rPr>
-            <w:color w:val="0000EE"/>
-            <w:u w:val="single"/>
-          </w:rPr>
-          <w:t>2 Fal 16:5–6</w:t>
-        </w:r>
-      </w:hyperlink>
+      <w:r>
+        <w:rPr>
+          <w:lang w:val="sw_KE" w:bidi="sw_KE"/>
+        </w:rPr>
+        <w:t>2 Fal 16:5–6</w:t>
+      </w:r>
       <w:r>
         <w:rPr>
           <w:lang w:val="sw_KE" w:bidi="sw_KE"/>
         </w:rPr>
         <w:t xml:space="preserve">; </w:t>
       </w:r>
-      <w:hyperlink r:id="rId32">
-        <w:r>
-          <w:rPr>
-            <w:lang w:val="sw_KE" w:bidi="sw_KE"/>
-          </w:rPr>
-          <w:rPr>
-            <w:color w:val="0000EE"/>
-            <w:u w:val="single"/>
-          </w:rPr>
-          <w:t>2 Mambo ya Nyakati 28:5</w:t>
-        </w:r>
-      </w:hyperlink>
+      <w:r>
+        <w:rPr>
+          <w:lang w:val="sw_KE" w:bidi="sw_KE"/>
+        </w:rPr>
+        <w:t>2 Mambo ya Nyakati 28:5</w:t>
+      </w:r>
       <w:r>
         <w:rPr>
           <w:lang w:val="sw_KE" w:bidi="sw_KE"/>
         </w:rPr>
         <w:t>). Katika kipindi hiki cha mafanikio ya Dameski, maangamizi ya mji huo yalitabiriwa na Isaya (</w:t>
       </w:r>
-      <w:hyperlink r:id="rId33">
-        <w:r>
-          <w:rPr>
-            <w:lang w:val="sw_KE" w:bidi="sw_KE"/>
-          </w:rPr>
-          <w:rPr>
-            <w:color w:val="0000EE"/>
-            <w:u w:val="single"/>
-          </w:rPr>
-          <w:t>Isaya 8:4</w:t>
-        </w:r>
-      </w:hyperlink>
+      <w:r>
+        <w:rPr>
+          <w:lang w:val="sw_KE" w:bidi="sw_KE"/>
+        </w:rPr>
+        <w:t>Isaya 8:4</w:t>
+      </w:r>
       <w:r>
         <w:rPr>
           <w:lang w:val="sw_KE" w:bidi="sw_KE"/>
         </w:rPr>
         <w:t xml:space="preserve">; </w:t>
       </w:r>
-      <w:hyperlink r:id="rId34">
-        <w:r>
-          <w:rPr>
-            <w:lang w:val="sw_KE" w:bidi="sw_KE"/>
-          </w:rPr>
-          <w:rPr>
-            <w:color w:val="0000EE"/>
-            <w:u w:val="single"/>
-          </w:rPr>
-          <w:t>17:1</w:t>
-        </w:r>
-      </w:hyperlink>
+      <w:r>
+        <w:rPr>
+          <w:lang w:val="sw_KE" w:bidi="sw_KE"/>
+        </w:rPr>
+        <w:t>17:1</w:t>
+      </w:r>
       <w:r>
         <w:rPr>
           <w:lang w:val="sw_KE" w:bidi="sw_KE"/>
         </w:rPr>
         <w:t>), Amosi (</w:t>
       </w:r>
-      <w:hyperlink r:id="rId35">
-        <w:r>
-          <w:rPr>
-            <w:lang w:val="sw_KE" w:bidi="sw_KE"/>
-          </w:rPr>
-          <w:rPr>
-            <w:color w:val="0000EE"/>
-            <w:u w:val="single"/>
-          </w:rPr>
-          <w:t>Amosi 1:3–5</w:t>
-        </w:r>
-      </w:hyperlink>
+      <w:r>
+        <w:rPr>
+          <w:lang w:val="sw_KE" w:bidi="sw_KE"/>
+        </w:rPr>
+        <w:t>Amosi 1:3–5</w:t>
+      </w:r>
       <w:r>
         <w:rPr>
           <w:lang w:val="sw_KE" w:bidi="sw_KE"/>
         </w:rPr>
         <w:t>), na Yeremia (</w:t>
       </w:r>
-      <w:hyperlink r:id="rId36">
-        <w:r>
-          <w:rPr>
-            <w:lang w:val="sw_KE" w:bidi="sw_KE"/>
-          </w:rPr>
-          <w:rPr>
-            <w:color w:val="0000EE"/>
-            <w:u w:val="single"/>
-          </w:rPr>
-          <w:t>Yeremia 49:23–27</w:t>
-        </w:r>
-      </w:hyperlink>
+      <w:r>
+        <w:rPr>
+          <w:lang w:val="sw_KE" w:bidi="sw_KE"/>
+        </w:rPr>
+        <w:t>Yeremia 49:23–27</w:t>
+      </w:r>
       <w:r>
         <w:rPr>
           <w:lang w:val="sw_KE" w:bidi="sw_KE"/>
@@ -1057,108 +901,72 @@
         </w:rPr>
         <w:t>Muda mfupi baada ya kifo cha Kristo, Wanabatea walirejesha udhibiti wa eneo hilo, wakitawala Dameski kutoka Petra kupitia kwa ethnarch. Eneo hilo lilikuwa chini ya udhibiti wa kiongozi wa Waarabu, labda Areta IV, wakati Sauli (wa Tarso) alipotafuta mamlaka ya Kiyahudi ili kuwaondoa Wakristo wa Dameski (</w:t>
       </w:r>
-      <w:hyperlink r:id="rId37">
-        <w:r>
-          <w:rPr>
-            <w:lang w:val="sw_KE" w:bidi="sw_KE"/>
-          </w:rPr>
-          <w:rPr>
-            <w:color w:val="0000EE"/>
-            <w:u w:val="single"/>
-          </w:rPr>
-          <w:t>2 Kor 11:32</w:t>
-        </w:r>
-      </w:hyperlink>
+      <w:r>
+        <w:rPr>
+          <w:lang w:val="sw_KE" w:bidi="sw_KE"/>
+        </w:rPr>
+        <w:t>2 Kor 11:32</w:t>
+      </w:r>
       <w:r>
         <w:rPr>
           <w:lang w:val="sw_KE" w:bidi="sw_KE"/>
         </w:rPr>
         <w:t xml:space="preserve">). Ripoti ya Luka katika </w:t>
       </w:r>
-      <w:hyperlink r:id="rId38">
-        <w:r>
-          <w:rPr>
-            <w:lang w:val="sw_KE" w:bidi="sw_KE"/>
-          </w:rPr>
-          <w:rPr>
-            <w:color w:val="0000EE"/>
-            <w:u w:val="single"/>
-          </w:rPr>
-          <w:t>Matendo 9</w:t>
-        </w:r>
-      </w:hyperlink>
+      <w:r>
+        <w:rPr>
+          <w:lang w:val="sw_KE" w:bidi="sw_KE"/>
+        </w:rPr>
+        <w:t>Matendo 9</w:t>
+      </w:r>
       <w:r>
         <w:rPr>
           <w:lang w:val="sw_KE" w:bidi="sw_KE"/>
         </w:rPr>
         <w:t>, iliyothibitishwa na ungamo la Paulo mwenyewe (</w:t>
       </w:r>
-      <w:hyperlink r:id="rId39">
-        <w:r>
-          <w:rPr>
-            <w:lang w:val="sw_KE" w:bidi="sw_KE"/>
-          </w:rPr>
-          <w:rPr>
-            <w:color w:val="0000EE"/>
-            <w:u w:val="single"/>
-          </w:rPr>
-          <w:t>Matendo 22:5–21</w:t>
-        </w:r>
-      </w:hyperlink>
+      <w:r>
+        <w:rPr>
+          <w:lang w:val="sw_KE" w:bidi="sw_KE"/>
+        </w:rPr>
+        <w:t>Matendo 22:5–21</w:t>
+      </w:r>
       <w:r>
         <w:rPr>
           <w:lang w:val="sw_KE" w:bidi="sw_KE"/>
         </w:rPr>
         <w:t xml:space="preserve">; </w:t>
       </w:r>
-      <w:hyperlink r:id="rId40">
-        <w:r>
-          <w:rPr>
-            <w:lang w:val="sw_KE" w:bidi="sw_KE"/>
-          </w:rPr>
-          <w:rPr>
-            <w:color w:val="0000EE"/>
-            <w:u w:val="single"/>
-          </w:rPr>
-          <w:t>26:11–23</w:t>
-        </w:r>
-      </w:hyperlink>
+      <w:r>
+        <w:rPr>
+          <w:lang w:val="sw_KE" w:bidi="sw_KE"/>
+        </w:rPr>
+        <w:t>26:11–23</w:t>
+      </w:r>
       <w:r>
         <w:rPr>
           <w:lang w:val="sw_KE" w:bidi="sw_KE"/>
         </w:rPr>
         <w:t>), inahusisha maono ya Sauli, upofu, na uongofu wake wa baadaye njiani kuelekea Dameski. Hii inaweza kuwa karibu na mahali ambapo askari wa Siria walipofushwa walipokuwa wakipanga kumuua Elisha (</w:t>
       </w:r>
-      <w:hyperlink r:id="rId41">
-        <w:r>
-          <w:rPr>
-            <w:lang w:val="sw_KE" w:bidi="sw_KE"/>
-          </w:rPr>
-          <w:rPr>
-            <w:color w:val="0000EE"/>
-            <w:u w:val="single"/>
-          </w:rPr>
-          <w:t>2 Fal 6:18–23</w:t>
-        </w:r>
-      </w:hyperlink>
+      <w:r>
+        <w:rPr>
+          <w:lang w:val="sw_KE" w:bidi="sw_KE"/>
+        </w:rPr>
+        <w:t>2 Fal 6:18–23</w:t>
+      </w:r>
       <w:r>
         <w:rPr>
           <w:lang w:val="sw_KE" w:bidi="sw_KE"/>
         </w:rPr>
         <w:t xml:space="preserve">). Baada ya Sauli kurejeshewa kuona kwake katika nyumba kwenye barabara iitwayo "Straight," alihubiri Ukristo. Inaonekana ghasia katika sehemu ya Kiyahudi kuhusu mahubiri yake ilikuwa kubwa sana kiasi kwamba ethnarch alikuwa tayari kuidhinisha mauaji ya Sauli na Wayahudi waorthodoksi. </w:t>
       </w:r>
-      <w:hyperlink r:id="rId42">
-        <w:r>
-          <w:rPr>
-            <w:lang w:val="sw_KE" w:bidi="sw_KE"/>
-          </w:rPr>
-          <w:rPr>
-            <w:color w:val="0000EE"/>
-            <w:u w:val="single"/>
-          </w:rPr>
-          <w:t>Matendo 9:23–25</w:t>
-        </w:r>
-      </w:hyperlink>
+      <w:r>
+        <w:rPr>
+          <w:lang w:val="sw_KE" w:bidi="sw_KE"/>
+        </w:rPr>
+        <w:t>Matendo 9:23–25</w:t>
+      </w:r>
       <w:r>
         <w:rPr>
           <w:lang w:val="sw_KE" w:bidi="sw_KE"/>
@@ -1260,36 +1068,24 @@
         </w:rPr>
         <w:t>Kwenye Biblia, neno "damu" lina maana kadhaa zaidi ya ufafanuzi wake wa kimwili. Wakati mwingine, linaelezea rangi nyekundu: “Jua litageuka kuwa giza, na mwezi kuwa damu” (</w:t>
       </w:r>
-      <w:hyperlink r:id="rId43">
-        <w:r>
-          <w:rPr>
-            <w:lang w:val="sw_KE" w:bidi="sw_KE"/>
-          </w:rPr>
-          <w:rPr>
-            <w:color w:val="0000EE"/>
-            <w:u w:val="single"/>
-          </w:rPr>
-          <w:t>Matendo 2:20</w:t>
-        </w:r>
-      </w:hyperlink>
+      <w:r>
+        <w:rPr>
+          <w:lang w:val="sw_KE" w:bidi="sw_KE"/>
+        </w:rPr>
+        <w:t>Matendo 2:20</w:t>
+      </w:r>
       <w:r>
         <w:rPr>
           <w:lang w:val="sw_KE" w:bidi="sw_KE"/>
         </w:rPr>
         <w:t xml:space="preserve">). Pia linaweza kumaanisha divai, kama ilivyo katika </w:t>
       </w:r>
-      <w:hyperlink r:id="rId44">
-        <w:r>
-          <w:rPr>
-            <w:lang w:val="sw_KE" w:bidi="sw_KE"/>
-          </w:rPr>
-          <w:rPr>
-            <w:color w:val="0000EE"/>
-            <w:u w:val="single"/>
-          </w:rPr>
-          <w:t>Kumbukumbu la Torati 32:14</w:t>
-        </w:r>
-      </w:hyperlink>
+      <w:r>
+        <w:rPr>
+          <w:lang w:val="sw_KE" w:bidi="sw_KE"/>
+        </w:rPr>
+        <w:t>Kumbukumbu la Torati 32:14</w:t>
+      </w:r>
       <w:r>
         <w:rPr>
           <w:lang w:val="sw_KE" w:bidi="sw_KE"/>
@@ -1310,90 +1106,60 @@
         </w:rPr>
         <w:t>Wakati Biblia inapotumia kifungu "mwili na damu," inamaanisha wanadamu wa kawaida. Kwa mfano, Yesu alipomwambia Petro kwamba "hii haikufunuliwa kwako na mwili na damu, bali na Baba Yangu aliye mbinguni," alimaanisha kwamba hakuna mtu wa kawaida aliyemwambia Petro (</w:t>
       </w:r>
-      <w:hyperlink r:id="rId45">
-        <w:r>
-          <w:rPr>
-            <w:lang w:val="sw_KE" w:bidi="sw_KE"/>
-          </w:rPr>
-          <w:rPr>
-            <w:color w:val="0000EE"/>
-            <w:u w:val="single"/>
-          </w:rPr>
-          <w:t>Mathayo 16:17</w:t>
-        </w:r>
-      </w:hyperlink>
+      <w:r>
+        <w:rPr>
+          <w:lang w:val="sw_KE" w:bidi="sw_KE"/>
+        </w:rPr>
+        <w:t>Mathayo 16:17</w:t>
+      </w:r>
       <w:r>
         <w:rPr>
           <w:lang w:val="sw_KE" w:bidi="sw_KE"/>
         </w:rPr>
         <w:t xml:space="preserve">; tazama pia </w:t>
       </w:r>
-      <w:hyperlink r:id="rId46">
-        <w:r>
-          <w:rPr>
-            <w:lang w:val="sw_KE" w:bidi="sw_KE"/>
-          </w:rPr>
-          <w:rPr>
-            <w:color w:val="0000EE"/>
-            <w:u w:val="single"/>
-          </w:rPr>
-          <w:t>1 Wakorintho 15:50</w:t>
-        </w:r>
-      </w:hyperlink>
+      <w:r>
+        <w:rPr>
+          <w:lang w:val="sw_KE" w:bidi="sw_KE"/>
+        </w:rPr>
+        <w:t>1 Wakorintho 15:50</w:t>
+      </w:r>
       <w:r>
         <w:rPr>
           <w:lang w:val="sw_KE" w:bidi="sw_KE"/>
         </w:rPr>
         <w:t xml:space="preserve">; </w:t>
       </w:r>
-      <w:hyperlink r:id="rId47">
-        <w:r>
-          <w:rPr>
-            <w:lang w:val="sw_KE" w:bidi="sw_KE"/>
-          </w:rPr>
-          <w:rPr>
-            <w:color w:val="0000EE"/>
-            <w:u w:val="single"/>
-          </w:rPr>
-          <w:t>Wagalatia 1:16</w:t>
-        </w:r>
-      </w:hyperlink>
+      <w:r>
+        <w:rPr>
+          <w:lang w:val="sw_KE" w:bidi="sw_KE"/>
+        </w:rPr>
+        <w:t>Wagalatia 1:16</w:t>
+      </w:r>
       <w:r>
         <w:rPr>
           <w:lang w:val="sw_KE" w:bidi="sw_KE"/>
         </w:rPr>
         <w:t xml:space="preserve">; </w:t>
       </w:r>
-      <w:hyperlink r:id="rId48">
-        <w:r>
-          <w:rPr>
-            <w:lang w:val="sw_KE" w:bidi="sw_KE"/>
-          </w:rPr>
-          <w:rPr>
-            <w:color w:val="0000EE"/>
-            <w:u w:val="single"/>
-          </w:rPr>
-          <w:t>Waefeso 6:12</w:t>
-        </w:r>
-      </w:hyperlink>
+      <w:r>
+        <w:rPr>
+          <w:lang w:val="sw_KE" w:bidi="sw_KE"/>
+        </w:rPr>
+        <w:t>Waefeso 6:12</w:t>
+      </w:r>
       <w:r>
         <w:rPr>
           <w:lang w:val="sw_KE" w:bidi="sw_KE"/>
         </w:rPr>
         <w:t>). Ufunuo huo ulitoka kwa Mungu. Baada ya kumsaliti Yesu, Yuda alitambua kwamba alikuwa "ametenda dhambi kwa kumsaliti damu isiyo na hatia" (</w:t>
       </w:r>
-      <w:hyperlink r:id="rId49">
-        <w:r>
-          <w:rPr>
-            <w:lang w:val="sw_KE" w:bidi="sw_KE"/>
-          </w:rPr>
-          <w:rPr>
-            <w:color w:val="0000EE"/>
-            <w:u w:val="single"/>
-          </w:rPr>
-          <w:t>Mathayo 27:4</w:t>
-        </w:r>
-      </w:hyperlink>
+      <w:r>
+        <w:rPr>
+          <w:lang w:val="sw_KE" w:bidi="sw_KE"/>
+        </w:rPr>
+        <w:t>Mathayo 27:4</w:t>
+      </w:r>
       <w:r>
         <w:rPr>
           <w:lang w:val="sw_KE" w:bidi="sw_KE"/>
@@ -1425,72 +1191,48 @@
         </w:rPr>
         <w:t xml:space="preserve">“Damu” pia inatumika kumaanisha kumwaga damu, kama katika mauaji. </w:t>
       </w:r>
-      <w:hyperlink r:id="rId50">
-        <w:r>
-          <w:rPr>
-            <w:lang w:val="sw_KE" w:bidi="sw_KE"/>
-          </w:rPr>
-          <w:rPr>
-            <w:color w:val="0000EE"/>
-            <w:u w:val="single"/>
-          </w:rPr>
-          <w:t>Zaburi 9:12</w:t>
-        </w:r>
-      </w:hyperlink>
+      <w:r>
+        <w:rPr>
+          <w:lang w:val="sw_KE" w:bidi="sw_KE"/>
+        </w:rPr>
+        <w:t>Zaburi 9:12</w:t>
+      </w:r>
       <w:r>
         <w:rPr>
           <w:lang w:val="sw_KE" w:bidi="sw_KE"/>
         </w:rPr>
         <w:t xml:space="preserve"> inazungumzia “Mlipiza kisasi cha umwagaji damu.” </w:t>
       </w:r>
-      <w:hyperlink r:id="rId51">
-        <w:r>
-          <w:rPr>
-            <w:lang w:val="sw_KE" w:bidi="sw_KE"/>
-          </w:rPr>
-          <w:rPr>
-            <w:color w:val="0000EE"/>
-            <w:u w:val="single"/>
-          </w:rPr>
-          <w:t>Mwanzo 37:26</w:t>
-        </w:r>
-      </w:hyperlink>
+      <w:r>
+        <w:rPr>
+          <w:lang w:val="sw_KE" w:bidi="sw_KE"/>
+        </w:rPr>
+        <w:t>Mwanzo 37:26</w:t>
+      </w:r>
       <w:r>
         <w:rPr>
           <w:lang w:val="sw_KE" w:bidi="sw_KE"/>
         </w:rPr>
         <w:t xml:space="preserve"> inarejelea ndugu waliomficha Yosefu damu yake, ikimaanisha kumuua. Kuwa “na hatia ya damu” kunamaanisha kuwa na hatia ya mauaji (</w:t>
       </w:r>
-      <w:hyperlink r:id="rId52">
-        <w:r>
-          <w:rPr>
-            <w:lang w:val="sw_KE" w:bidi="sw_KE"/>
-          </w:rPr>
-          <w:rPr>
-            <w:color w:val="0000EE"/>
-            <w:u w:val="single"/>
-          </w:rPr>
-          <w:t>Mithali 28:17</w:t>
-        </w:r>
-      </w:hyperlink>
+      <w:r>
+        <w:rPr>
+          <w:lang w:val="sw_KE" w:bidi="sw_KE"/>
+        </w:rPr>
+        <w:t>Mithali 28:17</w:t>
+      </w:r>
       <w:r>
         <w:rPr>
           <w:lang w:val="sw_KE" w:bidi="sw_KE"/>
         </w:rPr>
         <w:t>). Kabla Yesu hajasalitiwa, Pilato alisema, “Mimi sina hatia ya damu ya mtu huyu" (</w:t>
       </w:r>
-      <w:hyperlink r:id="rId53">
-        <w:r>
-          <w:rPr>
-            <w:lang w:val="sw_KE" w:bidi="sw_KE"/>
-          </w:rPr>
-          <w:rPr>
-            <w:color w:val="0000EE"/>
-            <w:u w:val="single"/>
-          </w:rPr>
-          <w:t>Mathayo 27:24–25</w:t>
-        </w:r>
-      </w:hyperlink>
+      <w:r>
+        <w:rPr>
+          <w:lang w:val="sw_KE" w:bidi="sw_KE"/>
+        </w:rPr>
+        <w:t>Mathayo 27:24–25</w:t>
+      </w:r>
       <w:r>
         <w:rPr>
           <w:lang w:val="sw_KE" w:bidi="sw_KE"/>
@@ -1529,18 +1271,12 @@
         </w:rPr>
         <w:t>“Lakini hupaswi kula nyama ikiwa bado ina damu ndani yake” (</w:t>
       </w:r>
-      <w:hyperlink r:id="rId54">
-        <w:r>
-          <w:rPr>
-            <w:lang w:val="sw_KE" w:bidi="sw_KE"/>
-          </w:rPr>
-          <w:rPr>
-            <w:color w:val="0000EE"/>
-            <w:u w:val="single"/>
-          </w:rPr>
-          <w:t>Mwanzo 9:4</w:t>
-        </w:r>
-      </w:hyperlink>
+      <w:r>
+        <w:rPr>
+          <w:lang w:val="sw_KE" w:bidi="sw_KE"/>
+        </w:rPr>
+        <w:t>Mwanzo 9:4</w:t>
+      </w:r>
       <w:r>
         <w:rPr>
           <w:lang w:val="sw_KE" w:bidi="sw_KE"/>
@@ -1565,18 +1301,12 @@
         </w:rPr>
         <w:t>“Kwa maana uhai wa mwili unapatikana katika damu" (</w:t>
       </w:r>
-      <w:hyperlink r:id="rId55">
-        <w:r>
-          <w:rPr>
-            <w:lang w:val="sw_KE" w:bidi="sw_KE"/>
-          </w:rPr>
-          <w:rPr>
-            <w:color w:val="0000EE"/>
-            <w:u w:val="single"/>
-          </w:rPr>
-          <w:t>Mambo ya Walawi 17:11</w:t>
-        </w:r>
-      </w:hyperlink>
+      <w:r>
+        <w:rPr>
+          <w:lang w:val="sw_KE" w:bidi="sw_KE"/>
+        </w:rPr>
+        <w:t>Mambo ya Walawi 17:11</w:t>
+      </w:r>
       <w:r>
         <w:rPr>
           <w:lang w:val="sw_KE" w:bidi="sw_KE"/>
@@ -1601,18 +1331,12 @@
         </w:rPr>
         <w:t>“Hakika usile damu, kwa sababu damu ni uhai” (</w:t>
       </w:r>
-      <w:hyperlink r:id="rId56">
-        <w:r>
-          <w:rPr>
-            <w:lang w:val="sw_KE" w:bidi="sw_KE"/>
-          </w:rPr>
-          <w:rPr>
-            <w:color w:val="0000EE"/>
-            <w:u w:val="single"/>
-          </w:rPr>
-          <w:t>Kumbukumbu la Torati 12:23</w:t>
-        </w:r>
-      </w:hyperlink>
+      <w:r>
+        <w:rPr>
+          <w:lang w:val="sw_KE" w:bidi="sw_KE"/>
+        </w:rPr>
+        <w:t>Kumbukumbu la Torati 12:23</w:t>
+      </w:r>
       <w:r>
         <w:rPr>
           <w:lang w:val="sw_KE" w:bidi="sw_KE"/>
@@ -1633,18 +1357,12 @@
         </w:rPr>
         <w:t xml:space="preserve">Mungu huumba maisha yote, kwa hivyo kumwaga damu ni jambo zito. Damu ni takatifu, ndiyo sababu imekatazwa kula (tazama </w:t>
       </w:r>
-      <w:hyperlink r:id="rId57">
-        <w:r>
-          <w:rPr>
-            <w:lang w:val="sw_KE" w:bidi="sw_KE"/>
-          </w:rPr>
-          <w:rPr>
-            <w:color w:val="0000EE"/>
-            <w:u w:val="single"/>
-          </w:rPr>
-          <w:t>Matendo 15:20</w:t>
-        </w:r>
-      </w:hyperlink>
+      <w:r>
+        <w:rPr>
+          <w:lang w:val="sw_KE" w:bidi="sw_KE"/>
+        </w:rPr>
+        <w:t>Matendo 15:20</w:t>
+      </w:r>
       <w:r>
         <w:rPr>
           <w:lang w:val="sw_KE" w:bidi="sw_KE"/>
@@ -1676,54 +1394,36 @@
         </w:rPr>
         <w:t>Damu ilikuwa muhimu sana katika dhabihu za kidini kwa sababu iliwakilisha uhai. Katika Siku ya Upatanisho, makuhani walimwaga damu ya fahali na mbuzi kwenye madhabahu (</w:t>
       </w:r>
-      <w:hyperlink r:id="rId58">
-        <w:r>
-          <w:rPr>
-            <w:lang w:val="sw_KE" w:bidi="sw_KE"/>
-          </w:rPr>
-          <w:rPr>
-            <w:color w:val="0000EE"/>
-            <w:u w:val="single"/>
-          </w:rPr>
-          <w:t>Mambo ya Walawi 16</w:t>
-        </w:r>
-      </w:hyperlink>
+      <w:r>
+        <w:rPr>
+          <w:lang w:val="sw_KE" w:bidi="sw_KE"/>
+        </w:rPr>
+        <w:t>Mambo ya Walawi 16</w:t>
+      </w:r>
       <w:r>
         <w:rPr>
           <w:lang w:val="sw_KE" w:bidi="sw_KE"/>
         </w:rPr>
         <w:t>). Damu (uhai) ilimwagwa wakati wa kifo. Uhai wa mnyama ulitolewa kwa ajili ya uhai wa watu. Dhambi za watu zilihamishiwa kwa mnyama kupitia dhabihu, na hukumu kamili na upatanisho sasa zingeweza kufanyika. Wazo hili la uhamisho pia linaonyeshwa na mbuzi wa azazeli katika sherehe hiyo hiyo (</w:t>
       </w:r>
-      <w:hyperlink r:id="rId59">
-        <w:r>
-          <w:rPr>
-            <w:lang w:val="sw_KE" w:bidi="sw_KE"/>
-          </w:rPr>
-          <w:rPr>
-            <w:color w:val="0000EE"/>
-            <w:u w:val="single"/>
-          </w:rPr>
-          <w:t>Mambo ya Walawi 16:20–22</w:t>
-        </w:r>
-      </w:hyperlink>
+      <w:r>
+        <w:rPr>
+          <w:lang w:val="sw_KE" w:bidi="sw_KE"/>
+        </w:rPr>
+        <w:t>Mambo ya Walawi 16:20–22</w:t>
+      </w:r>
       <w:r>
         <w:rPr>
           <w:lang w:val="sw_KE" w:bidi="sw_KE"/>
         </w:rPr>
         <w:t>). Katika Pasaka ya kwanza, damu ilikuwa na maana sawa (</w:t>
       </w:r>
-      <w:hyperlink r:id="rId60">
-        <w:r>
-          <w:rPr>
-            <w:lang w:val="sw_KE" w:bidi="sw_KE"/>
-          </w:rPr>
-          <w:rPr>
-            <w:color w:val="0000EE"/>
-            <w:u w:val="single"/>
-          </w:rPr>
-          <w:t>Kutoka 12:1–13</w:t>
-        </w:r>
-      </w:hyperlink>
+      <w:r>
+        <w:rPr>
+          <w:lang w:val="sw_KE" w:bidi="sw_KE"/>
+        </w:rPr>
+        <w:t>Kutoka 12:1–13</w:t>
+      </w:r>
       <w:r>
         <w:rPr>
           <w:lang w:val="sw_KE" w:bidi="sw_KE"/>
@@ -1744,36 +1444,24 @@
         </w:rPr>
         <w:t xml:space="preserve">Damu pia inakuwa sadaka bora kwa Mungu. Katika </w:t>
       </w:r>
-      <w:hyperlink r:id="rId61">
-        <w:r>
-          <w:rPr>
-            <w:lang w:val="sw_KE" w:bidi="sw_KE"/>
-          </w:rPr>
-          <w:rPr>
-            <w:color w:val="0000EE"/>
-            <w:u w:val="single"/>
-          </w:rPr>
-          <w:t>Kutoka 24</w:t>
-        </w:r>
-      </w:hyperlink>
+      <w:r>
+        <w:rPr>
+          <w:lang w:val="sw_KE" w:bidi="sw_KE"/>
+        </w:rPr>
+        <w:t>Kutoka 24</w:t>
+      </w:r>
       <w:r>
         <w:rPr>
           <w:lang w:val="sw_KE" w:bidi="sw_KE"/>
         </w:rPr>
         <w:t>, baada ya watu kukubaliana na agano, Mose alimimina nusu ya damu ya sadaka juu ya madhabahu na iliyobaki juu yao. Alifanya hivi akisema, “Hii ni damu ya agano ambalo BWANA amefanya nanyi kulingana na maneno haya yote” (</w:t>
       </w:r>
-      <w:hyperlink r:id="rId62">
-        <w:r>
-          <w:rPr>
-            <w:lang w:val="sw_KE" w:bidi="sw_KE"/>
-          </w:rPr>
-          <w:rPr>
-            <w:color w:val="0000EE"/>
-            <w:u w:val="single"/>
-          </w:rPr>
-          <w:t>Kutoka 24:8</w:t>
-        </w:r>
-      </w:hyperlink>
+      <w:r>
+        <w:rPr>
+          <w:lang w:val="sw_KE" w:bidi="sw_KE"/>
+        </w:rPr>
+        <w:t>Kutoka 24:8</w:t>
+      </w:r>
       <w:r>
         <w:rPr>
           <w:lang w:val="sw_KE" w:bidi="sw_KE"/>
@@ -1923,126 +1611,84 @@
         </w:rPr>
         <w:t xml:space="preserve">Kwenye Agano Jipya, mbali na marejeo ya masuala ya kiafya (kwa mfano, </w:t>
       </w:r>
-      <w:hyperlink r:id="rId63">
-        <w:r>
-          <w:rPr>
-            <w:lang w:val="sw_KE" w:bidi="sw_KE"/>
-          </w:rPr>
-          <w:rPr>
-            <w:color w:val="0000EE"/>
-            <w:u w:val="single"/>
-          </w:rPr>
-          <w:t>Mathayo 9:20</w:t>
-        </w:r>
-      </w:hyperlink>
+      <w:r>
+        <w:rPr>
+          <w:lang w:val="sw_KE" w:bidi="sw_KE"/>
+        </w:rPr>
+        <w:t>Mathayo 9:20</w:t>
+      </w:r>
       <w:r>
         <w:rPr>
           <w:lang w:val="sw_KE" w:bidi="sw_KE"/>
         </w:rPr>
         <w:t xml:space="preserve">) na mauaji (kwa mfano, </w:t>
       </w:r>
-      <w:hyperlink r:id="rId64">
-        <w:r>
-          <w:rPr>
-            <w:lang w:val="sw_KE" w:bidi="sw_KE"/>
-          </w:rPr>
-          <w:rPr>
-            <w:color w:val="0000EE"/>
-            <w:u w:val="single"/>
-          </w:rPr>
-          <w:t>Matendo 22:20</w:t>
-        </w:r>
-      </w:hyperlink>
+      <w:r>
+        <w:rPr>
+          <w:lang w:val="sw_KE" w:bidi="sw_KE"/>
+        </w:rPr>
+        <w:t>Matendo 22:20</w:t>
+      </w:r>
       <w:r>
         <w:rPr>
           <w:lang w:val="sw_KE" w:bidi="sw_KE"/>
         </w:rPr>
         <w:t>), lengo kuu ni damu ya Kristo. Hii inarejelea mawazo ya Agano la Kale. Injili za sinoptiki (Mathayo, Marko, na Luka) zinasema kwamba kwenye Karamu ya Mwisho, Yesu alizungumzia damu yake kama agano jipya (</w:t>
       </w:r>
-      <w:hyperlink r:id="rId65">
-        <w:r>
-          <w:rPr>
-            <w:lang w:val="sw_KE" w:bidi="sw_KE"/>
-          </w:rPr>
-          <w:rPr>
-            <w:color w:val="0000EE"/>
-            <w:u w:val="single"/>
-          </w:rPr>
-          <w:t>Mathayo 26:28</w:t>
-        </w:r>
-      </w:hyperlink>
+      <w:r>
+        <w:rPr>
+          <w:lang w:val="sw_KE" w:bidi="sw_KE"/>
+        </w:rPr>
+        <w:t>Mathayo 26:28</w:t>
+      </w:r>
       <w:r>
         <w:rPr>
           <w:lang w:val="sw_KE" w:bidi="sw_KE"/>
         </w:rPr>
         <w:t xml:space="preserve">; </w:t>
       </w:r>
-      <w:hyperlink r:id="rId66">
-        <w:r>
-          <w:rPr>
-            <w:lang w:val="sw_KE" w:bidi="sw_KE"/>
-          </w:rPr>
-          <w:rPr>
-            <w:color w:val="0000EE"/>
-            <w:u w:val="single"/>
-          </w:rPr>
-          <w:t>Marko 14:24</w:t>
-        </w:r>
-      </w:hyperlink>
+      <w:r>
+        <w:rPr>
+          <w:lang w:val="sw_KE" w:bidi="sw_KE"/>
+        </w:rPr>
+        <w:t>Marko 14:24</w:t>
+      </w:r>
       <w:r>
         <w:rPr>
           <w:lang w:val="sw_KE" w:bidi="sw_KE"/>
         </w:rPr>
         <w:t xml:space="preserve">; </w:t>
       </w:r>
-      <w:hyperlink r:id="rId67">
-        <w:r>
-          <w:rPr>
-            <w:lang w:val="sw_KE" w:bidi="sw_KE"/>
-          </w:rPr>
-          <w:rPr>
-            <w:color w:val="0000EE"/>
-            <w:u w:val="single"/>
-          </w:rPr>
-          <w:t>Luka 22:20</w:t>
-        </w:r>
-      </w:hyperlink>
+      <w:r>
+        <w:rPr>
+          <w:lang w:val="sw_KE" w:bidi="sw_KE"/>
+        </w:rPr>
+        <w:t>Luka 22:20</w:t>
+      </w:r>
       <w:r>
         <w:rPr>
           <w:lang w:val="sw_KE" w:bidi="sw_KE"/>
         </w:rPr>
         <w:t>). Hii inaonyesha kwamba kifo chake kilikuwa dhabihu. Yesu anaonyesha kwamba kifo chake kilikuwa na maana ya ukombozi. Injili ya Yohana inashiriki wazo hili lakini inaelezea kwa maneno tofauti: “Msipokula mwili na kunywa damu ya Mwana wa Mtu, hamna uzima ndani yenu” (</w:t>
       </w:r>
-      <w:hyperlink r:id="rId68">
-        <w:r>
-          <w:rPr>
-            <w:lang w:val="sw_KE" w:bidi="sw_KE"/>
-          </w:rPr>
-          <w:rPr>
-            <w:color w:val="0000EE"/>
-            <w:u w:val="single"/>
-          </w:rPr>
-          <w:t>Yohana 6:53</w:t>
-        </w:r>
-      </w:hyperlink>
+      <w:r>
+        <w:rPr>
+          <w:lang w:val="sw_KE" w:bidi="sw_KE"/>
+        </w:rPr>
+        <w:t>Yohana 6:53</w:t>
+      </w:r>
       <w:r>
         <w:rPr>
           <w:lang w:val="sw_KE" w:bidi="sw_KE"/>
         </w:rPr>
         <w:t xml:space="preserve">). Waumini wanashiriki katika kifo na ufufuo wa Yesu kupitia imani (tazama pia </w:t>
       </w:r>
-      <w:hyperlink r:id="rId69">
-        <w:r>
-          <w:rPr>
-            <w:lang w:val="sw_KE" w:bidi="sw_KE"/>
-          </w:rPr>
-          <w:rPr>
-            <w:color w:val="0000EE"/>
-            <w:u w:val="single"/>
-          </w:rPr>
-          <w:t>1 Wakorintho 10:16</w:t>
-        </w:r>
-      </w:hyperlink>
+      <w:r>
+        <w:rPr>
+          <w:lang w:val="sw_KE" w:bidi="sw_KE"/>
+        </w:rPr>
+        <w:t>1 Wakorintho 10:16</w:t>
+      </w:r>
       <w:r>
         <w:rPr>
           <w:lang w:val="sw_KE" w:bidi="sw_KE"/>
@@ -2063,36 +1709,24 @@
         </w:rPr>
         <w:t>Barua za Paulo pia zinaunganisha damu na kifo cha Kristo. Alipotumia maneno "damu" au "msalaba," alikuwa akizungumzia kifo cha Yesu na jinsi kinavyowaokoa watu. Kwa mfano, aliandika kwamba "damu ya Yesu kwenye msalaba" ilileta amani (</w:t>
       </w:r>
-      <w:hyperlink r:id="rId70">
-        <w:r>
-          <w:rPr>
-            <w:lang w:val="sw_KE" w:bidi="sw_KE"/>
-          </w:rPr>
-          <w:rPr>
-            <w:color w:val="0000EE"/>
-            <w:u w:val="single"/>
-          </w:rPr>
-          <w:t>Wakolosai 1:20</w:t>
-        </w:r>
-      </w:hyperlink>
+      <w:r>
+        <w:rPr>
+          <w:lang w:val="sw_KE" w:bidi="sw_KE"/>
+        </w:rPr>
+        <w:t>Wakolosai 1:20</w:t>
+      </w:r>
       <w:r>
         <w:rPr>
           <w:lang w:val="sw_KE" w:bidi="sw_KE"/>
         </w:rPr>
         <w:t>). Pia aliandika kwamba watu ambao hapo awali walikuwa mbali na Mungu "wameletwa karibu kupitia damu ya Yesu Kristo" (</w:t>
       </w:r>
-      <w:hyperlink r:id="rId71">
-        <w:r>
-          <w:rPr>
-            <w:lang w:val="sw_KE" w:bidi="sw_KE"/>
-          </w:rPr>
-          <w:rPr>
-            <w:color w:val="0000EE"/>
-            <w:u w:val="single"/>
-          </w:rPr>
-          <w:t>Waefeso 2:13</w:t>
-        </w:r>
-      </w:hyperlink>
+      <w:r>
+        <w:rPr>
+          <w:lang w:val="sw_KE" w:bidi="sw_KE"/>
+        </w:rPr>
+        <w:t>Waefeso 2:13</w:t>
+      </w:r>
       <w:r>
         <w:rPr>
           <w:lang w:val="sw_KE" w:bidi="sw_KE"/>
@@ -2113,36 +1747,24 @@
         </w:rPr>
         <w:t>Paulo alikuwa akifikiria kuhusu dhabihu ya Siku ya Upatanisho aliposema kwamba Mungu alimfanya Kristo kuwa dhabihu ya upatanisho (akifanya mambo kuwa sawa kati ya watu na Mungu) kwa damu yake (</w:t>
       </w:r>
-      <w:hyperlink r:id="rId72">
-        <w:r>
-          <w:rPr>
-            <w:lang w:val="sw_KE" w:bidi="sw_KE"/>
-          </w:rPr>
-          <w:rPr>
-            <w:color w:val="0000EE"/>
-            <w:u w:val="single"/>
-          </w:rPr>
-          <w:t>Warumi 3:25</w:t>
-        </w:r>
-      </w:hyperlink>
+      <w:r>
+        <w:rPr>
+          <w:lang w:val="sw_KE" w:bidi="sw_KE"/>
+        </w:rPr>
+        <w:t>Warumi 3:25</w:t>
+      </w:r>
       <w:r>
         <w:rPr>
           <w:lang w:val="sw_KE" w:bidi="sw_KE"/>
         </w:rPr>
         <w:t xml:space="preserve">). Anatumia lugha ya </w:t>
       </w:r>
-      <w:hyperlink r:id="rId58">
-        <w:r>
-          <w:rPr>
-            <w:lang w:val="sw_KE" w:bidi="sw_KE"/>
-          </w:rPr>
-          <w:rPr>
-            <w:color w:val="0000EE"/>
-            <w:u w:val="single"/>
-          </w:rPr>
-          <w:t>Mambo ya Walawi 16</w:t>
-        </w:r>
-      </w:hyperlink>
+      <w:r>
+        <w:rPr>
+          <w:lang w:val="sw_KE" w:bidi="sw_KE"/>
+        </w:rPr>
+        <w:t>Mambo ya Walawi 16</w:t>
+      </w:r>
       <w:r>
         <w:rPr>
           <w:lang w:val="sw_KE" w:bidi="sw_KE"/>
@@ -2163,108 +1785,72 @@
         </w:rPr>
         <w:t xml:space="preserve">Petro pia anazungumzia "damu ya agano" (rejeleo la </w:t>
       </w:r>
-      <w:hyperlink r:id="rId61">
-        <w:r>
-          <w:rPr>
-            <w:lang w:val="sw_KE" w:bidi="sw_KE"/>
-          </w:rPr>
-          <w:rPr>
-            <w:color w:val="0000EE"/>
-            <w:u w:val="single"/>
-          </w:rPr>
-          <w:t>Kutoka 24</w:t>
-        </w:r>
-      </w:hyperlink>
+      <w:r>
+        <w:rPr>
+          <w:lang w:val="sw_KE" w:bidi="sw_KE"/>
+        </w:rPr>
+        <w:t>Kutoka 24</w:t>
+      </w:r>
       <w:r>
         <w:rPr>
           <w:lang w:val="sw_KE" w:bidi="sw_KE"/>
         </w:rPr>
         <w:t>) alipokuwa akiandika kuhusu Wakristo kunyunyiziwa damu ya Kristo (</w:t>
       </w:r>
-      <w:hyperlink r:id="rId73">
-        <w:r>
-          <w:rPr>
-            <w:lang w:val="sw_KE" w:bidi="sw_KE"/>
-          </w:rPr>
-          <w:rPr>
-            <w:color w:val="0000EE"/>
-            <w:u w:val="single"/>
-          </w:rPr>
-          <w:t>1 Petro 1:2</w:t>
-        </w:r>
-      </w:hyperlink>
+      <w:r>
+        <w:rPr>
+          <w:lang w:val="sw_KE" w:bidi="sw_KE"/>
+        </w:rPr>
+        <w:t>1 Petro 1:2</w:t>
+      </w:r>
       <w:r>
         <w:rPr>
           <w:lang w:val="sw_KE" w:bidi="sw_KE"/>
         </w:rPr>
         <w:t>). Anaahidi kwamba Wakristo wanakombolewa kwa damu ya Yesu (</w:t>
       </w:r>
-      <w:hyperlink r:id="rId74">
-        <w:r>
-          <w:rPr>
-            <w:lang w:val="sw_KE" w:bidi="sw_KE"/>
-          </w:rPr>
-          <w:rPr>
-            <w:color w:val="0000EE"/>
-            <w:u w:val="single"/>
-          </w:rPr>
-          <w:t>1 Petro 1:9</w:t>
-        </w:r>
-      </w:hyperlink>
+      <w:r>
+        <w:rPr>
+          <w:lang w:val="sw_KE" w:bidi="sw_KE"/>
+        </w:rPr>
+        <w:t>1 Petro 1:9</w:t>
+      </w:r>
       <w:r>
         <w:rPr>
           <w:lang w:val="sw_KE" w:bidi="sw_KE"/>
         </w:rPr>
         <w:t xml:space="preserve">). Anamwita Kristo "mwanakondoo asiye na doa wala kasoro," labda akifikiria kuhusu mtumishi katika </w:t>
       </w:r>
-      <w:hyperlink r:id="rId75">
-        <w:r>
-          <w:rPr>
-            <w:lang w:val="sw_KE" w:bidi="sw_KE"/>
-          </w:rPr>
-          <w:rPr>
-            <w:color w:val="0000EE"/>
-            <w:u w:val="single"/>
-          </w:rPr>
-          <w:t>Isaya 53</w:t>
-        </w:r>
-      </w:hyperlink>
+      <w:r>
+        <w:rPr>
+          <w:lang w:val="sw_KE" w:bidi="sw_KE"/>
+        </w:rPr>
+        <w:t>Isaya 53</w:t>
+      </w:r>
       <w:r>
         <w:rPr>
           <w:lang w:val="sw_KE" w:bidi="sw_KE"/>
         </w:rPr>
         <w:t xml:space="preserve"> au mwanakondoo wa Pasaka. Maandishi haya yote mawili yanamaanisha ukombozi. Mwandishi wa Waebrania anasema Kristo alitimiza mfumo wa dhabihu wa Agano la Kale kwa sababu kifo chake kilikuwa dhabihu kuu zaidi (</w:t>
       </w:r>
-      <w:hyperlink r:id="rId76">
-        <w:r>
-          <w:rPr>
-            <w:lang w:val="sw_KE" w:bidi="sw_KE"/>
-          </w:rPr>
-          <w:rPr>
-            <w:color w:val="0000EE"/>
-            <w:u w:val="single"/>
-          </w:rPr>
-          <w:t>Waebrania 9:7–28</w:t>
-        </w:r>
-      </w:hyperlink>
+      <w:r>
+        <w:rPr>
+          <w:lang w:val="sw_KE" w:bidi="sw_KE"/>
+        </w:rPr>
+        <w:t>Waebrania 9:7–28</w:t>
+      </w:r>
       <w:r>
         <w:rPr>
           <w:lang w:val="sw_KE" w:bidi="sw_KE"/>
         </w:rPr>
         <w:t xml:space="preserve">; </w:t>
       </w:r>
-      <w:hyperlink r:id="rId77">
-        <w:r>
-          <w:rPr>
-            <w:lang w:val="sw_KE" w:bidi="sw_KE"/>
-          </w:rPr>
-          <w:rPr>
-            <w:color w:val="0000EE"/>
-            <w:u w:val="single"/>
-          </w:rPr>
-          <w:t>13:11–12</w:t>
-        </w:r>
-      </w:hyperlink>
+      <w:r>
+        <w:rPr>
+          <w:lang w:val="sw_KE" w:bidi="sw_KE"/>
+        </w:rPr>
+        <w:t>13:11–12</w:t>
+      </w:r>
       <w:r>
         <w:rPr>
           <w:lang w:val="sw_KE" w:bidi="sw_KE"/>
@@ -2285,54 +1871,36 @@
         </w:rPr>
         <w:t>Marejeleo ya Agano Jipya kuhusu damu ya Kristo yanaonyesha ukombozi kamili ambao Mungu alitimiza kupitia kifo cha Mwana wake (</w:t>
       </w:r>
-      <w:hyperlink r:id="rId78">
-        <w:r>
-          <w:rPr>
-            <w:lang w:val="sw_KE" w:bidi="sw_KE"/>
-          </w:rPr>
-          <w:rPr>
-            <w:color w:val="0000EE"/>
-            <w:u w:val="single"/>
-          </w:rPr>
-          <w:t>Waebrania 10:20</w:t>
-        </w:r>
-      </w:hyperlink>
+      <w:r>
+        <w:rPr>
+          <w:lang w:val="sw_KE" w:bidi="sw_KE"/>
+        </w:rPr>
+        <w:t>Waebrania 10:20</w:t>
+      </w:r>
       <w:r>
         <w:rPr>
           <w:lang w:val="sw_KE" w:bidi="sw_KE"/>
         </w:rPr>
         <w:t>). Haki na kuhesabiwa haki (kufanywa sawa na Mungu) vyote vilitimizwa (</w:t>
       </w:r>
-      <w:hyperlink r:id="rId79">
-        <w:r>
-          <w:rPr>
-            <w:lang w:val="sw_KE" w:bidi="sw_KE"/>
-          </w:rPr>
-          <w:rPr>
-            <w:color w:val="0000EE"/>
-            <w:u w:val="single"/>
-          </w:rPr>
-          <w:t>Warumi 3:26</w:t>
-        </w:r>
-      </w:hyperlink>
+      <w:r>
+        <w:rPr>
+          <w:lang w:val="sw_KE" w:bidi="sw_KE"/>
+        </w:rPr>
+        <w:t>Warumi 3:26</w:t>
+      </w:r>
       <w:r>
         <w:rPr>
           <w:lang w:val="sw_KE" w:bidi="sw_KE"/>
         </w:rPr>
         <w:t>). Damu ya Kristo ni njia ya ukombozi "mara moja kwa wote" (</w:t>
       </w:r>
-      <w:hyperlink r:id="rId80">
-        <w:r>
-          <w:rPr>
-            <w:lang w:val="sw_KE" w:bidi="sw_KE"/>
-          </w:rPr>
-          <w:rPr>
-            <w:color w:val="0000EE"/>
-            <w:u w:val="single"/>
-          </w:rPr>
-          <w:t>Waebrania 9:26</w:t>
-        </w:r>
-      </w:hyperlink>
+      <w:r>
+        <w:rPr>
+          <w:lang w:val="sw_KE" w:bidi="sw_KE"/>
+        </w:rPr>
+        <w:t>Waebrania 9:26</w:t>
+      </w:r>
       <w:r>
         <w:rPr>
           <w:lang w:val="sw_KE" w:bidi="sw_KE"/>
@@ -2440,90 +2008,60 @@
         </w:rPr>
         <w:t xml:space="preserve">Utokaji wa sehemu za sili, kama wakati wa hedhi. </w:t>
       </w:r>
-      <w:hyperlink r:id="rId81">
-        <w:r>
-          <w:rPr>
-            <w:lang w:val="sw_KE" w:bidi="sw_KE"/>
-          </w:rPr>
-          <w:rPr>
-            <w:color w:val="0000EE"/>
-            <w:u w:val="single"/>
-          </w:rPr>
-          <w:t>Mambo ya Walawi 15</w:t>
-        </w:r>
-      </w:hyperlink>
+      <w:r>
+        <w:rPr>
+          <w:lang w:val="sw_KE" w:bidi="sw_KE"/>
+        </w:rPr>
+        <w:t>Mambo ya Walawi 15</w:t>
+      </w:r>
       <w:r>
         <w:rPr>
           <w:lang w:val="sw_KE" w:bidi="sw_KE"/>
         </w:rPr>
         <w:t xml:space="preserve"> inajadili sheria ambazo Mungu alimpa Mose kuhusu utokaji wa sehemu za siri. Mwanamke mwenye damu ya hedhi alichukuliwa kuwa najisi kiibada wakati wa hedhi na kwa siku saba baada ya hedhi. Akiwa najisi, hangeweza kuabudu katika hema au hekalu, wala kwenda barabarani au sokoni. Yeyote aliyemgusa au kugusa vitu vyake pia alichukuliwa kuwa najisi (</w:t>
       </w:r>
-      <w:hyperlink r:id="rId82">
-        <w:r>
-          <w:rPr>
-            <w:lang w:val="sw_KE" w:bidi="sw_KE"/>
-          </w:rPr>
-          <w:rPr>
-            <w:color w:val="0000EE"/>
-            <w:u w:val="single"/>
-          </w:rPr>
-          <w:t>Mambo ya Walawi 15:19</w:t>
-        </w:r>
-      </w:hyperlink>
+      <w:r>
+        <w:rPr>
+          <w:lang w:val="sw_KE" w:bidi="sw_KE"/>
+        </w:rPr>
+        <w:t>Mambo ya Walawi 15:19</w:t>
+      </w:r>
       <w:r>
         <w:rPr>
           <w:lang w:val="sw_KE" w:bidi="sw_KE"/>
         </w:rPr>
         <w:t>–</w:t>
       </w:r>
-      <w:hyperlink r:id="rId82">
-        <w:r>
-          <w:rPr>
-            <w:lang w:val="sw_KE" w:bidi="sw_KE"/>
-          </w:rPr>
-          <w:rPr>
-            <w:color w:val="0000EE"/>
-            <w:u w:val="single"/>
-          </w:rPr>
-          <w:t>28</w:t>
-        </w:r>
-      </w:hyperlink>
+      <w:r>
+        <w:rPr>
+          <w:lang w:val="sw_KE" w:bidi="sw_KE"/>
+        </w:rPr>
+        <w:t>28</w:t>
+      </w:r>
       <w:r>
         <w:rPr>
           <w:lang w:val="sw_KE" w:bidi="sw_KE"/>
         </w:rPr>
         <w:t>). Kujamiiana hakukuruhusiwa wakati mwanamke alikuwa najisi. Siku saba baada ya damu yake kukoma, mwanamke alitakiwa kutoa hua wawili au njiwa kwa kuhani kama sadaka za kutakasa wakati ambao alikuwa najisi (</w:t>
       </w:r>
-      <w:hyperlink r:id="rId83">
-        <w:r>
-          <w:rPr>
-            <w:lang w:val="sw_KE" w:bidi="sw_KE"/>
-          </w:rPr>
-          <w:rPr>
-            <w:color w:val="0000EE"/>
-            <w:u w:val="single"/>
-          </w:rPr>
-          <w:t>Mambo ya Walawi 15:29</w:t>
-        </w:r>
-      </w:hyperlink>
+      <w:r>
+        <w:rPr>
+          <w:lang w:val="sw_KE" w:bidi="sw_KE"/>
+        </w:rPr>
+        <w:t>Mambo ya Walawi 15:29</w:t>
+      </w:r>
       <w:r>
         <w:rPr>
           <w:lang w:val="sw_KE" w:bidi="sw_KE"/>
         </w:rPr>
         <w:t>–</w:t>
       </w:r>
-      <w:hyperlink r:id="rId83">
-        <w:r>
-          <w:rPr>
-            <w:lang w:val="sw_KE" w:bidi="sw_KE"/>
-          </w:rPr>
-          <w:rPr>
-            <w:color w:val="0000EE"/>
-            <w:u w:val="single"/>
-          </w:rPr>
-          <w:t>30</w:t>
-        </w:r>
-      </w:hyperlink>
+      <w:r>
+        <w:rPr>
+          <w:lang w:val="sw_KE" w:bidi="sw_KE"/>
+        </w:rPr>
+        <w:t>30</w:t>
+      </w:r>
       <w:r>
         <w:rPr>
           <w:lang w:val="sw_KE" w:bidi="sw_KE"/>
@@ -2537,108 +2075,72 @@
         </w:rPr>
         <w:t>Uponyaji wa Yesu kwa mwanamke aliyekuwa akitokwa na damu kwa miaka 12 umeandikwa katika injili tatu (</w:t>
       </w:r>
-      <w:hyperlink r:id="rId84">
-        <w:r>
-          <w:rPr>
-            <w:lang w:val="sw_KE" w:bidi="sw_KE"/>
-          </w:rPr>
-          <w:rPr>
-            <w:color w:val="0000EE"/>
-            <w:u w:val="single"/>
-          </w:rPr>
-          <w:t>Mathayo 9:20–22</w:t>
-        </w:r>
-      </w:hyperlink>
+      <w:r>
+        <w:rPr>
+          <w:lang w:val="sw_KE" w:bidi="sw_KE"/>
+        </w:rPr>
+        <w:t>Mathayo 9:20–22</w:t>
+      </w:r>
       <w:r>
         <w:rPr>
           <w:lang w:val="sw_KE" w:bidi="sw_KE"/>
         </w:rPr>
         <w:t xml:space="preserve">; </w:t>
       </w:r>
-      <w:hyperlink r:id="rId85">
-        <w:r>
-          <w:rPr>
-            <w:lang w:val="sw_KE" w:bidi="sw_KE"/>
-          </w:rPr>
-          <w:rPr>
-            <w:color w:val="0000EE"/>
-            <w:u w:val="single"/>
-          </w:rPr>
-          <w:t>Marko 5:25</w:t>
-        </w:r>
-      </w:hyperlink>
+      <w:r>
+        <w:rPr>
+          <w:lang w:val="sw_KE" w:bidi="sw_KE"/>
+        </w:rPr>
+        <w:t>Marko 5:25</w:t>
+      </w:r>
       <w:r>
         <w:rPr>
           <w:lang w:val="sw_KE" w:bidi="sw_KE"/>
         </w:rPr>
         <w:t>–</w:t>
       </w:r>
-      <w:hyperlink r:id="rId85">
-        <w:r>
-          <w:rPr>
-            <w:lang w:val="sw_KE" w:bidi="sw_KE"/>
-          </w:rPr>
-          <w:rPr>
-            <w:color w:val="0000EE"/>
-            <w:u w:val="single"/>
-          </w:rPr>
-          <w:t>34</w:t>
-        </w:r>
-      </w:hyperlink>
+      <w:r>
+        <w:rPr>
+          <w:lang w:val="sw_KE" w:bidi="sw_KE"/>
+        </w:rPr>
+        <w:t>34</w:t>
+      </w:r>
       <w:r>
         <w:rPr>
           <w:lang w:val="sw_KE" w:bidi="sw_KE"/>
         </w:rPr>
         <w:t xml:space="preserve">; </w:t>
       </w:r>
-      <w:hyperlink r:id="rId86">
-        <w:r>
-          <w:rPr>
-            <w:lang w:val="sw_KE" w:bidi="sw_KE"/>
-          </w:rPr>
-          <w:rPr>
-            <w:color w:val="0000EE"/>
-            <w:u w:val="single"/>
-          </w:rPr>
-          <w:t>Luka 8:43</w:t>
-        </w:r>
-      </w:hyperlink>
+      <w:r>
+        <w:rPr>
+          <w:lang w:val="sw_KE" w:bidi="sw_KE"/>
+        </w:rPr>
+        <w:t>Luka 8:43</w:t>
+      </w:r>
       <w:r>
         <w:rPr>
           <w:lang w:val="sw_KE" w:bidi="sw_KE"/>
         </w:rPr>
         <w:t>–</w:t>
       </w:r>
-      <w:hyperlink r:id="rId86">
-        <w:r>
-          <w:rPr>
-            <w:lang w:val="sw_KE" w:bidi="sw_KE"/>
-          </w:rPr>
-          <w:rPr>
-            <w:color w:val="0000EE"/>
-            <w:u w:val="single"/>
-          </w:rPr>
-          <w:t>48</w:t>
-        </w:r>
-      </w:hyperlink>
+      <w:r>
+        <w:rPr>
+          <w:lang w:val="sw_KE" w:bidi="sw_KE"/>
+        </w:rPr>
+        <w:t>48</w:t>
+      </w:r>
       <w:r>
         <w:rPr>
           <w:lang w:val="sw_KE" w:bidi="sw_KE"/>
         </w:rPr>
         <w:t>). Ikiwa alikuwa anatokwa na damu kupitia uke, kipindi chake kirefu cha uchafu (na kujitenga kwake na wengine) kilikuwa kigumu sana. Mbali na wasiwasi na usumbufu aliokuwa nao, hangeweza kupata mimba. Alikuwa “amevumilia mateso mengi chini ya uangalizi wa waganga wengi na alikuwa ametumia kila kitu alichokuwa nacho, lakini bila mafanikio” (</w:t>
       </w:r>
-      <w:hyperlink r:id="rId18">
-        <w:r>
-          <w:rPr>
-            <w:lang w:val="sw_KE" w:bidi="sw_KE"/>
-          </w:rPr>
-          <w:rPr>
-            <w:color w:val="0000EE"/>
-            <w:u w:val="single"/>
-          </w:rPr>
-          <w:t>Marko 5:26</w:t>
-        </w:r>
-      </w:hyperlink>
+      <w:r>
+        <w:rPr>
+          <w:lang w:val="sw_KE" w:bidi="sw_KE"/>
+        </w:rPr>
+        <w:t>Marko 5:26</w:t>
+      </w:r>
       <w:r>
         <w:rPr>
           <w:lang w:val="sw_KE" w:bidi="sw_KE"/>
@@ -2663,18 +2165,12 @@
         </w:rPr>
         <w:t>Kinyesi chenye damu. Baba ya Publio alipata aina fulani ya ugonjwa wa kuhara damu (</w:t>
       </w:r>
-      <w:hyperlink r:id="rId87">
-        <w:r>
-          <w:rPr>
-            <w:lang w:val="sw_KE" w:bidi="sw_KE"/>
-          </w:rPr>
-          <w:rPr>
-            <w:color w:val="0000EE"/>
-            <w:u w:val="single"/>
-          </w:rPr>
-          <w:t>Matendo 28:8</w:t>
-        </w:r>
-      </w:hyperlink>
+      <w:r>
+        <w:rPr>
+          <w:lang w:val="sw_KE" w:bidi="sw_KE"/>
+        </w:rPr>
+        <w:t>Matendo 28:8</w:t>
+      </w:r>
       <w:r>
         <w:rPr>
           <w:lang w:val="sw_KE" w:bidi="sw_KE"/>
@@ -2774,36 +2270,24 @@
         </w:rPr>
         <w:t>Jina lililotolewa kwa shamba lililonunuliwa kwa "pesa za damu" ambazo Yuda alikubali kumsaliti Yesu (</w:t>
       </w:r>
-      <w:hyperlink r:id="rId88">
-        <w:r>
-          <w:rPr>
-            <w:lang w:val="sw_KE" w:bidi="sw_KE"/>
-          </w:rPr>
-          <w:rPr>
-            <w:color w:val="0000EE"/>
-            <w:u w:val="single"/>
-          </w:rPr>
-          <w:t>Mathayo 27:8</w:t>
-        </w:r>
-      </w:hyperlink>
+      <w:r>
+        <w:rPr>
+          <w:lang w:val="sw_KE" w:bidi="sw_KE"/>
+        </w:rPr>
+        <w:t>Mathayo 27:8</w:t>
+      </w:r>
       <w:r>
         <w:rPr>
           <w:lang w:val="sw_KE" w:bidi="sw_KE"/>
         </w:rPr>
         <w:t xml:space="preserve">; </w:t>
       </w:r>
-      <w:hyperlink r:id="rId89">
-        <w:r>
-          <w:rPr>
-            <w:lang w:val="sw_KE" w:bidi="sw_KE"/>
-          </w:rPr>
-          <w:rPr>
-            <w:color w:val="0000EE"/>
-            <w:u w:val="single"/>
-          </w:rPr>
-          <w:t>Matendo 1:19</w:t>
-        </w:r>
-      </w:hyperlink>
+      <w:r>
+        <w:rPr>
+          <w:lang w:val="sw_KE" w:bidi="sw_KE"/>
+        </w:rPr>
+        <w:t>Matendo 1:19</w:t>
+      </w:r>
       <w:r>
         <w:rPr>
           <w:lang w:val="sw_KE" w:bidi="sw_KE"/>
@@ -2885,18 +2369,12 @@
         </w:rPr>
         <w:t xml:space="preserve">Vitabu viwili katika Agano la Kale vilivyorejelea kwa kina utawala wa Daudi ni 2 Samweli na 1 Mambo ya Nyakati. Miaka yake ya awali imeandikwa katika 1 Samweli, kuanzia sura ya </w:t>
       </w:r>
-      <w:hyperlink r:id="rId90">
-        <w:r>
-          <w:rPr>
-            <w:lang w:val="sw_KE" w:bidi="sw_KE"/>
-          </w:rPr>
-          <w:rPr>
-            <w:color w:val="0000EE"/>
-            <w:u w:val="single"/>
-          </w:rPr>
-          <w:t>16</w:t>
-        </w:r>
-      </w:hyperlink>
+      <w:r>
+        <w:rPr>
+          <w:lang w:val="sw_KE" w:bidi="sw_KE"/>
+        </w:rPr>
+        <w:t>16</w:t>
+      </w:r>
       <w:r>
         <w:rPr>
           <w:lang w:val="sw_KE" w:bidi="sw_KE"/>
@@ -3025,72 +2503,48 @@
         </w:rPr>
         <w:t>Daudi alikuwa mwana mdogo zaidi katika familia ya Yese, sehemu ya kabila la Yuda. Familia iliishi Bethlehemu, takriban maili sita (kilomita 10) kusini mwa Yerusalemu. Bibi yake mkubwa alikuwa Ruthu, kutoka nchi ya Moabu (</w:t>
       </w:r>
-      <w:hyperlink r:id="rId91">
-        <w:r>
-          <w:rPr>
-            <w:lang w:val="sw_KE" w:bidi="sw_KE"/>
-          </w:rPr>
-          <w:rPr>
-            <w:color w:val="0000EE"/>
-            <w:u w:val="single"/>
-          </w:rPr>
-          <w:t>Ru 4:18–22</w:t>
-        </w:r>
-      </w:hyperlink>
+      <w:r>
+        <w:rPr>
+          <w:lang w:val="sw_KE" w:bidi="sw_KE"/>
+        </w:rPr>
+        <w:t>Ru 4:18–22</w:t>
+      </w:r>
       <w:r>
         <w:rPr>
           <w:lang w:val="sw_KE" w:bidi="sw_KE"/>
         </w:rPr>
         <w:t>). Nasaba katika Agano la Kale na Agano Jipya zinafuatilia ukoo wa Daudi hadi Yuda, mwana wa patriaki Yakobo (</w:t>
       </w:r>
-      <w:hyperlink r:id="rId92">
-        <w:r>
-          <w:rPr>
-            <w:lang w:val="sw_KE" w:bidi="sw_KE"/>
-          </w:rPr>
-          <w:rPr>
-            <w:color w:val="0000EE"/>
-            <w:u w:val="single"/>
-          </w:rPr>
-          <w:t>1 Nya 2:3–15</w:t>
-        </w:r>
-      </w:hyperlink>
+      <w:r>
+        <w:rPr>
+          <w:lang w:val="sw_KE" w:bidi="sw_KE"/>
+        </w:rPr>
+        <w:t>1 Nya 2:3–15</w:t>
+      </w:r>
       <w:r>
         <w:rPr>
           <w:lang w:val="sw_KE" w:bidi="sw_KE"/>
         </w:rPr>
         <w:t xml:space="preserve">; </w:t>
       </w:r>
-      <w:hyperlink r:id="rId93">
-        <w:r>
-          <w:rPr>
-            <w:lang w:val="sw_KE" w:bidi="sw_KE"/>
-          </w:rPr>
-          <w:rPr>
-            <w:color w:val="0000EE"/>
-            <w:u w:val="single"/>
-          </w:rPr>
-          <w:t>Mt 1:3–6</w:t>
-        </w:r>
-      </w:hyperlink>
+      <w:r>
+        <w:rPr>
+          <w:lang w:val="sw_KE" w:bidi="sw_KE"/>
+        </w:rPr>
+        <w:t>Mt 1:3–6</w:t>
+      </w:r>
       <w:r>
         <w:rPr>
           <w:lang w:val="sw_KE" w:bidi="sw_KE"/>
         </w:rPr>
         <w:t xml:space="preserve">; </w:t>
       </w:r>
-      <w:hyperlink r:id="rId94">
-        <w:r>
-          <w:rPr>
-            <w:lang w:val="sw_KE" w:bidi="sw_KE"/>
-          </w:rPr>
-          <w:rPr>
-            <w:color w:val="0000EE"/>
-            <w:u w:val="single"/>
-          </w:rPr>
-          <w:t>Lk 3:31–33</w:t>
-        </w:r>
-      </w:hyperlink>
+      <w:r>
+        <w:rPr>
+          <w:lang w:val="sw_KE" w:bidi="sw_KE"/>
+        </w:rPr>
+        <w:t>Lk 3:31–33</w:t>
+      </w:r>
       <w:r>
         <w:rPr>
           <w:lang w:val="sw_KE" w:bidi="sw_KE"/>
@@ -3122,18 +2576,12 @@
         </w:rPr>
         <w:t>Machache yanajulikana kuhusu maisha ya awali ya Daudi. Akiwa mvulana, alichunga kondoo wa baba yake, akihatarisha maisha yake kuua dubu na simba waliovamia. Baadaye, Daudi alikiri hadharani msaada na nguvu za Mungu katika kulinda makundi ya Kondoo chini ya uangalizi wake (</w:t>
       </w:r>
-      <w:hyperlink r:id="rId95">
-        <w:r>
-          <w:rPr>
-            <w:lang w:val="sw_KE" w:bidi="sw_KE"/>
-          </w:rPr>
-          <w:rPr>
-            <w:color w:val="0000EE"/>
-            <w:u w:val="single"/>
-          </w:rPr>
-          <w:t>1 Sm 17:34–37</w:t>
-        </w:r>
-      </w:hyperlink>
+      <w:r>
+        <w:rPr>
+          <w:lang w:val="sw_KE" w:bidi="sw_KE"/>
+        </w:rPr>
+        <w:t>1 Sm 17:34–37</w:t>
+      </w:r>
       <w:r>
         <w:rPr>
           <w:lang w:val="sw_KE" w:bidi="sw_KE"/>
@@ -3168,18 +2616,12 @@
         </w:rPr>
         <w:t>Kwa familia ya Yese, Daudi alionekana kuwa asiye na umuhimu. Wakati nabii maarufu anayejulikana kitaifa, Samweli, alipotembelea nyumba ya Yese, wana wote wakubwa walikuwepo kumlaki; Daudi alikuwa akichunga kondoo. Samweli alikuwa ameagizwa na Mungu kumpaka mafuta mfalme kutoka familia ya Yese, bila kujua awali ni mwana gani wa kumpaka mafuta. Akihisi kizuizi cha kiungu wakati ndugu saba walipopita mbele yake, alifanya uchunguzi zaidi. Alipojua kwamba Yese alikuwa na mwana mwingine, Daudi aliitwa mara moja. Daudi alipakwa mafuta na Samweli na akajaliwa na Roho wa Bwana (</w:t>
       </w:r>
-      <w:hyperlink r:id="rId96">
-        <w:r>
-          <w:rPr>
-            <w:lang w:val="sw_KE" w:bidi="sw_KE"/>
-          </w:rPr>
-          <w:rPr>
-            <w:color w:val="0000EE"/>
-            <w:u w:val="single"/>
-          </w:rPr>
-          <w:t>1 Sm 16:1–13</w:t>
-        </w:r>
-      </w:hyperlink>
+      <w:r>
+        <w:rPr>
+          <w:lang w:val="sw_KE" w:bidi="sw_KE"/>
+        </w:rPr>
+        <w:t>1 Sm 16:1–13</w:t>
+      </w:r>
       <w:r>
         <w:rPr>
           <w:lang w:val="sw_KE" w:bidi="sw_KE"/>
@@ -3225,18 +2667,12 @@
         </w:rPr>
         <w:t>Kama kijana, Daudi pia alikuwa makini kwa Mungu. Alipowasalimu ndugu zake kwenye uwanja wa vita, alisumbuliwa na uasi wa Mfilisti Goliathi dhidi ya majeshi ya Mungu. Ingawa alikemewa na ndugu zake, Daudi alikubali changamoto ya kumkabili Goliathi. Alikuwa na imani ya kutosha kwamba Mungu, ambaye alimsaidia kukabiliana na simba na dubu, angemsaidia dhidi ya shujaa wa vita. Kwa hivyo, akiwa na imani kwa Mungu na kutumia uwezo wake wa kurusha mawe, Daudi alimuua Goliathi (</w:t>
       </w:r>
-      <w:hyperlink r:id="rId97">
-        <w:r>
-          <w:rPr>
-            <w:lang w:val="sw_KE" w:bidi="sw_KE"/>
-          </w:rPr>
-          <w:rPr>
-            <w:color w:val="0000EE"/>
-            <w:u w:val="single"/>
-          </w:rPr>
-          <w:t>1 Sm 17:12–58</w:t>
-        </w:r>
-      </w:hyperlink>
+      <w:r>
+        <w:rPr>
+          <w:lang w:val="sw_KE" w:bidi="sw_KE"/>
+        </w:rPr>
+        <w:t>1 Sm 17:12–58</w:t>
+      </w:r>
       <w:r>
         <w:rPr>
           <w:lang w:val="sw_KE" w:bidi="sw_KE"/>
@@ -3293,18 +2729,12 @@
         </w:rPr>
         <w:t>Sauli aliahidi Daudi kuwa atamwoa binti wake mkubwa, Merabu, lakini Sauli alivunja ahadi hiyo na kumpa Daudi binti mwingine, Mikali. Mahari ya vikombe kutoka kwa Wafilisti waliokufa iliyodaiwa na Sauli ilikusudiwa kuleta kifo cha Daudi mikononi mwa Wafilisti. Lakini tena Daudi alishinda. Wanawake waliimba sifa za ushujaa wake, wakizidisha wivu wa Sauli na kuhatarisha zaidi maisha ya Daudi (</w:t>
       </w:r>
-      <w:hyperlink r:id="rId98">
-        <w:r>
-          <w:rPr>
-            <w:lang w:val="sw_KE" w:bidi="sw_KE"/>
-          </w:rPr>
-          <w:rPr>
-            <w:color w:val="0000EE"/>
-            <w:u w:val="single"/>
-          </w:rPr>
-          <w:t>1 Sm 18:6–30</w:t>
-        </w:r>
-      </w:hyperlink>
+      <w:r>
+        <w:rPr>
+          <w:lang w:val="sw_KE" w:bidi="sw_KE"/>
+        </w:rPr>
+        <w:t>1 Sm 18:6–30</w:t>
+      </w:r>
       <w:r>
         <w:rPr>
           <w:lang w:val="sw_KE" w:bidi="sw_KE"/>
@@ -3339,18 +2769,12 @@
         </w:rPr>
         <w:t>Baada ya Yonathani kumwonya Daudi kuhusu mipango ya Sauli ya kuendelea kutaka kumuua, Daudi alikwenda Rama kumwona nabii Samweli. Pamoja walikwenda Nayothi, karibu na Rama. Baada ya kutuma vikundi kadhaa vya watu kumfuata Daudi, Sauli hatimaye alikwenda nao mwenyewe. Jaribio lake lote la kumkamata Daudi lilizuiliwa na Roho wa Mungu, ambaye alisababisha Sauli na watu wake kutabiri usiku kucha kwa bidii ya kidini (</w:t>
       </w:r>
-      <w:hyperlink r:id="rId99">
-        <w:r>
-          <w:rPr>
-            <w:lang w:val="sw_KE" w:bidi="sw_KE"/>
-          </w:rPr>
-          <w:rPr>
-            <w:color w:val="0000EE"/>
-            <w:u w:val="single"/>
-          </w:rPr>
-          <w:t>1 Sam 19</w:t>
-        </w:r>
-      </w:hyperlink>
+      <w:r>
+        <w:rPr>
+          <w:lang w:val="sw_KE" w:bidi="sw_KE"/>
+        </w:rPr>
+        <w:t>1 Sam 19</w:t>
+      </w:r>
       <w:r>
         <w:rPr>
           <w:lang w:val="sw_KE" w:bidi="sw_KE"/>
@@ -3371,18 +2795,12 @@
         </w:rPr>
         <w:t>Baada ya kushauriana tena na Yonathani, Daudi aligundua kwamba wivu wa Sauli ulikuwa umegeuka kuwa chuki. Yonathani , akijua kwamba Daudi angekuwa mfalme wa baadaye wa Israeli, aliomba uhakikisho kwamba kizazi chake kingepata ulinzi chini ya utawala wa Daudi (</w:t>
       </w:r>
-      <w:hyperlink r:id="rId100">
-        <w:r>
-          <w:rPr>
-            <w:lang w:val="sw_KE" w:bidi="sw_KE"/>
-          </w:rPr>
-          <w:rPr>
-            <w:color w:val="0000EE"/>
-            <w:u w:val="single"/>
-          </w:rPr>
-          <w:t>1 Sm 20</w:t>
-        </w:r>
-      </w:hyperlink>
+      <w:r>
+        <w:rPr>
+          <w:lang w:val="sw_KE" w:bidi="sw_KE"/>
+        </w:rPr>
+        <w:t>1 Sm 20</w:t>
+      </w:r>
       <w:r>
         <w:rPr>
           <w:lang w:val="sw_KE" w:bidi="sw_KE"/>
@@ -3414,36 +2832,24 @@
         </w:rPr>
         <w:t>Akikimbia kutoka kwa Sauli, Daudi alisimama Nobu. Kwa kumdanganya Ahimeleki, ambaye alikuwa akihudumu kama kuhani pale, Daudi alipata chakula na upanga wa Goliathi (uliowekwa kama nyara). Medomi aitwaye Doegi, mkuu wa wachungaji wa Sauli, aliona kilichotokea Nobu. Daudi aliendelea kukimbia, akipata hifadhi kwa muda huko Gathi na Mfalme Akishi (</w:t>
       </w:r>
-      <w:hyperlink r:id="rId101">
-        <w:r>
-          <w:rPr>
-            <w:lang w:val="sw_KE" w:bidi="sw_KE"/>
-          </w:rPr>
-          <w:rPr>
-            <w:color w:val="0000EE"/>
-            <w:u w:val="single"/>
-          </w:rPr>
-          <w:t>1 Sm 21</w:t>
-        </w:r>
-      </w:hyperlink>
+      <w:r>
+        <w:rPr>
+          <w:lang w:val="sw_KE" w:bidi="sw_KE"/>
+        </w:rPr>
+        <w:t>1 Sm 21</w:t>
+      </w:r>
       <w:r>
         <w:rPr>
           <w:lang w:val="sw_KE" w:bidi="sw_KE"/>
         </w:rPr>
         <w:t>), kisha akapata hifadhi katika pango la Adulamu, lililoko maili 10 (kilomita 16.1) kusini magharibi mwa Bethlehemu. Huko jamaa zake na wapiganaji wapatao 400 walijiunga naye. Alienda Mispa ilioko Moabu, akiomba mfalme wa Moabu kwa ulinzi, hasa kwa wazazi wake. Nabii Gadi alipomwonya asikae pale, Daudi alirudi Yuda kwenye misitu ya Herethi (</w:t>
       </w:r>
-      <w:hyperlink r:id="rId102">
-        <w:r>
-          <w:rPr>
-            <w:lang w:val="sw_KE" w:bidi="sw_KE"/>
-          </w:rPr>
-          <w:rPr>
-            <w:color w:val="0000EE"/>
-            <w:u w:val="single"/>
-          </w:rPr>
-          <w:t>1 Sm 22:1–5</w:t>
-        </w:r>
-      </w:hyperlink>
+      <w:r>
+        <w:rPr>
+          <w:lang w:val="sw_KE" w:bidi="sw_KE"/>
+        </w:rPr>
+        <w:t>1 Sm 22:1–5</w:t>
+      </w:r>
       <w:r>
         <w:rPr>
           <w:lang w:val="sw_KE" w:bidi="sw_KE"/>
@@ -3464,18 +2870,12 @@
         </w:rPr>
         <w:t>Uhuru wa Daudi wa kutembea ulimkasirisha Sauli, ambaye aliwashutumu watu wake kwa kupanga njama. Doegi aliporipoti kile alichoshuhudia huko Nobu, Sauli alimuua Ahimeleki na makuhani wengine 84, kisha akawaua wakazi wote wa Nobu. Kuhani mmoja aliyeitwa Abiathari alitoroka ili kuripoti ukatili wa Sauli kwa Daudi, ambaye alimhakikishia ulinzi (</w:t>
       </w:r>
-      <w:hyperlink r:id="rId103">
-        <w:r>
-          <w:rPr>
-            <w:lang w:val="sw_KE" w:bidi="sw_KE"/>
-          </w:rPr>
-          <w:rPr>
-            <w:color w:val="0000EE"/>
-            <w:u w:val="single"/>
-          </w:rPr>
-          <w:t>1 Sm 22:6–23</w:t>
-        </w:r>
-      </w:hyperlink>
+      <w:r>
+        <w:rPr>
+          <w:lang w:val="sw_KE" w:bidi="sw_KE"/>
+        </w:rPr>
+        <w:t>1 Sm 22:6–23</w:t>
+      </w:r>
       <w:r>
         <w:rPr>
           <w:lang w:val="sw_KE" w:bidi="sw_KE"/>
@@ -3496,18 +2896,12 @@
         </w:rPr>
         <w:t>Wafilisti walikuwa tayari kila mara kutumia udhaifu wowote wa Israeli. Kulipiza kisasi kwa Daudi baada ya uvamizi wa Wafilisti huko Keila, maili 12 (kilomita 19.3) kusini magharibi mwa Bethlehemu, kulimpa Sauli fursa ya kumshambulia Daudi, ambaye alikimbilia jangwa la Zifu, eneo la jangwa karibu na Hebroni. Daudi na Yonathani walikutana kwa mara ya mwisho katika jangwa hilo. Wakifuatwa na jeshi la Sauli, Daudi alikimbia zaidi kuelekea kusini. Alikaribia kuzungukwa katika nchi isiyokaliwa karibu na Maoni wakati Sauli alipolazimika kupeleka jeshi lake kujibu shambulio la Wafilisti (</w:t>
       </w:r>
-      <w:hyperlink r:id="rId104">
-        <w:r>
-          <w:rPr>
-            <w:lang w:val="sw_KE" w:bidi="sw_KE"/>
-          </w:rPr>
-          <w:rPr>
-            <w:color w:val="0000EE"/>
-            <w:u w:val="single"/>
-          </w:rPr>
-          <w:t>1 Sm 23</w:t>
-        </w:r>
-      </w:hyperlink>
+      <w:r>
+        <w:rPr>
+          <w:lang w:val="sw_KE" w:bidi="sw_KE"/>
+        </w:rPr>
+        <w:t>1 Sm 23</w:t>
+      </w:r>
       <w:r>
         <w:rPr>
           <w:lang w:val="sw_KE" w:bidi="sw_KE"/>
@@ -3541,18 +2935,12 @@
         </w:rPr>
         <w:t>, kwenye pwani ya magharibi ya Bahari ya Chumvi, Daudi alishambuliwa na Sauli akiwa na askari 3,000. Daudi alipata nafasi ya kumuua Sauli lakini alikataa kumdhuru mfalme wa Israeli "aliyetiwa mafuta na Bwana". Kujifunza kutoka kwa uaminifu wa Daudi, Sauli alikiri dhambi yake ya kutafuta maisha ya Daudi (</w:t>
       </w:r>
-      <w:hyperlink r:id="rId105">
-        <w:r>
-          <w:rPr>
-            <w:lang w:val="sw_KE" w:bidi="sw_KE"/>
-          </w:rPr>
-          <w:rPr>
-            <w:color w:val="0000EE"/>
-            <w:u w:val="single"/>
-          </w:rPr>
-          <w:t>1 Sm 24</w:t>
-        </w:r>
-      </w:hyperlink>
+      <w:r>
+        <w:rPr>
+          <w:lang w:val="sw_KE" w:bidi="sw_KE"/>
+        </w:rPr>
+        <w:t>1 Sm 24</w:t>
+      </w:r>
       <w:r>
         <w:rPr>
           <w:lang w:val="sw_KE" w:bidi="sw_KE"/>
@@ -3573,18 +2961,12 @@
         </w:rPr>
         <w:t>Wakati wa miaka walipotangatanga nyikani katika eneo la Maoni/Zifu/En-gedi, kikundi cha Daudi kilitoa ulinzi kwa Nabali, tajiri aliyeishi Maoni akiwa na makundi makubwa ya kondoo huko Karmeli. Kama malipo ya ulinzi huo, Daudi alipendekeza kwamba Nabali ashiriki baadhi ya mali yake. Dhihaka ya Nabali ilimkasirisha Daudi, lakini mke wa Nabali, Abigaili, alimsihi Daudi asilipize kisasi. Abigaili alipomwambia Nabali kuhusu jinsi alivyoponea chupuchupu, alishtuka sana kiasi kwamba alipata mshtuko wa moyo. Alikufa siku kumi baadaye, na Abigaili baadaye akawa mke wa Daudi (</w:t>
       </w:r>
-      <w:hyperlink r:id="rId106">
-        <w:r>
-          <w:rPr>
-            <w:lang w:val="sw_KE" w:bidi="sw_KE"/>
-          </w:rPr>
-          <w:rPr>
-            <w:color w:val="0000EE"/>
-            <w:u w:val="single"/>
-          </w:rPr>
-          <w:t>1 Sm 25</w:t>
-        </w:r>
-      </w:hyperlink>
+      <w:r>
+        <w:rPr>
+          <w:lang w:val="sw_KE" w:bidi="sw_KE"/>
+        </w:rPr>
+        <w:t>1 Sm 25</w:t>
+      </w:r>
       <w:r>
         <w:rPr>
           <w:lang w:val="sw_KE" w:bidi="sw_KE"/>
@@ -3605,18 +2987,12 @@
         </w:rPr>
         <w:t>Mara nyingine tena Sauli alikuja na jeshi la watu 3,000 katika Jangwa la Zifu kumtafuta Daudi, na Daudi tena alikosa fursa ya kumdhuru mfalme. Hatimaye akitambua upumbavu wa kutafuta maisha ya Daudi, Sauli aliacha kumfuatilia (</w:t>
       </w:r>
-      <w:hyperlink r:id="rId107">
-        <w:r>
-          <w:rPr>
-            <w:lang w:val="sw_KE" w:bidi="sw_KE"/>
-          </w:rPr>
-          <w:rPr>
-            <w:color w:val="0000EE"/>
-            <w:u w:val="single"/>
-          </w:rPr>
-          <w:t>1 Samweli 26</w:t>
-        </w:r>
-      </w:hyperlink>
+      <w:r>
+        <w:rPr>
+          <w:lang w:val="sw_KE" w:bidi="sw_KE"/>
+        </w:rPr>
+        <w:t>1 Samweli 26</w:t>
+      </w:r>
       <w:r>
         <w:rPr>
           <w:lang w:val="sw_KE" w:bidi="sw_KE"/>
@@ -3648,36 +3024,24 @@
         </w:rPr>
         <w:t>Daudi aliendelea kujihisi kutokuwa salama katika ufalme wa Sauli. Aliporudi Gathi katika nchi ya Wafilisti, alikaribishwa na Mfalme Akishi. Wafuasi wake walipewa mji wa Siklagi, ambapo waliishi kwa takriban miezi 16, wakivutia wafuasi wapya kutoka Yuda na sehemu nyingine za Israeli (</w:t>
       </w:r>
-      <w:hyperlink r:id="rId108">
-        <w:r>
-          <w:rPr>
-            <w:lang w:val="sw_KE" w:bidi="sw_KE"/>
-          </w:rPr>
-          <w:rPr>
-            <w:color w:val="0000EE"/>
-            <w:u w:val="single"/>
-          </w:rPr>
-          <w:t>1 Samweli 27</w:t>
-        </w:r>
-      </w:hyperlink>
+      <w:r>
+        <w:rPr>
+          <w:lang w:val="sw_KE" w:bidi="sw_KE"/>
+        </w:rPr>
+        <w:t>1 Samweli 27</w:t>
+      </w:r>
       <w:r>
         <w:rPr>
           <w:lang w:val="sw_KE" w:bidi="sw_KE"/>
         </w:rPr>
         <w:t xml:space="preserve">; </w:t>
       </w:r>
-      <w:hyperlink r:id="rId109">
-        <w:r>
-          <w:rPr>
-            <w:lang w:val="sw_KE" w:bidi="sw_KE"/>
-          </w:rPr>
-          <w:rPr>
-            <w:color w:val="0000EE"/>
-            <w:u w:val="single"/>
-          </w:rPr>
-          <w:t>1 Mambo ya Nyakati 12:19–22</w:t>
-        </w:r>
-      </w:hyperlink>
+      <w:r>
+        <w:rPr>
+          <w:lang w:val="sw_KE" w:bidi="sw_KE"/>
+        </w:rPr>
+        <w:t>1 Mambo ya Nyakati 12:19–22</w:t>
+      </w:r>
       <w:r>
         <w:rPr>
           <w:lang w:val="sw_KE" w:bidi="sw_KE"/>
@@ -3698,36 +3062,24 @@
         </w:rPr>
         <w:t>Jeshi la Wafilisti, likielekea Bonde la Megido kupigana na jeshi la Sauli, halikuwa na amani na vikosi vya Daudi vilivyokuwa nyuma yao, hivyo makamanda walimshinikiza Akishi kumfukuza Daudi. Aliporudi Ziklagi, Daudi alikuta mji umeshambuliwa na Waamaleki. Aliwafuatilia adui, akaokoa watu wake na mali, na kugawanya nyara na wale waliobaki nyuma kulinda vifaa (</w:t>
       </w:r>
-      <w:hyperlink r:id="rId110">
-        <w:r>
-          <w:rPr>
-            <w:lang w:val="sw_KE" w:bidi="sw_KE"/>
-          </w:rPr>
-          <w:rPr>
-            <w:color w:val="0000EE"/>
-            <w:u w:val="single"/>
-          </w:rPr>
-          <w:t>1 Sm 29–30</w:t>
-        </w:r>
-      </w:hyperlink>
+      <w:r>
+        <w:rPr>
+          <w:lang w:val="sw_KE" w:bidi="sw_KE"/>
+        </w:rPr>
+        <w:t>1 Sm 29–30</w:t>
+      </w:r>
       <w:r>
         <w:rPr>
           <w:lang w:val="sw_KE" w:bidi="sw_KE"/>
         </w:rPr>
         <w:t xml:space="preserve">). Wakati huo huo, Wafilisti waliwashinda Waisraeli kwenye Mlima Gilboa, wakimuua Yonathani na wana wengine wawili wa Sauli katika vita vikali. Sauli, akiwa amejeruhiwa vibaya, alijiua kwa upanga wake mwenyewe (ch </w:t>
       </w:r>
-      <w:hyperlink r:id="rId111">
-        <w:r>
-          <w:rPr>
-            <w:lang w:val="sw_KE" w:bidi="sw_KE"/>
-          </w:rPr>
-          <w:rPr>
-            <w:color w:val="0000EE"/>
-            <w:u w:val="single"/>
-          </w:rPr>
-          <w:t>31</w:t>
-        </w:r>
-      </w:hyperlink>
+      <w:r>
+        <w:rPr>
+          <w:lang w:val="sw_KE" w:bidi="sw_KE"/>
+        </w:rPr>
+        <w:t>31</w:t>
+      </w:r>
       <w:r>
         <w:rPr>
           <w:lang w:val="sw_KE" w:bidi="sw_KE"/>
@@ -3798,18 +3150,12 @@
         </w:rPr>
         <w:t>Daudi alikuwa katika nchi ya Wafilisti wakati habari zilipomfikia kwamba wote wawili, Sauli na Yonathani, wameuawa. Katika shairi nzuri la kuomboleza, alitoa heshima kwa rafiki yake Yonathani pamoja na Mfalme Sauli (</w:t>
       </w:r>
-      <w:hyperlink r:id="rId112">
-        <w:r>
-          <w:rPr>
-            <w:lang w:val="sw_KE" w:bidi="sw_KE"/>
-          </w:rPr>
-          <w:rPr>
-            <w:color w:val="0000EE"/>
-            <w:u w:val="single"/>
-          </w:rPr>
-          <w:t>2 Sm 1</w:t>
-        </w:r>
-      </w:hyperlink>
+      <w:r>
+        <w:rPr>
+          <w:lang w:val="sw_KE" w:bidi="sw_KE"/>
+        </w:rPr>
+        <w:t>2 Sm 1</w:t>
+      </w:r>
       <w:r>
         <w:rPr>
           <w:lang w:val="sw_KE" w:bidi="sw_KE"/>
@@ -3858,18 +3204,12 @@
         </w:rPr>
         <w:t>Aina ya vita vya wenyewe kwa wenyewe vilizuka kati ya wafuasi wa Daudi na wale wa Sauli, huku Daudi akipata uaminifu wa watu zaidi na zaidi. Jenerali wa Sauli, Abneri, hatimaye alifanya mazungumzo ya amani na Daudi, ambaye aliomba kurejeshewa Mikali kama mke wake, akionyesha kwamba hakuwa na uhasama dhidi ya ukoo wa Sauli. Kwa idhini ya mwana wa Sauli, Ishboshethi, ambaye Abneri alikuwa amemweka kama mfalme, Abneri alikwenda Hebroni na kuahidi uungwaji mkono wa Israeli kwa Daudi. Lakini Abneri aliuawa na Yoabu, mmoja wa makamanda wa Daudi, katika kisasi cha kifamilia, na muda mfupi baadaye Ishboshethi aliuawa. Daudi aliomboleza hadharani kifo cha Abneri na akawaua wauaji wawili wa Ishboshethi. Hivyo, wakati ukoo wa Sauli ulipomalizika, Daudi alionekana na watu si kama mpinzani bali kama mrithi wa kimantiki. Kwa hivyo, alitambuliwa kama mfalme na Israeli yote (</w:t>
       </w:r>
-      <w:hyperlink r:id="rId113">
-        <w:r>
-          <w:rPr>
-            <w:lang w:val="sw_KE" w:bidi="sw_KE"/>
-          </w:rPr>
-          <w:rPr>
-            <w:color w:val="0000EE"/>
-            <w:u w:val="single"/>
-          </w:rPr>
-          <w:t>2 Sm 2–4</w:t>
-        </w:r>
-      </w:hyperlink>
+      <w:r>
+        <w:rPr>
+          <w:lang w:val="sw_KE" w:bidi="sw_KE"/>
+        </w:rPr>
+        <w:t>2 Sm 2–4</w:t>
+      </w:r>
       <w:r>
         <w:rPr>
           <w:lang w:val="sw_KE" w:bidi="sw_KE"/>
@@ -3901,36 +3241,24 @@
         </w:rPr>
         <w:t>Wakati Waisraeli walipomgeukia Daudi kama mfalme, Wafilisti walitaharuki na kushambulia (</w:t>
       </w:r>
-      <w:hyperlink r:id="rId114">
-        <w:r>
-          <w:rPr>
-            <w:lang w:val="sw_KE" w:bidi="sw_KE"/>
-          </w:rPr>
-          <w:rPr>
-            <w:color w:val="0000EE"/>
-            <w:u w:val="single"/>
-          </w:rPr>
-          <w:t>2 Sam 5</w:t>
-        </w:r>
-      </w:hyperlink>
+      <w:r>
+        <w:rPr>
+          <w:lang w:val="sw_KE" w:bidi="sw_KE"/>
+        </w:rPr>
+        <w:t>2 Sam 5</w:t>
+      </w:r>
       <w:r>
         <w:rPr>
           <w:lang w:val="sw_KE" w:bidi="sw_KE"/>
         </w:rPr>
         <w:t xml:space="preserve">; </w:t>
       </w:r>
-      <w:hyperlink r:id="rId115">
-        <w:r>
-          <w:rPr>
-            <w:lang w:val="sw_KE" w:bidi="sw_KE"/>
-          </w:rPr>
-          <w:rPr>
-            <w:color w:val="0000EE"/>
-            <w:u w:val="single"/>
-          </w:rPr>
-          <w:t>1 Mambo ya Nyakati 14:8–17</w:t>
-        </w:r>
-      </w:hyperlink>
+      <w:r>
+        <w:rPr>
+          <w:lang w:val="sw_KE" w:bidi="sw_KE"/>
+        </w:rPr>
+        <w:t>1 Mambo ya Nyakati 14:8–17</w:t>
+      </w:r>
       <w:r>
         <w:rPr>
           <w:lang w:val="sw_KE" w:bidi="sw_KE"/>
@@ -3951,18 +3279,12 @@
         </w:rPr>
         <w:t>Katika kutafuta eneo la kati zaidi kwa ajili ya mji wake mkuu, Daudi alielekea mji wa Yerusalemu, ngome ya Wayebusi. Yoabu alijibu changamoto yake ya kuiteka mji huo na alizawadiwa kwa kufanywa jemadari wa jeshi la Daudi. Yerusalemu ikajulikana kama "mji wa Daudi" (</w:t>
       </w:r>
-      <w:hyperlink r:id="rId116">
-        <w:r>
-          <w:rPr>
-            <w:lang w:val="sw_KE" w:bidi="sw_KE"/>
-          </w:rPr>
-          <w:rPr>
-            <w:color w:val="0000EE"/>
-            <w:u w:val="single"/>
-          </w:rPr>
-          <w:t>1 Nya 11:4–9</w:t>
-        </w:r>
-      </w:hyperlink>
+      <w:r>
+        <w:rPr>
+          <w:lang w:val="sw_KE" w:bidi="sw_KE"/>
+        </w:rPr>
+        <w:t>1 Nya 11:4–9</w:t>
+      </w:r>
       <w:r>
         <w:rPr>
           <w:lang w:val="sw_KE" w:bidi="sw_KE"/>
@@ -3983,108 +3305,72 @@
         </w:rPr>
         <w:t>Kama vile alivyokuwa ameandaa wafuasi wake wa kwanza katika kikosi cha uasi chenye ufanisi (</w:t>
       </w:r>
-      <w:hyperlink r:id="rId117">
-        <w:r>
-          <w:rPr>
-            <w:lang w:val="sw_KE" w:bidi="sw_KE"/>
-          </w:rPr>
-          <w:rPr>
-            <w:color w:val="0000EE"/>
-            <w:u w:val="single"/>
-          </w:rPr>
-          <w:t>1 Nya 11:1–12:22</w:t>
-        </w:r>
-      </w:hyperlink>
+      <w:r>
+        <w:rPr>
+          <w:lang w:val="sw_KE" w:bidi="sw_KE"/>
+        </w:rPr>
+        <w:t>1 Nya 11:1–12:22</w:t>
+      </w:r>
       <w:r>
         <w:rPr>
           <w:lang w:val="sw_KE" w:bidi="sw_KE"/>
         </w:rPr>
         <w:t>) huko Hebroni, Daudi alianza kuandaa taifa zima (</w:t>
       </w:r>
-      <w:hyperlink r:id="rId118">
-        <w:r>
-          <w:rPr>
-            <w:lang w:val="sw_KE" w:bidi="sw_KE"/>
-          </w:rPr>
-          <w:rPr>
-            <w:color w:val="0000EE"/>
-            <w:u w:val="single"/>
-          </w:rPr>
-          <w:t>12:23–40</w:t>
-        </w:r>
-      </w:hyperlink>
+      <w:r>
+        <w:rPr>
+          <w:lang w:val="sw_KE" w:bidi="sw_KE"/>
+        </w:rPr>
+        <w:t>12:23–40</w:t>
+      </w:r>
       <w:r>
         <w:rPr>
           <w:lang w:val="sw_KE" w:bidi="sw_KE"/>
         </w:rPr>
         <w:t>). Mara tu alipoimarika Yerusalemu, alipata kutambuliwa haraka kutoka kwa Wafinisia, akifanya mkataba na mafundi wao kumjengea jumba la kifahari katika mji mkuu mpya (</w:t>
       </w:r>
-      <w:hyperlink r:id="rId119">
-        <w:r>
-          <w:rPr>
-            <w:lang w:val="sw_KE" w:bidi="sw_KE"/>
-          </w:rPr>
-          <w:rPr>
-            <w:color w:val="0000EE"/>
-            <w:u w:val="single"/>
-          </w:rPr>
-          <w:t>14:1–2</w:t>
-        </w:r>
-      </w:hyperlink>
+      <w:r>
+        <w:rPr>
+          <w:lang w:val="sw_KE" w:bidi="sw_KE"/>
+        </w:rPr>
+        <w:t>14:1–2</w:t>
+      </w:r>
       <w:r>
         <w:rPr>
           <w:lang w:val="sw_KE" w:bidi="sw_KE"/>
         </w:rPr>
         <w:t>). Pia alihakikisha kwamba Yerusalemu inakuwa kitovu cha kidini cha Israeli (</w:t>
       </w:r>
-      <w:hyperlink r:id="rId120">
-        <w:r>
-          <w:rPr>
-            <w:lang w:val="sw_KE" w:bidi="sw_KE"/>
-          </w:rPr>
-          <w:rPr>
-            <w:color w:val="0000EE"/>
-            <w:u w:val="single"/>
-          </w:rPr>
-          <w:t>2 Sam 6</w:t>
-        </w:r>
-      </w:hyperlink>
+      <w:r>
+        <w:rPr>
+          <w:lang w:val="sw_KE" w:bidi="sw_KE"/>
+        </w:rPr>
+        <w:t>2 Sam 6</w:t>
+      </w:r>
       <w:r>
         <w:rPr>
           <w:lang w:val="sw_KE" w:bidi="sw_KE"/>
         </w:rPr>
         <w:t xml:space="preserve">; </w:t>
       </w:r>
-      <w:hyperlink r:id="rId121">
-        <w:r>
-          <w:rPr>
-            <w:lang w:val="sw_KE" w:bidi="sw_KE"/>
-          </w:rPr>
-          <w:rPr>
-            <w:color w:val="0000EE"/>
-            <w:u w:val="single"/>
-          </w:rPr>
-          <w:t>1 Nya 13–16</w:t>
-        </w:r>
-      </w:hyperlink>
+      <w:r>
+        <w:rPr>
+          <w:lang w:val="sw_KE" w:bidi="sw_KE"/>
+        </w:rPr>
+        <w:t>1 Nya 13–16</w:t>
+      </w:r>
       <w:r>
         <w:rPr>
           <w:lang w:val="sw_KE" w:bidi="sw_KE"/>
         </w:rPr>
         <w:t xml:space="preserve">). Jaribio lake lililoshindikana la kuhamisha sanduku la agano kwa gari la ng'ombe (rej. </w:t>
       </w:r>
-      <w:hyperlink r:id="rId122">
-        <w:r>
-          <w:rPr>
-            <w:lang w:val="sw_KE" w:bidi="sw_KE"/>
-          </w:rPr>
-          <w:rPr>
-            <w:color w:val="0000EE"/>
-            <w:u w:val="single"/>
-          </w:rPr>
-          <w:t>Hes 4</w:t>
-        </w:r>
-      </w:hyperlink>
+      <w:r>
+        <w:rPr>
+          <w:lang w:val="sw_KE" w:bidi="sw_KE"/>
+        </w:rPr>
+        <w:t>Hes 4</w:t>
+      </w:r>
       <w:r>
         <w:rPr>
           <w:lang w:val="sw_KE" w:bidi="sw_KE"/>
@@ -4105,36 +3391,24 @@
         </w:rPr>
         <w:t>Pamoja na Yerusalemu kuimarika kama mji mkuu wa taifa, Daudi alikusudia kumjengea Mungu hekalu. Alishiriki mpango wake na nabii Nathani, ambaye mwitikio wake wa haraka ulikuwa mzuri. Hata hivyo, usiku huo, Mungu alituma ujumbe kupitia Nathani kwamba Daudi asijenge hekalu. Kiti cha enzi cha Daudi kingeimarishwa milele, nabii alisema, na tofauti na Sauli, Mfalme Daudi angekuwa na mwana wa kumrithi na kuendeleza ufalme; mwana huyo ndiye angejenga hekalu (</w:t>
       </w:r>
-      <w:hyperlink r:id="rId123">
-        <w:r>
-          <w:rPr>
-            <w:lang w:val="sw_KE" w:bidi="sw_KE"/>
-          </w:rPr>
-          <w:rPr>
-            <w:color w:val="0000EE"/>
-            <w:u w:val="single"/>
-          </w:rPr>
-          <w:t>2 Samweli 7</w:t>
-        </w:r>
-      </w:hyperlink>
+      <w:r>
+        <w:rPr>
+          <w:lang w:val="sw_KE" w:bidi="sw_KE"/>
+        </w:rPr>
+        <w:t>2 Samweli 7</w:t>
+      </w:r>
       <w:r>
         <w:rPr>
           <w:lang w:val="sw_KE" w:bidi="sw_KE"/>
         </w:rPr>
         <w:t xml:space="preserve">; </w:t>
       </w:r>
-      <w:hyperlink r:id="rId124">
-        <w:r>
-          <w:rPr>
-            <w:lang w:val="sw_KE" w:bidi="sw_KE"/>
-          </w:rPr>
-          <w:rPr>
-            <w:color w:val="0000EE"/>
-            <w:u w:val="single"/>
-          </w:rPr>
-          <w:t>1 Mambo ya Nyakati 17</w:t>
-        </w:r>
-      </w:hyperlink>
+      <w:r>
+        <w:rPr>
+          <w:lang w:val="sw_KE" w:bidi="sw_KE"/>
+        </w:rPr>
+        <w:t>1 Mambo ya Nyakati 17</w:t>
+      </w:r>
       <w:r>
         <w:rPr>
           <w:lang w:val="sw_KE" w:bidi="sw_KE"/>
@@ -4180,36 +3454,24 @@
         </w:rPr>
         <w:t>Inawezekana kwamba mapigano na Wafilisti upande wa magharibi yalikuwa ya mara kwa mara hadi walipokuwa watiifu kwa Daudi na kumlipa kodi. Katika siku za Sauli, Wafilisti walikuwa na ukiritimba wa matumizi ya chuma (</w:t>
       </w:r>
-      <w:hyperlink r:id="rId125">
-        <w:r>
-          <w:rPr>
-            <w:lang w:val="sw_KE" w:bidi="sw_KE"/>
-          </w:rPr>
-          <w:rPr>
-            <w:color w:val="0000EE"/>
-            <w:u w:val="single"/>
-          </w:rPr>
-          <w:t>1 Samweli 13:19–21</w:t>
-        </w:r>
-      </w:hyperlink>
+      <w:r>
+        <w:rPr>
+          <w:lang w:val="sw_KE" w:bidi="sw_KE"/>
+        </w:rPr>
+        <w:t>1 Samweli 13:19–21</w:t>
+      </w:r>
       <w:r>
         <w:rPr>
           <w:lang w:val="sw_KE" w:bidi="sw_KE"/>
         </w:rPr>
         <w:t>). Ukweli kwamba Daudi alitumia chuma kwa uhuru karibu na mwisho wa utawala wake (</w:t>
       </w:r>
-      <w:hyperlink r:id="rId126">
-        <w:r>
-          <w:rPr>
-            <w:lang w:val="sw_KE" w:bidi="sw_KE"/>
-          </w:rPr>
-          <w:rPr>
-            <w:color w:val="0000EE"/>
-            <w:u w:val="single"/>
-          </w:rPr>
-          <w:t>1 Mambo ya Nyakati 22:3</w:t>
-        </w:r>
-      </w:hyperlink>
+      <w:r>
+        <w:rPr>
+          <w:lang w:val="sw_KE" w:bidi="sw_KE"/>
+        </w:rPr>
+        <w:t>1 Mambo ya Nyakati 22:3</w:t>
+      </w:r>
       <w:r>
         <w:rPr>
           <w:lang w:val="sw_KE" w:bidi="sw_KE"/>
@@ -4230,54 +3492,36 @@
         </w:rPr>
         <w:t>Ufalme wa Daudi ulipanuka kuelekea kusini alipokuwa akijenga ngome za kijeshi katika eneo la Waedomu. Zaidi ya Edomu, alidhibiti Wamoabu na Waamaleki, ambao walimlipa kodi kwa fedha na dhahabu. Kaskazini mashariki, utawala wa Israeli ulipanuliwa juu ya Waamoni na Waaramu, ambao mji mkuu wao ulikuwa Dameski. Matendo ya Daudi kwa marafiki na maadui yalionekana kuchangia nguvu ya ufalme wake (</w:t>
       </w:r>
-      <w:hyperlink r:id="rId127">
-        <w:r>
-          <w:rPr>
-            <w:lang w:val="sw_KE" w:bidi="sw_KE"/>
-          </w:rPr>
-          <w:rPr>
-            <w:color w:val="0000EE"/>
-            <w:u w:val="single"/>
-          </w:rPr>
-          <w:t>2 Sm 8–10</w:t>
-        </w:r>
-      </w:hyperlink>
+      <w:r>
+        <w:rPr>
+          <w:lang w:val="sw_KE" w:bidi="sw_KE"/>
+        </w:rPr>
+        <w:t>2 Sm 8–10</w:t>
+      </w:r>
       <w:r>
         <w:rPr>
           <w:lang w:val="sw_KE" w:bidi="sw_KE"/>
         </w:rPr>
         <w:t>). Ingawa alikuwa mwanamikakati mahiri wa kijeshi, alitumia njia na rasilimali zote zilizopo kuleta mafanikio kwa Israeli, Daudi alikuwa mnyenyekevu wa kutosha kumtukuza Mungu (</w:t>
       </w:r>
-      <w:hyperlink r:id="rId128">
-        <w:r>
-          <w:rPr>
-            <w:lang w:val="sw_KE" w:bidi="sw_KE"/>
-          </w:rPr>
-          <w:rPr>
-            <w:color w:val="0000EE"/>
-            <w:u w:val="single"/>
-          </w:rPr>
-          <w:t>2 Sm 22</w:t>
-        </w:r>
-      </w:hyperlink>
+      <w:r>
+        <w:rPr>
+          <w:lang w:val="sw_KE" w:bidi="sw_KE"/>
+        </w:rPr>
+        <w:t>2 Sm 22</w:t>
+      </w:r>
       <w:r>
         <w:rPr>
           <w:lang w:val="sw_KE" w:bidi="sw_KE"/>
         </w:rPr>
         <w:t xml:space="preserve">; tazama </w:t>
       </w:r>
-      <w:hyperlink r:id="rId129">
-        <w:r>
-          <w:rPr>
-            <w:lang w:val="sw_KE" w:bidi="sw_KE"/>
-          </w:rPr>
-          <w:rPr>
-            <w:color w:val="0000EE"/>
-            <w:u w:val="single"/>
-          </w:rPr>
-          <w:t>Zab 18</w:t>
-        </w:r>
-      </w:hyperlink>
+      <w:r>
+        <w:rPr>
+          <w:lang w:val="sw_KE" w:bidi="sw_KE"/>
+        </w:rPr>
+        <w:t>Zab 18</w:t>
+      </w:r>
       <w:r>
         <w:rPr>
           <w:lang w:val="sw_KE" w:bidi="sw_KE"/>
@@ -4309,18 +3553,12 @@
         </w:rPr>
         <w:t xml:space="preserve">Sehemu ndefu ya kitabu cha 2 Samweli (sura </w:t>
       </w:r>
-      <w:hyperlink r:id="rId130">
-        <w:r>
-          <w:rPr>
-            <w:lang w:val="sw_KE" w:bidi="sw_KE"/>
-          </w:rPr>
-          <w:rPr>
-            <w:color w:val="0000EE"/>
-            <w:u w:val="single"/>
-          </w:rPr>
-          <w:t>11–20</w:t>
-        </w:r>
-      </w:hyperlink>
+      <w:r>
+        <w:rPr>
+          <w:lang w:val="sw_KE" w:bidi="sw_KE"/>
+        </w:rPr>
+        <w:t>11–20</w:t>
+      </w:r>
       <w:r>
         <w:rPr>
           <w:lang w:val="sw_KE" w:bidi="sw_KE"/>
@@ -4341,18 +3579,12 @@
         </w:rPr>
         <w:t>IIngawa mtala wakati huo ulikuwa ishara ya hadhi ya Mashariki ya Karibu, ilikatazwa kwa mfalme wa Israeli (</w:t>
       </w:r>
-      <w:hyperlink r:id="rId131">
-        <w:r>
-          <w:rPr>
-            <w:lang w:val="sw_KE" w:bidi="sw_KE"/>
-          </w:rPr>
-          <w:rPr>
-            <w:color w:val="0000EE"/>
-            <w:u w:val="single"/>
-          </w:rPr>
-          <w:t>Dt 17:17</w:t>
-        </w:r>
-      </w:hyperlink>
+      <w:r>
+        <w:rPr>
+          <w:lang w:val="sw_KE" w:bidi="sw_KE"/>
+        </w:rPr>
+        <w:t>Dt 17:17</w:t>
+      </w:r>
       <w:r>
         <w:rPr>
           <w:lang w:val="sw_KE" w:bidi="sw_KE"/>
@@ -4373,36 +3605,24 @@
         </w:rPr>
         <w:t xml:space="preserve">Dhambi ya uzinzi ya Daudi na Bathsheba, iliyofanyika wakati wa kilele cha mafanikio yake ya kijeshi na upanuzi wa eneo, ilimpeleka zaidi katika uovu: alipanga mkakati wa kumfanya Uria, mume wa Bathsheba, auawe kwenye mstari wa mbele wa vita. Daudi anaonekana kumtenga Mungu kwa kutomzingatia katika sehemu hiyo ya maisha yake binafsi. Lakini nabii Nathani alipomkabili mfalme na dhambi zake, Daudi alikubali hatia yake. Alikiri dhambi yake na kumwomba Mungu msamaha (kama ilivyo katika </w:t>
       </w:r>
-      <w:hyperlink r:id="rId132">
-        <w:r>
-          <w:rPr>
-            <w:lang w:val="sw_KE" w:bidi="sw_KE"/>
-          </w:rPr>
-          <w:rPr>
-            <w:color w:val="0000EE"/>
-            <w:u w:val="single"/>
-          </w:rPr>
-          <w:t>Zab 32</w:t>
-        </w:r>
-      </w:hyperlink>
+      <w:r>
+        <w:rPr>
+          <w:lang w:val="sw_KE" w:bidi="sw_KE"/>
+        </w:rPr>
+        <w:t>Zab 32</w:t>
+      </w:r>
       <w:r>
         <w:rPr>
           <w:lang w:val="sw_KE" w:bidi="sw_KE"/>
         </w:rPr>
         <w:t xml:space="preserve"> na </w:t>
       </w:r>
-      <w:hyperlink r:id="rId133">
-        <w:r>
-          <w:rPr>
-            <w:lang w:val="sw_KE" w:bidi="sw_KE"/>
-          </w:rPr>
-          <w:rPr>
-            <w:color w:val="0000EE"/>
-            <w:u w:val="single"/>
-          </w:rPr>
-          <w:t>51</w:t>
-        </w:r>
-      </w:hyperlink>
+      <w:r>
+        <w:rPr>
+          <w:lang w:val="sw_KE" w:bidi="sw_KE"/>
+        </w:rPr>
+        <w:t>51</w:t>
+      </w:r>
       <w:r>
         <w:rPr>
           <w:lang w:val="sw_KE" w:bidi="sw_KE"/>
@@ -4462,18 +3682,12 @@
         </w:rPr>
         <w:t>Ingawa Daudi hakuruhusiwa kujenga hekalu huko Yerusalemu, alifanya maandalizi makubwa kwa mradi huo katika miaka ya mwisho ya utawala wake. Alikusanya vifaa na kuandaa ufalme kwa matumizi bora ya wafanyakazi wa ndani na wa kigeni. Pia alieleza maelezo ya ibada ya kidini katika jengo jipya (</w:t>
       </w:r>
-      <w:hyperlink r:id="rId134">
-        <w:r>
-          <w:rPr>
-            <w:lang w:val="sw_KE" w:bidi="sw_KE"/>
-          </w:rPr>
-          <w:rPr>
-            <w:color w:val="0000EE"/>
-            <w:u w:val="single"/>
-          </w:rPr>
-          <w:t>1 Mambo ya Nyakati 21–29</w:t>
-        </w:r>
-      </w:hyperlink>
+      <w:r>
+        <w:rPr>
+          <w:lang w:val="sw_KE" w:bidi="sw_KE"/>
+        </w:rPr>
+        <w:t>1 Mambo ya Nyakati 21–29</w:t>
+      </w:r>
       <w:r>
         <w:rPr>
           <w:lang w:val="sw_KE" w:bidi="sw_KE"/>
@@ -4494,18 +3708,12 @@
         </w:rPr>
         <w:t>Shirika la kijeshi na kiraia lililoanzishwa na Daudi labda lilifuatilia utaratibu wa Wamisri. Jeshi, lililodhibitiwa kwa ukali na maafisa waliothibitisha uaminifu kwa mfalme, lilijumuisha mamluki. Mfalme pia aliteua wasimamizi waaminifu juu ya mashamba, mifugo, na bustani katika sehemu mbalimbali za ufalme wake (</w:t>
       </w:r>
-      <w:hyperlink r:id="rId135">
-        <w:r>
-          <w:rPr>
-            <w:lang w:val="sw_KE" w:bidi="sw_KE"/>
-          </w:rPr>
-          <w:rPr>
-            <w:color w:val="0000EE"/>
-            <w:u w:val="single"/>
-          </w:rPr>
-          <w:t>1 Nya 27:25–31</w:t>
-        </w:r>
-      </w:hyperlink>
+      <w:r>
+        <w:rPr>
+          <w:lang w:val="sw_KE" w:bidi="sw_KE"/>
+        </w:rPr>
+        <w:t>1 Nya 27:25–31</w:t>
+      </w:r>
       <w:r>
         <w:rPr>
           <w:lang w:val="sw_KE" w:bidi="sw_KE"/>
@@ -4526,36 +3734,24 @@
         </w:rPr>
         <w:t>Daudi alifanya, au angalau alianza, sensa ya Israeli (</w:t>
       </w:r>
-      <w:hyperlink r:id="rId136">
-        <w:r>
-          <w:rPr>
-            <w:lang w:val="sw_KE" w:bidi="sw_KE"/>
-          </w:rPr>
-          <w:rPr>
-            <w:color w:val="0000EE"/>
-            <w:u w:val="single"/>
-          </w:rPr>
-          <w:t>2 Sam 24</w:t>
-        </w:r>
-      </w:hyperlink>
+      <w:r>
+        <w:rPr>
+          <w:lang w:val="sw_KE" w:bidi="sw_KE"/>
+        </w:rPr>
+        <w:t>2 Sam 24</w:t>
+      </w:r>
       <w:r>
         <w:rPr>
           <w:lang w:val="sw_KE" w:bidi="sw_KE"/>
         </w:rPr>
         <w:t xml:space="preserve">; </w:t>
       </w:r>
-      <w:hyperlink r:id="rId137">
-        <w:r>
-          <w:rPr>
-            <w:lang w:val="sw_KE" w:bidi="sw_KE"/>
-          </w:rPr>
-          <w:rPr>
-            <w:color w:val="0000EE"/>
-            <w:u w:val="single"/>
-          </w:rPr>
-          <w:t>1 Nya 21</w:t>
-        </w:r>
-      </w:hyperlink>
+      <w:r>
+        <w:rPr>
+          <w:lang w:val="sw_KE" w:bidi="sw_KE"/>
+        </w:rPr>
+        <w:t>1 Nya 21</w:t>
+      </w:r>
       <w:r>
         <w:rPr>
           <w:lang w:val="sw_KE" w:bidi="sw_KE"/>
@@ -4576,18 +3772,12 @@
         </w:rPr>
         <w:t>Kupitia kwa nabii Gadi, Daudi alipewa chaguo la adhabu kwa dhambi yake. Alichagua tauni ya siku tatu. Daudi na wazee walipotubu, walimwona malaika kwenye sakafu ya kupuria ya Myebusi Ornan (Araunah). Daudi alitoa dhabihu hapo na kuomba kwa ajili ya watu wake. Baadaye alinunua sakafu ya kupuria, iliyoko nje kidogo ya mji wa Yerusalemu, akihitimisha kuwa inapaswa kuwa eneo la hekalu litakalojengwa na mwanawe Sulemani (</w:t>
       </w:r>
-      <w:hyperlink r:id="rId138">
-        <w:r>
-          <w:rPr>
-            <w:lang w:val="sw_KE" w:bidi="sw_KE"/>
-          </w:rPr>
-          <w:rPr>
-            <w:color w:val="0000EE"/>
-            <w:u w:val="single"/>
-          </w:rPr>
-          <w:t>1 Mambo ya Nyakati 21:28–22:1</w:t>
-        </w:r>
-      </w:hyperlink>
+      <w:r>
+        <w:rPr>
+          <w:lang w:val="sw_KE" w:bidi="sw_KE"/>
+        </w:rPr>
+        <w:t>1 Mambo ya Nyakati 21:28–22:1</w:t>
+      </w:r>
       <w:r>
         <w:rPr>
           <w:lang w:val="sw_KE" w:bidi="sw_KE"/>
@@ -4630,18 +3820,12 @@
         </w:rPr>
         <w:t>Kitabu cha Zaburi cha Agano la Kale kilikuwa mojawapo ya vitabu maarufu zaidi katika Israeli ya kale, na kimeendelea kuwa hivyo miongoni mwa mamilioni ya watu kwa karne nyingi. Maneno haya ya sifa yaliyoandaliwa na Daudi yalikusudiwa kutumika katika ibada ya hekalu (</w:t>
       </w:r>
-      <w:hyperlink r:id="rId139">
-        <w:r>
-          <w:rPr>
-            <w:lang w:val="sw_KE" w:bidi="sw_KE"/>
-          </w:rPr>
-          <w:rPr>
-            <w:color w:val="0000EE"/>
-            <w:u w:val="single"/>
-          </w:rPr>
-          <w:t>2 Mambo ya Nyakati 29:30</w:t>
-        </w:r>
-      </w:hyperlink>
+      <w:r>
+        <w:rPr>
+          <w:lang w:val="sw_KE" w:bidi="sw_KE"/>
+        </w:rPr>
+        <w:t>2 Mambo ya Nyakati 29:30</w:t>
+      </w:r>
       <w:r>
         <w:rPr>
           <w:lang w:val="sw_KE" w:bidi="sw_KE"/>
@@ -4662,72 +3846,48 @@
         </w:rPr>
         <w:t>Daudi labda alikusanya Kitabu cha Kwanza cha kitabu cha Zaburi (</w:t>
       </w:r>
-      <w:hyperlink r:id="rId140">
-        <w:r>
-          <w:rPr>
-            <w:lang w:val="sw_KE" w:bidi="sw_KE"/>
-          </w:rPr>
-          <w:rPr>
-            <w:color w:val="0000EE"/>
-            <w:u w:val="single"/>
-          </w:rPr>
-          <w:t>1–41</w:t>
-        </w:r>
-      </w:hyperlink>
+      <w:r>
+        <w:rPr>
+          <w:lang w:val="sw_KE" w:bidi="sw_KE"/>
+        </w:rPr>
+        <w:t>1–41</w:t>
+      </w:r>
       <w:r>
         <w:rPr>
           <w:lang w:val="sw_KE" w:bidi="sw_KE"/>
         </w:rPr>
         <w:t>) na Kitabu cha Nne (</w:t>
       </w:r>
-      <w:hyperlink r:id="rId141">
-        <w:r>
-          <w:rPr>
-            <w:lang w:val="sw_KE" w:bidi="sw_KE"/>
-          </w:rPr>
-          <w:rPr>
-            <w:color w:val="0000EE"/>
-            <w:u w:val="single"/>
-          </w:rPr>
-          <w:t>90–106</w:t>
-        </w:r>
-      </w:hyperlink>
+      <w:r>
+        <w:rPr>
+          <w:lang w:val="sw_KE" w:bidi="sw_KE"/>
+        </w:rPr>
+        <w:t>90–106</w:t>
+      </w:r>
       <w:r>
         <w:rPr>
           <w:lang w:val="sw_KE" w:bidi="sw_KE"/>
         </w:rPr>
         <w:t>), kwa kuwa nyingi ya zaburi hizo ziliandikwa na Daudi mwenyewe. Zaburi nyingine zake (</w:t>
       </w:r>
-      <w:hyperlink r:id="rId142">
-        <w:r>
-          <w:rPr>
-            <w:lang w:val="sw_KE" w:bidi="sw_KE"/>
-          </w:rPr>
-          <w:rPr>
-            <w:color w:val="0000EE"/>
-            <w:u w:val="single"/>
-          </w:rPr>
-          <w:t>Zab 51–71</w:t>
-        </w:r>
-      </w:hyperlink>
+      <w:r>
+        <w:rPr>
+          <w:lang w:val="sw_KE" w:bidi="sw_KE"/>
+        </w:rPr>
+        <w:t>Zab 51–71</w:t>
+      </w:r>
       <w:r>
         <w:rPr>
           <w:lang w:val="sw_KE" w:bidi="sw_KE"/>
         </w:rPr>
         <w:t>) ziko katika Kitabu cha Pili (</w:t>
       </w:r>
-      <w:hyperlink r:id="rId143">
-        <w:r>
-          <w:rPr>
-            <w:lang w:val="sw_KE" w:bidi="sw_KE"/>
-          </w:rPr>
-          <w:rPr>
-            <w:color w:val="0000EE"/>
-            <w:u w:val="single"/>
-          </w:rPr>
-          <w:t>42–72</w:t>
-        </w:r>
-      </w:hyperlink>
+      <w:r>
+        <w:rPr>
+          <w:lang w:val="sw_KE" w:bidi="sw_KE"/>
+        </w:rPr>
+        <w:t>42–72</w:t>
+      </w:r>
       <w:r>
         <w:rPr>
           <w:lang w:val="sw_KE" w:bidi="sw_KE"/>
@@ -4748,36 +3908,24 @@
         </w:rPr>
         <w:t>Zaburi za Daudi zilitoa sehemu kubwa ya mashairi ambayo yaliwekwa kwenye muziki kwa ajili ya ibada ya Israeli. Mpangilio wake wa makuhani na Walawi na utoaji wake wa vyombo vya muziki kwa ibada (</w:t>
       </w:r>
-      <w:hyperlink r:id="rId144">
-        <w:r>
-          <w:rPr>
-            <w:lang w:val="sw_KE" w:bidi="sw_KE"/>
-          </w:rPr>
-          <w:rPr>
-            <w:color w:val="0000EE"/>
-            <w:u w:val="single"/>
-          </w:rPr>
-          <w:t>2 Mambo ya Nyakati 7:6</w:t>
-        </w:r>
-      </w:hyperlink>
+      <w:r>
+        <w:rPr>
+          <w:lang w:val="sw_KE" w:bidi="sw_KE"/>
+        </w:rPr>
+        <w:t>2 Mambo ya Nyakati 7:6</w:t>
+      </w:r>
       <w:r>
         <w:rPr>
           <w:lang w:val="sw_KE" w:bidi="sw_KE"/>
         </w:rPr>
         <w:t xml:space="preserve">; </w:t>
       </w:r>
-      <w:hyperlink r:id="rId145">
-        <w:r>
-          <w:rPr>
-            <w:lang w:val="sw_KE" w:bidi="sw_KE"/>
-          </w:rPr>
-          <w:rPr>
-            <w:color w:val="0000EE"/>
-            <w:u w:val="single"/>
-          </w:rPr>
-          <w:t>8:14</w:t>
-        </w:r>
-      </w:hyperlink>
+      <w:r>
+        <w:rPr>
+          <w:lang w:val="sw_KE" w:bidi="sw_KE"/>
+        </w:rPr>
+        <w:t>8:14</w:t>
+      </w:r>
       <w:r>
         <w:rPr>
           <w:lang w:val="sw_KE" w:bidi="sw_KE"/>
@@ -4809,108 +3957,72 @@
         </w:rPr>
         <w:t>Daudi, anayejulikana kama mfalme mkuu zaidi wa Israeli, mara nyingi anatajwa kama kigezo cha kulinganisha katika maandiko ya manabii wa Agano la Kale. Isaya (kama ilivyo katika (</w:t>
       </w:r>
-      <w:hyperlink r:id="rId146">
-        <w:r>
-          <w:rPr>
-            <w:lang w:val="sw_KE" w:bidi="sw_KE"/>
-          </w:rPr>
-          <w:rPr>
-            <w:color w:val="0000EE"/>
-            <w:u w:val="single"/>
-          </w:rPr>
-          <w:t>Is 7:2, 13</w:t>
-        </w:r>
-      </w:hyperlink>
+      <w:r>
+        <w:rPr>
+          <w:lang w:val="sw_KE" w:bidi="sw_KE"/>
+        </w:rPr>
+        <w:t>Is 7:2, 13</w:t>
+      </w:r>
       <w:r>
         <w:rPr>
           <w:lang w:val="sw_KE" w:bidi="sw_KE"/>
         </w:rPr>
         <w:t xml:space="preserve">; </w:t>
       </w:r>
-      <w:hyperlink r:id="rId147">
-        <w:r>
-          <w:rPr>
-            <w:lang w:val="sw_KE" w:bidi="sw_KE"/>
-          </w:rPr>
-          <w:rPr>
-            <w:color w:val="0000EE"/>
-            <w:u w:val="single"/>
-          </w:rPr>
-          <w:t>22:22</w:t>
-        </w:r>
-      </w:hyperlink>
+      <w:r>
+        <w:rPr>
+          <w:lang w:val="sw_KE" w:bidi="sw_KE"/>
+        </w:rPr>
+        <w:t>22:22</w:t>
+      </w:r>
       <w:r>
         <w:rPr>
           <w:lang w:val="sw_KE" w:bidi="sw_KE"/>
         </w:rPr>
         <w:t>) na Yeremia mara nyingi walirejelea wafalme wa wakati wao kama wanaotoka katika “nyumba” au “enzi” ya Daudi. Wakimlinganisha Daudi na baadhi ya wazao wake ambao hawakumheshimu Mungu, Isaya na Yeremia walitabiri mtawala wa kimasihi ambaye angeanzisha haki na uadilifu kwenye enzi ya Daudi milele (</w:t>
       </w:r>
-      <w:hyperlink r:id="rId148">
-        <w:r>
-          <w:rPr>
-            <w:lang w:val="sw_KE" w:bidi="sw_KE"/>
-          </w:rPr>
-          <w:rPr>
-            <w:color w:val="0000EE"/>
-            <w:u w:val="single"/>
-          </w:rPr>
-          <w:t>Is 9:7</w:t>
-        </w:r>
-      </w:hyperlink>
+      <w:r>
+        <w:rPr>
+          <w:lang w:val="sw_KE" w:bidi="sw_KE"/>
+        </w:rPr>
+        <w:t>Is 9:7</w:t>
+      </w:r>
       <w:r>
         <w:rPr>
           <w:lang w:val="sw_KE" w:bidi="sw_KE"/>
         </w:rPr>
         <w:t xml:space="preserve">; </w:t>
       </w:r>
-      <w:hyperlink r:id="rId149">
-        <w:r>
-          <w:rPr>
-            <w:lang w:val="sw_KE" w:bidi="sw_KE"/>
-          </w:rPr>
-          <w:rPr>
-            <w:color w:val="0000EE"/>
-            <w:u w:val="single"/>
-          </w:rPr>
-          <w:t>Yer 33:15</w:t>
-        </w:r>
-      </w:hyperlink>
+      <w:r>
+        <w:rPr>
+          <w:lang w:val="sw_KE" w:bidi="sw_KE"/>
+        </w:rPr>
+        <w:t>Yer 33:15</w:t>
+      </w:r>
       <w:r>
         <w:rPr>
           <w:lang w:val="sw_KE" w:bidi="sw_KE"/>
         </w:rPr>
         <w:t>). Wakati Isaya alipofafanua mtawala ajaye, alimtambua kuwa anatoka katika ukoo wa Yese, baba ya Daudi (</w:t>
       </w:r>
-      <w:hyperlink r:id="rId150">
-        <w:r>
-          <w:rPr>
-            <w:lang w:val="sw_KE" w:bidi="sw_KE"/>
-          </w:rPr>
-          <w:rPr>
-            <w:color w:val="0000EE"/>
-            <w:u w:val="single"/>
-          </w:rPr>
-          <w:t>Is 11:1–10</w:t>
-        </w:r>
-      </w:hyperlink>
+      <w:r>
+        <w:rPr>
+          <w:lang w:val="sw_KE" w:bidi="sw_KE"/>
+        </w:rPr>
+        <w:t>Is 11:1–10</w:t>
+      </w:r>
       <w:r>
         <w:rPr>
           <w:lang w:val="sw_KE" w:bidi="sw_KE"/>
         </w:rPr>
         <w:t>). Akitabiri kipindi cha amani ya ulimwengu, Isaya aliona mji mkuu katika “Sayuni,” unaotambulika na mji wa Daudi (</w:t>
       </w:r>
-      <w:hyperlink r:id="rId151">
-        <w:r>
-          <w:rPr>
-            <w:lang w:val="sw_KE" w:bidi="sw_KE"/>
-          </w:rPr>
-          <w:rPr>
-            <w:color w:val="0000EE"/>
-            <w:u w:val="single"/>
-          </w:rPr>
-          <w:t>2:1–4</w:t>
-        </w:r>
-      </w:hyperlink>
+      <w:r>
+        <w:rPr>
+          <w:lang w:val="sw_KE" w:bidi="sw_KE"/>
+        </w:rPr>
+        <w:t>2:1–4</w:t>
+      </w:r>
       <w:r>
         <w:rPr>
           <w:lang w:val="sw_KE" w:bidi="sw_KE"/>
@@ -4931,90 +4043,60 @@
         </w:rPr>
         <w:t>Ezekieli aliahidi urejesho wa Daudi kama mfalme kwa maana ya eskatolojia na ya kimasihi (</w:t>
       </w:r>
-      <w:hyperlink r:id="rId152">
-        <w:r>
-          <w:rPr>
-            <w:lang w:val="sw_KE" w:bidi="sw_KE"/>
-          </w:rPr>
-          <w:rPr>
-            <w:color w:val="0000EE"/>
-            <w:u w:val="single"/>
-          </w:rPr>
-          <w:t>Ez 37:24–25</w:t>
-        </w:r>
-      </w:hyperlink>
+      <w:r>
+        <w:rPr>
+          <w:lang w:val="sw_KE" w:bidi="sw_KE"/>
+        </w:rPr>
+        <w:t>Ez 37:24–25</w:t>
+      </w:r>
       <w:r>
         <w:rPr>
           <w:lang w:val="sw_KE" w:bidi="sw_KE"/>
         </w:rPr>
         <w:t>), na "mtumishi wangu Daudi" kama mchungaji wa Israeli (</w:t>
       </w:r>
-      <w:hyperlink r:id="rId153">
-        <w:r>
-          <w:rPr>
-            <w:lang w:val="sw_KE" w:bidi="sw_KE"/>
-          </w:rPr>
-          <w:rPr>
-            <w:color w:val="0000EE"/>
-            <w:u w:val="single"/>
-          </w:rPr>
-          <w:t>34:23</w:t>
-        </w:r>
-      </w:hyperlink>
+      <w:r>
+        <w:rPr>
+          <w:lang w:val="sw_KE" w:bidi="sw_KE"/>
+        </w:rPr>
+        <w:t>34:23</w:t>
+      </w:r>
       <w:r>
         <w:rPr>
           <w:lang w:val="sw_KE" w:bidi="sw_KE"/>
         </w:rPr>
         <w:t>). Hosea pia alimtambua mtawala wa baadaye kama Mfalme Daudi (</w:t>
       </w:r>
-      <w:hyperlink r:id="rId154">
-        <w:r>
-          <w:rPr>
-            <w:lang w:val="sw_KE" w:bidi="sw_KE"/>
-          </w:rPr>
-          <w:rPr>
-            <w:color w:val="0000EE"/>
-            <w:u w:val="single"/>
-          </w:rPr>
-          <w:t>Hos 3:5</w:t>
-        </w:r>
-      </w:hyperlink>
+      <w:r>
+        <w:rPr>
+          <w:lang w:val="sw_KE" w:bidi="sw_KE"/>
+        </w:rPr>
+        <w:t>Hos 3:5</w:t>
+      </w:r>
       <w:r>
         <w:rPr>
           <w:lang w:val="sw_KE" w:bidi="sw_KE"/>
         </w:rPr>
         <w:t>). Amosi aliwahakikishia watu kwamba Mungu atarejesha "hema" ya Daudi (</w:t>
       </w:r>
-      <w:hyperlink r:id="rId155">
-        <w:r>
-          <w:rPr>
-            <w:lang w:val="sw_KE" w:bidi="sw_KE"/>
-          </w:rPr>
-          <w:rPr>
-            <w:color w:val="0000EE"/>
-            <w:u w:val="single"/>
-          </w:rPr>
-          <w:t>Am 9:11</w:t>
-        </w:r>
-      </w:hyperlink>
+      <w:r>
+        <w:rPr>
+          <w:lang w:val="sw_KE" w:bidi="sw_KE"/>
+        </w:rPr>
+        <w:t>Am 9:11</w:t>
+      </w:r>
       <w:r>
         <w:rPr>
           <w:lang w:val="sw_KE" w:bidi="sw_KE"/>
         </w:rPr>
         <w:t xml:space="preserve">) ili waweze tena kukaa kwa usalama. Zekaria alirejelea mara tano "nyumba ya Daudi" (katika </w:t>
       </w:r>
-      <w:hyperlink r:id="rId156">
-        <w:r>
-          <w:rPr>
-            <w:lang w:val="sw_KE" w:bidi="sw_KE"/>
-          </w:rPr>
-          <w:rPr>
-            <w:color w:val="0000EE"/>
-            <w:u w:val="single"/>
-          </w:rPr>
-          <w:t>Zec 12–13</w:t>
-        </w:r>
-      </w:hyperlink>
+      <w:r>
+        <w:rPr>
+          <w:lang w:val="sw_KE" w:bidi="sw_KE"/>
+        </w:rPr>
+        <w:t>Zec 12–13</w:t>
+      </w:r>
       <w:r>
         <w:rPr>
           <w:lang w:val="sw_KE" w:bidi="sw_KE"/>
@@ -5046,216 +4128,144 @@
         </w:rPr>
         <w:t>Daudi anatajwa mara kwa mara na waandishi wa Injili, ambao walithibitisha utambulisho wa Yesu kama "mwana wa Daudi." Agano ambalo Mungu alifanya na Daudi lilikuwa kwamba mfalme wa milele atatoka katika familia ya Daudi (</w:t>
       </w:r>
-      <w:hyperlink r:id="rId157">
-        <w:r>
-          <w:rPr>
-            <w:lang w:val="sw_KE" w:bidi="sw_KE"/>
-          </w:rPr>
-          <w:rPr>
-            <w:color w:val="0000EE"/>
-            <w:u w:val="single"/>
-          </w:rPr>
-          <w:t>Mth 1:1</w:t>
-        </w:r>
-      </w:hyperlink>
+      <w:r>
+        <w:rPr>
+          <w:lang w:val="sw_KE" w:bidi="sw_KE"/>
+        </w:rPr>
+        <w:t>Mth 1:1</w:t>
+      </w:r>
       <w:r>
         <w:rPr>
           <w:lang w:val="sw_KE" w:bidi="sw_KE"/>
         </w:rPr>
         <w:t xml:space="preserve">; </w:t>
       </w:r>
-      <w:hyperlink r:id="rId158">
-        <w:r>
-          <w:rPr>
-            <w:lang w:val="sw_KE" w:bidi="sw_KE"/>
-          </w:rPr>
-          <w:rPr>
-            <w:color w:val="0000EE"/>
-            <w:u w:val="single"/>
-          </w:rPr>
-          <w:t>9:27</w:t>
-        </w:r>
-      </w:hyperlink>
+      <w:r>
+        <w:rPr>
+          <w:lang w:val="sw_KE" w:bidi="sw_KE"/>
+        </w:rPr>
+        <w:t>9:27</w:t>
+      </w:r>
       <w:r>
         <w:rPr>
           <w:lang w:val="sw_KE" w:bidi="sw_KE"/>
         </w:rPr>
         <w:t xml:space="preserve">; </w:t>
       </w:r>
-      <w:hyperlink r:id="rId159">
-        <w:r>
-          <w:rPr>
-            <w:lang w:val="sw_KE" w:bidi="sw_KE"/>
-          </w:rPr>
-          <w:rPr>
-            <w:color w:val="0000EE"/>
-            <w:u w:val="single"/>
-          </w:rPr>
-          <w:t>12:23</w:t>
-        </w:r>
-      </w:hyperlink>
+      <w:r>
+        <w:rPr>
+          <w:lang w:val="sw_KE" w:bidi="sw_KE"/>
+        </w:rPr>
+        <w:t>12:23</w:t>
+      </w:r>
       <w:r>
         <w:rPr>
           <w:lang w:val="sw_KE" w:bidi="sw_KE"/>
         </w:rPr>
         <w:t xml:space="preserve">; </w:t>
       </w:r>
-      <w:hyperlink r:id="rId160">
-        <w:r>
-          <w:rPr>
-            <w:lang w:val="sw_KE" w:bidi="sw_KE"/>
-          </w:rPr>
-          <w:rPr>
-            <w:color w:val="0000EE"/>
-            <w:u w:val="single"/>
-          </w:rPr>
-          <w:t>Mk 10:48</w:t>
-        </w:r>
-      </w:hyperlink>
+      <w:r>
+        <w:rPr>
+          <w:lang w:val="sw_KE" w:bidi="sw_KE"/>
+        </w:rPr>
+        <w:t>Mk 10:48</w:t>
+      </w:r>
       <w:r>
         <w:rPr>
           <w:lang w:val="sw_KE" w:bidi="sw_KE"/>
         </w:rPr>
         <w:t xml:space="preserve">; </w:t>
       </w:r>
-      <w:hyperlink r:id="rId161">
-        <w:r>
-          <w:rPr>
-            <w:lang w:val="sw_KE" w:bidi="sw_KE"/>
-          </w:rPr>
-          <w:rPr>
-            <w:color w:val="0000EE"/>
-            <w:u w:val="single"/>
-          </w:rPr>
-          <w:t>12:35</w:t>
-        </w:r>
-      </w:hyperlink>
+      <w:r>
+        <w:rPr>
+          <w:lang w:val="sw_KE" w:bidi="sw_KE"/>
+        </w:rPr>
+        <w:t>12:35</w:t>
+      </w:r>
       <w:r>
         <w:rPr>
           <w:lang w:val="sw_KE" w:bidi="sw_KE"/>
         </w:rPr>
         <w:t xml:space="preserve">; </w:t>
       </w:r>
-      <w:hyperlink r:id="rId162">
-        <w:r>
-          <w:rPr>
-            <w:lang w:val="sw_KE" w:bidi="sw_KE"/>
-          </w:rPr>
-          <w:rPr>
-            <w:color w:val="0000EE"/>
-            <w:u w:val="single"/>
-          </w:rPr>
-          <w:t>Lk 18:38–39</w:t>
-        </w:r>
-      </w:hyperlink>
+      <w:r>
+        <w:rPr>
+          <w:lang w:val="sw_KE" w:bidi="sw_KE"/>
+        </w:rPr>
+        <w:t>Lk 18:38–39</w:t>
+      </w:r>
       <w:r>
         <w:rPr>
           <w:lang w:val="sw_KE" w:bidi="sw_KE"/>
         </w:rPr>
         <w:t xml:space="preserve">; </w:t>
       </w:r>
-      <w:hyperlink r:id="rId163">
-        <w:r>
-          <w:rPr>
-            <w:lang w:val="sw_KE" w:bidi="sw_KE"/>
-          </w:rPr>
-          <w:rPr>
-            <w:color w:val="0000EE"/>
-            <w:u w:val="single"/>
-          </w:rPr>
-          <w:t>20:41</w:t>
-        </w:r>
-      </w:hyperlink>
+      <w:r>
+        <w:rPr>
+          <w:lang w:val="sw_KE" w:bidi="sw_KE"/>
+        </w:rPr>
+        <w:t>20:41</w:t>
+      </w:r>
       <w:r>
         <w:rPr>
           <w:lang w:val="sw_KE" w:bidi="sw_KE"/>
         </w:rPr>
         <w:t xml:space="preserve">). Kulingana na </w:t>
       </w:r>
-      <w:hyperlink r:id="rId164">
-        <w:r>
-          <w:rPr>
-            <w:lang w:val="sw_KE" w:bidi="sw_KE"/>
-          </w:rPr>
-          <w:rPr>
-            <w:color w:val="0000EE"/>
-            <w:u w:val="single"/>
-          </w:rPr>
-          <w:t>Marko 11:10</w:t>
-        </w:r>
-      </w:hyperlink>
+      <w:r>
+        <w:rPr>
+          <w:lang w:val="sw_KE" w:bidi="sw_KE"/>
+        </w:rPr>
+        <w:t>Marko 11:10</w:t>
+      </w:r>
       <w:r>
         <w:rPr>
           <w:lang w:val="sw_KE" w:bidi="sw_KE"/>
         </w:rPr>
         <w:t xml:space="preserve"> na </w:t>
       </w:r>
-      <w:hyperlink r:id="rId165">
-        <w:r>
-          <w:rPr>
-            <w:lang w:val="sw_KE" w:bidi="sw_KE"/>
-          </w:rPr>
-          <w:rPr>
-            <w:color w:val="0000EE"/>
-            <w:u w:val="single"/>
-          </w:rPr>
-          <w:t>Yohana 7:42</w:t>
-        </w:r>
-      </w:hyperlink>
+      <w:r>
+        <w:rPr>
+          <w:lang w:val="sw_KE" w:bidi="sw_KE"/>
+        </w:rPr>
+        <w:t>Yohana 7:42</w:t>
+      </w:r>
       <w:r>
         <w:rPr>
           <w:lang w:val="sw_KE" w:bidi="sw_KE"/>
         </w:rPr>
         <w:t>, Wayahudi wa wakati wa Yesu walitarajia Masihi (Kristo) kuwa mzao wa Daudi. Wakati wakisema kwamba Yesu alitoka katika ukoo wa Daudi, Injili pia zinafundisha wazi kwamba Yesu alikuwa Mwana wa Mungu (</w:t>
       </w:r>
-      <w:hyperlink r:id="rId166">
-        <w:r>
-          <w:rPr>
-            <w:lang w:val="sw_KE" w:bidi="sw_KE"/>
-          </w:rPr>
-          <w:rPr>
-            <w:color w:val="0000EE"/>
-            <w:u w:val="single"/>
-          </w:rPr>
-          <w:t>Mth 22:41–45</w:t>
-        </w:r>
-      </w:hyperlink>
+      <w:r>
+        <w:rPr>
+          <w:lang w:val="sw_KE" w:bidi="sw_KE"/>
+        </w:rPr>
+        <w:t>Mth 22:41–45</w:t>
+      </w:r>
       <w:r>
         <w:rPr>
           <w:lang w:val="sw_KE" w:bidi="sw_KE"/>
         </w:rPr>
         <w:t xml:space="preserve">; </w:t>
       </w:r>
-      <w:hyperlink r:id="rId167">
-        <w:r>
-          <w:rPr>
-            <w:lang w:val="sw_KE" w:bidi="sw_KE"/>
-          </w:rPr>
-          <w:rPr>
-            <w:color w:val="0000EE"/>
-            <w:u w:val="single"/>
-          </w:rPr>
-          <w:t>Mk 12:35–37</w:t>
-        </w:r>
-      </w:hyperlink>
+      <w:r>
+        <w:rPr>
+          <w:lang w:val="sw_KE" w:bidi="sw_KE"/>
+        </w:rPr>
+        <w:t>Mk 12:35–37</w:t>
+      </w:r>
       <w:r>
         <w:rPr>
           <w:lang w:val="sw_KE" w:bidi="sw_KE"/>
         </w:rPr>
         <w:t xml:space="preserve">; </w:t>
       </w:r>
-      <w:hyperlink r:id="rId168">
-        <w:r>
-          <w:rPr>
-            <w:lang w:val="sw_KE" w:bidi="sw_KE"/>
-          </w:rPr>
-          <w:rPr>
-            <w:color w:val="0000EE"/>
-            <w:u w:val="single"/>
-          </w:rPr>
-          <w:t>Lk 20:41–44</w:t>
-        </w:r>
-      </w:hyperlink>
+      <w:r>
+        <w:rPr>
+          <w:lang w:val="sw_KE" w:bidi="sw_KE"/>
+        </w:rPr>
+        <w:t>Lk 20:41–44</w:t>
+      </w:r>
       <w:r>
         <w:rPr>
           <w:lang w:val="sw_KE" w:bidi="sw_KE"/>
@@ -5276,72 +4286,48 @@
         </w:rPr>
         <w:t>Katika kitabu cha Matendo, Daudi anatambulika kama mpokeaji wa ahadi za Mungu ambazo zilitimizwa katika Yesu Kristo. Daudi pia anaonekana kama nabii ambaye Roho Mtakatifu alimchochea kuandika zaburi (</w:t>
       </w:r>
-      <w:hyperlink r:id="rId169">
-        <w:r>
-          <w:rPr>
-            <w:lang w:val="sw_KE" w:bidi="sw_KE"/>
-          </w:rPr>
-          <w:rPr>
-            <w:color w:val="0000EE"/>
-            <w:u w:val="single"/>
-          </w:rPr>
-          <w:t>Matendo 1:16</w:t>
-        </w:r>
-      </w:hyperlink>
+      <w:r>
+        <w:rPr>
+          <w:lang w:val="sw_KE" w:bidi="sw_KE"/>
+        </w:rPr>
+        <w:t>Matendo 1:16</w:t>
+      </w:r>
       <w:r>
         <w:rPr>
           <w:lang w:val="sw_KE" w:bidi="sw_KE"/>
         </w:rPr>
         <w:t xml:space="preserve">; </w:t>
       </w:r>
-      <w:hyperlink r:id="rId170">
-        <w:r>
-          <w:rPr>
-            <w:lang w:val="sw_KE" w:bidi="sw_KE"/>
-          </w:rPr>
-          <w:rPr>
-            <w:color w:val="0000EE"/>
-            <w:u w:val="single"/>
-          </w:rPr>
-          <w:t>2:22–36</w:t>
-        </w:r>
-      </w:hyperlink>
+      <w:r>
+        <w:rPr>
+          <w:lang w:val="sw_KE" w:bidi="sw_KE"/>
+        </w:rPr>
+        <w:t>2:22–36</w:t>
+      </w:r>
       <w:r>
         <w:rPr>
           <w:lang w:val="sw_KE" w:bidi="sw_KE"/>
         </w:rPr>
         <w:t xml:space="preserve">; </w:t>
       </w:r>
-      <w:hyperlink r:id="rId171">
-        <w:r>
-          <w:rPr>
-            <w:lang w:val="sw_KE" w:bidi="sw_KE"/>
-          </w:rPr>
-          <w:rPr>
-            <w:color w:val="0000EE"/>
-            <w:u w:val="single"/>
-          </w:rPr>
-          <w:t>4:25</w:t>
-        </w:r>
-      </w:hyperlink>
+      <w:r>
+        <w:rPr>
+          <w:lang w:val="sw_KE" w:bidi="sw_KE"/>
+        </w:rPr>
+        <w:t>4:25</w:t>
+      </w:r>
       <w:r>
         <w:rPr>
           <w:lang w:val="sw_KE" w:bidi="sw_KE"/>
         </w:rPr>
         <w:t xml:space="preserve">; </w:t>
       </w:r>
-      <w:hyperlink r:id="rId172">
-        <w:r>
-          <w:rPr>
-            <w:lang w:val="sw_KE" w:bidi="sw_KE"/>
-          </w:rPr>
-          <w:rPr>
-            <w:color w:val="0000EE"/>
-            <w:u w:val="single"/>
-          </w:rPr>
-          <w:t>13:26–39</w:t>
-        </w:r>
-      </w:hyperlink>
+      <w:r>
+        <w:rPr>
+          <w:lang w:val="sw_KE" w:bidi="sw_KE"/>
+        </w:rPr>
+        <w:t>13:26–39</w:t>
+      </w:r>
       <w:r>
         <w:rPr>
           <w:lang w:val="sw_KE" w:bidi="sw_KE"/>
@@ -5362,54 +4348,36 @@
         </w:rPr>
         <w:t>Katika kitabu cha Ufunuo, Yesu ametajwa kuwa na “ufunguo wa Daudi” (</w:t>
       </w:r>
-      <w:hyperlink r:id="rId173">
-        <w:r>
-          <w:rPr>
-            <w:lang w:val="sw_KE" w:bidi="sw_KE"/>
-          </w:rPr>
-          <w:rPr>
-            <w:color w:val="0000EE"/>
-            <w:u w:val="single"/>
-          </w:rPr>
-          <w:t>Ufu 3:7</w:t>
-        </w:r>
-      </w:hyperlink>
+      <w:r>
+        <w:rPr>
+          <w:lang w:val="sw_KE" w:bidi="sw_KE"/>
+        </w:rPr>
+        <w:t>Ufu 3:7</w:t>
+      </w:r>
       <w:r>
         <w:rPr>
           <w:lang w:val="sw_KE" w:bidi="sw_KE"/>
         </w:rPr>
         <w:t>), na kuwa “Simba wa kabila la Yuda, Shina la Daudi” (</w:t>
       </w:r>
-      <w:hyperlink r:id="rId174">
-        <w:r>
-          <w:rPr>
-            <w:lang w:val="sw_KE" w:bidi="sw_KE"/>
-          </w:rPr>
-          <w:rPr>
-            <w:color w:val="0000EE"/>
-            <w:u w:val="single"/>
-          </w:rPr>
-          <w:t>5:5</w:t>
-        </w:r>
-      </w:hyperlink>
+      <w:r>
+        <w:rPr>
+          <w:lang w:val="sw_KE" w:bidi="sw_KE"/>
+        </w:rPr>
+        <w:t>5:5</w:t>
+      </w:r>
       <w:r>
         <w:rPr>
           <w:lang w:val="sw_KE" w:bidi="sw_KE"/>
         </w:rPr>
         <w:t>). Yesu amenukuliwa akisema kwamba “Mimi ni shina na mzao wa Daudi, nyota ya alfajiri inayong'aa” (</w:t>
       </w:r>
-      <w:hyperlink r:id="rId175">
-        <w:r>
-          <w:rPr>
-            <w:lang w:val="sw_KE" w:bidi="sw_KE"/>
-          </w:rPr>
-          <w:rPr>
-            <w:color w:val="0000EE"/>
-            <w:u w:val="single"/>
-          </w:rPr>
-          <w:t>22:16</w:t>
-        </w:r>
-      </w:hyperlink>
+      <w:r>
+        <w:rPr>
+          <w:lang w:val="sw_KE" w:bidi="sw_KE"/>
+        </w:rPr>
+        <w:t>22:16</w:t>
+      </w:r>
       <w:r>
         <w:rPr>
           <w:lang w:val="sw_KE" w:bidi="sw_KE"/>
@@ -5582,18 +4550,12 @@
         </w:rPr>
         <w:t xml:space="preserve">Katika kipindi cha Agano la Kale, Waisraeli hawakutilia mkazo sana tiba. Hata hivyo, maarifa ya tiba yalikuwa muhimu katika tamaduni za karibu kama Mesopotamia na Misri. Mfalme wa Ashuru, Ashurbanipal, alikuwa na vidonge 800 kuhusu tiba katika maktaba yake. Maandishi haya yanaonyesha kuwa tiba wakati huo ilichanganya dini, utabiri wa bahati, na imani katika pepo. Maandishi yao ya tiba yalikuwa marefu na yalitumia zana kama kinyesi cha mbwa na mkojo wa binadamu. Baadhi ya waganga walifanya upasuaji. Njia ya kugundua hali ya mtu huko Babuloni ilikuwa kulinganisha ini la mnyama mpya na mfano wa udongo wa ini lenye afya. Tofauti kati ya hizo mbili zingegundua hali ya mgonjwa. </w:t>
       </w:r>
-      <w:hyperlink r:id="rId176">
-        <w:r>
-          <w:rPr>
-            <w:lang w:val="sw_KE" w:bidi="sw_KE"/>
-          </w:rPr>
-          <w:rPr>
-            <w:color w:val="0000EE"/>
-            <w:u w:val="single"/>
-          </w:rPr>
-          <w:t xml:space="preserve">Ezekieli 21:21 </w:t>
-        </w:r>
-      </w:hyperlink>
+      <w:r>
+        <w:rPr>
+          <w:lang w:val="sw_KE" w:bidi="sw_KE"/>
+        </w:rPr>
+        <w:t xml:space="preserve">Ezekieli 21:21 </w:t>
+      </w:r>
       <w:r>
         <w:rPr>
           <w:lang w:val="sw_KE" w:bidi="sw_KE"/>
@@ -5881,18 +4843,12 @@
         </w:rPr>
         <w:t>), na kisha miili ilifungwa kwa nguvu na kitambaa. Hata Yosefu alimfanyia Baba yake Yakobo uhifadhi (</w:t>
       </w:r>
-      <w:hyperlink r:id="rId177">
-        <w:r>
-          <w:rPr>
-            <w:lang w:val="sw_KE" w:bidi="sw_KE"/>
-          </w:rPr>
-          <w:rPr>
-            <w:color w:val="0000EE"/>
-            <w:u w:val="single"/>
-          </w:rPr>
-          <w:t>Mwanzo 50:2</w:t>
-        </w:r>
-      </w:hyperlink>
+      <w:r>
+        <w:rPr>
+          <w:lang w:val="sw_KE" w:bidi="sw_KE"/>
+        </w:rPr>
+        <w:t>Mwanzo 50:2</w:t>
+      </w:r>
       <w:r>
         <w:rPr>
           <w:lang w:val="sw_KE" w:bidi="sw_KE"/>
@@ -5924,126 +4880,84 @@
         </w:rPr>
         <w:t>Waisraeli katika nyakati za Agano la Kale walielewa ugonjwa kwa njia tofauti na majirani zao. Hawakushiriki ushirikina wa majirani zao, hivyo hawakuendeleza maarifa ya tiba kama Wamisri na Wababeli. Waisraeli waliamini kwamba ugonjwa ulikuwa hukumu kutoka kwa Mungu (</w:t>
       </w:r>
-      <w:hyperlink r:id="rId178">
-        <w:r>
-          <w:rPr>
-            <w:lang w:val="sw_KE" w:bidi="sw_KE"/>
-          </w:rPr>
-          <w:rPr>
-            <w:color w:val="0000EE"/>
-            <w:u w:val="single"/>
-          </w:rPr>
-          <w:t>Kutoka 15:26</w:t>
-        </w:r>
-      </w:hyperlink>
+      <w:r>
+        <w:rPr>
+          <w:lang w:val="sw_KE" w:bidi="sw_KE"/>
+        </w:rPr>
+        <w:t>Kutoka 15:26</w:t>
+      </w:r>
       <w:r>
         <w:rPr>
           <w:lang w:val="sw_KE" w:bidi="sw_KE"/>
         </w:rPr>
         <w:t xml:space="preserve">; </w:t>
       </w:r>
-      <w:hyperlink r:id="rId179">
-        <w:r>
-          <w:rPr>
-            <w:lang w:val="sw_KE" w:bidi="sw_KE"/>
-          </w:rPr>
-          <w:rPr>
-            <w:color w:val="0000EE"/>
-            <w:u w:val="single"/>
-          </w:rPr>
-          <w:t>Kumbukumbu la Torati 28:22, 35, 60</w:t>
-        </w:r>
-      </w:hyperlink>
+      <w:r>
+        <w:rPr>
+          <w:lang w:val="sw_KE" w:bidi="sw_KE"/>
+        </w:rPr>
+        <w:t>Kumbukumbu la Torati 28:22, 35, 60</w:t>
+      </w:r>
       <w:r>
         <w:rPr>
           <w:lang w:val="sw_KE" w:bidi="sw_KE"/>
         </w:rPr>
         <w:t>–</w:t>
       </w:r>
-      <w:hyperlink r:id="rId179">
-        <w:r>
-          <w:rPr>
-            <w:lang w:val="sw_KE" w:bidi="sw_KE"/>
-          </w:rPr>
-          <w:rPr>
-            <w:color w:val="0000EE"/>
-            <w:u w:val="single"/>
-          </w:rPr>
-          <w:t>61</w:t>
-        </w:r>
-      </w:hyperlink>
+      <w:r>
+        <w:rPr>
+          <w:lang w:val="sw_KE" w:bidi="sw_KE"/>
+        </w:rPr>
+        <w:t>61</w:t>
+      </w:r>
       <w:r>
         <w:rPr>
           <w:lang w:val="sw_KE" w:bidi="sw_KE"/>
         </w:rPr>
         <w:t xml:space="preserve">; </w:t>
       </w:r>
-      <w:hyperlink r:id="rId180">
-        <w:r>
-          <w:rPr>
-            <w:lang w:val="sw_KE" w:bidi="sw_KE"/>
-          </w:rPr>
-          <w:rPr>
-            <w:color w:val="0000EE"/>
-            <w:u w:val="single"/>
-          </w:rPr>
-          <w:t>Yohana 9:2</w:t>
-        </w:r>
-      </w:hyperlink>
+      <w:r>
+        <w:rPr>
+          <w:lang w:val="sw_KE" w:bidi="sw_KE"/>
+        </w:rPr>
+        <w:t>Yohana 9:2</w:t>
+      </w:r>
       <w:r>
         <w:rPr>
           <w:lang w:val="sw_KE" w:bidi="sw_KE"/>
         </w:rPr>
         <w:t>). Kwa sababu hiyo, kupona pia kulionekana kama kazi ya Mungu (</w:t>
       </w:r>
-      <w:hyperlink r:id="rId178">
-        <w:r>
-          <w:rPr>
-            <w:lang w:val="sw_KE" w:bidi="sw_KE"/>
-          </w:rPr>
-          <w:rPr>
-            <w:color w:val="0000EE"/>
-            <w:u w:val="single"/>
-          </w:rPr>
-          <w:t>Kutoka 15:26</w:t>
-        </w:r>
-      </w:hyperlink>
+      <w:r>
+        <w:rPr>
+          <w:lang w:val="sw_KE" w:bidi="sw_KE"/>
+        </w:rPr>
+        <w:t>Kutoka 15:26</w:t>
+      </w:r>
       <w:r>
         <w:rPr>
           <w:lang w:val="sw_KE" w:bidi="sw_KE"/>
         </w:rPr>
         <w:t xml:space="preserve">; </w:t>
       </w:r>
-      <w:hyperlink r:id="rId181">
-        <w:r>
-          <w:rPr>
-            <w:lang w:val="sw_KE" w:bidi="sw_KE"/>
-          </w:rPr>
-          <w:rPr>
-            <w:color w:val="0000EE"/>
-            <w:u w:val="single"/>
-          </w:rPr>
-          <w:t>Zaburi 103:3</w:t>
-        </w:r>
-      </w:hyperlink>
+      <w:r>
+        <w:rPr>
+          <w:lang w:val="sw_KE" w:bidi="sw_KE"/>
+        </w:rPr>
+        <w:t>Zaburi 103:3</w:t>
+      </w:r>
       <w:r>
         <w:rPr>
           <w:lang w:val="sw_KE" w:bidi="sw_KE"/>
         </w:rPr>
         <w:t>). Kwa sababu hii, Mfalme Asa alihukumiwa kwa kutegemea waganga badala ya Mungu (</w:t>
       </w:r>
-      <w:hyperlink r:id="rId13">
-        <w:r>
-          <w:rPr>
-            <w:lang w:val="sw_KE" w:bidi="sw_KE"/>
-          </w:rPr>
-          <w:rPr>
-            <w:color w:val="0000EE"/>
-            <w:u w:val="single"/>
-          </w:rPr>
-          <w:t>2 Mambo ya Nyakati 16:12)</w:t>
-        </w:r>
-      </w:hyperlink>
+      <w:r>
+        <w:rPr>
+          <w:lang w:val="sw_KE" w:bidi="sw_KE"/>
+        </w:rPr>
+        <w:t>2 Mambo ya Nyakati 16:12)</w:t>
+      </w:r>
       <w:r>
         <w:rPr>
           <w:lang w:val="sw_KE" w:bidi="sw_KE"/>
@@ -6064,18 +4978,12 @@
         </w:rPr>
         <w:t xml:space="preserve">Hata hivyo, mchango wao mkubwa zaidi ulikuwa katika hatua za usafi zilizotajwa kwenye Sheria, hasa </w:t>
       </w:r>
-      <w:hyperlink r:id="rId182">
-        <w:r>
-          <w:rPr>
-            <w:lang w:val="sw_KE" w:bidi="sw_KE"/>
-          </w:rPr>
-          <w:rPr>
-            <w:color w:val="0000EE"/>
-            <w:u w:val="single"/>
-          </w:rPr>
-          <w:t>Mambo ya Walawi 11–15</w:t>
-        </w:r>
-      </w:hyperlink>
+      <w:r>
+        <w:rPr>
+          <w:lang w:val="sw_KE" w:bidi="sw_KE"/>
+        </w:rPr>
+        <w:t>Mambo ya Walawi 11–15</w:t>
+      </w:r>
       <w:r>
         <w:rPr>
           <w:lang w:val="sw_KE" w:bidi="sw_KE"/>
@@ -6107,36 +5015,24 @@
         </w:rPr>
         <w:t>Upasuaji pekee uliotajwa katika Maandiko ni tohara, utaratibu ambapo govi la kiungo cha uzazi cha kiume linaondolewa. Hii ilikuwa ya kidini badala ya kimatibabu. Tohara haikufanywa na daktari bali na mkuu wa nyumba (</w:t>
       </w:r>
-      <w:hyperlink r:id="rId183">
-        <w:r>
-          <w:rPr>
-            <w:lang w:val="sw_KE" w:bidi="sw_KE"/>
-          </w:rPr>
-          <w:rPr>
-            <w:color w:val="0000EE"/>
-            <w:u w:val="single"/>
-          </w:rPr>
-          <w:t>Kutoka 4:25</w:t>
-        </w:r>
-      </w:hyperlink>
+      <w:r>
+        <w:rPr>
+          <w:lang w:val="sw_KE" w:bidi="sw_KE"/>
+        </w:rPr>
+        <w:t>Kutoka 4:25</w:t>
+      </w:r>
       <w:r>
         <w:rPr>
           <w:lang w:val="sw_KE" w:bidi="sw_KE"/>
         </w:rPr>
         <w:t xml:space="preserve">). </w:t>
       </w:r>
-      <w:hyperlink r:id="rId184">
-        <w:r>
-          <w:rPr>
-            <w:lang w:val="sw_KE" w:bidi="sw_KE"/>
-          </w:rPr>
-          <w:rPr>
-            <w:color w:val="0000EE"/>
-            <w:u w:val="single"/>
-          </w:rPr>
-          <w:t>Ezekieli 30:21</w:t>
-        </w:r>
-      </w:hyperlink>
+      <w:r>
+        <w:rPr>
+          <w:lang w:val="sw_KE" w:bidi="sw_KE"/>
+        </w:rPr>
+        <w:t>Ezekieli 30:21</w:t>
+      </w:r>
       <w:r>
         <w:rPr>
           <w:lang w:val="sw_KE" w:bidi="sw_KE"/>
@@ -6157,90 +5053,60 @@
         </w:rPr>
         <w:t>Wakunga walitoa huduma wakati wa kujifungua (</w:t>
       </w:r>
-      <w:hyperlink r:id="rId185">
-        <w:r>
-          <w:rPr>
-            <w:lang w:val="sw_KE" w:bidi="sw_KE"/>
-          </w:rPr>
-          <w:rPr>
-            <w:color w:val="0000EE"/>
-            <w:u w:val="single"/>
-          </w:rPr>
-          <w:t>Mwanzo 35:17</w:t>
-        </w:r>
-      </w:hyperlink>
+      <w:r>
+        <w:rPr>
+          <w:lang w:val="sw_KE" w:bidi="sw_KE"/>
+        </w:rPr>
+        <w:t>Mwanzo 35:17</w:t>
+      </w:r>
       <w:r>
         <w:rPr>
           <w:lang w:val="sw_KE" w:bidi="sw_KE"/>
         </w:rPr>
         <w:t xml:space="preserve">). Katika </w:t>
       </w:r>
-      <w:hyperlink r:id="rId186">
-        <w:r>
-          <w:rPr>
-            <w:lang w:val="sw_KE" w:bidi="sw_KE"/>
-          </w:rPr>
-          <w:rPr>
-            <w:color w:val="0000EE"/>
-            <w:u w:val="single"/>
-          </w:rPr>
-          <w:t>Mwanzo 38:27</w:t>
-        </w:r>
-      </w:hyperlink>
+      <w:r>
+        <w:rPr>
+          <w:lang w:val="sw_KE" w:bidi="sw_KE"/>
+        </w:rPr>
+        <w:t>Mwanzo 38:27</w:t>
+      </w:r>
       <w:r>
         <w:rPr>
           <w:lang w:val="sw_KE" w:bidi="sw_KE"/>
         </w:rPr>
         <w:t>–</w:t>
       </w:r>
-      <w:hyperlink r:id="rId186">
-        <w:r>
-          <w:rPr>
-            <w:lang w:val="sw_KE" w:bidi="sw_KE"/>
-          </w:rPr>
-          <w:rPr>
-            <w:color w:val="0000EE"/>
-            <w:u w:val="single"/>
-          </w:rPr>
-          <w:t>30,</w:t>
-        </w:r>
-      </w:hyperlink>
+      <w:r>
+        <w:rPr>
+          <w:lang w:val="sw_KE" w:bidi="sw_KE"/>
+        </w:rPr>
+        <w:t>30,</w:t>
+      </w:r>
       <w:r>
         <w:rPr>
           <w:lang w:val="sw_KE" w:bidi="sw_KE"/>
         </w:rPr>
         <w:t xml:space="preserve"> mkunga alisaidia kuzaliwa kwa mapacha katika hali ngumu. Hata daktari mwenye ujuzi mkubwa angepata changamoto katika kuzaliwa huku, hivyo mkunga alikuwa na uwezo mkubwa, na mama pamoja na watoto wote wawili walinusurika. </w:t>
       </w:r>
-      <w:hyperlink r:id="rId187">
-        <w:r>
-          <w:rPr>
-            <w:lang w:val="sw_KE" w:bidi="sw_KE"/>
-          </w:rPr>
-          <w:rPr>
-            <w:color w:val="0000EE"/>
-            <w:u w:val="single"/>
-          </w:rPr>
-          <w:t>Kutoka 1:15</w:t>
-        </w:r>
-      </w:hyperlink>
+      <w:r>
+        <w:rPr>
+          <w:lang w:val="sw_KE" w:bidi="sw_KE"/>
+        </w:rPr>
+        <w:t>Kutoka 1:15</w:t>
+      </w:r>
       <w:r>
         <w:rPr>
           <w:lang w:val="sw_KE" w:bidi="sw_KE"/>
         </w:rPr>
         <w:t>–</w:t>
       </w:r>
-      <w:hyperlink r:id="rId187">
-        <w:r>
-          <w:rPr>
-            <w:lang w:val="sw_KE" w:bidi="sw_KE"/>
-          </w:rPr>
-          <w:rPr>
-            <w:color w:val="0000EE"/>
-            <w:u w:val="single"/>
-          </w:rPr>
-          <w:t>21</w:t>
-        </w:r>
-      </w:hyperlink>
+      <w:r>
+        <w:rPr>
+          <w:lang w:val="sw_KE" w:bidi="sw_KE"/>
+        </w:rPr>
+        <w:t>21</w:t>
+      </w:r>
       <w:r>
         <w:rPr>
           <w:lang w:val="sw_KE" w:bidi="sw_KE"/>
@@ -6272,18 +5138,12 @@
         </w:rPr>
         <w:t xml:space="preserve">Katika nyakati za Agano Jipya, tiba ya Kigiriki ilikuwa na ushawishi mkubwa katika ulimwengu wa Mediterania. Hippocrates na waganga wengine wa Kigiriki waliweka msingi wa tiba ya kisasa kwa kutoa msingi wa kimantiki kwa matibabu. </w:t>
       </w:r>
-      <w:hyperlink r:id="rId18">
-        <w:r>
-          <w:rPr>
-            <w:lang w:val="sw_KE" w:bidi="sw_KE"/>
-          </w:rPr>
-          <w:rPr>
-            <w:color w:val="0000EE"/>
-            <w:u w:val="single"/>
-          </w:rPr>
-          <w:t>Marko 5:26</w:t>
-        </w:r>
-      </w:hyperlink>
+      <w:r>
+        <w:rPr>
+          <w:lang w:val="sw_KE" w:bidi="sw_KE"/>
+        </w:rPr>
+        <w:t>Marko 5:26</w:t>
+      </w:r>
       <w:r>
         <w:rPr>
           <w:lang w:val="sw_KE" w:bidi="sw_KE"/>
@@ -6333,36 +5193,24 @@
         </w:rPr>
         <w:t>Watu walitumia mandrake kuongeza hamu au msisimko wa ngono (</w:t>
       </w:r>
-      <w:hyperlink r:id="rId188">
-        <w:r>
-          <w:rPr>
-            <w:lang w:val="sw_KE" w:bidi="sw_KE"/>
-          </w:rPr>
-          <w:rPr>
-            <w:color w:val="0000EE"/>
-            <w:u w:val="single"/>
-          </w:rPr>
-          <w:t>Mwanzo 30:14</w:t>
-        </w:r>
-      </w:hyperlink>
+      <w:r>
+        <w:rPr>
+          <w:lang w:val="sw_KE" w:bidi="sw_KE"/>
+        </w:rPr>
+        <w:t>Mwanzo 30:14</w:t>
+      </w:r>
       <w:r>
         <w:rPr>
           <w:lang w:val="sw_KE" w:bidi="sw_KE"/>
         </w:rPr>
         <w:t xml:space="preserve">; </w:t>
       </w:r>
-      <w:hyperlink r:id="rId189">
-        <w:r>
-          <w:rPr>
-            <w:lang w:val="sw_KE" w:bidi="sw_KE"/>
-          </w:rPr>
-          <w:rPr>
-            <w:color w:val="0000EE"/>
-            <w:u w:val="single"/>
-          </w:rPr>
-          <w:t>Wimbo wa Sulemani 7:13</w:t>
-        </w:r>
-      </w:hyperlink>
+      <w:r>
+        <w:rPr>
+          <w:lang w:val="sw_KE" w:bidi="sw_KE"/>
+        </w:rPr>
+        <w:t>Wimbo wa Sulemani 7:13</w:t>
+      </w:r>
       <w:r>
         <w:rPr>
           <w:lang w:val="sw_KE" w:bidi="sw_KE"/>
@@ -6387,36 +5235,24 @@
         </w:rPr>
         <w:t>Watu walitumia majivu kusaidia kutibu majipu kwa kukausha ngozi (</w:t>
       </w:r>
-      <w:hyperlink r:id="rId190">
-        <w:r>
-          <w:rPr>
-            <w:lang w:val="sw_KE" w:bidi="sw_KE"/>
-          </w:rPr>
-          <w:rPr>
-            <w:color w:val="0000EE"/>
-            <w:u w:val="single"/>
-          </w:rPr>
-          <w:t>Ayubu 2:7</w:t>
-        </w:r>
-      </w:hyperlink>
+      <w:r>
+        <w:rPr>
+          <w:lang w:val="sw_KE" w:bidi="sw_KE"/>
+        </w:rPr>
+        <w:t>Ayubu 2:7</w:t>
+      </w:r>
       <w:r>
         <w:rPr>
           <w:lang w:val="sw_KE" w:bidi="sw_KE"/>
         </w:rPr>
         <w:t>–</w:t>
       </w:r>
-      <w:hyperlink r:id="rId190">
-        <w:r>
-          <w:rPr>
-            <w:lang w:val="sw_KE" w:bidi="sw_KE"/>
-          </w:rPr>
-          <w:rPr>
-            <w:color w:val="0000EE"/>
-            <w:u w:val="single"/>
-          </w:rPr>
-          <w:t>8</w:t>
-        </w:r>
-      </w:hyperlink>
+      <w:r>
+        <w:rPr>
+          <w:lang w:val="sw_KE" w:bidi="sw_KE"/>
+        </w:rPr>
+        <w:t>8</w:t>
+      </w:r>
       <w:r>
         <w:rPr>
           <w:lang w:val="sw_KE" w:bidi="sw_KE"/>
@@ -6441,36 +5277,24 @@
         </w:rPr>
         <w:t>Watu walitumia zeri, ingawa haijulikani jinsi walivyotumia (</w:t>
       </w:r>
-      <w:hyperlink r:id="rId14">
-        <w:r>
-          <w:rPr>
-            <w:lang w:val="sw_KE" w:bidi="sw_KE"/>
-          </w:rPr>
-          <w:rPr>
-            <w:color w:val="0000EE"/>
-            <w:u w:val="single"/>
-          </w:rPr>
-          <w:t>Yeremia 8:22</w:t>
-        </w:r>
-      </w:hyperlink>
+      <w:r>
+        <w:rPr>
+          <w:lang w:val="sw_KE" w:bidi="sw_KE"/>
+        </w:rPr>
+        <w:t>Yeremia 8:22</w:t>
+      </w:r>
       <w:r>
         <w:rPr>
           <w:lang w:val="sw_KE" w:bidi="sw_KE"/>
         </w:rPr>
         <w:t xml:space="preserve">; </w:t>
       </w:r>
-      <w:hyperlink r:id="rId191">
-        <w:r>
-          <w:rPr>
-            <w:lang w:val="sw_KE" w:bidi="sw_KE"/>
-          </w:rPr>
-          <w:rPr>
-            <w:color w:val="0000EE"/>
-            <w:u w:val="single"/>
-          </w:rPr>
-          <w:t>46:11</w:t>
-        </w:r>
-      </w:hyperlink>
+      <w:r>
+        <w:rPr>
+          <w:lang w:val="sw_KE" w:bidi="sw_KE"/>
+        </w:rPr>
+        <w:t>46:11</w:t>
+      </w:r>
       <w:r>
         <w:rPr>
           <w:lang w:val="sw_KE" w:bidi="sw_KE"/>
@@ -6509,18 +5333,12 @@
         </w:rPr>
         <w:t>Isaya anamwagiza Hezekia kuweka kipande cha tini kwenye majipu yake (</w:t>
       </w:r>
-      <w:hyperlink r:id="rId192">
-        <w:r>
-          <w:rPr>
-            <w:lang w:val="sw_KE" w:bidi="sw_KE"/>
-          </w:rPr>
-          <w:rPr>
-            <w:color w:val="0000EE"/>
-            <w:u w:val="single"/>
-          </w:rPr>
-          <w:t>2 Wafalme 20:7</w:t>
-        </w:r>
-      </w:hyperlink>
+      <w:r>
+        <w:rPr>
+          <w:lang w:val="sw_KE" w:bidi="sw_KE"/>
+        </w:rPr>
+        <w:t>2 Wafalme 20:7</w:t>
+      </w:r>
       <w:r>
         <w:rPr>
           <w:lang w:val="sw_KE" w:bidi="sw_KE"/>
@@ -6582,18 +5400,12 @@
           <w:lang w:val="sw_KE" w:bidi="sw_KE"/>
         </w:rPr>
       </w:r>
-      <w:hyperlink r:id="rId193">
-        <w:r>
-          <w:rPr>
-            <w:lang w:val="sw_KE" w:bidi="sw_KE"/>
-          </w:rPr>
-          <w:rPr>
-            <w:color w:val="0000EE"/>
-            <w:u w:val="single"/>
-          </w:rPr>
-          <w:t>Mithali 17:22</w:t>
-        </w:r>
-      </w:hyperlink>
+      <w:r>
+        <w:rPr>
+          <w:lang w:val="sw_KE" w:bidi="sw_KE"/>
+        </w:rPr>
+        <w:t>Mithali 17:22</w:t>
+      </w:r>
       <w:r>
         <w:rPr>
           <w:lang w:val="sw_KE" w:bidi="sw_KE"/>
@@ -6626,18 +5438,12 @@
           <w:lang w:val="sw_KE" w:bidi="sw_KE"/>
         </w:rPr>
       </w:r>
-      <w:hyperlink r:id="rId194">
-        <w:r>
-          <w:rPr>
-            <w:lang w:val="sw_KE" w:bidi="sw_KE"/>
-          </w:rPr>
-          <w:rPr>
-            <w:color w:val="0000EE"/>
-            <w:u w:val="single"/>
-          </w:rPr>
-          <w:t xml:space="preserve">Mithali 31:6 </w:t>
-        </w:r>
-      </w:hyperlink>
+      <w:r>
+        <w:rPr>
+          <w:lang w:val="sw_KE" w:bidi="sw_KE"/>
+        </w:rPr>
+        <w:t xml:space="preserve">Mithali 31:6 </w:t>
+      </w:r>
       <w:r>
         <w:rPr>
           <w:lang w:val="sw_KE" w:bidi="sw_KE"/>
@@ -6662,18 +5468,12 @@
         </w:rPr>
         <w:t>Divai chachu ilitolewa kwa Yesu msalabani ili kupunguza maumivu yake (</w:t>
       </w:r>
-      <w:hyperlink r:id="rId195">
-        <w:r>
-          <w:rPr>
-            <w:lang w:val="sw_KE" w:bidi="sw_KE"/>
-          </w:rPr>
-          <w:rPr>
-            <w:color w:val="0000EE"/>
-            <w:u w:val="single"/>
-          </w:rPr>
-          <w:t>Yohana 19:29</w:t>
-        </w:r>
-      </w:hyperlink>
+      <w:r>
+        <w:rPr>
+          <w:lang w:val="sw_KE" w:bidi="sw_KE"/>
+        </w:rPr>
+        <w:t>Yohana 19:29</w:t>
+      </w:r>
       <w:r>
         <w:rPr>
           <w:lang w:val="sw_KE" w:bidi="sw_KE"/>
@@ -6698,18 +5498,12 @@
         </w:rPr>
         <w:t>Paulo anashauri Timotheo anywe divai ili kupunguza maumivu ya tumbo lake (</w:t>
       </w:r>
-      <w:hyperlink r:id="rId196">
-        <w:r>
-          <w:rPr>
-            <w:lang w:val="sw_KE" w:bidi="sw_KE"/>
-          </w:rPr>
-          <w:rPr>
-            <w:color w:val="0000EE"/>
-            <w:u w:val="single"/>
-          </w:rPr>
-          <w:t>1 Timotheo 5:23</w:t>
-        </w:r>
-      </w:hyperlink>
+      <w:r>
+        <w:rPr>
+          <w:lang w:val="sw_KE" w:bidi="sw_KE"/>
+        </w:rPr>
+        <w:t>1 Timotheo 5:23</w:t>
+      </w:r>
       <w:r>
         <w:rPr>
           <w:lang w:val="sw_KE" w:bidi="sw_KE"/>
@@ -6734,18 +5528,12 @@
         </w:rPr>
         <w:t>Msamaria mwema alitumia mafuta na divai kutibu majeraha ya Adamu aliyejeruhiwa (</w:t>
       </w:r>
-      <w:hyperlink r:id="rId197">
-        <w:r>
-          <w:rPr>
-            <w:lang w:val="sw_KE" w:bidi="sw_KE"/>
-          </w:rPr>
-          <w:rPr>
-            <w:color w:val="0000EE"/>
-            <w:u w:val="single"/>
-          </w:rPr>
-          <w:t>Luka 10:34</w:t>
-        </w:r>
-      </w:hyperlink>
+      <w:r>
+        <w:rPr>
+          <w:lang w:val="sw_KE" w:bidi="sw_KE"/>
+        </w:rPr>
+        <w:t>Luka 10:34</w:t>
+      </w:r>
       <w:r>
         <w:rPr>
           <w:lang w:val="sw_KE" w:bidi="sw_KE"/>
@@ -6766,18 +5554,12 @@
         </w:rPr>
         <w:t xml:space="preserve">Kwenye </w:t>
       </w:r>
-      <w:hyperlink r:id="rId198">
-        <w:r>
-          <w:rPr>
-            <w:lang w:val="sw_KE" w:bidi="sw_KE"/>
-          </w:rPr>
-          <w:rPr>
-            <w:color w:val="0000EE"/>
-            <w:u w:val="single"/>
-          </w:rPr>
-          <w:t>Ufunuo 3:18,</w:t>
-        </w:r>
-      </w:hyperlink>
+      <w:r>
+        <w:rPr>
+          <w:lang w:val="sw_KE" w:bidi="sw_KE"/>
+        </w:rPr>
+        <w:t>Ufunuo 3:18,</w:t>
+      </w:r>
       <w:r>
         <w:rPr>
           <w:lang w:val="sw_KE" w:bidi="sw_KE"/>
@@ -6889,36 +5671,24 @@
         </w:rPr>
         <w:t>1. Mjukuu wa Kushi katika orodha ya wazao wa Noa. Baba yake alikuwa Raama, na kaka yake aliitwa Sheba (</w:t>
       </w:r>
-      <w:hyperlink r:id="rId199">
-        <w:r>
-          <w:rPr>
-            <w:lang w:val="sw_KE" w:bidi="sw_KE"/>
-          </w:rPr>
-          <w:rPr>
-            <w:color w:val="0000EE"/>
-            <w:u w:val="single"/>
-          </w:rPr>
-          <w:t>Mwa 10:7</w:t>
-        </w:r>
-      </w:hyperlink>
+      <w:r>
+        <w:rPr>
+          <w:lang w:val="sw_KE" w:bidi="sw_KE"/>
+        </w:rPr>
+        <w:t>Mwa 10:7</w:t>
+      </w:r>
       <w:r>
         <w:rPr>
           <w:lang w:val="sw_KE" w:bidi="sw_KE"/>
         </w:rPr>
         <w:t xml:space="preserve">; </w:t>
       </w:r>
-      <w:hyperlink r:id="rId200">
-        <w:r>
-          <w:rPr>
-            <w:lang w:val="sw_KE" w:bidi="sw_KE"/>
-          </w:rPr>
-          <w:rPr>
-            <w:color w:val="0000EE"/>
-            <w:u w:val="single"/>
-          </w:rPr>
-          <w:t>1 Mambo ya Nyakati 1:9</w:t>
-        </w:r>
-      </w:hyperlink>
+      <w:r>
+        <w:rPr>
+          <w:lang w:val="sw_KE" w:bidi="sw_KE"/>
+        </w:rPr>
+        <w:t>1 Mambo ya Nyakati 1:9</w:t>
+      </w:r>
       <w:r>
         <w:rPr>
           <w:lang w:val="sw_KE" w:bidi="sw_KE"/>
@@ -6939,18 +5709,12 @@
         </w:rPr>
         <w:t>2. Mjukuu wa Abrahamu kupitia Ketura (</w:t>
       </w:r>
-      <w:hyperlink r:id="rId201">
-        <w:r>
-          <w:rPr>
-            <w:lang w:val="sw_KE" w:bidi="sw_KE"/>
-          </w:rPr>
-          <w:rPr>
-            <w:color w:val="0000EE"/>
-            <w:u w:val="single"/>
-          </w:rPr>
-          <w:t>Mwa 25:3</w:t>
-        </w:r>
-      </w:hyperlink>
+      <w:r>
+        <w:rPr>
+          <w:lang w:val="sw_KE" w:bidi="sw_KE"/>
+        </w:rPr>
+        <w:t>Mwa 25:3</w:t>
+      </w:r>
       <w:r>
         <w:rPr>
           <w:lang w:val="sw_KE" w:bidi="sw_KE"/>
@@ -7033,54 +5797,36 @@
         </w:rPr>
         <w:t xml:space="preserve">Agano Jipya linataja eneo la Dekapoli mara tatu. Kwanza, </w:t>
       </w:r>
-      <w:hyperlink r:id="rId202">
-        <w:r>
-          <w:rPr>
-            <w:lang w:val="sw_KE" w:bidi="sw_KE"/>
-          </w:rPr>
-          <w:rPr>
-            <w:color w:val="0000EE"/>
-            <w:u w:val="single"/>
-          </w:rPr>
-          <w:t xml:space="preserve">Mathayo 4:25 </w:t>
-        </w:r>
-      </w:hyperlink>
+      <w:r>
+        <w:rPr>
+          <w:lang w:val="sw_KE" w:bidi="sw_KE"/>
+        </w:rPr>
+        <w:t xml:space="preserve">Mathayo 4:25 </w:t>
+      </w:r>
       <w:r>
         <w:rPr>
           <w:lang w:val="sw_KE" w:bidi="sw_KE"/>
         </w:rPr>
         <w:t xml:space="preserve">inasema kwamba umati mkubwa wa watu, hasa Wagiriki na Wakanaani, walimfuata Yesu wakati wa mafundisho yake ya awali. Katika </w:t>
       </w:r>
-      <w:hyperlink r:id="rId203">
-        <w:r>
-          <w:rPr>
-            <w:lang w:val="sw_KE" w:bidi="sw_KE"/>
-          </w:rPr>
-          <w:rPr>
-            <w:color w:val="0000EE"/>
-            <w:u w:val="single"/>
-          </w:rPr>
-          <w:t>Marko 5:20</w:t>
-        </w:r>
-      </w:hyperlink>
+      <w:r>
+        <w:rPr>
+          <w:lang w:val="sw_KE" w:bidi="sw_KE"/>
+        </w:rPr>
+        <w:t>Marko 5:20</w:t>
+      </w:r>
       <w:r>
         <w:rPr>
           <w:lang w:val="sw_KE" w:bidi="sw_KE"/>
         </w:rPr>
         <w:t xml:space="preserve">, tunasoma kuhusu mtu aliyekuwa amepagawa na roho mbaya. Baada ya Yesu kumponya, mtu huyo alisafiri katika eneo la Dekapoli akiwaambia watu kuhusu Yesu. Mwisho, </w:t>
       </w:r>
-      <w:hyperlink r:id="rId204">
-        <w:r>
-          <w:rPr>
-            <w:lang w:val="sw_KE" w:bidi="sw_KE"/>
-          </w:rPr>
-          <w:rPr>
-            <w:color w:val="0000EE"/>
-            <w:u w:val="single"/>
-          </w:rPr>
-          <w:t>Marko 7:31</w:t>
-        </w:r>
-      </w:hyperlink>
+      <w:r>
+        <w:rPr>
+          <w:lang w:val="sw_KE" w:bidi="sw_KE"/>
+        </w:rPr>
+        <w:t>Marko 7:31</w:t>
+      </w:r>
       <w:r>
         <w:rPr>
           <w:lang w:val="sw_KE" w:bidi="sw_KE"/>
@@ -7160,18 +5906,12 @@
         </w:rPr>
         <w:t>Mungu wa Israeli anaweka kigezo bora, kiwango cha tabia ya binadamu. Maneno ya Biblia yanayotumika mara nyingi kwa dhambi yanazungumzia kuvunja kiwango hicho kwa namna fulani. Neno la Kiebrania hata’ na Kigiriki hamartia yalikuwa na maana ya awali "kukosa alama, kushindwa katika wajibu" (</w:t>
       </w:r>
-      <w:hyperlink r:id="rId205">
-        <w:r>
-          <w:rPr>
-            <w:lang w:val="sw_KE" w:bidi="sw_KE"/>
-          </w:rPr>
-          <w:rPr>
-            <w:color w:val="0000EE"/>
-            <w:u w:val="single"/>
-          </w:rPr>
-          <w:t>Rom 3:23</w:t>
-        </w:r>
-      </w:hyperlink>
+      <w:r>
+        <w:rPr>
+          <w:lang w:val="sw_KE" w:bidi="sw_KE"/>
+        </w:rPr>
+        <w:t>Rom 3:23</w:t>
+      </w:r>
       <w:r>
         <w:rPr>
           <w:lang w:val="sw_KE" w:bidi="sw_KE"/>
@@ -7216,54 +5956,36 @@
         </w:rPr>
         <w:t>Mwanzo inahusu dhambi na matumizi mabaya ya uhuru uliotolewa na Mungu kwa kutotii amri moja ya kikomo. Ezekieli anasisitiza uwajibikaji wa mtu binafsi dhidi ya nadharia za jadi za hatia ya pamoja (</w:t>
       </w:r>
-      <w:hyperlink r:id="rId206">
-        <w:r>
-          <w:rPr>
-            <w:lang w:val="sw_KE" w:bidi="sw_KE"/>
-          </w:rPr>
-          <w:rPr>
-            <w:color w:val="0000EE"/>
-            <w:u w:val="single"/>
-          </w:rPr>
-          <w:t>Ez 18</w:t>
-        </w:r>
-      </w:hyperlink>
+      <w:r>
+        <w:rPr>
+          <w:lang w:val="sw_KE" w:bidi="sw_KE"/>
+        </w:rPr>
+        <w:t>Ez 18</w:t>
+      </w:r>
       <w:r>
         <w:rPr>
           <w:lang w:val="sw_KE" w:bidi="sw_KE"/>
         </w:rPr>
         <w:t>). Akifuata Yeremia, anahimiza hitaji la maisha ya ndani yaliyosafishwa na upya ili tabia ya nje ibadilike; sheria ya kimungu lazima iwe nguvu ya kuhamasisha ndani ya mtu ili dhambi ishindwe (</w:t>
       </w:r>
-      <w:hyperlink r:id="rId207">
-        <w:r>
-          <w:rPr>
-            <w:lang w:val="sw_KE" w:bidi="sw_KE"/>
-          </w:rPr>
-          <w:rPr>
-            <w:color w:val="0000EE"/>
-            <w:u w:val="single"/>
-          </w:rPr>
-          <w:t>Yer 31:29–34</w:t>
-        </w:r>
-      </w:hyperlink>
+      <w:r>
+        <w:rPr>
+          <w:lang w:val="sw_KE" w:bidi="sw_KE"/>
+        </w:rPr>
+        <w:t>Yer 31:29–34</w:t>
+      </w:r>
       <w:r>
         <w:rPr>
           <w:lang w:val="sw_KE" w:bidi="sw_KE"/>
         </w:rPr>
         <w:t xml:space="preserve">; </w:t>
       </w:r>
-      <w:hyperlink r:id="rId208">
-        <w:r>
-          <w:rPr>
-            <w:lang w:val="sw_KE" w:bidi="sw_KE"/>
-          </w:rPr>
-          <w:rPr>
-            <w:color w:val="0000EE"/>
-            <w:u w:val="single"/>
-          </w:rPr>
-          <w:t>Ez 36:24–29</w:t>
-        </w:r>
-      </w:hyperlink>
+      <w:r>
+        <w:rPr>
+          <w:lang w:val="sw_KE" w:bidi="sw_KE"/>
+        </w:rPr>
+        <w:t>Ez 36:24–29</w:t>
+      </w:r>
       <w:r>
         <w:rPr>
           <w:lang w:val="sw_KE" w:bidi="sw_KE"/>
@@ -7278,72 +6000,48 @@
           <w:lang w:val="sw_KE" w:bidi="sw_KE"/>
         </w:rPr>
       </w:r>
-      <w:hyperlink r:id="rId133">
-        <w:r>
-          <w:rPr>
-            <w:lang w:val="sw_KE" w:bidi="sw_KE"/>
-          </w:rPr>
-          <w:rPr>
-            <w:color w:val="0000EE"/>
-            <w:u w:val="single"/>
-          </w:rPr>
-          <w:t>Zaburi 51</w:t>
-        </w:r>
-      </w:hyperlink>
+      <w:r>
+        <w:rPr>
+          <w:lang w:val="sw_KE" w:bidi="sw_KE"/>
+        </w:rPr>
+        <w:t>Zaburi 51</w:t>
+      </w:r>
       <w:r>
         <w:rPr>
           <w:lang w:val="sw_KE" w:bidi="sw_KE"/>
         </w:rPr>
         <w:t xml:space="preserve"> inatoa uchambuzi wa kina wa maana ya dhambi. Kwa kusema "katika dhambi mama yangu alinichukua mimba," mwandishi wa zaburi alikiri kwamba maisha yake yalikuwa na dhambi tangu mwanzo. Utu wake wote ulihitaji "kusafishwa"; alikuwa ametiwa unajisi. Sadaka za ibada hazitoi suluhisho. Ni moyo uliovunjika na wenye toba tu unaweza kumwandaa mwenye dhambi kwa utakaso wa Mungu. Tumaini pekee, msingi pekee wa rufaa, uko katika upendo thabiti wa Mungu na rehema zake nyingi. Licha ya mtazamo wake mkali wa dhambi, Agano la Kale pia lina uhakikisho wa neema ya msamaha (</w:t>
       </w:r>
-      <w:hyperlink r:id="rId209">
-        <w:r>
-          <w:rPr>
-            <w:lang w:val="sw_KE" w:bidi="sw_KE"/>
-          </w:rPr>
-          <w:rPr>
-            <w:color w:val="0000EE"/>
-            <w:u w:val="single"/>
-          </w:rPr>
-          <w:t>Zab 103:8–14</w:t>
-        </w:r>
-      </w:hyperlink>
+      <w:r>
+        <w:rPr>
+          <w:lang w:val="sw_KE" w:bidi="sw_KE"/>
+        </w:rPr>
+        <w:t>Zab 103:8–14</w:t>
+      </w:r>
       <w:r>
         <w:rPr>
           <w:lang w:val="sw_KE" w:bidi="sw_KE"/>
         </w:rPr>
         <w:t xml:space="preserve"> </w:t>
       </w:r>
-      <w:hyperlink r:id="rId210">
-        <w:r>
-          <w:rPr>
-            <w:lang w:val="sw_KE" w:bidi="sw_KE"/>
-          </w:rPr>
-          <w:rPr>
-            <w:color w:val="0000EE"/>
-            <w:u w:val="single"/>
-          </w:rPr>
-          <w:t>Is 1:18</w:t>
-        </w:r>
-      </w:hyperlink>
+      <w:r>
+        <w:rPr>
+          <w:lang w:val="sw_KE" w:bidi="sw_KE"/>
+        </w:rPr>
+        <w:t>Is 1:18</w:t>
+      </w:r>
       <w:r>
         <w:rPr>
           <w:lang w:val="sw_KE" w:bidi="sw_KE"/>
         </w:rPr>
         <w:t xml:space="preserve">; </w:t>
       </w:r>
-      <w:hyperlink r:id="rId211">
-        <w:r>
-          <w:rPr>
-            <w:lang w:val="sw_KE" w:bidi="sw_KE"/>
-          </w:rPr>
-          <w:rPr>
-            <w:color w:val="0000EE"/>
-            <w:u w:val="single"/>
-          </w:rPr>
-          <w:t>55:6–7</w:t>
-        </w:r>
-      </w:hyperlink>
+      <w:r>
+        <w:rPr>
+          <w:lang w:val="sw_KE" w:bidi="sw_KE"/>
+        </w:rPr>
+        <w:t>55:6–7</w:t>
+      </w:r>
       <w:r>
         <w:rPr>
           <w:lang w:val="sw_KE" w:bidi="sw_KE"/>
@@ -7375,72 +6073,48 @@
         </w:rPr>
         <w:t>Mafundisho ya Yesu kuhusu dhambi yalijumuisha neema ya msamaha wa kimungu na upya, si tu kwa kutangaza kwa mamlaka, “Dhambi zako zimesamehewa,” bali pia kwa kuonyesha matendo mengi ya huruma na utambuzi wa kijamii kwamba alikuja kuwa rafiki wa wenye dhambi, akiwaita kutubu, na akirejesha matumaini na heshima yao (</w:t>
       </w:r>
-      <w:hyperlink r:id="rId212">
-        <w:r>
-          <w:rPr>
-            <w:lang w:val="sw_KE" w:bidi="sw_KE"/>
-          </w:rPr>
-          <w:rPr>
-            <w:color w:val="0000EE"/>
-            <w:u w:val="single"/>
-          </w:rPr>
-          <w:t>Mt 9:1–13</w:t>
-        </w:r>
-      </w:hyperlink>
+      <w:r>
+        <w:rPr>
+          <w:lang w:val="sw_KE" w:bidi="sw_KE"/>
+        </w:rPr>
+        <w:t>Mt 9:1–13</w:t>
+      </w:r>
       <w:r>
         <w:rPr>
           <w:lang w:val="sw_KE" w:bidi="sw_KE"/>
         </w:rPr>
         <w:t xml:space="preserve">; </w:t>
       </w:r>
-      <w:hyperlink r:id="rId213">
-        <w:r>
-          <w:rPr>
-            <w:lang w:val="sw_KE" w:bidi="sw_KE"/>
-          </w:rPr>
-          <w:rPr>
-            <w:color w:val="0000EE"/>
-            <w:u w:val="single"/>
-          </w:rPr>
-          <w:t>11:19</w:t>
-        </w:r>
-      </w:hyperlink>
+      <w:r>
+        <w:rPr>
+          <w:lang w:val="sw_KE" w:bidi="sw_KE"/>
+        </w:rPr>
+        <w:t>11:19</w:t>
+      </w:r>
       <w:r>
         <w:rPr>
           <w:lang w:val="sw_KE" w:bidi="sw_KE"/>
         </w:rPr>
         <w:t xml:space="preserve">; </w:t>
       </w:r>
-      <w:hyperlink r:id="rId214">
-        <w:r>
-          <w:rPr>
-            <w:lang w:val="sw_KE" w:bidi="sw_KE"/>
-          </w:rPr>
-          <w:rPr>
-            <w:color w:val="0000EE"/>
-            <w:u w:val="single"/>
-          </w:rPr>
-          <w:t>Lk 15</w:t>
-        </w:r>
-      </w:hyperlink>
+      <w:r>
+        <w:rPr>
+          <w:lang w:val="sw_KE" w:bidi="sw_KE"/>
+        </w:rPr>
+        <w:t>Lk 15</w:t>
+      </w:r>
       <w:r>
         <w:rPr>
           <w:lang w:val="sw_KE" w:bidi="sw_KE"/>
         </w:rPr>
         <w:t xml:space="preserve">; </w:t>
       </w:r>
-      <w:hyperlink r:id="rId215">
-        <w:r>
-          <w:rPr>
-            <w:lang w:val="sw_KE" w:bidi="sw_KE"/>
-          </w:rPr>
-          <w:rPr>
-            <w:color w:val="0000EE"/>
-            <w:u w:val="single"/>
-          </w:rPr>
-          <w:t>19:1–10</w:t>
-        </w:r>
-      </w:hyperlink>
+      <w:r>
+        <w:rPr>
+          <w:lang w:val="sw_KE" w:bidi="sw_KE"/>
+        </w:rPr>
+        <w:t>19:1–10</w:t>
+      </w:r>
       <w:r>
         <w:rPr>
           <w:lang w:val="sw_KE" w:bidi="sw_KE"/>
@@ -7461,216 +6135,144 @@
         </w:rPr>
         <w:t>Yesu alisema kidogo kuhusu asili ya dhambi, isipokuwa alielekeza hadi moyoni na mapenzi ya binadamu (</w:t>
       </w:r>
-      <w:hyperlink r:id="rId216">
-        <w:r>
-          <w:rPr>
-            <w:lang w:val="sw_KE" w:bidi="sw_KE"/>
-          </w:rPr>
-          <w:rPr>
-            <w:color w:val="0000EE"/>
-            <w:u w:val="single"/>
-          </w:rPr>
-          <w:t>Mt 6:22–23</w:t>
-        </w:r>
-      </w:hyperlink>
+      <w:r>
+        <w:rPr>
+          <w:lang w:val="sw_KE" w:bidi="sw_KE"/>
+        </w:rPr>
+        <w:t>Mt 6:22–23</w:t>
+      </w:r>
       <w:r>
         <w:rPr>
           <w:lang w:val="sw_KE" w:bidi="sw_KE"/>
         </w:rPr>
         <w:t xml:space="preserve">; </w:t>
       </w:r>
-      <w:hyperlink r:id="rId217">
-        <w:r>
-          <w:rPr>
-            <w:lang w:val="sw_KE" w:bidi="sw_KE"/>
-          </w:rPr>
-          <w:rPr>
-            <w:color w:val="0000EE"/>
-            <w:u w:val="single"/>
-          </w:rPr>
-          <w:t>7:17–19</w:t>
-        </w:r>
-      </w:hyperlink>
+      <w:r>
+        <w:rPr>
+          <w:lang w:val="sw_KE" w:bidi="sw_KE"/>
+        </w:rPr>
+        <w:t>7:17–19</w:t>
+      </w:r>
       <w:r>
         <w:rPr>
           <w:lang w:val="sw_KE" w:bidi="sw_KE"/>
         </w:rPr>
         <w:t xml:space="preserve">; </w:t>
       </w:r>
-      <w:hyperlink r:id="rId218">
-        <w:r>
-          <w:rPr>
-            <w:lang w:val="sw_KE" w:bidi="sw_KE"/>
-          </w:rPr>
-          <w:rPr>
-            <w:color w:val="0000EE"/>
-            <w:u w:val="single"/>
-          </w:rPr>
-          <w:t>18:7</w:t>
-        </w:r>
-      </w:hyperlink>
+      <w:r>
+        <w:rPr>
+          <w:lang w:val="sw_KE" w:bidi="sw_KE"/>
+        </w:rPr>
+        <w:t>18:7</w:t>
+      </w:r>
       <w:r>
         <w:rPr>
           <w:lang w:val="sw_KE" w:bidi="sw_KE"/>
         </w:rPr>
         <w:t xml:space="preserve">; </w:t>
       </w:r>
-      <w:hyperlink r:id="rId219">
-        <w:r>
-          <w:rPr>
-            <w:lang w:val="sw_KE" w:bidi="sw_KE"/>
-          </w:rPr>
-          <w:rPr>
-            <w:color w:val="0000EE"/>
-            <w:u w:val="single"/>
-          </w:rPr>
-          <w:t>Mk 7:20–23</w:t>
-        </w:r>
-      </w:hyperlink>
+      <w:r>
+        <w:rPr>
+          <w:lang w:val="sw_KE" w:bidi="sw_KE"/>
+        </w:rPr>
+        <w:t>Mk 7:20–23</w:t>
+      </w:r>
       <w:r>
         <w:rPr>
           <w:lang w:val="sw_KE" w:bidi="sw_KE"/>
         </w:rPr>
         <w:t>), lakini alibadilisha kwa kiasi kikubwa upeo wa dhambi. Ambapo sheria ingeweza kutathmini tu matendo ya watu, Yesu alionyesha kwamba hasira, dharau, tamaa, ugumu wa moyo, na udanganyifu pia ni dhambi. Pia alizungumzia dhambi za uzembe, mema yaliyosalia bila kufanywa, mti usiozaa, talanta isiyotumika, kuhani anayepuuza aliyejeruhiwa, na upendo ambao haujawahi kuonyeshwa (</w:t>
       </w:r>
-      <w:hyperlink r:id="rId220">
-        <w:r>
-          <w:rPr>
-            <w:lang w:val="sw_KE" w:bidi="sw_KE"/>
-          </w:rPr>
-          <w:rPr>
-            <w:color w:val="0000EE"/>
-            <w:u w:val="single"/>
-          </w:rPr>
-          <w:t>Mt 25:41–46</w:t>
-        </w:r>
-      </w:hyperlink>
+      <w:r>
+        <w:rPr>
+          <w:lang w:val="sw_KE" w:bidi="sw_KE"/>
+        </w:rPr>
+        <w:t>Mt 25:41–46</w:t>
+      </w:r>
       <w:r>
         <w:rPr>
           <w:lang w:val="sw_KE" w:bidi="sw_KE"/>
         </w:rPr>
         <w:t>). Alilaani hasa dhambi dhidi ya upendo—kutokuwa na undugu, uhasama usioweza kupatanishwa, ubinafsi, kutokuwa na hisia (</w:t>
       </w:r>
-      <w:hyperlink r:id="rId221">
-        <w:r>
-          <w:rPr>
-            <w:lang w:val="sw_KE" w:bidi="sw_KE"/>
-          </w:rPr>
-          <w:rPr>
-            <w:color w:val="0000EE"/>
-            <w:u w:val="single"/>
-          </w:rPr>
-          <w:t>Lk 12:16–21</w:t>
-        </w:r>
-      </w:hyperlink>
+      <w:r>
+        <w:rPr>
+          <w:lang w:val="sw_KE" w:bidi="sw_KE"/>
+        </w:rPr>
+        <w:t>Lk 12:16–21</w:t>
+      </w:r>
       <w:r>
         <w:rPr>
           <w:lang w:val="sw_KE" w:bidi="sw_KE"/>
         </w:rPr>
         <w:t xml:space="preserve">; </w:t>
       </w:r>
-      <w:hyperlink r:id="rId222">
-        <w:r>
-          <w:rPr>
-            <w:lang w:val="sw_KE" w:bidi="sw_KE"/>
-          </w:rPr>
-          <w:rPr>
-            <w:color w:val="0000EE"/>
-            <w:u w:val="single"/>
-          </w:rPr>
-          <w:t>16:19–31</w:t>
-        </w:r>
-      </w:hyperlink>
+      <w:r>
+        <w:rPr>
+          <w:lang w:val="sw_KE" w:bidi="sw_KE"/>
+        </w:rPr>
+        <w:t>16:19–31</w:t>
+      </w:r>
       <w:r>
         <w:rPr>
           <w:lang w:val="sw_KE" w:bidi="sw_KE"/>
         </w:rPr>
         <w:t>). Na alilaani kujiona mwenye haki na upofu wa kiroho (</w:t>
       </w:r>
-      <w:hyperlink r:id="rId223">
-        <w:r>
-          <w:rPr>
-            <w:lang w:val="sw_KE" w:bidi="sw_KE"/>
-          </w:rPr>
-          <w:rPr>
-            <w:color w:val="0000EE"/>
-            <w:u w:val="single"/>
-          </w:rPr>
-          <w:t>Mt 23:16–26</w:t>
-        </w:r>
-      </w:hyperlink>
+      <w:r>
+        <w:rPr>
+          <w:lang w:val="sw_KE" w:bidi="sw_KE"/>
+        </w:rPr>
+        <w:t>Mt 23:16–26</w:t>
+      </w:r>
       <w:r>
         <w:rPr>
           <w:lang w:val="sw_KE" w:bidi="sw_KE"/>
         </w:rPr>
         <w:t xml:space="preserve">; </w:t>
       </w:r>
-      <w:hyperlink r:id="rId224">
-        <w:r>
-          <w:rPr>
-            <w:lang w:val="sw_KE" w:bidi="sw_KE"/>
-          </w:rPr>
-          <w:rPr>
-            <w:color w:val="0000EE"/>
-            <w:u w:val="single"/>
-          </w:rPr>
-          <w:t>Mk 3:22–30</w:t>
-        </w:r>
-      </w:hyperlink>
+      <w:r>
+        <w:rPr>
+          <w:lang w:val="sw_KE" w:bidi="sw_KE"/>
+        </w:rPr>
+        <w:t>Mk 3:22–30</w:t>
+      </w:r>
       <w:r>
         <w:rPr>
           <w:lang w:val="sw_KE" w:bidi="sw_KE"/>
         </w:rPr>
         <w:t>). Yesu alizungumza kuhusu dhambi kama ugonjwa (</w:t>
       </w:r>
-      <w:hyperlink r:id="rId17">
-        <w:r>
-          <w:rPr>
-            <w:lang w:val="sw_KE" w:bidi="sw_KE"/>
-          </w:rPr>
-          <w:rPr>
-            <w:color w:val="0000EE"/>
-            <w:u w:val="single"/>
-          </w:rPr>
-          <w:t>Mk 2:17</w:t>
-        </w:r>
-      </w:hyperlink>
+      <w:r>
+        <w:rPr>
+          <w:lang w:val="sw_KE" w:bidi="sw_KE"/>
+        </w:rPr>
+        <w:t>Mk 2:17</w:t>
+      </w:r>
       <w:r>
         <w:rPr>
           <w:lang w:val="sw_KE" w:bidi="sw_KE"/>
         </w:rPr>
         <w:t>) na wakati mwingine kama upumbavu (</w:t>
       </w:r>
-      <w:hyperlink r:id="rId225">
-        <w:r>
-          <w:rPr>
-            <w:lang w:val="sw_KE" w:bidi="sw_KE"/>
-          </w:rPr>
-          <w:rPr>
-            <w:color w:val="0000EE"/>
-            <w:u w:val="single"/>
-          </w:rPr>
-          <w:t>Lk 12:20</w:t>
-        </w:r>
-      </w:hyperlink>
+      <w:r>
+        <w:rPr>
+          <w:lang w:val="sw_KE" w:bidi="sw_KE"/>
+        </w:rPr>
+        <w:t>Lk 12:20</w:t>
+      </w:r>
       <w:r>
         <w:rPr>
           <w:lang w:val="sw_KE" w:bidi="sw_KE"/>
         </w:rPr>
         <w:t>). Hata hivyo, Yesu alitangaza kwamba binadamu waliopotea wanaweza kuponywa kwa msaada wa Mungu (</w:t>
       </w:r>
-      <w:hyperlink r:id="rId226">
-        <w:r>
-          <w:rPr>
-            <w:lang w:val="sw_KE" w:bidi="sw_KE"/>
-          </w:rPr>
-          <w:rPr>
-            <w:color w:val="0000EE"/>
-            <w:u w:val="single"/>
-          </w:rPr>
-          <w:t>7:36–50</w:t>
-        </w:r>
-      </w:hyperlink>
+      <w:r>
+        <w:rPr>
+          <w:lang w:val="sw_KE" w:bidi="sw_KE"/>
+        </w:rPr>
+        <w:t>7:36–50</w:t>
+      </w:r>
       <w:r>
         <w:rPr>
           <w:lang w:val="sw_KE" w:bidi="sw_KE"/>
@@ -7702,18 +6304,12 @@
         </w:rPr>
         <w:t>Injili ya Yohana inazingatia hitaji la ubinadamu mwenye dhambi, dhabihu ya Kristo Mwana-Kondoo kubeba dhambi za ulimwengu, na kutoa mwanga na uzima katika Kristo. Kitu kipya ni msisitizo juu ya dhambi ya kukataa wokovu uliotolewa katika Kristo, kwa upendo wa Mungu kwa ulimwengu—kukataa kuamini. Ni kwa kupenda giza, kukataa mwanga, na kukataa kumkubali Kristo Mwokozi kwamba wanadamu wanahukumiwa tayari (</w:t>
       </w:r>
-      <w:hyperlink r:id="rId227">
-        <w:r>
-          <w:rPr>
-            <w:lang w:val="sw_KE" w:bidi="sw_KE"/>
-          </w:rPr>
-          <w:rPr>
-            <w:color w:val="0000EE"/>
-            <w:u w:val="single"/>
-          </w:rPr>
-          <w:t>Yn 3:16–21</w:t>
-        </w:r>
-      </w:hyperlink>
+      <w:r>
+        <w:rPr>
+          <w:lang w:val="sw_KE" w:bidi="sw_KE"/>
+        </w:rPr>
+        <w:t>Yn 3:16–21</w:t>
+      </w:r>
       <w:r>
         <w:rPr>
           <w:lang w:val="sw_KE" w:bidi="sw_KE"/>
@@ -7734,36 +6330,24 @@
         </w:rPr>
         <w:t>Kinyume na madai ya Gnosticism kwamba kwa Wakristo waliokomaa dhambi haina umuhimu, 1 Yohana inatoa sababu 15 kwa nini dhambi haiwezi kuvumiliwa katika maisha ya Kikristo na inasisitiza kwamba dhambi ni kutojua ukweli na ukosefu wa upendo (</w:t>
       </w:r>
-      <w:hyperlink r:id="rId228">
-        <w:r>
-          <w:rPr>
-            <w:lang w:val="sw_KE" w:bidi="sw_KE"/>
-          </w:rPr>
-          <w:rPr>
-            <w:color w:val="0000EE"/>
-            <w:u w:val="single"/>
-          </w:rPr>
-          <w:t>1 Yn 3:3–10</w:t>
-        </w:r>
-      </w:hyperlink>
+      <w:r>
+        <w:rPr>
+          <w:lang w:val="sw_KE" w:bidi="sw_KE"/>
+        </w:rPr>
+        <w:t>1 Yn 3:3–10</w:t>
+      </w:r>
       <w:r>
         <w:rPr>
           <w:lang w:val="sw_KE" w:bidi="sw_KE"/>
         </w:rPr>
         <w:t>). Hata hivyo, Mungu husamehe wale wanaokiri dhambi zao, wakati Kristo anafanya upatanisho kwa ajili ya dhambi zao na kuwaombea (</w:t>
       </w:r>
-      <w:hyperlink r:id="rId229">
-        <w:r>
-          <w:rPr>
-            <w:lang w:val="sw_KE" w:bidi="sw_KE"/>
-          </w:rPr>
-          <w:rPr>
-            <w:color w:val="0000EE"/>
-            <w:u w:val="single"/>
-          </w:rPr>
-          <w:t>1:7–2:2</w:t>
-        </w:r>
-      </w:hyperlink>
+      <w:r>
+        <w:rPr>
+          <w:lang w:val="sw_KE" w:bidi="sw_KE"/>
+        </w:rPr>
+        <w:t>1:7–2:2</w:t>
+      </w:r>
       <w:r>
         <w:rPr>
           <w:lang w:val="sw_KE" w:bidi="sw_KE"/>
@@ -7795,216 +6379,144 @@
         </w:rPr>
         <w:t>Paulo alisisitiza kwa nguvu, kutoka kwa uchunguzi na Maandiko, kwamba wote wametenda dhambi (</w:t>
       </w:r>
-      <w:hyperlink r:id="rId230">
-        <w:r>
-          <w:rPr>
-            <w:lang w:val="sw_KE" w:bidi="sw_KE"/>
-          </w:rPr>
-          <w:rPr>
-            <w:color w:val="0000EE"/>
-            <w:u w:val="single"/>
-          </w:rPr>
-          <w:t>Rom 1–3</w:t>
-        </w:r>
-      </w:hyperlink>
+      <w:r>
+        <w:rPr>
+          <w:lang w:val="sw_KE" w:bidi="sw_KE"/>
+        </w:rPr>
+        <w:t>Rom 1–3</w:t>
+      </w:r>
       <w:r>
         <w:rPr>
           <w:lang w:val="sw_KE" w:bidi="sw_KE"/>
         </w:rPr>
         <w:t>). Kwake, dhambi ni nguvu, mamlaka, "sheria" inayotawala ndani ya watu (</w:t>
       </w:r>
-      <w:hyperlink r:id="rId231">
-        <w:r>
-          <w:rPr>
-            <w:lang w:val="sw_KE" w:bidi="sw_KE"/>
-          </w:rPr>
-          <w:rPr>
-            <w:color w:val="0000EE"/>
-            <w:u w:val="single"/>
-          </w:rPr>
-          <w:t>Rom 5:21</w:t>
-        </w:r>
-      </w:hyperlink>
+      <w:r>
+        <w:rPr>
+          <w:lang w:val="sw_KE" w:bidi="sw_KE"/>
+        </w:rPr>
+        <w:t>Rom 5:21</w:t>
+      </w:r>
       <w:r>
         <w:rPr>
           <w:lang w:val="sw_KE" w:bidi="sw_KE"/>
         </w:rPr>
         <w:t xml:space="preserve">; </w:t>
       </w:r>
-      <w:hyperlink r:id="rId232">
-        <w:r>
-          <w:rPr>
-            <w:lang w:val="sw_KE" w:bidi="sw_KE"/>
-          </w:rPr>
-          <w:rPr>
-            <w:color w:val="0000EE"/>
-            <w:u w:val="single"/>
-          </w:rPr>
-          <w:t>7:23</w:t>
-        </w:r>
-      </w:hyperlink>
+      <w:r>
+        <w:rPr>
+          <w:lang w:val="sw_KE" w:bidi="sw_KE"/>
+        </w:rPr>
+        <w:t>7:23</w:t>
+      </w:r>
       <w:r>
         <w:rPr>
           <w:lang w:val="sw_KE" w:bidi="sw_KE"/>
         </w:rPr>
         <w:t xml:space="preserve">; </w:t>
       </w:r>
-      <w:hyperlink r:id="rId233">
-        <w:r>
-          <w:rPr>
-            <w:lang w:val="sw_KE" w:bidi="sw_KE"/>
-          </w:rPr>
-          <w:rPr>
-            <w:color w:val="0000EE"/>
-            <w:u w:val="single"/>
-          </w:rPr>
-          <w:t>8:2</w:t>
-        </w:r>
-      </w:hyperlink>
+      <w:r>
+        <w:rPr>
+          <w:lang w:val="sw_KE" w:bidi="sw_KE"/>
+        </w:rPr>
+        <w:t>8:2</w:t>
+      </w:r>
       <w:r>
         <w:rPr>
           <w:lang w:val="sw_KE" w:bidi="sw_KE"/>
         </w:rPr>
         <w:t xml:space="preserve">; </w:t>
       </w:r>
-      <w:hyperlink r:id="rId234">
-        <w:r>
-          <w:rPr>
-            <w:lang w:val="sw_KE" w:bidi="sw_KE"/>
-          </w:rPr>
-          <w:rPr>
-            <w:color w:val="0000EE"/>
-            <w:u w:val="single"/>
-          </w:rPr>
-          <w:t>1 Cor 15:56</w:t>
-        </w:r>
-      </w:hyperlink>
+      <w:r>
+        <w:rPr>
+          <w:lang w:val="sw_KE" w:bidi="sw_KE"/>
+        </w:rPr>
+        <w:t>1 Cor 15:56</w:t>
+      </w:r>
       <w:r>
         <w:rPr>
           <w:lang w:val="sw_KE" w:bidi="sw_KE"/>
         </w:rPr>
         <w:t>), ikizalisha aina zote za tabia mbaya—kufanya dhamiri kuwa ngumu (</w:t>
       </w:r>
-      <w:hyperlink r:id="rId235">
-        <w:r>
-          <w:rPr>
-            <w:lang w:val="sw_KE" w:bidi="sw_KE"/>
-          </w:rPr>
-          <w:rPr>
-            <w:color w:val="0000EE"/>
-            <w:u w:val="single"/>
-          </w:rPr>
-          <w:t>Rom 7:21–24</w:t>
-        </w:r>
-      </w:hyperlink>
+      <w:r>
+        <w:rPr>
+          <w:lang w:val="sw_KE" w:bidi="sw_KE"/>
+        </w:rPr>
+        <w:t>Rom 7:21–24</w:t>
+      </w:r>
       <w:r>
         <w:rPr>
           <w:lang w:val="sw_KE" w:bidi="sw_KE"/>
         </w:rPr>
         <w:t>), kutengwa na Mungu, na kutawaliwa na kifo (</w:t>
       </w:r>
-      <w:hyperlink r:id="rId236">
-        <w:r>
-          <w:rPr>
-            <w:lang w:val="sw_KE" w:bidi="sw_KE"/>
-          </w:rPr>
-          <w:rPr>
-            <w:color w:val="0000EE"/>
-            <w:u w:val="single"/>
-          </w:rPr>
-          <w:t>Rom 5:10</w:t>
-        </w:r>
-      </w:hyperlink>
+      <w:r>
+        <w:rPr>
+          <w:lang w:val="sw_KE" w:bidi="sw_KE"/>
+        </w:rPr>
+        <w:t>Rom 5:10</w:t>
+      </w:r>
       <w:r>
         <w:rPr>
           <w:lang w:val="sw_KE" w:bidi="sw_KE"/>
         </w:rPr>
         <w:t xml:space="preserve">; </w:t>
       </w:r>
-      <w:hyperlink r:id="rId237">
-        <w:r>
-          <w:rPr>
-            <w:lang w:val="sw_KE" w:bidi="sw_KE"/>
-          </w:rPr>
-          <w:rPr>
-            <w:color w:val="0000EE"/>
-            <w:u w:val="single"/>
-          </w:rPr>
-          <w:t>6:23</w:t>
-        </w:r>
-      </w:hyperlink>
+      <w:r>
+        <w:rPr>
+          <w:lang w:val="sw_KE" w:bidi="sw_KE"/>
+        </w:rPr>
+        <w:t>6:23</w:t>
+      </w:r>
       <w:r>
         <w:rPr>
           <w:lang w:val="sw_KE" w:bidi="sw_KE"/>
         </w:rPr>
         <w:t xml:space="preserve">; </w:t>
       </w:r>
-      <w:hyperlink r:id="rId238">
-        <w:r>
-          <w:rPr>
-            <w:lang w:val="sw_KE" w:bidi="sw_KE"/>
-          </w:rPr>
-          <w:rPr>
-            <w:color w:val="0000EE"/>
-            <w:u w:val="single"/>
-          </w:rPr>
-          <w:t>Eph 2:1–5, 12</w:t>
-        </w:r>
-      </w:hyperlink>
+      <w:r>
+        <w:rPr>
+          <w:lang w:val="sw_KE" w:bidi="sw_KE"/>
+        </w:rPr>
+        <w:t>Eph 2:1–5, 12</w:t>
+      </w:r>
       <w:r>
         <w:rPr>
           <w:lang w:val="sw_KE" w:bidi="sw_KE"/>
         </w:rPr>
         <w:t xml:space="preserve">; </w:t>
       </w:r>
-      <w:hyperlink r:id="rId239">
-        <w:r>
-          <w:rPr>
-            <w:lang w:val="sw_KE" w:bidi="sw_KE"/>
-          </w:rPr>
-          <w:rPr>
-            <w:color w:val="0000EE"/>
-            <w:u w:val="single"/>
-          </w:rPr>
-          <w:t>Col 1:21</w:t>
-        </w:r>
-      </w:hyperlink>
+      <w:r>
+        <w:rPr>
+          <w:lang w:val="sw_KE" w:bidi="sw_KE"/>
+        </w:rPr>
+        <w:t>Col 1:21</w:t>
+      </w:r>
       <w:r>
         <w:rPr>
           <w:lang w:val="sw_KE" w:bidi="sw_KE"/>
         </w:rPr>
         <w:t>). Wanadamu hawana uwezo wa kujibadilisha wenyewe (</w:t>
       </w:r>
-      <w:hyperlink r:id="rId240">
-        <w:r>
-          <w:rPr>
-            <w:lang w:val="sw_KE" w:bidi="sw_KE"/>
-          </w:rPr>
-          <w:rPr>
-            <w:color w:val="0000EE"/>
-            <w:u w:val="single"/>
-          </w:rPr>
-          <w:t>Rom 7:24</w:t>
-        </w:r>
-      </w:hyperlink>
+      <w:r>
+        <w:rPr>
+          <w:lang w:val="sw_KE" w:bidi="sw_KE"/>
+        </w:rPr>
+        <w:t>Rom 7:24</w:t>
+      </w:r>
       <w:r>
         <w:rPr>
           <w:lang w:val="sw_KE" w:bidi="sw_KE"/>
         </w:rPr>
         <w:t xml:space="preserve">). Ufafanuzi wa Paulo wa hali hii ya kukata tamaa na ya ulimwengu wote unatafsiriwa kwa njia mbalimbali. Wengine wanafikiri kwamba </w:t>
       </w:r>
-      <w:hyperlink r:id="rId241">
-        <w:r>
-          <w:rPr>
-            <w:lang w:val="sw_KE" w:bidi="sw_KE"/>
-          </w:rPr>
-          <w:rPr>
-            <w:color w:val="0000EE"/>
-            <w:u w:val="single"/>
-          </w:rPr>
-          <w:t>Warumi 5:12–21</w:t>
-        </w:r>
-      </w:hyperlink>
+      <w:r>
+        <w:rPr>
+          <w:lang w:val="sw_KE" w:bidi="sw_KE"/>
+        </w:rPr>
+        <w:t>Warumi 5:12–21</w:t>
+      </w:r>
       <w:r>
         <w:rPr>
           <w:lang w:val="sw_KE" w:bidi="sw_KE"/>
@@ -8025,90 +6537,60 @@
         </w:rPr>
         <w:t>Kwa Paulo, suluhisho la dhambi linapatikana katika kifo cha muumini pamoja na Kristo—kifo kwa dhambi, nafsi, na ulimwengu. Wakati huo huo, maisha mapya ya Roho anayevamia na anayemiminika hubadilisha maisha ya mtu kutoka ndani, na kumfanya kila mtu kuwa kiumbe kipya kwa kutakasa utu katika mfano wa Kristo (</w:t>
       </w:r>
-      <w:hyperlink r:id="rId242">
-        <w:r>
-          <w:rPr>
-            <w:lang w:val="sw_KE" w:bidi="sw_KE"/>
-          </w:rPr>
-          <w:rPr>
-            <w:color w:val="0000EE"/>
-            <w:u w:val="single"/>
-          </w:rPr>
-          <w:t>Rom 3:21–26</w:t>
-        </w:r>
-      </w:hyperlink>
+      <w:r>
+        <w:rPr>
+          <w:lang w:val="sw_KE" w:bidi="sw_KE"/>
+        </w:rPr>
+        <w:t>Rom 3:21–26</w:t>
+      </w:r>
       <w:r>
         <w:rPr>
           <w:lang w:val="sw_KE" w:bidi="sw_KE"/>
         </w:rPr>
         <w:t xml:space="preserve">; </w:t>
       </w:r>
-      <w:hyperlink r:id="rId243">
-        <w:r>
-          <w:rPr>
-            <w:lang w:val="sw_KE" w:bidi="sw_KE"/>
-          </w:rPr>
-          <w:rPr>
-            <w:color w:val="0000EE"/>
-            <w:u w:val="single"/>
-          </w:rPr>
-          <w:t>5:6–9</w:t>
-        </w:r>
-      </w:hyperlink>
+      <w:r>
+        <w:rPr>
+          <w:lang w:val="sw_KE" w:bidi="sw_KE"/>
+        </w:rPr>
+        <w:t>5:6–9</w:t>
+      </w:r>
       <w:r>
         <w:rPr>
           <w:lang w:val="sw_KE" w:bidi="sw_KE"/>
         </w:rPr>
         <w:t xml:space="preserve">; </w:t>
       </w:r>
-      <w:hyperlink r:id="rId244">
-        <w:r>
-          <w:rPr>
-            <w:lang w:val="sw_KE" w:bidi="sw_KE"/>
-          </w:rPr>
-          <w:rPr>
-            <w:color w:val="0000EE"/>
-            <w:u w:val="single"/>
-          </w:rPr>
-          <w:t>6</w:t>
-        </w:r>
-      </w:hyperlink>
+      <w:r>
+        <w:rPr>
+          <w:lang w:val="sw_KE" w:bidi="sw_KE"/>
+        </w:rPr>
+        <w:t>6</w:t>
+      </w:r>
       <w:r>
         <w:rPr>
           <w:lang w:val="sw_KE" w:bidi="sw_KE"/>
         </w:rPr>
         <w:t xml:space="preserve">; </w:t>
       </w:r>
-      <w:hyperlink r:id="rId245">
-        <w:r>
-          <w:rPr>
-            <w:lang w:val="sw_KE" w:bidi="sw_KE"/>
-          </w:rPr>
-          <w:rPr>
-            <w:color w:val="0000EE"/>
-            <w:u w:val="single"/>
-          </w:rPr>
-          <w:t>8:1–4, 28–29</w:t>
-        </w:r>
-      </w:hyperlink>
+      <w:r>
+        <w:rPr>
+          <w:lang w:val="sw_KE" w:bidi="sw_KE"/>
+        </w:rPr>
+        <w:t>8:1–4, 28–29</w:t>
+      </w:r>
       <w:r>
         <w:rPr>
           <w:lang w:val="sw_KE" w:bidi="sw_KE"/>
         </w:rPr>
         <w:t xml:space="preserve">; </w:t>
       </w:r>
-      <w:hyperlink r:id="rId246">
-        <w:r>
-          <w:rPr>
-            <w:lang w:val="sw_KE" w:bidi="sw_KE"/>
-          </w:rPr>
-          <w:rPr>
-            <w:color w:val="0000EE"/>
-            <w:u w:val="single"/>
-          </w:rPr>
-          <w:t>2 Kor 5:14–21</w:t>
-        </w:r>
-      </w:hyperlink>
+      <w:r>
+        <w:rPr>
+          <w:lang w:val="sw_KE" w:bidi="sw_KE"/>
+        </w:rPr>
+        <w:t>2 Kor 5:14–21</w:t>
+      </w:r>
       <w:r>
         <w:rPr>
           <w:lang w:val="sw_KE" w:bidi="sw_KE"/>
@@ -8269,54 +6751,36 @@
         </w:rPr>
         <w:t xml:space="preserve">Dhambi isiyosameheka lazima ifafanuliwe kwa muktadha wake. Katika </w:t>
       </w:r>
-      <w:hyperlink r:id="rId247">
-        <w:r>
-          <w:rPr>
-            <w:lang w:val="sw_KE" w:bidi="sw_KE"/>
-          </w:rPr>
-          <w:rPr>
-            <w:color w:val="0000EE"/>
-            <w:u w:val="single"/>
-          </w:rPr>
-          <w:t>Mathayo 12:31–32</w:t>
-        </w:r>
-      </w:hyperlink>
+      <w:r>
+        <w:rPr>
+          <w:lang w:val="sw_KE" w:bidi="sw_KE"/>
+        </w:rPr>
+        <w:t>Mathayo 12:31–32</w:t>
+      </w:r>
       <w:r>
         <w:rPr>
           <w:lang w:val="sw_KE" w:bidi="sw_KE"/>
         </w:rPr>
         <w:t xml:space="preserve"> na </w:t>
       </w:r>
-      <w:hyperlink r:id="rId248">
-        <w:r>
-          <w:rPr>
-            <w:lang w:val="sw_KE" w:bidi="sw_KE"/>
-          </w:rPr>
-          <w:rPr>
-            <w:color w:val="0000EE"/>
-            <w:u w:val="single"/>
-          </w:rPr>
-          <w:t>Marko 3:28–30</w:t>
-        </w:r>
-      </w:hyperlink>
+      <w:r>
+        <w:rPr>
+          <w:lang w:val="sw_KE" w:bidi="sw_KE"/>
+        </w:rPr>
+        <w:t>Marko 3:28–30</w:t>
+      </w:r>
       <w:r>
         <w:rPr>
           <w:lang w:val="sw_KE" w:bidi="sw_KE"/>
         </w:rPr>
         <w:t>, Yesu alikuwa amemtoa pepo kutoka kwa mtu ambaye alikuwa kipofu na bubu. Ushahidi usiopingika wa nguvu za Mungu ulikuwa umetokea. Lakini Mafarisayo, kwa kutokuamini kwa ukaidi, walimpa Beelzebuli, shetani, sifa kwa onyesho hili la nguvu za Mungu (</w:t>
       </w:r>
-      <w:hyperlink r:id="rId249">
-        <w:r>
-          <w:rPr>
-            <w:lang w:val="sw_KE" w:bidi="sw_KE"/>
-          </w:rPr>
-          <w:rPr>
-            <w:color w:val="0000EE"/>
-            <w:u w:val="single"/>
-          </w:rPr>
-          <w:t>Mathayo 12:24</w:t>
-        </w:r>
-      </w:hyperlink>
+      <w:r>
+        <w:rPr>
+          <w:lang w:val="sw_KE" w:bidi="sw_KE"/>
+        </w:rPr>
+        <w:t>Mathayo 12:24</w:t>
+      </w:r>
       <w:r>
         <w:rPr>
           <w:lang w:val="sw_KE" w:bidi="sw_KE"/>
@@ -8337,90 +6801,60 @@
         </w:rPr>
         <w:t>Maandiko mengine yanarekodi aina hii ya majibu kutoka kwa Wayahudi wengi. Kulikuwa na shaka kwamba Yesu alikuwa akifanya miujiza kwa nguvu za shetani (</w:t>
       </w:r>
-      <w:hyperlink r:id="rId250">
-        <w:r>
-          <w:rPr>
-            <w:lang w:val="sw_KE" w:bidi="sw_KE"/>
-          </w:rPr>
-          <w:rPr>
-            <w:color w:val="0000EE"/>
-            <w:u w:val="single"/>
-          </w:rPr>
-          <w:t>Mathayo 9:34</w:t>
-        </w:r>
-      </w:hyperlink>
+      <w:r>
+        <w:rPr>
+          <w:lang w:val="sw_KE" w:bidi="sw_KE"/>
+        </w:rPr>
+        <w:t>Mathayo 9:34</w:t>
+      </w:r>
       <w:r>
         <w:rPr>
           <w:lang w:val="sw_KE" w:bidi="sw_KE"/>
         </w:rPr>
         <w:t xml:space="preserve">; </w:t>
       </w:r>
-      <w:hyperlink r:id="rId251">
-        <w:r>
-          <w:rPr>
-            <w:lang w:val="sw_KE" w:bidi="sw_KE"/>
-          </w:rPr>
-          <w:rPr>
-            <w:color w:val="0000EE"/>
-            <w:u w:val="single"/>
-          </w:rPr>
-          <w:t>Luka 11:14–20</w:t>
-        </w:r>
-      </w:hyperlink>
+      <w:r>
+        <w:rPr>
+          <w:lang w:val="sw_KE" w:bidi="sw_KE"/>
+        </w:rPr>
+        <w:t>Luka 11:14–20</w:t>
+      </w:r>
       <w:r>
         <w:rPr>
           <w:lang w:val="sw_KE" w:bidi="sw_KE"/>
         </w:rPr>
         <w:t xml:space="preserve">; </w:t>
       </w:r>
-      <w:hyperlink r:id="rId252">
-        <w:r>
-          <w:rPr>
-            <w:lang w:val="sw_KE" w:bidi="sw_KE"/>
-          </w:rPr>
-          <w:rPr>
-            <w:color w:val="0000EE"/>
-            <w:u w:val="single"/>
-          </w:rPr>
-          <w:t>Yohana 7:20</w:t>
-        </w:r>
-      </w:hyperlink>
+      <w:r>
+        <w:rPr>
+          <w:lang w:val="sw_KE" w:bidi="sw_KE"/>
+        </w:rPr>
+        <w:t>Yohana 7:20</w:t>
+      </w:r>
       <w:r>
         <w:rPr>
           <w:lang w:val="sw_KE" w:bidi="sw_KE"/>
         </w:rPr>
         <w:t xml:space="preserve">; </w:t>
       </w:r>
-      <w:hyperlink r:id="rId253">
-        <w:r>
-          <w:rPr>
-            <w:lang w:val="sw_KE" w:bidi="sw_KE"/>
-          </w:rPr>
-          <w:rPr>
-            <w:color w:val="0000EE"/>
-            <w:u w:val="single"/>
-          </w:rPr>
-          <w:t>8:48, 52</w:t>
-        </w:r>
-      </w:hyperlink>
+      <w:r>
+        <w:rPr>
+          <w:lang w:val="sw_KE" w:bidi="sw_KE"/>
+        </w:rPr>
+        <w:t>8:48, 52</w:t>
+      </w:r>
       <w:r>
         <w:rPr>
           <w:lang w:val="sw_KE" w:bidi="sw_KE"/>
         </w:rPr>
         <w:t xml:space="preserve">; </w:t>
       </w:r>
-      <w:hyperlink r:id="rId254">
-        <w:r>
-          <w:rPr>
-            <w:lang w:val="sw_KE" w:bidi="sw_KE"/>
-          </w:rPr>
-          <w:rPr>
-            <w:color w:val="0000EE"/>
-            <w:u w:val="single"/>
-          </w:rPr>
-          <w:t>10:20</w:t>
-        </w:r>
-      </w:hyperlink>
+      <w:r>
+        <w:rPr>
+          <w:lang w:val="sw_KE" w:bidi="sw_KE"/>
+        </w:rPr>
+        <w:t>10:20</w:t>
+      </w:r>
       <w:r>
         <w:rPr>
           <w:lang w:val="sw_KE" w:bidi="sw_KE"/>
@@ -8493,90 +6927,60 @@
         </w:rPr>
         <w:t>"Dhambi ya mauti" iliyotajwa na Yohana (</w:t>
       </w:r>
-      <w:hyperlink r:id="rId255">
-        <w:r>
-          <w:rPr>
-            <w:lang w:val="sw_KE" w:bidi="sw_KE"/>
-          </w:rPr>
-          <w:rPr>
-            <w:color w:val="0000EE"/>
-            <w:u w:val="single"/>
-          </w:rPr>
-          <w:t>1 Yohana 5:16–17</w:t>
-        </w:r>
-      </w:hyperlink>
+      <w:r>
+        <w:rPr>
+          <w:lang w:val="sw_KE" w:bidi="sw_KE"/>
+        </w:rPr>
+        <w:t>1 Yohana 5:16–17</w:t>
+      </w:r>
       <w:r>
         <w:rPr>
           <w:lang w:val="sw_KE" w:bidi="sw_KE"/>
         </w:rPr>
         <w:t>) siyo dhambi isiyosameheka. Mtu aliyekombolewa na kusamehewa (</w:t>
       </w:r>
-      <w:hyperlink r:id="rId256">
-        <w:r>
-          <w:rPr>
-            <w:lang w:val="sw_KE" w:bidi="sw_KE"/>
-          </w:rPr>
-          <w:rPr>
-            <w:color w:val="0000EE"/>
-            <w:u w:val="single"/>
-          </w:rPr>
-          <w:t>Waefeso 1:7</w:t>
-        </w:r>
-      </w:hyperlink>
+      <w:r>
+        <w:rPr>
+          <w:lang w:val="sw_KE" w:bidi="sw_KE"/>
+        </w:rPr>
+        <w:t>Waefeso 1:7</w:t>
+      </w:r>
       <w:r>
         <w:rPr>
           <w:lang w:val="sw_KE" w:bidi="sw_KE"/>
         </w:rPr>
         <w:t>) ana utakaso kwa dhambi za sasa na za baadaye (</w:t>
       </w:r>
-      <w:hyperlink r:id="rId257">
-        <w:r>
-          <w:rPr>
-            <w:lang w:val="sw_KE" w:bidi="sw_KE"/>
-          </w:rPr>
-          <w:rPr>
-            <w:color w:val="0000EE"/>
-            <w:u w:val="single"/>
-          </w:rPr>
-          <w:t>1 Yohana 1:7</w:t>
-        </w:r>
-      </w:hyperlink>
+      <w:r>
+        <w:rPr>
+          <w:lang w:val="sw_KE" w:bidi="sw_KE"/>
+        </w:rPr>
+        <w:t>1 Yohana 1:7</w:t>
+      </w:r>
       <w:r>
         <w:rPr>
           <w:lang w:val="sw_KE" w:bidi="sw_KE"/>
         </w:rPr>
         <w:t>) na uzima wa milele (</w:t>
       </w:r>
-      <w:hyperlink r:id="rId258">
-        <w:r>
-          <w:rPr>
-            <w:lang w:val="sw_KE" w:bidi="sw_KE"/>
-          </w:rPr>
-          <w:rPr>
-            <w:color w:val="0000EE"/>
-            <w:u w:val="single"/>
-          </w:rPr>
-          <w:t>Yohana 3:16</w:t>
-        </w:r>
-      </w:hyperlink>
+      <w:r>
+        <w:rPr>
+          <w:lang w:val="sw_KE" w:bidi="sw_KE"/>
+        </w:rPr>
+        <w:t>Yohana 3:16</w:t>
+      </w:r>
       <w:r>
         <w:rPr>
           <w:lang w:val="sw_KE" w:bidi="sw_KE"/>
         </w:rPr>
         <w:t xml:space="preserve">). Mtu huyu hawezi kufanya dhambi isiyosameheka. Hata hivyo, wale wanaofanya "dhambi ya mauti" wote ni Wakristo. </w:t>
       </w:r>
-      <w:hyperlink r:id="rId259">
-        <w:r>
-          <w:rPr>
-            <w:lang w:val="sw_KE" w:bidi="sw_KE"/>
-          </w:rPr>
-          <w:rPr>
-            <w:color w:val="0000EE"/>
-            <w:u w:val="single"/>
-          </w:rPr>
-          <w:t>Kwanza Yohana 5:16</w:t>
-        </w:r>
-      </w:hyperlink>
+      <w:r>
+        <w:rPr>
+          <w:lang w:val="sw_KE" w:bidi="sw_KE"/>
+        </w:rPr>
+        <w:t>Kwanza Yohana 5:16</w:t>
+      </w:r>
       <w:r>
         <w:rPr>
           <w:lang w:val="sw_KE" w:bidi="sw_KE"/>
@@ -8597,18 +7001,12 @@
         </w:rPr>
         <w:t>Dhambi isiyosameheka ni kukataa Bwana Yesu hadi mkataa anapokufa bila kuamini. Dhambi hii haitasamehewa milele. Hata hivyo, dhambi ya kukataa si sawa na ile ambayo Yesu alihukumu kama isiyosameheka. "Yeyote anayesema neno dhidi ya Mwana wa Mtu atasamehewa, lakini yeyote anayesema dhidi ya Roho Mtakatifu hatasamehewa, aidha katika enzi hii au katika ile ijayo." (</w:t>
       </w:r>
-      <w:hyperlink r:id="rId260">
-        <w:r>
-          <w:rPr>
-            <w:lang w:val="sw_KE" w:bidi="sw_KE"/>
-          </w:rPr>
-          <w:rPr>
-            <w:color w:val="0000EE"/>
-            <w:u w:val="single"/>
-          </w:rPr>
-          <w:t>Mathayo 12:32</w:t>
-        </w:r>
-      </w:hyperlink>
+      <w:r>
+        <w:rPr>
+          <w:lang w:val="sw_KE" w:bidi="sw_KE"/>
+        </w:rPr>
+        <w:t>Mathayo 12:32</w:t>
+      </w:r>
       <w:r>
         <w:rPr>
           <w:lang w:val="sw_KE" w:bidi="sw_KE"/>
@@ -8629,72 +7027,48 @@
         </w:rPr>
         <w:t>Sehemu nyingi zinaeleza onyo kwamba kutoamini Mwokozi kunasababisha kifo cha milele (</w:t>
       </w:r>
-      <w:hyperlink r:id="rId261">
-        <w:r>
-          <w:rPr>
-            <w:lang w:val="sw_KE" w:bidi="sw_KE"/>
-          </w:rPr>
-          <w:rPr>
-            <w:color w:val="0000EE"/>
-            <w:u w:val="single"/>
-          </w:rPr>
-          <w:t>Yohana 3:18, 36</w:t>
-        </w:r>
-      </w:hyperlink>
+      <w:r>
+        <w:rPr>
+          <w:lang w:val="sw_KE" w:bidi="sw_KE"/>
+        </w:rPr>
+        <w:t>Yohana 3:18, 36</w:t>
+      </w:r>
       <w:r>
         <w:rPr>
           <w:lang w:val="sw_KE" w:bidi="sw_KE"/>
         </w:rPr>
         <w:t xml:space="preserve">; </w:t>
       </w:r>
-      <w:hyperlink r:id="rId262">
-        <w:r>
-          <w:rPr>
-            <w:lang w:val="sw_KE" w:bidi="sw_KE"/>
-          </w:rPr>
-          <w:rPr>
-            <w:color w:val="0000EE"/>
-            <w:u w:val="single"/>
-          </w:rPr>
-          <w:t>1 Yohana 5:12</w:t>
-        </w:r>
-      </w:hyperlink>
+      <w:r>
+        <w:rPr>
+          <w:lang w:val="sw_KE" w:bidi="sw_KE"/>
+        </w:rPr>
+        <w:t>1 Yohana 5:12</w:t>
+      </w:r>
       <w:r>
         <w:rPr>
           <w:lang w:val="sw_KE" w:bidi="sw_KE"/>
         </w:rPr>
         <w:t xml:space="preserve">; </w:t>
       </w:r>
-      <w:hyperlink r:id="rId263">
-        <w:r>
-          <w:rPr>
-            <w:lang w:val="sw_KE" w:bidi="sw_KE"/>
-          </w:rPr>
-          <w:rPr>
-            <w:color w:val="0000EE"/>
-            <w:u w:val="single"/>
-          </w:rPr>
-          <w:t>Ufunuo 20:15</w:t>
-        </w:r>
-      </w:hyperlink>
+      <w:r>
+        <w:rPr>
+          <w:lang w:val="sw_KE" w:bidi="sw_KE"/>
+        </w:rPr>
+        <w:t>Ufunuo 20:15</w:t>
+      </w:r>
       <w:r>
         <w:rPr>
           <w:lang w:val="sw_KE" w:bidi="sw_KE"/>
         </w:rPr>
         <w:t xml:space="preserve">; </w:t>
       </w:r>
-      <w:hyperlink r:id="rId264">
-        <w:r>
-          <w:rPr>
-            <w:lang w:val="sw_KE" w:bidi="sw_KE"/>
-          </w:rPr>
-          <w:rPr>
-            <w:color w:val="0000EE"/>
-            <w:u w:val="single"/>
-          </w:rPr>
-          <w:t>21:8</w:t>
-        </w:r>
-      </w:hyperlink>
+      <w:r>
+        <w:rPr>
+          <w:lang w:val="sw_KE" w:bidi="sw_KE"/>
+        </w:rPr>
+        <w:t>21:8</w:t>
+      </w:r>
       <w:r>
         <w:rPr>
           <w:lang w:val="sw_KE" w:bidi="sw_KE"/>
@@ -8802,36 +7176,24 @@
         </w:rPr>
         <w:t>Neno la Kiingereza "conscience" na neno la Kigiriki yanamaanisha "kuwa na maarifa." Katika Agano la Kale, Adamu na Hawa walihisi aibu na wakajificha kutoka kwa Mungu. Hii ilikuwa kwa sababu dhamiri zao ziliamua kwamba walipomwasi Mungu, walifanya makosa (</w:t>
       </w:r>
-      <w:hyperlink r:id="rId265">
-        <w:r>
-          <w:rPr>
-            <w:lang w:val="sw_KE" w:bidi="sw_KE"/>
-          </w:rPr>
-          <w:rPr>
-            <w:color w:val="0000EE"/>
-            <w:u w:val="single"/>
-          </w:rPr>
-          <w:t>Mwanzo 3:8–10</w:t>
-        </w:r>
-      </w:hyperlink>
+      <w:r>
+        <w:rPr>
+          <w:lang w:val="sw_KE" w:bidi="sw_KE"/>
+        </w:rPr>
+        <w:t>Mwanzo 3:8–10</w:t>
+      </w:r>
       <w:r>
         <w:rPr>
           <w:lang w:val="sw_KE" w:bidi="sw_KE"/>
         </w:rPr>
         <w:t>). Ni kawaida kwa wanadamu wote kuwa na uwezo wa kutambua mema na mabaya. “Roho ya Adamu ni taa ya Bwana, ikichunguza nafsi yake ya ndani kabisa” (</w:t>
       </w:r>
-      <w:hyperlink r:id="rId266">
-        <w:r>
-          <w:rPr>
-            <w:lang w:val="sw_KE" w:bidi="sw_KE"/>
-          </w:rPr>
-          <w:rPr>
-            <w:color w:val="0000EE"/>
-            <w:u w:val="single"/>
-          </w:rPr>
-          <w:t>Mithali 20:27</w:t>
-        </w:r>
-      </w:hyperlink>
+      <w:r>
+        <w:rPr>
+          <w:lang w:val="sw_KE" w:bidi="sw_KE"/>
+        </w:rPr>
+        <w:t>Mithali 20:27</w:t>
+      </w:r>
       <w:r>
         <w:rPr>
           <w:lang w:val="sw_KE" w:bidi="sw_KE"/>
@@ -8863,36 +7225,24 @@
         </w:rPr>
         <w:t>Neno "dhamiri" linapatikana mara 32 katika Agano Jipya (tazama Toleo la Mfalme Yakobo). Hii ni kweli hasa katika maandiko ya mtume Paulo. Katika maandiko yake, dhamiri inaonyeshwa kuamua nini kilikuwa sahihi kufanya zamani na nini kitakuwa sahihi kufanya baadaye. Watu ambao hawajui sheria ya Mungu bado wanaweza kufanya kile inachosema. Hii inaonyesha kwamba kile sheria inahitaji kimeandikwa "mioyoni mwao" (</w:t>
       </w:r>
-      <w:hyperlink r:id="rId267">
-        <w:r>
-          <w:rPr>
-            <w:lang w:val="sw_KE" w:bidi="sw_KE"/>
-          </w:rPr>
-          <w:rPr>
-            <w:color w:val="0000EE"/>
-            <w:u w:val="single"/>
-          </w:rPr>
-          <w:t>Warumi 2:14–15</w:t>
-        </w:r>
-      </w:hyperlink>
+      <w:r>
+        <w:rPr>
+          <w:lang w:val="sw_KE" w:bidi="sw_KE"/>
+        </w:rPr>
+        <w:t>Warumi 2:14–15</w:t>
+      </w:r>
       <w:r>
         <w:rPr>
           <w:lang w:val="sw_KE" w:bidi="sw_KE"/>
         </w:rPr>
         <w:t>). Paulo pia anasema kwamba kila mtu lazima "ajitiishe kwa mamlaka" ili kuepuka hukumu kutoka kwa Mungu na "kama suala la dhamiri" (</w:t>
       </w:r>
-      <w:hyperlink r:id="rId268">
-        <w:r>
-          <w:rPr>
-            <w:lang w:val="sw_KE" w:bidi="sw_KE"/>
-          </w:rPr>
-          <w:rPr>
-            <w:color w:val="0000EE"/>
-            <w:u w:val="single"/>
-          </w:rPr>
-          <w:t>13:5</w:t>
-        </w:r>
-      </w:hyperlink>
+      <w:r>
+        <w:rPr>
+          <w:lang w:val="sw_KE" w:bidi="sw_KE"/>
+        </w:rPr>
+        <w:t>13:5</w:t>
+      </w:r>
       <w:r>
         <w:rPr>
           <w:lang w:val="sw_KE" w:bidi="sw_KE"/>
@@ -8913,54 +7263,36 @@
         </w:rPr>
         <w:t>Dhamiri pia inakubali au kuamua au kutoa uamuzi wakati mtu hana hatia. Hii ni muhimu kama vile wakati mtu anapogundua kuwa wamefanya jambo baya. Paulo alisema, “Dhamiri yangu iko wazi” (</w:t>
       </w:r>
-      <w:hyperlink r:id="rId269">
-        <w:r>
-          <w:rPr>
-            <w:lang w:val="sw_KE" w:bidi="sw_KE"/>
-          </w:rPr>
-          <w:rPr>
-            <w:color w:val="0000EE"/>
-            <w:u w:val="single"/>
-          </w:rPr>
-          <w:t>1 Wakorintho 4:4</w:t>
-        </w:r>
-      </w:hyperlink>
+      <w:r>
+        <w:rPr>
+          <w:lang w:val="sw_KE" w:bidi="sw_KE"/>
+        </w:rPr>
+        <w:t>1 Wakorintho 4:4</w:t>
+      </w:r>
       <w:r>
         <w:rPr>
           <w:lang w:val="sw_KE" w:bidi="sw_KE"/>
         </w:rPr>
         <w:t>). Hata hivyo, dhamiri haiwezi kamwe kuamua kikamilifu mema na mabaya wala haiwezi kumwongoza mtu ipasavyo. Paulo aliendelea, “Lakini hiyo hainihalalishi. Ni Bwana ndiye anayenihukumu.” Katika kifungu kingine, Paulo anasema dhamiri yake ilithibitisha kwamba alikuwa akisema ukweli. Anaunganisha kile ambacho dhamiri inakubali na Roho Mtakatifu (</w:t>
       </w:r>
-      <w:hyperlink r:id="rId270">
-        <w:r>
-          <w:rPr>
-            <w:lang w:val="sw_KE" w:bidi="sw_KE"/>
-          </w:rPr>
-          <w:rPr>
-            <w:color w:val="0000EE"/>
-            <w:u w:val="single"/>
-          </w:rPr>
-          <w:t>Warumi 9:1</w:t>
-        </w:r>
-      </w:hyperlink>
+      <w:r>
+        <w:rPr>
+          <w:lang w:val="sw_KE" w:bidi="sw_KE"/>
+        </w:rPr>
+        <w:t>Warumi 9:1</w:t>
+      </w:r>
       <w:r>
         <w:rPr>
           <w:lang w:val="sw_KE" w:bidi="sw_KE"/>
         </w:rPr>
         <w:t xml:space="preserve">; linganisha </w:t>
       </w:r>
-      <w:hyperlink r:id="rId271">
-        <w:r>
-          <w:rPr>
-            <w:lang w:val="sw_KE" w:bidi="sw_KE"/>
-          </w:rPr>
-          <w:rPr>
-            <w:color w:val="0000EE"/>
-            <w:u w:val="single"/>
-          </w:rPr>
-          <w:t>2 Wakorintho 1:12</w:t>
-        </w:r>
-      </w:hyperlink>
+      <w:r>
+        <w:rPr>
+          <w:lang w:val="sw_KE" w:bidi="sw_KE"/>
+        </w:rPr>
+        <w:t>2 Wakorintho 1:12</w:t>
+      </w:r>
       <w:r>
         <w:rPr>
           <w:lang w:val="sw_KE" w:bidi="sw_KE"/>
@@ -8981,72 +7313,48 @@
         </w:rPr>
         <w:t>Paulo alijaribu kutetea huduma yake kwa kanisa la Korintho kwa kuwaomba wahukumu kama alivyotenda ilikuwa sawa au si sawa. Walipaswa kuwa na uwezo wa kufanya hivi kwa msaada wa dhamiri zao wenyewe (</w:t>
       </w:r>
-      <w:hyperlink r:id="rId272">
-        <w:r>
-          <w:rPr>
-            <w:lang w:val="sw_KE" w:bidi="sw_KE"/>
-          </w:rPr>
-          <w:rPr>
-            <w:color w:val="0000EE"/>
-            <w:u w:val="single"/>
-          </w:rPr>
-          <w:t>2 Wakorintho 4:1–2</w:t>
-        </w:r>
-      </w:hyperlink>
+      <w:r>
+        <w:rPr>
+          <w:lang w:val="sw_KE" w:bidi="sw_KE"/>
+        </w:rPr>
+        <w:t>2 Wakorintho 4:1–2</w:t>
+      </w:r>
       <w:r>
         <w:rPr>
           <w:lang w:val="sw_KE" w:bidi="sw_KE"/>
         </w:rPr>
         <w:t>). Paulo alisisitiza kwamba Mungu alijua kilichomchochea katika tabia yake. Hivyo, Paulo alitumaini kwamba dhamiri ya Wakorintho pia ingetambua nia hii ya “hofu ya Bwana” (</w:t>
       </w:r>
-      <w:hyperlink r:id="rId273">
-        <w:r>
-          <w:rPr>
-            <w:lang w:val="sw_KE" w:bidi="sw_KE"/>
-          </w:rPr>
-          <w:rPr>
-            <w:color w:val="0000EE"/>
-            <w:u w:val="single"/>
-          </w:rPr>
-          <w:t>5:11</w:t>
-        </w:r>
-      </w:hyperlink>
+      <w:r>
+        <w:rPr>
+          <w:lang w:val="sw_KE" w:bidi="sw_KE"/>
+        </w:rPr>
+        <w:t>5:11</w:t>
+      </w:r>
       <w:r>
         <w:rPr>
           <w:lang w:val="sw_KE" w:bidi="sw_KE"/>
         </w:rPr>
         <w:t>). Paulo alipomwandikia Timotheo, aliunganisha dhamiri njema na imani ya dhati (</w:t>
       </w:r>
-      <w:hyperlink r:id="rId274">
-        <w:r>
-          <w:rPr>
-            <w:lang w:val="sw_KE" w:bidi="sw_KE"/>
-          </w:rPr>
-          <w:rPr>
-            <w:color w:val="0000EE"/>
-            <w:u w:val="single"/>
-          </w:rPr>
-          <w:t>1 Timotheo 1:5</w:t>
-        </w:r>
-      </w:hyperlink>
+      <w:r>
+        <w:rPr>
+          <w:lang w:val="sw_KE" w:bidi="sw_KE"/>
+        </w:rPr>
+        <w:t>1 Timotheo 1:5</w:t>
+      </w:r>
       <w:r>
         <w:rPr>
           <w:lang w:val="sw_KE" w:bidi="sw_KE"/>
         </w:rPr>
         <w:t>). Watu wanapoacha kuishi kwa imani ya Kikristo, dhamiri zao zinaweza kuwa “zimeungua.” Hii inamaanisha kwamba hawatambui tena kilicho sawa na kibaya kwa sababu wanaendelea kufanya maovu (</w:t>
       </w:r>
-      <w:hyperlink r:id="rId275">
-        <w:r>
-          <w:rPr>
-            <w:lang w:val="sw_KE" w:bidi="sw_KE"/>
-          </w:rPr>
-          <w:rPr>
-            <w:color w:val="0000EE"/>
-            <w:u w:val="single"/>
-          </w:rPr>
-          <w:t>4:2</w:t>
-        </w:r>
-      </w:hyperlink>
+      <w:r>
+        <w:rPr>
+          <w:lang w:val="sw_KE" w:bidi="sw_KE"/>
+        </w:rPr>
+        <w:t>4:2</w:t>
+      </w:r>
       <w:r>
         <w:rPr>
           <w:lang w:val="sw_KE" w:bidi="sw_KE"/>
@@ -9067,54 +7375,36 @@
         </w:rPr>
         <w:t>Katika barua yake ya kwanza kwa kanisa la Korintho, Paulo alijibu swali kuhusu chakula kilichotolewa kama dhabihu kwa sanamu. Alizungumzia jinsi dhamiri inavyoathiri tabia za baadaye na za zamani (</w:t>
       </w:r>
-      <w:hyperlink r:id="rId276">
-        <w:r>
-          <w:rPr>
-            <w:lang w:val="sw_KE" w:bidi="sw_KE"/>
-          </w:rPr>
-          <w:rPr>
-            <w:color w:val="0000EE"/>
-            <w:u w:val="single"/>
-          </w:rPr>
-          <w:t>1 Wakorintho 8–10</w:t>
-        </w:r>
-      </w:hyperlink>
+      <w:r>
+        <w:rPr>
+          <w:lang w:val="sw_KE" w:bidi="sw_KE"/>
+        </w:rPr>
+        <w:t>1 Wakorintho 8–10</w:t>
+      </w:r>
       <w:r>
         <w:rPr>
           <w:lang w:val="sw_KE" w:bidi="sw_KE"/>
         </w:rPr>
         <w:t>). Baadhi ya Wakorintho walikuwa na dhamiri "dhaifu" kwa sababu walidhani ni makosa kula vyakula vilivyotolewa kama dhabihu kwa sanamu (</w:t>
       </w:r>
-      <w:hyperlink r:id="rId277">
-        <w:r>
-          <w:rPr>
-            <w:lang w:val="sw_KE" w:bidi="sw_KE"/>
-          </w:rPr>
-          <w:rPr>
-            <w:color w:val="0000EE"/>
-            <w:u w:val="single"/>
-          </w:rPr>
-          <w:t>1 Wakorintho 8:7</w:t>
-        </w:r>
-      </w:hyperlink>
+      <w:r>
+        <w:rPr>
+          <w:lang w:val="sw_KE" w:bidi="sw_KE"/>
+        </w:rPr>
+        <w:t>1 Wakorintho 8:7</w:t>
+      </w:r>
       <w:r>
         <w:rPr>
           <w:lang w:val="sw_KE" w:bidi="sw_KE"/>
         </w:rPr>
         <w:t>). Walishindwa kutambua kwamba chakula chote kinaweza kuliwa, au ni "safi" (</w:t>
       </w:r>
-      <w:hyperlink r:id="rId278">
-        <w:r>
-          <w:rPr>
-            <w:lang w:val="sw_KE" w:bidi="sw_KE"/>
-          </w:rPr>
-          <w:rPr>
-            <w:color w:val="0000EE"/>
-            <w:u w:val="single"/>
-          </w:rPr>
-          <w:t>Warumi 14:20</w:t>
-        </w:r>
-      </w:hyperlink>
+      <w:r>
+        <w:rPr>
+          <w:lang w:val="sw_KE" w:bidi="sw_KE"/>
+        </w:rPr>
+        <w:t>Warumi 14:20</w:t>
+      </w:r>
       <w:r>
         <w:rPr>
           <w:lang w:val="sw_KE" w:bidi="sw_KE"/>
@@ -9169,36 +7459,24 @@
         </w:rPr>
         <w:t>Mwana wa Yoktani katika orodha ya mataifa yaliyotokana na wana wa Noa (</w:t>
       </w:r>
-      <w:hyperlink r:id="rId279">
-        <w:r>
-          <w:rPr>
-            <w:lang w:val="sw_KE" w:bidi="sw_KE"/>
-          </w:rPr>
-          <w:rPr>
-            <w:color w:val="0000EE"/>
-            <w:u w:val="single"/>
-          </w:rPr>
-          <w:t>Mwa 10:27</w:t>
-        </w:r>
-      </w:hyperlink>
+      <w:r>
+        <w:rPr>
+          <w:lang w:val="sw_KE" w:bidi="sw_KE"/>
+        </w:rPr>
+        <w:t>Mwa 10:27</w:t>
+      </w:r>
       <w:r>
         <w:rPr>
           <w:lang w:val="sw_KE" w:bidi="sw_KE"/>
         </w:rPr>
         <w:t xml:space="preserve">; </w:t>
       </w:r>
-      <w:hyperlink r:id="rId280">
-        <w:r>
-          <w:rPr>
-            <w:lang w:val="sw_KE" w:bidi="sw_KE"/>
-          </w:rPr>
-          <w:rPr>
-            <w:color w:val="0000EE"/>
-            <w:u w:val="single"/>
-          </w:rPr>
-          <w:t>1 Mambo ya Nyakati 1:21</w:t>
-        </w:r>
-      </w:hyperlink>
+      <w:r>
+        <w:rPr>
+          <w:lang w:val="sw_KE" w:bidi="sw_KE"/>
+        </w:rPr>
+        <w:t>1 Mambo ya Nyakati 1:21</w:t>
+      </w:r>
       <w:r>
         <w:rPr>
           <w:lang w:val="sw_KE" w:bidi="sw_KE"/>
@@ -9291,18 +7569,12 @@
         </w:rPr>
         <w:t>Noa alikuwa mmoja wa watu wa kwanza kutengeneza divai (</w:t>
       </w:r>
-      <w:hyperlink r:id="rId281">
-        <w:r>
-          <w:rPr>
-            <w:lang w:val="sw_KE" w:bidi="sw_KE"/>
-          </w:rPr>
-          <w:rPr>
-            <w:color w:val="0000EE"/>
-            <w:u w:val="single"/>
-          </w:rPr>
-          <w:t>Mwanzo 9:21</w:t>
-        </w:r>
-      </w:hyperlink>
+      <w:r>
+        <w:rPr>
+          <w:lang w:val="sw_KE" w:bidi="sw_KE"/>
+        </w:rPr>
+        <w:t>Mwanzo 9:21</w:t>
+      </w:r>
       <w:r>
         <w:rPr>
           <w:lang w:val="sw_KE" w:bidi="sw_KE"/>
@@ -9772,72 +8044,48 @@
         </w:rPr>
         <w:t>Wasomi wengi wanakubaliana kwamba angalau baadhi ya divai katika Agano Kale [sehemu ya kwanza ya Biblia] ilikuwa na pombe. Watu wengine wanafikiri aina fulani za divai ya kale hazikuwa na pombe. Wanasema neno moja la Kiebrania kwa divai mpya lilimaanisha tu juisi ya zabibu (</w:t>
       </w:r>
-      <w:hyperlink r:id="rId282">
-        <w:r>
-          <w:rPr>
-            <w:lang w:val="sw_KE" w:bidi="sw_KE"/>
-          </w:rPr>
-          <w:rPr>
-            <w:color w:val="0000EE"/>
-            <w:u w:val="single"/>
-          </w:rPr>
-          <w:t>Mithali 3:10</w:t>
-        </w:r>
-      </w:hyperlink>
+      <w:r>
+        <w:rPr>
+          <w:lang w:val="sw_KE" w:bidi="sw_KE"/>
+        </w:rPr>
+        <w:t>Mithali 3:10</w:t>
+      </w:r>
       <w:r>
         <w:rPr>
           <w:lang w:val="sw_KE" w:bidi="sw_KE"/>
         </w:rPr>
         <w:t xml:space="preserve">; </w:t>
       </w:r>
-      <w:hyperlink r:id="rId283">
-        <w:r>
-          <w:rPr>
-            <w:lang w:val="sw_KE" w:bidi="sw_KE"/>
-          </w:rPr>
-          <w:rPr>
-            <w:color w:val="0000EE"/>
-            <w:u w:val="single"/>
-          </w:rPr>
-          <w:t>Hosea 9:2</w:t>
-        </w:r>
-      </w:hyperlink>
+      <w:r>
+        <w:rPr>
+          <w:lang w:val="sw_KE" w:bidi="sw_KE"/>
+        </w:rPr>
+        <w:t>Hosea 9:2</w:t>
+      </w:r>
       <w:r>
         <w:rPr>
           <w:lang w:val="sw_KE" w:bidi="sw_KE"/>
         </w:rPr>
         <w:t xml:space="preserve">; </w:t>
       </w:r>
-      <w:hyperlink r:id="rId284">
-        <w:r>
-          <w:rPr>
-            <w:lang w:val="sw_KE" w:bidi="sw_KE"/>
-          </w:rPr>
-          <w:rPr>
-            <w:color w:val="0000EE"/>
-            <w:u w:val="single"/>
-          </w:rPr>
-          <w:t>Yoeli 2:24</w:t>
-        </w:r>
-      </w:hyperlink>
+      <w:r>
+        <w:rPr>
+          <w:lang w:val="sw_KE" w:bidi="sw_KE"/>
+        </w:rPr>
+        <w:t>Yoeli 2:24</w:t>
+      </w:r>
       <w:r>
         <w:rPr>
           <w:lang w:val="sw_KE" w:bidi="sw_KE"/>
         </w:rPr>
         <w:t xml:space="preserve">; </w:t>
       </w:r>
-      <w:hyperlink r:id="rId285">
-        <w:r>
-          <w:rPr>
-            <w:lang w:val="sw_KE" w:bidi="sw_KE"/>
-          </w:rPr>
-          <w:rPr>
-            <w:color w:val="0000EE"/>
-            <w:u w:val="single"/>
-          </w:rPr>
-          <w:t>Mika 6:15</w:t>
-        </w:r>
-      </w:hyperlink>
+      <w:r>
+        <w:rPr>
+          <w:lang w:val="sw_KE" w:bidi="sw_KE"/>
+        </w:rPr>
+        <w:t>Mika 6:15</w:t>
+      </w:r>
       <w:r>
         <w:rPr>
           <w:lang w:val="sw_KE" w:bidi="sw_KE"/>
@@ -9884,54 +8132,36 @@
         </w:rPr>
         <w:t xml:space="preserve">Mara nyingi neno hilo lina maana ya kinywaji chenye pombe (kwa mfano, </w:t>
       </w:r>
-      <w:hyperlink r:id="rId286">
-        <w:r>
-          <w:rPr>
-            <w:lang w:val="sw_KE" w:bidi="sw_KE"/>
-          </w:rPr>
-          <w:rPr>
-            <w:color w:val="0000EE"/>
-            <w:u w:val="single"/>
-          </w:rPr>
-          <w:t>Mwanzo 27:28</w:t>
-        </w:r>
-      </w:hyperlink>
+      <w:r>
+        <w:rPr>
+          <w:lang w:val="sw_KE" w:bidi="sw_KE"/>
+        </w:rPr>
+        <w:t>Mwanzo 27:28</w:t>
+      </w:r>
       <w:r>
         <w:rPr>
           <w:lang w:val="sw_KE" w:bidi="sw_KE"/>
         </w:rPr>
         <w:t xml:space="preserve">; </w:t>
       </w:r>
-      <w:hyperlink r:id="rId287">
-        <w:r>
-          <w:rPr>
-            <w:lang w:val="sw_KE" w:bidi="sw_KE"/>
-          </w:rPr>
-          <w:rPr>
-            <w:color w:val="0000EE"/>
-            <w:u w:val="single"/>
-          </w:rPr>
-          <w:t>Hosea 4:11</w:t>
-        </w:r>
-      </w:hyperlink>
+      <w:r>
+        <w:rPr>
+          <w:lang w:val="sw_KE" w:bidi="sw_KE"/>
+        </w:rPr>
+        <w:t>Hosea 4:11</w:t>
+      </w:r>
       <w:r>
         <w:rPr>
           <w:lang w:val="sw_KE" w:bidi="sw_KE"/>
         </w:rPr>
         <w:t xml:space="preserve">; </w:t>
       </w:r>
-      <w:hyperlink r:id="rId285">
-        <w:r>
-          <w:rPr>
-            <w:lang w:val="sw_KE" w:bidi="sw_KE"/>
-          </w:rPr>
-          <w:rPr>
-            <w:color w:val="0000EE"/>
-            <w:u w:val="single"/>
-          </w:rPr>
-          <w:t>Mika 6:15</w:t>
-        </w:r>
-      </w:hyperlink>
+      <w:r>
+        <w:rPr>
+          <w:lang w:val="sw_KE" w:bidi="sw_KE"/>
+        </w:rPr>
+        <w:t>Mika 6:15</w:t>
+      </w:r>
       <w:r>
         <w:rPr>
           <w:lang w:val="sw_KE" w:bidi="sw_KE"/>
@@ -10116,18 +8346,12 @@
         </w:rPr>
         <w:t xml:space="preserve">Kwenye ulimwengu wa Mediterania ya magharibi, neno "divai" kawaida lilimaanisha mchanganyiko wa divai na maji. Ikiwa mtu alitaka kuzungumzia divai bila maji, walilazimika kuongeza neno "isiyochanganywa." Wagiriki walidhani kunywa divai isiyochanganywa ilikuwa ni kitendo kisicho na ustaarabu. Lakini katika nyakati za Agano la Kale, watu walionekana kunywa divai bila kuichanganya na maji. Biblia haizungumzii kuchanganya maji na divai. Katika </w:t>
       </w:r>
-      <w:hyperlink r:id="rId288">
-        <w:r>
-          <w:rPr>
-            <w:lang w:val="sw_KE" w:bidi="sw_KE"/>
-          </w:rPr>
-          <w:rPr>
-            <w:color w:val="0000EE"/>
-            <w:u w:val="single"/>
-          </w:rPr>
-          <w:t>Isaya 1:22</w:t>
-        </w:r>
-      </w:hyperlink>
+      <w:r>
+        <w:rPr>
+          <w:lang w:val="sw_KE" w:bidi="sw_KE"/>
+        </w:rPr>
+        <w:t>Isaya 1:22</w:t>
+      </w:r>
       <w:r>
         <w:rPr>
           <w:lang w:val="sw_KE" w:bidi="sw_KE"/>
@@ -10173,72 +8397,48 @@
         </w:rPr>
         <w:t>Watu wa nyakati za kale hawalichanganya divai na maji tu, bali pya na vitu vingine. Hii ilikuwa sawa na jinsi tunavyotengeneza vinywaji vilivyochanganywa leo. Mara nyingi divai kali ilichanganywa na divai dhaifu, ambayo ilifanya kinywaji chenye nguvu zaidi. Hii ndiyo maana ya "mchanganyiko" katika Biblia (</w:t>
       </w:r>
-      <w:hyperlink r:id="rId289">
-        <w:r>
-          <w:rPr>
-            <w:lang w:val="sw_KE" w:bidi="sw_KE"/>
-          </w:rPr>
-          <w:rPr>
-            <w:color w:val="0000EE"/>
-            <w:u w:val="single"/>
-          </w:rPr>
-          <w:t>Zaburi 75:8</w:t>
-        </w:r>
-      </w:hyperlink>
+      <w:r>
+        <w:rPr>
+          <w:lang w:val="sw_KE" w:bidi="sw_KE"/>
+        </w:rPr>
+        <w:t>Zaburi 75:8</w:t>
+      </w:r>
       <w:r>
         <w:rPr>
           <w:lang w:val="sw_KE" w:bidi="sw_KE"/>
         </w:rPr>
         <w:t xml:space="preserve">; </w:t>
       </w:r>
-      <w:hyperlink r:id="rId290">
-        <w:r>
-          <w:rPr>
-            <w:lang w:val="sw_KE" w:bidi="sw_KE"/>
-          </w:rPr>
-          <w:rPr>
-            <w:color w:val="0000EE"/>
-            <w:u w:val="single"/>
-          </w:rPr>
-          <w:t>Isaya 5:22</w:t>
-        </w:r>
-      </w:hyperlink>
+      <w:r>
+        <w:rPr>
+          <w:lang w:val="sw_KE" w:bidi="sw_KE"/>
+        </w:rPr>
+        <w:t>Isaya 5:22</w:t>
+      </w:r>
       <w:r>
         <w:rPr>
           <w:lang w:val="sw_KE" w:bidi="sw_KE"/>
         </w:rPr>
         <w:t xml:space="preserve">; </w:t>
       </w:r>
-      <w:hyperlink r:id="rId291">
-        <w:r>
-          <w:rPr>
-            <w:lang w:val="sw_KE" w:bidi="sw_KE"/>
-          </w:rPr>
-          <w:rPr>
-            <w:color w:val="0000EE"/>
-            <w:u w:val="single"/>
-          </w:rPr>
-          <w:t>Ufunuo 18:6</w:t>
-        </w:r>
-      </w:hyperlink>
+      <w:r>
+        <w:rPr>
+          <w:lang w:val="sw_KE" w:bidi="sw_KE"/>
+        </w:rPr>
+        <w:t>Ufunuo 18:6</w:t>
+      </w:r>
       <w:r>
         <w:rPr>
           <w:lang w:val="sw_KE" w:bidi="sw_KE"/>
         </w:rPr>
         <w:t xml:space="preserve">; </w:t>
       </w:r>
-      <w:hyperlink r:id="rId292">
-        <w:r>
-          <w:rPr>
-            <w:lang w:val="sw_KE" w:bidi="sw_KE"/>
-          </w:rPr>
-          <w:rPr>
-            <w:color w:val="0000EE"/>
-            <w:u w:val="single"/>
-          </w:rPr>
-          <w:t>19:13–15</w:t>
-        </w:r>
-      </w:hyperlink>
+      <w:r>
+        <w:rPr>
+          <w:lang w:val="sw_KE" w:bidi="sw_KE"/>
+        </w:rPr>
+        <w:t>19:13–15</w:t>
+      </w:r>
       <w:r>
         <w:rPr>
           <w:lang w:val="sw_KE" w:bidi="sw_KE"/>
@@ -10326,18 +8526,12 @@
         </w:rPr>
         <w:t>Inafurahisha "Mungu na mwanadamu" (</w:t>
       </w:r>
-      <w:hyperlink r:id="rId293">
-        <w:r>
-          <w:rPr>
-            <w:lang w:val="sw_KE" w:bidi="sw_KE"/>
-          </w:rPr>
-          <w:rPr>
-            <w:color w:val="0000EE"/>
-            <w:u w:val="single"/>
-          </w:rPr>
-          <w:t>Waamuzi 9:13</w:t>
-        </w:r>
-      </w:hyperlink>
+      <w:r>
+        <w:rPr>
+          <w:lang w:val="sw_KE" w:bidi="sw_KE"/>
+        </w:rPr>
+        <w:t>Waamuzi 9:13</w:t>
+      </w:r>
       <w:r>
         <w:rPr>
           <w:lang w:val="sw_KE" w:bidi="sw_KE"/>
@@ -10362,90 +8556,60 @@
         </w:rPr>
         <w:t xml:space="preserve">Inafurahisha moyo wa mwanadamu </w:t>
       </w:r>
-      <w:hyperlink r:id="rId294">
-        <w:r>
-          <w:rPr>
-            <w:lang w:val="sw_KE" w:bidi="sw_KE"/>
-          </w:rPr>
-          <w:rPr>
-            <w:color w:val="0000EE"/>
-            <w:u w:val="single"/>
-          </w:rPr>
-          <w:t>Zaburi 104:15</w:t>
-        </w:r>
-      </w:hyperlink>
+      <w:r>
+        <w:rPr>
+          <w:lang w:val="sw_KE" w:bidi="sw_KE"/>
+        </w:rPr>
+        <w:t>Zaburi 104:15</w:t>
+      </w:r>
       <w:r>
         <w:rPr>
           <w:lang w:val="sw_KE" w:bidi="sw_KE"/>
         </w:rPr>
         <w:t xml:space="preserve">; linganisha pia </w:t>
       </w:r>
-      <w:hyperlink r:id="rId295">
-        <w:r>
-          <w:rPr>
-            <w:lang w:val="sw_KE" w:bidi="sw_KE"/>
-          </w:rPr>
-          <w:rPr>
-            <w:color w:val="0000EE"/>
-            <w:u w:val="single"/>
-          </w:rPr>
-          <w:t>Esta 1:10</w:t>
-        </w:r>
-      </w:hyperlink>
+      <w:r>
+        <w:rPr>
+          <w:lang w:val="sw_KE" w:bidi="sw_KE"/>
+        </w:rPr>
+        <w:t>Esta 1:10</w:t>
+      </w:r>
       <w:r>
         <w:rPr>
           <w:lang w:val="sw_KE" w:bidi="sw_KE"/>
         </w:rPr>
         <w:t xml:space="preserve">; </w:t>
       </w:r>
-      <w:hyperlink r:id="rId296">
-        <w:r>
-          <w:rPr>
-            <w:lang w:val="sw_KE" w:bidi="sw_KE"/>
-          </w:rPr>
-          <w:rPr>
-            <w:color w:val="0000EE"/>
-            <w:u w:val="single"/>
-          </w:rPr>
-          <w:t>Mhubiri 10:19</w:t>
-        </w:r>
-      </w:hyperlink>
+      <w:r>
+        <w:rPr>
+          <w:lang w:val="sw_KE" w:bidi="sw_KE"/>
+        </w:rPr>
+        <w:t>Mhubiri 10:19</w:t>
+      </w:r>
       <w:r>
         <w:rPr>
           <w:lang w:val="sw_KE" w:bidi="sw_KE"/>
         </w:rPr>
         <w:t xml:space="preserve">; </w:t>
       </w:r>
-      <w:hyperlink r:id="rId297">
-        <w:r>
-          <w:rPr>
-            <w:lang w:val="sw_KE" w:bidi="sw_KE"/>
-          </w:rPr>
-          <w:rPr>
-            <w:color w:val="0000EE"/>
-            <w:u w:val="single"/>
-          </w:rPr>
-          <w:t>Isaya 55:1–2</w:t>
-        </w:r>
-      </w:hyperlink>
+      <w:r>
+        <w:rPr>
+          <w:lang w:val="sw_KE" w:bidi="sw_KE"/>
+        </w:rPr>
+        <w:t>Isaya 55:1–2</w:t>
+      </w:r>
       <w:r>
         <w:rPr>
           <w:lang w:val="sw_KE" w:bidi="sw_KE"/>
         </w:rPr>
         <w:t xml:space="preserve">; </w:t>
       </w:r>
-      <w:hyperlink r:id="rId298">
-        <w:r>
-          <w:rPr>
-            <w:lang w:val="sw_KE" w:bidi="sw_KE"/>
-          </w:rPr>
-          <w:rPr>
-            <w:color w:val="0000EE"/>
-            <w:u w:val="single"/>
-          </w:rPr>
-          <w:t>Zekaria 10:7</w:t>
-        </w:r>
-      </w:hyperlink>
+      <w:r>
+        <w:rPr>
+          <w:lang w:val="sw_KE" w:bidi="sw_KE"/>
+        </w:rPr>
+        <w:t>Zekaria 10:7</w:t>
+      </w:r>
       <w:r>
         <w:rPr>
           <w:lang w:val="sw_KE" w:bidi="sw_KE"/>
@@ -10470,54 +8634,36 @@
         </w:rPr>
         <w:t>Kunywa divai kwa kiasi kilikuwa sehemu ya kawaida na inayokubalika ya maisha (</w:t>
       </w:r>
-      <w:hyperlink r:id="rId299">
-        <w:r>
-          <w:rPr>
-            <w:lang w:val="sw_KE" w:bidi="sw_KE"/>
-          </w:rPr>
-          <w:rPr>
-            <w:color w:val="0000EE"/>
-            <w:u w:val="single"/>
-          </w:rPr>
-          <w:t>Mwanzo 14:18</w:t>
-        </w:r>
-      </w:hyperlink>
+      <w:r>
+        <w:rPr>
+          <w:lang w:val="sw_KE" w:bidi="sw_KE"/>
+        </w:rPr>
+        <w:t>Mwanzo 14:18</w:t>
+      </w:r>
       <w:r>
         <w:rPr>
           <w:lang w:val="sw_KE" w:bidi="sw_KE"/>
         </w:rPr>
         <w:t xml:space="preserve">; </w:t>
       </w:r>
-      <w:hyperlink r:id="rId300">
-        <w:r>
-          <w:rPr>
-            <w:lang w:val="sw_KE" w:bidi="sw_KE"/>
-          </w:rPr>
-          <w:rPr>
-            <w:color w:val="0000EE"/>
-            <w:u w:val="single"/>
-          </w:rPr>
-          <w:t>Waamuzi 19:19</w:t>
-        </w:r>
-      </w:hyperlink>
+      <w:r>
+        <w:rPr>
+          <w:lang w:val="sw_KE" w:bidi="sw_KE"/>
+        </w:rPr>
+        <w:t>Waamuzi 19:19</w:t>
+      </w:r>
       <w:r>
         <w:rPr>
           <w:lang w:val="sw_KE" w:bidi="sw_KE"/>
         </w:rPr>
         <w:t xml:space="preserve">; </w:t>
       </w:r>
-      <w:hyperlink r:id="rId301">
-        <w:r>
-          <w:rPr>
-            <w:lang w:val="sw_KE" w:bidi="sw_KE"/>
-          </w:rPr>
-          <w:rPr>
-            <w:color w:val="0000EE"/>
-            <w:u w:val="single"/>
-          </w:rPr>
-          <w:t>1 Samweli 16:20</w:t>
-        </w:r>
-      </w:hyperlink>
+      <w:r>
+        <w:rPr>
+          <w:lang w:val="sw_KE" w:bidi="sw_KE"/>
+        </w:rPr>
+        <w:t>1 Samweli 16:20</w:t>
+      </w:r>
       <w:r>
         <w:rPr>
           <w:lang w:val="sw_KE" w:bidi="sw_KE"/>
@@ -10556,18 +8702,12 @@
         </w:rPr>
         <w:t>Makuhani wa Walawi katika huduma kwenye hekalu (</w:t>
       </w:r>
-      <w:hyperlink r:id="rId302">
-        <w:r>
-          <w:rPr>
-            <w:lang w:val="sw_KE" w:bidi="sw_KE"/>
-          </w:rPr>
-          <w:rPr>
-            <w:color w:val="0000EE"/>
-            <w:u w:val="single"/>
-          </w:rPr>
-          <w:t xml:space="preserve"> Walawi 10:8–9</w:t>
-        </w:r>
-      </w:hyperlink>
+      <w:r>
+        <w:rPr>
+          <w:lang w:val="sw_KE" w:bidi="sw_KE"/>
+        </w:rPr>
+        <w:t xml:space="preserve"> Walawi 10:8–9</w:t>
+      </w:r>
       <w:r>
         <w:rPr>
           <w:lang w:val="sw_KE" w:bidi="sw_KE"/>
@@ -10592,18 +8732,12 @@
         </w:rPr>
         <w:t>Wanadhiri (</w:t>
       </w:r>
-      <w:hyperlink r:id="rId303">
-        <w:r>
-          <w:rPr>
-            <w:lang w:val="sw_KE" w:bidi="sw_KE"/>
-          </w:rPr>
-          <w:rPr>
-            <w:color w:val="0000EE"/>
-            <w:u w:val="single"/>
-          </w:rPr>
-          <w:t>Hesabu 6:3</w:t>
-        </w:r>
-      </w:hyperlink>
+      <w:r>
+        <w:rPr>
+          <w:lang w:val="sw_KE" w:bidi="sw_KE"/>
+        </w:rPr>
+        <w:t>Hesabu 6:3</w:t>
+      </w:r>
       <w:r>
         <w:rPr>
           <w:lang w:val="sw_KE" w:bidi="sw_KE"/>
@@ -10628,18 +8762,12 @@
         </w:rPr>
         <w:t>Warekabi (</w:t>
       </w:r>
-      <w:hyperlink r:id="rId304">
-        <w:r>
-          <w:rPr>
-            <w:lang w:val="sw_KE" w:bidi="sw_KE"/>
-          </w:rPr>
-          <w:rPr>
-            <w:color w:val="0000EE"/>
-            <w:u w:val="single"/>
-          </w:rPr>
-          <w:t>Yeremia 35:1–6</w:t>
-        </w:r>
-      </w:hyperlink>
+      <w:r>
+        <w:rPr>
+          <w:lang w:val="sw_KE" w:bidi="sw_KE"/>
+        </w:rPr>
+        <w:t>Yeremia 35:1–6</w:t>
+      </w:r>
       <w:r>
         <w:rPr>
           <w:lang w:val="sw_KE" w:bidi="sw_KE"/>
@@ -10678,36 +8806,24 @@
         </w:rPr>
         <w:t>“Sadaka ya kinywaji” ilikuwa divai (</w:t>
       </w:r>
-      <w:hyperlink r:id="rId305">
-        <w:r>
-          <w:rPr>
-            <w:lang w:val="sw_KE" w:bidi="sw_KE"/>
-          </w:rPr>
-          <w:rPr>
-            <w:color w:val="0000EE"/>
-            <w:u w:val="single"/>
-          </w:rPr>
-          <w:t>Kutoka 29:40</w:t>
-        </w:r>
-      </w:hyperlink>
+      <w:r>
+        <w:rPr>
+          <w:lang w:val="sw_KE" w:bidi="sw_KE"/>
+        </w:rPr>
+        <w:t>Kutoka 29:40</w:t>
+      </w:r>
       <w:r>
         <w:rPr>
           <w:lang w:val="sw_KE" w:bidi="sw_KE"/>
         </w:rPr>
         <w:t xml:space="preserve">; </w:t>
       </w:r>
-      <w:hyperlink r:id="rId306">
-        <w:r>
-          <w:rPr>
-            <w:lang w:val="sw_KE" w:bidi="sw_KE"/>
-          </w:rPr>
-          <w:rPr>
-            <w:color w:val="0000EE"/>
-            <w:u w:val="single"/>
-          </w:rPr>
-          <w:t xml:space="preserve"> Walawi 23:13</w:t>
-        </w:r>
-      </w:hyperlink>
+      <w:r>
+        <w:rPr>
+          <w:lang w:val="sw_KE" w:bidi="sw_KE"/>
+        </w:rPr>
+        <w:t xml:space="preserve"> Walawi 23:13</w:t>
+      </w:r>
       <w:r>
         <w:rPr>
           <w:lang w:val="sw_KE" w:bidi="sw_KE"/>
@@ -10732,18 +8848,12 @@
         </w:rPr>
         <w:t>Watu walileta divai walipotoa dhabihu (</w:t>
       </w:r>
-      <w:hyperlink r:id="rId307">
-        <w:r>
-          <w:rPr>
-            <w:lang w:val="sw_KE" w:bidi="sw_KE"/>
-          </w:rPr>
-          <w:rPr>
-            <w:color w:val="0000EE"/>
-            <w:u w:val="single"/>
-          </w:rPr>
-          <w:t>1 Samweli 1:24</w:t>
-        </w:r>
-      </w:hyperlink>
+      <w:r>
+        <w:rPr>
+          <w:lang w:val="sw_KE" w:bidi="sw_KE"/>
+        </w:rPr>
+        <w:t>1 Samweli 1:24</w:t>
+      </w:r>
       <w:r>
         <w:rPr>
           <w:lang w:val="sw_KE" w:bidi="sw_KE"/>
@@ -10768,18 +8878,12 @@
         </w:rPr>
         <w:t>Ugavi wa divai ulihifadhiwa hekaluni kwa ajili ya dhabihu (</w:t>
       </w:r>
-      <w:hyperlink r:id="rId308">
-        <w:r>
-          <w:rPr>
-            <w:lang w:val="sw_KE" w:bidi="sw_KE"/>
-          </w:rPr>
-          <w:rPr>
-            <w:color w:val="0000EE"/>
-            <w:u w:val="single"/>
-          </w:rPr>
-          <w:t>1 Mambo ya Nyakati 9:29</w:t>
-        </w:r>
-      </w:hyperlink>
+      <w:r>
+        <w:rPr>
+          <w:lang w:val="sw_KE" w:bidi="sw_KE"/>
+        </w:rPr>
+        <w:t>1 Mambo ya Nyakati 9:29</w:t>
+      </w:r>
       <w:r>
         <w:rPr>
           <w:lang w:val="sw_KE" w:bidi="sw_KE"/>
@@ -10804,36 +8908,24 @@
         </w:rPr>
         <w:t>Wakati mwingine, divai ilitumiwa kusaidia wanyonge na wagonjwa (</w:t>
       </w:r>
-      <w:hyperlink r:id="rId309">
-        <w:r>
-          <w:rPr>
-            <w:lang w:val="sw_KE" w:bidi="sw_KE"/>
-          </w:rPr>
-          <w:rPr>
-            <w:color w:val="0000EE"/>
-            <w:u w:val="single"/>
-          </w:rPr>
-          <w:t>2 Samweli 16:2</w:t>
-        </w:r>
-      </w:hyperlink>
+      <w:r>
+        <w:rPr>
+          <w:lang w:val="sw_KE" w:bidi="sw_KE"/>
+        </w:rPr>
+        <w:t>2 Samweli 16:2</w:t>
+      </w:r>
       <w:r>
         <w:rPr>
           <w:lang w:val="sw_KE" w:bidi="sw_KE"/>
         </w:rPr>
         <w:t xml:space="preserve">; </w:t>
       </w:r>
-      <w:hyperlink r:id="rId194">
-        <w:r>
-          <w:rPr>
-            <w:lang w:val="sw_KE" w:bidi="sw_KE"/>
-          </w:rPr>
-          <w:rPr>
-            <w:color w:val="0000EE"/>
-            <w:u w:val="single"/>
-          </w:rPr>
-          <w:t>Mithali 31:6</w:t>
-        </w:r>
-      </w:hyperlink>
+      <w:r>
+        <w:rPr>
+          <w:lang w:val="sw_KE" w:bidi="sw_KE"/>
+        </w:rPr>
+        <w:t>Mithali 31:6</w:t>
+      </w:r>
       <w:r>
         <w:rPr>
           <w:lang w:val="sw_KE" w:bidi="sw_KE"/>
@@ -10854,108 +8946,72 @@
         </w:rPr>
         <w:t>Kinywaji chenye nguvu cha Agano la Kale kinaonekana kuwa karibu na divai ya tende ya Mesopotamia. Kinywaji hiki huenda kilikuwa na sukari na pombe nyingi. Neno moja la Kiebrania linatumika mara kwa mara kama kinywaji chenye nguvu (</w:t>
       </w:r>
-      <w:hyperlink r:id="rId310">
-        <w:r>
-          <w:rPr>
-            <w:lang w:val="sw_KE" w:bidi="sw_KE"/>
-          </w:rPr>
-          <w:rPr>
-            <w:color w:val="0000EE"/>
-            <w:u w:val="single"/>
-          </w:rPr>
-          <w:t>Walawi 10:9</w:t>
-        </w:r>
-      </w:hyperlink>
+      <w:r>
+        <w:rPr>
+          <w:lang w:val="sw_KE" w:bidi="sw_KE"/>
+        </w:rPr>
+        <w:t>Walawi 10:9</w:t>
+      </w:r>
       <w:r>
         <w:rPr>
           <w:lang w:val="sw_KE" w:bidi="sw_KE"/>
         </w:rPr>
         <w:t xml:space="preserve">; </w:t>
       </w:r>
-      <w:hyperlink r:id="rId311">
-        <w:r>
-          <w:rPr>
-            <w:lang w:val="sw_KE" w:bidi="sw_KE"/>
-          </w:rPr>
-          <w:rPr>
-            <w:color w:val="0000EE"/>
-            <w:u w:val="single"/>
-          </w:rPr>
-          <w:t>Kumbukumbu 29:6</w:t>
-        </w:r>
-      </w:hyperlink>
+      <w:r>
+        <w:rPr>
+          <w:lang w:val="sw_KE" w:bidi="sw_KE"/>
+        </w:rPr>
+        <w:t>Kumbukumbu 29:6</w:t>
+      </w:r>
       <w:r>
         <w:rPr>
           <w:lang w:val="sw_KE" w:bidi="sw_KE"/>
         </w:rPr>
         <w:t xml:space="preserve">; </w:t>
       </w:r>
-      <w:hyperlink r:id="rId312">
-        <w:r>
-          <w:rPr>
-            <w:lang w:val="sw_KE" w:bidi="sw_KE"/>
-          </w:rPr>
-          <w:rPr>
-            <w:color w:val="0000EE"/>
-            <w:u w:val="single"/>
-          </w:rPr>
-          <w:t>1 Samweli 1:15</w:t>
-        </w:r>
-      </w:hyperlink>
+      <w:r>
+        <w:rPr>
+          <w:lang w:val="sw_KE" w:bidi="sw_KE"/>
+        </w:rPr>
+        <w:t>1 Samweli 1:15</w:t>
+      </w:r>
       <w:r>
         <w:rPr>
           <w:lang w:val="sw_KE" w:bidi="sw_KE"/>
         </w:rPr>
         <w:t xml:space="preserve">; </w:t>
       </w:r>
-      <w:hyperlink r:id="rId313">
-        <w:r>
-          <w:rPr>
-            <w:lang w:val="sw_KE" w:bidi="sw_KE"/>
-          </w:rPr>
-          <w:rPr>
-            <w:color w:val="0000EE"/>
-            <w:u w:val="single"/>
-          </w:rPr>
-          <w:t>Mithali 20:1</w:t>
-        </w:r>
-      </w:hyperlink>
+      <w:r>
+        <w:rPr>
+          <w:lang w:val="sw_KE" w:bidi="sw_KE"/>
+        </w:rPr>
+        <w:t>Mithali 20:1</w:t>
+      </w:r>
       <w:r>
         <w:rPr>
           <w:lang w:val="sw_KE" w:bidi="sw_KE"/>
         </w:rPr>
         <w:t xml:space="preserve">; </w:t>
       </w:r>
-      <w:hyperlink r:id="rId194">
-        <w:r>
-          <w:rPr>
-            <w:lang w:val="sw_KE" w:bidi="sw_KE"/>
-          </w:rPr>
-          <w:rPr>
-            <w:color w:val="0000EE"/>
-            <w:u w:val="single"/>
-          </w:rPr>
-          <w:t>31:6</w:t>
-        </w:r>
-      </w:hyperlink>
+      <w:r>
+        <w:rPr>
+          <w:lang w:val="sw_KE" w:bidi="sw_KE"/>
+        </w:rPr>
+        <w:t>31:6</w:t>
+      </w:r>
       <w:r>
         <w:rPr>
           <w:lang w:val="sw_KE" w:bidi="sw_KE"/>
         </w:rPr>
         <w:t xml:space="preserve">; </w:t>
       </w:r>
-      <w:hyperlink r:id="rId314">
-        <w:r>
-          <w:rPr>
-            <w:lang w:val="sw_KE" w:bidi="sw_KE"/>
-          </w:rPr>
-          <w:rPr>
-            <w:color w:val="0000EE"/>
-            <w:u w:val="single"/>
-          </w:rPr>
-          <w:t>Isaya 29:9</w:t>
-        </w:r>
-      </w:hyperlink>
+      <w:r>
+        <w:rPr>
+          <w:lang w:val="sw_KE" w:bidi="sw_KE"/>
+        </w:rPr>
+        <w:t>Isaya 29:9</w:t>
+      </w:r>
       <w:r>
         <w:rPr>
           <w:lang w:val="sw_KE" w:bidi="sw_KE"/>
@@ -11003,25 +9059,7 @@
         <w:rPr>
           <w:lang w:val="sw_KE" w:bidi="sw_KE"/>
         </w:rPr>
-        <w:t>Isaya alizungumza dhidi ya wale waliokunywa divai nyingi (</w:t>
-      </w:r>
-      <w:hyperlink r:id="rId315">
-        <w:r>
-          <w:rPr>
-            <w:lang w:val="sw_KE" w:bidi="sw_KE"/>
-          </w:rPr>
-          <w:rPr>
-            <w:color w:val="0000EE"/>
-            <w:u w:val="single"/>
-          </w:rPr>
-          <w:t>Isaya 28:1–8</w:t>
-        </w:r>
-      </w:hyperlink>
-      <w:r>
-        <w:rPr>
-          <w:lang w:val="sw_KE" w:bidi="sw_KE"/>
-        </w:rPr>
-        <w:t>).</w:t>
+        <w:t>Isaya alizungumza dhidi ya wale waliokunywa divai nyingi (Isaya 28:1–8).</w:t>
       </w:r>
     </w:p>
     <w:p>
@@ -11041,72 +9079,48 @@
         </w:rPr>
         <w:t>Mithali hutoa maonyo mengi kuhusu kunywa divai kupita kiasi (</w:t>
       </w:r>
-      <w:hyperlink r:id="rId313">
-        <w:r>
-          <w:rPr>
-            <w:lang w:val="sw_KE" w:bidi="sw_KE"/>
-          </w:rPr>
-          <w:rPr>
-            <w:color w:val="0000EE"/>
-            <w:u w:val="single"/>
-          </w:rPr>
-          <w:t>Mithali 20:1</w:t>
-        </w:r>
-      </w:hyperlink>
+      <w:r>
+        <w:rPr>
+          <w:lang w:val="sw_KE" w:bidi="sw_KE"/>
+        </w:rPr>
+        <w:t>Mithali 20:1</w:t>
+      </w:r>
       <w:r>
         <w:rPr>
           <w:lang w:val="sw_KE" w:bidi="sw_KE"/>
         </w:rPr>
         <w:t xml:space="preserve">; </w:t>
       </w:r>
-      <w:hyperlink r:id="rId316">
-        <w:r>
-          <w:rPr>
-            <w:lang w:val="sw_KE" w:bidi="sw_KE"/>
-          </w:rPr>
-          <w:rPr>
-            <w:color w:val="0000EE"/>
-            <w:u w:val="single"/>
-          </w:rPr>
-          <w:t>21:17</w:t>
-        </w:r>
-      </w:hyperlink>
+      <w:r>
+        <w:rPr>
+          <w:lang w:val="sw_KE" w:bidi="sw_KE"/>
+        </w:rPr>
+        <w:t>21:17</w:t>
+      </w:r>
       <w:r>
         <w:rPr>
           <w:lang w:val="sw_KE" w:bidi="sw_KE"/>
         </w:rPr>
         <w:t xml:space="preserve">; </w:t>
       </w:r>
-      <w:hyperlink r:id="rId317">
-        <w:r>
-          <w:rPr>
-            <w:lang w:val="sw_KE" w:bidi="sw_KE"/>
-          </w:rPr>
-          <w:rPr>
-            <w:color w:val="0000EE"/>
-            <w:u w:val="single"/>
-          </w:rPr>
-          <w:t>23:20–21</w:t>
-        </w:r>
-      </w:hyperlink>
+      <w:r>
+        <w:rPr>
+          <w:lang w:val="sw_KE" w:bidi="sw_KE"/>
+        </w:rPr>
+        <w:t>23:20–21</w:t>
+      </w:r>
       <w:r>
         <w:rPr>
           <w:lang w:val="sw_KE" w:bidi="sw_KE"/>
         </w:rPr>
         <w:t xml:space="preserve">; </w:t>
       </w:r>
-      <w:hyperlink r:id="rId318">
-        <w:r>
-          <w:rPr>
-            <w:lang w:val="sw_KE" w:bidi="sw_KE"/>
-          </w:rPr>
-          <w:rPr>
-            <w:color w:val="0000EE"/>
-            <w:u w:val="single"/>
-          </w:rPr>
-          <w:t>23:32–34</w:t>
-        </w:r>
-      </w:hyperlink>
+      <w:r>
+        <w:rPr>
+          <w:lang w:val="sw_KE" w:bidi="sw_KE"/>
+        </w:rPr>
+        <w:t>23:32–34</w:t>
+      </w:r>
       <w:r>
         <w:rPr>
           <w:lang w:val="sw_KE" w:bidi="sw_KE"/>
@@ -11138,54 +9152,36 @@
         </w:rPr>
         <w:t>Mvinyo katika Agano Jipya ulikuwa kinywaji kilichochachushwa ambacho kilichanganywa na maji kwa viwango mbalimbali. Pia ulichanganywa na nyongo na manemane (</w:t>
       </w:r>
-      <w:hyperlink r:id="rId319">
-        <w:r>
-          <w:rPr>
-            <w:lang w:val="sw_KE" w:bidi="sw_KE"/>
-          </w:rPr>
-          <w:rPr>
-            <w:color w:val="0000EE"/>
-            <w:u w:val="single"/>
-          </w:rPr>
-          <w:t>Mathayo 27:34</w:t>
-        </w:r>
-      </w:hyperlink>
+      <w:r>
+        <w:rPr>
+          <w:lang w:val="sw_KE" w:bidi="sw_KE"/>
+        </w:rPr>
+        <w:t>Mathayo 27:34</w:t>
+      </w:r>
       <w:r>
         <w:rPr>
           <w:lang w:val="sw_KE" w:bidi="sw_KE"/>
         </w:rPr>
         <w:t xml:space="preserve">; </w:t>
       </w:r>
-      <w:hyperlink r:id="rId320">
-        <w:r>
-          <w:rPr>
-            <w:lang w:val="sw_KE" w:bidi="sw_KE"/>
-          </w:rPr>
-          <w:rPr>
-            <w:color w:val="0000EE"/>
-            <w:u w:val="single"/>
-          </w:rPr>
-          <w:t>Marko 15:23</w:t>
-        </w:r>
-      </w:hyperlink>
+      <w:r>
+        <w:rPr>
+          <w:lang w:val="sw_KE" w:bidi="sw_KE"/>
+        </w:rPr>
+        <w:t>Marko 15:23</w:t>
+      </w:r>
       <w:r>
         <w:rPr>
           <w:lang w:val="sw_KE" w:bidi="sw_KE"/>
         </w:rPr>
         <w:t xml:space="preserve">). Mvinyo uliotumika katika Meza ya Bwana huenda ulikuwa mchanganyiko wa maji na divai. Huenda ulikuwa sehemu tatu za maji kwa sehemu moja ya divai. Hii ilifuata mafundisho ya Mishnah (mapokeo ya mdomo ya Kiyahudi ambayo yalirekodiwa). Usemi "tunda la mzabibu" katika </w:t>
       </w:r>
-      <w:hyperlink r:id="rId321">
-        <w:r>
-          <w:rPr>
-            <w:lang w:val="sw_KE" w:bidi="sw_KE"/>
-          </w:rPr>
-          <w:rPr>
-            <w:color w:val="0000EE"/>
-            <w:u w:val="single"/>
-          </w:rPr>
-          <w:t xml:space="preserve">Mathayo 26:27–29 </w:t>
-        </w:r>
-      </w:hyperlink>
+      <w:r>
+        <w:rPr>
+          <w:lang w:val="sw_KE" w:bidi="sw_KE"/>
+        </w:rPr>
+        <w:t xml:space="preserve">Mathayo 26:27–29 </w:t>
+      </w:r>
       <w:r>
         <w:rPr>
           <w:lang w:val="sw_KE" w:bidi="sw_KE"/>
@@ -11206,72 +9202,48 @@
         </w:rPr>
         <w:t>Agano Jipya, kama vile Agano la Kale, linashauri vikali dhidi ya kunywa divai kupita kiasi. Maagizo ya kibiblia ni kutokulewa kwa divai (</w:t>
       </w:r>
-      <w:hyperlink r:id="rId322">
-        <w:r>
-          <w:rPr>
-            <w:lang w:val="sw_KE" w:bidi="sw_KE"/>
-          </w:rPr>
-          <w:rPr>
-            <w:color w:val="0000EE"/>
-            <w:u w:val="single"/>
-          </w:rPr>
-          <w:t>Waefeso 5:18</w:t>
-        </w:r>
-      </w:hyperlink>
+      <w:r>
+        <w:rPr>
+          <w:lang w:val="sw_KE" w:bidi="sw_KE"/>
+        </w:rPr>
+        <w:t>Waefeso 5:18</w:t>
+      </w:r>
       <w:r>
         <w:rPr>
           <w:lang w:val="sw_KE" w:bidi="sw_KE"/>
         </w:rPr>
         <w:t xml:space="preserve">; </w:t>
       </w:r>
-      <w:hyperlink r:id="rId323">
-        <w:r>
-          <w:rPr>
-            <w:lang w:val="sw_KE" w:bidi="sw_KE"/>
-          </w:rPr>
-          <w:rPr>
-            <w:color w:val="0000EE"/>
-            <w:u w:val="single"/>
-          </w:rPr>
-          <w:t>1 Petro 4:3</w:t>
-        </w:r>
-      </w:hyperlink>
+      <w:r>
+        <w:rPr>
+          <w:lang w:val="sw_KE" w:bidi="sw_KE"/>
+        </w:rPr>
+        <w:t>1 Petro 4:3</w:t>
+      </w:r>
       <w:r>
         <w:rPr>
           <w:lang w:val="sw_KE" w:bidi="sw_KE"/>
         </w:rPr>
         <w:t>). Viongozi kanisani walipaswa kufanya mazoezi ya kiasi wanapokunywa divai (</w:t>
       </w:r>
-      <w:hyperlink r:id="rId324">
-        <w:r>
-          <w:rPr>
-            <w:lang w:val="sw_KE" w:bidi="sw_KE"/>
-          </w:rPr>
-          <w:rPr>
-            <w:color w:val="0000EE"/>
-            <w:u w:val="single"/>
-          </w:rPr>
-          <w:t>1 Timotheo 3:3, 8</w:t>
-        </w:r>
-      </w:hyperlink>
+      <w:r>
+        <w:rPr>
+          <w:lang w:val="sw_KE" w:bidi="sw_KE"/>
+        </w:rPr>
+        <w:t>1 Timotheo 3:3, 8</w:t>
+      </w:r>
       <w:r>
         <w:rPr>
           <w:lang w:val="sw_KE" w:bidi="sw_KE"/>
         </w:rPr>
         <w:t xml:space="preserve">; </w:t>
       </w:r>
-      <w:hyperlink r:id="rId325">
-        <w:r>
-          <w:rPr>
-            <w:lang w:val="sw_KE" w:bidi="sw_KE"/>
-          </w:rPr>
-          <w:rPr>
-            <w:color w:val="0000EE"/>
-            <w:u w:val="single"/>
-          </w:rPr>
-          <w:t>Tito 1:7</w:t>
-        </w:r>
-      </w:hyperlink>
+      <w:r>
+        <w:rPr>
+          <w:lang w:val="sw_KE" w:bidi="sw_KE"/>
+        </w:rPr>
+        <w:t>Tito 1:7</w:t>
+      </w:r>
       <w:r>
         <w:rPr>
           <w:lang w:val="sw_KE" w:bidi="sw_KE"/>
@@ -11385,108 +9357,72 @@
         </w:rPr>
         <w:t>Kwa Kiebrania, neno moja linalotafsiriwa kama "ardhi" pia linatumika kwa "mtu" au "Adamu" (</w:t>
       </w:r>
-      <w:hyperlink r:id="rId326">
-        <w:r>
-          <w:rPr>
-            <w:lang w:val="sw_KE" w:bidi="sw_KE"/>
-          </w:rPr>
-          <w:rPr>
-            <w:color w:val="0000EE"/>
-            <w:u w:val="single"/>
-          </w:rPr>
-          <w:t>Mwanzo 2:7, 19</w:t>
-        </w:r>
-      </w:hyperlink>
+      <w:r>
+        <w:rPr>
+          <w:lang w:val="sw_KE" w:bidi="sw_KE"/>
+        </w:rPr>
+        <w:t>Mwanzo 2:7, 19</w:t>
+      </w:r>
       <w:r>
         <w:rPr>
           <w:lang w:val="sw_KE" w:bidi="sw_KE"/>
         </w:rPr>
         <w:t>). Neno hili linarejelea udongo mwekundu ambao mwili wa Adamu ulitengenezwa. Neno jingine la Kiebrania linalotafsiriwa kama "ardhi" au "nchi" linaweza kumaanisha nchi (</w:t>
       </w:r>
-      <w:hyperlink r:id="rId327">
-        <w:r>
-          <w:rPr>
-            <w:lang w:val="sw_KE" w:bidi="sw_KE"/>
-          </w:rPr>
-          <w:rPr>
-            <w:color w:val="0000EE"/>
-            <w:u w:val="single"/>
-          </w:rPr>
-          <w:t>Mwanzo 21:21</w:t>
-        </w:r>
-      </w:hyperlink>
+      <w:r>
+        <w:rPr>
+          <w:lang w:val="sw_KE" w:bidi="sw_KE"/>
+        </w:rPr>
+        <w:t>Mwanzo 21:21</w:t>
+      </w:r>
       <w:r>
         <w:rPr>
           <w:lang w:val="sw_KE" w:bidi="sw_KE"/>
         </w:rPr>
         <w:t>). Neno linalotafsiriwa kama "vumbi" linaweza kumaanisha ardhi au ardhi kavu (</w:t>
       </w:r>
-      <w:hyperlink r:id="rId328">
-        <w:r>
-          <w:rPr>
-            <w:lang w:val="sw_KE" w:bidi="sw_KE"/>
-          </w:rPr>
-          <w:rPr>
-            <w:color w:val="0000EE"/>
-            <w:u w:val="single"/>
-          </w:rPr>
-          <w:t>Mwanzo 3:19</w:t>
-        </w:r>
-      </w:hyperlink>
+      <w:r>
+        <w:rPr>
+          <w:lang w:val="sw_KE" w:bidi="sw_KE"/>
+        </w:rPr>
+        <w:t>Mwanzo 3:19</w:t>
+      </w:r>
       <w:r>
         <w:rPr>
           <w:lang w:val="sw_KE" w:bidi="sw_KE"/>
         </w:rPr>
         <w:t>). Katika Agano Jipya, neno la Kigiriki linalotafsiriwa kama "ardhi" linaweza pia kumaanisha nchi au taifa (</w:t>
       </w:r>
-      <w:hyperlink r:id="rId329">
-        <w:r>
-          <w:rPr>
-            <w:lang w:val="sw_KE" w:bidi="sw_KE"/>
-          </w:rPr>
-          <w:rPr>
-            <w:color w:val="0000EE"/>
-            <w:u w:val="single"/>
-          </w:rPr>
-          <w:t>Mathayo 27:45</w:t>
-        </w:r>
-      </w:hyperlink>
+      <w:r>
+        <w:rPr>
+          <w:lang w:val="sw_KE" w:bidi="sw_KE"/>
+        </w:rPr>
+        <w:t>Mathayo 27:45</w:t>
+      </w:r>
       <w:r>
         <w:rPr>
           <w:lang w:val="sw_KE" w:bidi="sw_KE"/>
         </w:rPr>
         <w:t>). Neno jingine la Kigiriki, ambalo "ecumenical" linatokana nalo, linarejelea dunia yote inayokaliwa (</w:t>
       </w:r>
-      <w:hyperlink r:id="rId330">
-        <w:r>
-          <w:rPr>
-            <w:lang w:val="sw_KE" w:bidi="sw_KE"/>
-          </w:rPr>
-          <w:rPr>
-            <w:color w:val="0000EE"/>
-            <w:u w:val="single"/>
-          </w:rPr>
-          <w:t>Luka 21:26</w:t>
-        </w:r>
-      </w:hyperlink>
+      <w:r>
+        <w:rPr>
+          <w:lang w:val="sw_KE" w:bidi="sw_KE"/>
+        </w:rPr>
+        <w:t>Luka 21:26</w:t>
+      </w:r>
       <w:r>
         <w:rPr>
           <w:lang w:val="sw_KE" w:bidi="sw_KE"/>
         </w:rPr>
         <w:t>) au Dola la Kirumi wakati huo (</w:t>
       </w:r>
-      <w:hyperlink r:id="rId331">
-        <w:r>
-          <w:rPr>
-            <w:lang w:val="sw_KE" w:bidi="sw_KE"/>
-          </w:rPr>
-          <w:rPr>
-            <w:color w:val="0000EE"/>
-            <w:u w:val="single"/>
-          </w:rPr>
-          <w:t>Luka 2:1</w:t>
-        </w:r>
-      </w:hyperlink>
+      <w:r>
+        <w:rPr>
+          <w:lang w:val="sw_KE" w:bidi="sw_KE"/>
+        </w:rPr>
+        <w:t>Luka 2:1</w:t>
+      </w:r>
       <w:r>
         <w:rPr>
           <w:lang w:val="sw_KE" w:bidi="sw_KE"/>
@@ -11507,234 +9443,156 @@
         </w:rPr>
         <w:t>Hapo mwanzo, “Mungu aliita nchi kavu ‘ardhi,’ na mkusanyiko wa maji akaita ‘bahari.’ Na Mungu akaona kuwa ilikuwa nzuri. Kisha Mungu akasema, 'Na ardhi izae mimea’” (</w:t>
       </w:r>
-      <w:hyperlink r:id="rId332">
-        <w:r>
-          <w:rPr>
-            <w:lang w:val="sw_KE" w:bidi="sw_KE"/>
-          </w:rPr>
-          <w:rPr>
-            <w:color w:val="0000EE"/>
-            <w:u w:val="single"/>
-          </w:rPr>
-          <w:t>Mwanzo 1:10–11</w:t>
-        </w:r>
-      </w:hyperlink>
+      <w:r>
+        <w:rPr>
+          <w:lang w:val="sw_KE" w:bidi="sw_KE"/>
+        </w:rPr>
+        <w:t>Mwanzo 1:10–11</w:t>
+      </w:r>
       <w:r>
         <w:rPr>
           <w:lang w:val="sw_KE" w:bidi="sw_KE"/>
         </w:rPr>
         <w:t>). Katika baadhi ya vifungu, “ardhi” inatumika kwa njia inayofanana na jinsi tunavyofikiria sayari nzima leo (</w:t>
       </w:r>
-      <w:hyperlink r:id="rId333">
-        <w:r>
-          <w:rPr>
-            <w:lang w:val="sw_KE" w:bidi="sw_KE"/>
-          </w:rPr>
-          <w:rPr>
-            <w:color w:val="0000EE"/>
-            <w:u w:val="single"/>
-          </w:rPr>
-          <w:t>Ayubu 1:7</w:t>
-        </w:r>
-      </w:hyperlink>
+      <w:r>
+        <w:rPr>
+          <w:lang w:val="sw_KE" w:bidi="sw_KE"/>
+        </w:rPr>
+        <w:t>Ayubu 1:7</w:t>
+      </w:r>
       <w:r>
         <w:rPr>
           <w:lang w:val="sw_KE" w:bidi="sw_KE"/>
         </w:rPr>
         <w:t>), ikining'inia katika nafasi tupu (</w:t>
       </w:r>
-      <w:hyperlink r:id="rId334">
-        <w:r>
-          <w:rPr>
-            <w:lang w:val="sw_KE" w:bidi="sw_KE"/>
-          </w:rPr>
-          <w:rPr>
-            <w:color w:val="0000EE"/>
-            <w:u w:val="single"/>
-          </w:rPr>
-          <w:t>Ayubu 26:7</w:t>
-        </w:r>
-      </w:hyperlink>
+      <w:r>
+        <w:rPr>
+          <w:lang w:val="sw_KE" w:bidi="sw_KE"/>
+        </w:rPr>
+        <w:t>Ayubu 26:7</w:t>
+      </w:r>
       <w:r>
         <w:rPr>
           <w:lang w:val="sw_KE" w:bidi="sw_KE"/>
         </w:rPr>
         <w:t>). Marejeo ya pembe nne za dunia (</w:t>
       </w:r>
-      <w:hyperlink r:id="rId335">
-        <w:r>
-          <w:rPr>
-            <w:lang w:val="sw_KE" w:bidi="sw_KE"/>
-          </w:rPr>
-          <w:rPr>
-            <w:color w:val="0000EE"/>
-            <w:u w:val="single"/>
-          </w:rPr>
-          <w:t>Isaiah 11:12</w:t>
-        </w:r>
-      </w:hyperlink>
+      <w:r>
+        <w:rPr>
+          <w:lang w:val="sw_KE" w:bidi="sw_KE"/>
+        </w:rPr>
+        <w:t>Isaiah 11:12</w:t>
+      </w:r>
       <w:r>
         <w:rPr>
           <w:lang w:val="sw_KE" w:bidi="sw_KE"/>
         </w:rPr>
         <w:t xml:space="preserve">; </w:t>
       </w:r>
-      <w:hyperlink r:id="rId336">
-        <w:r>
-          <w:rPr>
-            <w:lang w:val="sw_KE" w:bidi="sw_KE"/>
-          </w:rPr>
-          <w:rPr>
-            <w:color w:val="0000EE"/>
-            <w:u w:val="single"/>
-          </w:rPr>
-          <w:t>Ezekieli 7:2</w:t>
-        </w:r>
-      </w:hyperlink>
+      <w:r>
+        <w:rPr>
+          <w:lang w:val="sw_KE" w:bidi="sw_KE"/>
+        </w:rPr>
+        <w:t>Ezekieli 7:2</w:t>
+      </w:r>
       <w:r>
         <w:rPr>
           <w:lang w:val="sw_KE" w:bidi="sw_KE"/>
         </w:rPr>
         <w:t>) yanarejelea pointi za dira, si umbo la dunia. "Duara la dunia" labda linarejelea mduara wa upeo wa macho (</w:t>
       </w:r>
-      <w:hyperlink r:id="rId337">
-        <w:r>
-          <w:rPr>
-            <w:lang w:val="sw_KE" w:bidi="sw_KE"/>
-          </w:rPr>
-          <w:rPr>
-            <w:color w:val="0000EE"/>
-            <w:u w:val="single"/>
-          </w:rPr>
-          <w:t>Isaiah 40:22</w:t>
-        </w:r>
-      </w:hyperlink>
+      <w:r>
+        <w:rPr>
+          <w:lang w:val="sw_KE" w:bidi="sw_KE"/>
+        </w:rPr>
+        <w:t>Isaiah 40:22</w:t>
+      </w:r>
       <w:r>
         <w:rPr>
           <w:lang w:val="sw_KE" w:bidi="sw_KE"/>
         </w:rPr>
         <w:t xml:space="preserve">; linganisha </w:t>
       </w:r>
-      <w:hyperlink r:id="rId338">
-        <w:r>
-          <w:rPr>
-            <w:lang w:val="sw_KE" w:bidi="sw_KE"/>
-          </w:rPr>
-          <w:rPr>
-            <w:color w:val="0000EE"/>
-            <w:u w:val="single"/>
-          </w:rPr>
-          <w:t>Ayubu 38:13</w:t>
-        </w:r>
-      </w:hyperlink>
+      <w:r>
+        <w:rPr>
+          <w:lang w:val="sw_KE" w:bidi="sw_KE"/>
+        </w:rPr>
+        <w:t>Ayubu 38:13</w:t>
+      </w:r>
       <w:r>
         <w:rPr>
           <w:lang w:val="sw_KE" w:bidi="sw_KE"/>
         </w:rPr>
         <w:t>). Dunia wakati mwingine inaelezewa kuwa inashikiliwa na nguzo (</w:t>
       </w:r>
-      <w:hyperlink r:id="rId339">
-        <w:r>
-          <w:rPr>
-            <w:lang w:val="sw_KE" w:bidi="sw_KE"/>
-          </w:rPr>
-          <w:rPr>
-            <w:color w:val="0000EE"/>
-            <w:u w:val="single"/>
-          </w:rPr>
-          <w:t>Ayubu 9:6</w:t>
-        </w:r>
-      </w:hyperlink>
+      <w:r>
+        <w:rPr>
+          <w:lang w:val="sw_KE" w:bidi="sw_KE"/>
+        </w:rPr>
+        <w:t>Ayubu 9:6</w:t>
+      </w:r>
       <w:r>
         <w:rPr>
           <w:lang w:val="sw_KE" w:bidi="sw_KE"/>
         </w:rPr>
         <w:t xml:space="preserve">; </w:t>
       </w:r>
-      <w:hyperlink r:id="rId340">
-        <w:r>
-          <w:rPr>
-            <w:lang w:val="sw_KE" w:bidi="sw_KE"/>
-          </w:rPr>
-          <w:rPr>
-            <w:color w:val="0000EE"/>
-            <w:u w:val="single"/>
-          </w:rPr>
-          <w:t>Zaburi 75:3</w:t>
-        </w:r>
-      </w:hyperlink>
+      <w:r>
+        <w:rPr>
+          <w:lang w:val="sw_KE" w:bidi="sw_KE"/>
+        </w:rPr>
+        <w:t>Zaburi 75:3</w:t>
+      </w:r>
       <w:r>
         <w:rPr>
           <w:lang w:val="sw_KE" w:bidi="sw_KE"/>
         </w:rPr>
         <w:t>) au misingi (</w:t>
       </w:r>
-      <w:hyperlink r:id="rId341">
-        <w:r>
-          <w:rPr>
-            <w:lang w:val="sw_KE" w:bidi="sw_KE"/>
-          </w:rPr>
-          <w:rPr>
-            <w:color w:val="0000EE"/>
-            <w:u w:val="single"/>
-          </w:rPr>
-          <w:t>Zaburi 104:5</w:t>
-        </w:r>
-      </w:hyperlink>
+      <w:r>
+        <w:rPr>
+          <w:lang w:val="sw_KE" w:bidi="sw_KE"/>
+        </w:rPr>
+        <w:t>Zaburi 104:5</w:t>
+      </w:r>
       <w:r>
         <w:rPr>
           <w:lang w:val="sw_KE" w:bidi="sw_KE"/>
         </w:rPr>
         <w:t xml:space="preserve">; </w:t>
       </w:r>
-      <w:hyperlink r:id="rId342">
-        <w:r>
-          <w:rPr>
-            <w:lang w:val="sw_KE" w:bidi="sw_KE"/>
-          </w:rPr>
-          <w:rPr>
-            <w:color w:val="0000EE"/>
-            <w:u w:val="single"/>
-          </w:rPr>
-          <w:t>Mithali 8:29</w:t>
-        </w:r>
-      </w:hyperlink>
+      <w:r>
+        <w:rPr>
+          <w:lang w:val="sw_KE" w:bidi="sw_KE"/>
+        </w:rPr>
+        <w:t>Mithali 8:29</w:t>
+      </w:r>
       <w:r>
         <w:rPr>
           <w:lang w:val="sw_KE" w:bidi="sw_KE"/>
         </w:rPr>
         <w:t xml:space="preserve">; </w:t>
       </w:r>
-      <w:hyperlink r:id="rId343">
-        <w:r>
-          <w:rPr>
-            <w:lang w:val="sw_KE" w:bidi="sw_KE"/>
-          </w:rPr>
-          <w:rPr>
-            <w:color w:val="0000EE"/>
-            <w:u w:val="single"/>
-          </w:rPr>
-          <w:t>Isaiah 24:18</w:t>
-        </w:r>
-      </w:hyperlink>
+      <w:r>
+        <w:rPr>
+          <w:lang w:val="sw_KE" w:bidi="sw_KE"/>
+        </w:rPr>
+        <w:t>Isaiah 24:18</w:t>
+      </w:r>
       <w:r>
         <w:rPr>
           <w:lang w:val="sw_KE" w:bidi="sw_KE"/>
         </w:rPr>
         <w:t xml:space="preserve">; </w:t>
       </w:r>
-      <w:hyperlink r:id="rId344">
-        <w:r>
-          <w:rPr>
-            <w:lang w:val="sw_KE" w:bidi="sw_KE"/>
-          </w:rPr>
-          <w:rPr>
-            <w:color w:val="0000EE"/>
-            <w:u w:val="single"/>
-          </w:rPr>
-          <w:t>Yeremia 31:37</w:t>
-        </w:r>
-      </w:hyperlink>
+      <w:r>
+        <w:rPr>
+          <w:lang w:val="sw_KE" w:bidi="sw_KE"/>
+        </w:rPr>
+        <w:t>Yeremia 31:37</w:t>
+      </w:r>
       <w:r>
         <w:rPr>
           <w:lang w:val="sw_KE" w:bidi="sw_KE"/>
@@ -11755,72 +9613,48 @@
         </w:rPr>
         <w:t xml:space="preserve">“Dunia” inaweza pia kumaanisha udongo au ardhi ambayo mkulima hufanya kazi (tazama </w:t>
       </w:r>
-      <w:hyperlink r:id="rId345">
-        <w:r>
-          <w:rPr>
-            <w:lang w:val="sw_KE" w:bidi="sw_KE"/>
-          </w:rPr>
-          <w:rPr>
-            <w:color w:val="0000EE"/>
-            <w:u w:val="single"/>
-          </w:rPr>
-          <w:t>2 Wafalme 5:17</w:t>
-        </w:r>
-      </w:hyperlink>
+      <w:r>
+        <w:rPr>
+          <w:lang w:val="sw_KE" w:bidi="sw_KE"/>
+        </w:rPr>
+        <w:t>2 Wafalme 5:17</w:t>
+      </w:r>
       <w:r>
         <w:rPr>
           <w:lang w:val="sw_KE" w:bidi="sw_KE"/>
         </w:rPr>
         <w:t>). Kulingana na Biblia, hali ya awali ya dunia (</w:t>
       </w:r>
-      <w:hyperlink r:id="rId346">
-        <w:r>
-          <w:rPr>
-            <w:lang w:val="sw_KE" w:bidi="sw_KE"/>
-          </w:rPr>
-          <w:rPr>
-            <w:color w:val="0000EE"/>
-            <w:u w:val="single"/>
-          </w:rPr>
-          <w:t>Mwanzo 2:6</w:t>
-        </w:r>
-      </w:hyperlink>
+      <w:r>
+        <w:rPr>
+          <w:lang w:val="sw_KE" w:bidi="sw_KE"/>
+        </w:rPr>
+        <w:t>Mwanzo 2:6</w:t>
+      </w:r>
       <w:r>
         <w:rPr>
           <w:lang w:val="sw_KE" w:bidi="sw_KE"/>
         </w:rPr>
         <w:t>) iliathiriwa na laana iliyoletwa na dhambi za kibinadamu (</w:t>
       </w:r>
-      <w:hyperlink r:id="rId347">
-        <w:r>
-          <w:rPr>
-            <w:lang w:val="sw_KE" w:bidi="sw_KE"/>
-          </w:rPr>
-          <w:rPr>
-            <w:color w:val="0000EE"/>
-            <w:u w:val="single"/>
-          </w:rPr>
-          <w:t>Mwanzo 3:17–19</w:t>
-        </w:r>
-      </w:hyperlink>
+      <w:r>
+        <w:rPr>
+          <w:lang w:val="sw_KE" w:bidi="sw_KE"/>
+        </w:rPr>
+        <w:t>Mwanzo 3:17–19</w:t>
+      </w:r>
       <w:r>
         <w:rPr>
           <w:lang w:val="sw_KE" w:bidi="sw_KE"/>
         </w:rPr>
         <w:t>). (Wataalamu wa mazingira wa kisasa wanakubaliana kwamba dunia inateseka kwa sababu ya tamaa na kiburi cha binadamu.) Baada ya damu ya Habili kumwagika ardhini, ugumu wa Kaini katika kilimo ulikuwa ukumbusho wa mara kwa mara kwamba alikuwa amemuua ndugu yake (</w:t>
       </w:r>
-      <w:hyperlink r:id="rId348">
-        <w:r>
-          <w:rPr>
-            <w:lang w:val="sw_KE" w:bidi="sw_KE"/>
-          </w:rPr>
-          <w:rPr>
-            <w:color w:val="0000EE"/>
-            <w:u w:val="single"/>
-          </w:rPr>
-          <w:t>Mwanzo 4:8–12</w:t>
-        </w:r>
-      </w:hyperlink>
+      <w:r>
+        <w:rPr>
+          <w:lang w:val="sw_KE" w:bidi="sw_KE"/>
+        </w:rPr>
+        <w:t>Mwanzo 4:8–12</w:t>
+      </w:r>
       <w:r>
         <w:rPr>
           <w:lang w:val="sw_KE" w:bidi="sw_KE"/>
@@ -11841,54 +9675,36 @@
         </w:rPr>
         <w:t>Waisraeli waliagizwa kuacha ardhi ipumzike kila mwaka wa saba (</w:t>
       </w:r>
-      <w:hyperlink r:id="rId349">
-        <w:r>
-          <w:rPr>
-            <w:lang w:val="sw_KE" w:bidi="sw_KE"/>
-          </w:rPr>
-          <w:rPr>
-            <w:color w:val="0000EE"/>
-            <w:u w:val="single"/>
-          </w:rPr>
-          <w:t>Kutoka 23:10–12</w:t>
-        </w:r>
-      </w:hyperlink>
+      <w:r>
+        <w:rPr>
+          <w:lang w:val="sw_KE" w:bidi="sw_KE"/>
+        </w:rPr>
+        <w:t>Kutoka 23:10–12</w:t>
+      </w:r>
       <w:r>
         <w:rPr>
           <w:lang w:val="sw_KE" w:bidi="sw_KE"/>
         </w:rPr>
         <w:t xml:space="preserve">; </w:t>
       </w:r>
-      <w:hyperlink r:id="rId350">
-        <w:r>
-          <w:rPr>
-            <w:lang w:val="sw_KE" w:bidi="sw_KE"/>
-          </w:rPr>
-          <w:rPr>
-            <w:color w:val="0000EE"/>
-            <w:u w:val="single"/>
-          </w:rPr>
-          <w:t>Mambo ya Walawi 25:4–5</w:t>
-        </w:r>
-      </w:hyperlink>
+      <w:r>
+        <w:rPr>
+          <w:lang w:val="sw_KE" w:bidi="sw_KE"/>
+        </w:rPr>
+        <w:t>Mambo ya Walawi 25:4–5</w:t>
+      </w:r>
       <w:r>
         <w:rPr>
           <w:lang w:val="sw_KE" w:bidi="sw_KE"/>
         </w:rPr>
         <w:t>) ili udongo uweze kujaza tena virutubisho vilivyotumiwa na mazao. Baada ya miaka saba ya "sabato," katika mwaka wa 50 wa "Yubile," ardhi ingerejea kwa wamiliki wa familia wa awali (</w:t>
       </w:r>
-      <w:hyperlink r:id="rId351">
-        <w:r>
-          <w:rPr>
-            <w:lang w:val="sw_KE" w:bidi="sw_KE"/>
-          </w:rPr>
-          <w:rPr>
-            <w:color w:val="0000EE"/>
-            <w:u w:val="single"/>
-          </w:rPr>
-          <w:t>Mambo ya Walawi 25:10–17</w:t>
-        </w:r>
-      </w:hyperlink>
+      <w:r>
+        <w:rPr>
+          <w:lang w:val="sw_KE" w:bidi="sw_KE"/>
+        </w:rPr>
+        <w:t>Mambo ya Walawi 25:10–17</w:t>
+      </w:r>
       <w:r>
         <w:rPr>
           <w:lang w:val="sw_KE" w:bidi="sw_KE"/>
@@ -11909,90 +9725,60 @@
         </w:rPr>
         <w:t>Sheria ya Musa pia iliwafundisha Waisraeli kwamba hali ya ardhi ilikuwa ishara ya uhusiano wao na Mungu. Ukame au mavuno duni ya mazao vilionyesha uhusiano uliovunjika (</w:t>
       </w:r>
-      <w:hyperlink r:id="rId352">
-        <w:r>
-          <w:rPr>
-            <w:lang w:val="sw_KE" w:bidi="sw_KE"/>
-          </w:rPr>
-          <w:rPr>
-            <w:color w:val="0000EE"/>
-            <w:u w:val="single"/>
-          </w:rPr>
-          <w:t>Mambo ya Walawi 26</w:t>
-        </w:r>
-      </w:hyperlink>
+      <w:r>
+        <w:rPr>
+          <w:lang w:val="sw_KE" w:bidi="sw_KE"/>
+        </w:rPr>
+        <w:t>Mambo ya Walawi 26</w:t>
+      </w:r>
       <w:r>
         <w:rPr>
           <w:lang w:val="sw_KE" w:bidi="sw_KE"/>
         </w:rPr>
         <w:t xml:space="preserve">; </w:t>
       </w:r>
-      <w:hyperlink r:id="rId353">
-        <w:r>
-          <w:rPr>
-            <w:lang w:val="sw_KE" w:bidi="sw_KE"/>
-          </w:rPr>
-          <w:rPr>
-            <w:color w:val="0000EE"/>
-            <w:u w:val="single"/>
-          </w:rPr>
-          <w:t>Kumbukumbu la Torati 28</w:t>
-        </w:r>
-      </w:hyperlink>
+      <w:r>
+        <w:rPr>
+          <w:lang w:val="sw_KE" w:bidi="sw_KE"/>
+        </w:rPr>
+        <w:t>Kumbukumbu la Torati 28</w:t>
+      </w:r>
       <w:r>
         <w:rPr>
           <w:lang w:val="sw_KE" w:bidi="sw_KE"/>
         </w:rPr>
         <w:t xml:space="preserve">). Israeli ilionywa kwamba uovu wao ungeweza kuwa mkubwa kiasi kwamba Mungu angewafukuza kutoka katika ardi Yake (tazama </w:t>
       </w:r>
-      <w:hyperlink r:id="rId354">
-        <w:r>
-          <w:rPr>
-            <w:lang w:val="sw_KE" w:bidi="sw_KE"/>
-          </w:rPr>
-          <w:rPr>
-            <w:color w:val="0000EE"/>
-            <w:u w:val="single"/>
-          </w:rPr>
-          <w:t>Mambo ya Walawi 26:37</w:t>
-        </w:r>
-      </w:hyperlink>
+      <w:r>
+        <w:rPr>
+          <w:lang w:val="sw_KE" w:bidi="sw_KE"/>
+        </w:rPr>
+        <w:t>Mambo ya Walawi 26:37</w:t>
+      </w:r>
       <w:r>
         <w:rPr>
           <w:lang w:val="sw_KE" w:bidi="sw_KE"/>
         </w:rPr>
         <w:t xml:space="preserve">; </w:t>
       </w:r>
-      <w:hyperlink r:id="rId355">
-        <w:r>
-          <w:rPr>
-            <w:lang w:val="sw_KE" w:bidi="sw_KE"/>
-          </w:rPr>
-          <w:rPr>
-            <w:color w:val="0000EE"/>
-            <w:u w:val="single"/>
-          </w:rPr>
-          <w:t>Kumbukumbu la Torati 28:64</w:t>
-        </w:r>
-      </w:hyperlink>
+      <w:r>
+        <w:rPr>
+          <w:lang w:val="sw_KE" w:bidi="sw_KE"/>
+        </w:rPr>
+        <w:t>Kumbukumbu la Torati 28:64</w:t>
+      </w:r>
       <w:r>
         <w:rPr>
           <w:lang w:val="sw_KE" w:bidi="sw_KE"/>
         </w:rPr>
         <w:t>). Hata hivyo, Mungu aliahidi kwamba hata kama hili lingetokea, hatimaye angewarejesha watu Wake ili waweze kuunganishwa tena na ardhi (</w:t>
       </w:r>
-      <w:hyperlink r:id="rId356">
-        <w:r>
-          <w:rPr>
-            <w:lang w:val="sw_KE" w:bidi="sw_KE"/>
-          </w:rPr>
-          <w:rPr>
-            <w:color w:val="0000EE"/>
-            <w:u w:val="single"/>
-          </w:rPr>
-          <w:t>Isaiah 62:4</w:t>
-        </w:r>
-      </w:hyperlink>
+      <w:r>
+        <w:rPr>
+          <w:lang w:val="sw_KE" w:bidi="sw_KE"/>
+        </w:rPr>
+        <w:t>Isaiah 62:4</w:t>
+      </w:r>
       <w:r>
         <w:rPr>
           <w:lang w:val="sw_KE" w:bidi="sw_KE"/>
@@ -12013,174 +9799,108 @@
         </w:rPr>
         <w:t>Sehemu nyingi katika Biblia zinaelekeza kwenye "wakati ujao" ambapo dunia itawekwa huru kutoka kwa "utumwa wa uharibifu," na uumbaji wote unasemekana kuwa "unaugua" kwa matarajio ya hili (</w:t>
       </w:r>
-      <w:hyperlink r:id="rId357">
-        <w:r>
-          <w:rPr>
-            <w:lang w:val="sw_KE" w:bidi="sw_KE"/>
-          </w:rPr>
-          <w:rPr>
-            <w:color w:val="0000EE"/>
-            <w:u w:val="single"/>
-          </w:rPr>
-          <w:t>Warumi 8:19</w:t>
-        </w:r>
-      </w:hyperlink>
-      <w:hyperlink r:id="rId358">
-        <w:r>
-          <w:rPr>
-            <w:lang w:val="sw_KE" w:bidi="sw_KE"/>
-          </w:rPr>
-          <w:rPr>
-            <w:color w:val="0000EE"/>
-            <w:u w:val="single"/>
-          </w:rPr>
-          <w:t>–</w:t>
-        </w:r>
-      </w:hyperlink>
-      <w:hyperlink r:id="rId357">
-        <w:r>
-          <w:rPr>
-            <w:lang w:val="sw_KE" w:bidi="sw_KE"/>
-          </w:rPr>
-          <w:rPr>
-            <w:color w:val="0000EE"/>
-            <w:u w:val="single"/>
-          </w:rPr>
-          <w:t>23</w:t>
-        </w:r>
-      </w:hyperlink>
+      <w:r>
+        <w:rPr>
+          <w:lang w:val="sw_KE" w:bidi="sw_KE"/>
+        </w:rPr>
+        <w:t>Warumi 8:19</w:t>
+      </w:r>
+      <w:r>
+        <w:rPr>
+          <w:lang w:val="sw_KE" w:bidi="sw_KE"/>
+        </w:rPr>
+        <w:t>–</w:t>
+      </w:r>
+      <w:r>
+        <w:rPr>
+          <w:lang w:val="sw_KE" w:bidi="sw_KE"/>
+        </w:rPr>
+        <w:t>23</w:t>
+      </w:r>
       <w:r>
         <w:rPr>
           <w:lang w:val="sw_KE" w:bidi="sw_KE"/>
         </w:rPr>
         <w:t>). Biblia inaelezea wakati wa upya mkubwa ambapo rutuba ya dunia itarejeshwa (</w:t>
       </w:r>
-      <w:hyperlink r:id="rId359">
-        <w:r>
-          <w:rPr>
-            <w:lang w:val="sw_KE" w:bidi="sw_KE"/>
-          </w:rPr>
-          <w:rPr>
-            <w:color w:val="0000EE"/>
-            <w:u w:val="single"/>
-          </w:rPr>
-          <w:t>Ezekieli 47</w:t>
-        </w:r>
-      </w:hyperlink>
+      <w:r>
+        <w:rPr>
+          <w:lang w:val="sw_KE" w:bidi="sw_KE"/>
+        </w:rPr>
+        <w:t>Ezekieli 47</w:t>
+      </w:r>
       <w:r>
         <w:rPr>
           <w:lang w:val="sw_KE" w:bidi="sw_KE"/>
         </w:rPr>
         <w:t xml:space="preserve">; </w:t>
       </w:r>
-      <w:hyperlink r:id="rId360">
-        <w:r>
-          <w:rPr>
-            <w:lang w:val="sw_KE" w:bidi="sw_KE"/>
-          </w:rPr>
-          <w:rPr>
-            <w:color w:val="0000EE"/>
-            <w:u w:val="single"/>
-          </w:rPr>
-          <w:t>Yoeli 3:18</w:t>
-        </w:r>
-      </w:hyperlink>
+      <w:r>
+        <w:rPr>
+          <w:lang w:val="sw_KE" w:bidi="sw_KE"/>
+        </w:rPr>
+        <w:t>Yoeli 3:18</w:t>
+      </w:r>
       <w:r>
         <w:rPr>
           <w:lang w:val="sw_KE" w:bidi="sw_KE"/>
         </w:rPr>
         <w:t xml:space="preserve">; </w:t>
       </w:r>
-      <w:hyperlink r:id="rId361">
-        <w:r>
-          <w:rPr>
-            <w:lang w:val="sw_KE" w:bidi="sw_KE"/>
-          </w:rPr>
-          <w:rPr>
-            <w:color w:val="0000EE"/>
-            <w:u w:val="single"/>
-          </w:rPr>
-          <w:t>Amosi 9:13</w:t>
-        </w:r>
-      </w:hyperlink>
-      <w:hyperlink r:id="rId358">
-        <w:r>
-          <w:rPr>
-            <w:lang w:val="sw_KE" w:bidi="sw_KE"/>
-          </w:rPr>
-          <w:rPr>
-            <w:color w:val="0000EE"/>
-            <w:u w:val="single"/>
-          </w:rPr>
-          <w:t>–</w:t>
-        </w:r>
-      </w:hyperlink>
-      <w:hyperlink r:id="rId361">
-        <w:r>
-          <w:rPr>
-            <w:lang w:val="sw_KE" w:bidi="sw_KE"/>
-          </w:rPr>
-          <w:rPr>
-            <w:color w:val="0000EE"/>
-            <w:u w:val="single"/>
-          </w:rPr>
-          <w:t>15</w:t>
-        </w:r>
-      </w:hyperlink>
+      <w:r>
+        <w:rPr>
+          <w:lang w:val="sw_KE" w:bidi="sw_KE"/>
+        </w:rPr>
+        <w:t>Amosi 9:13</w:t>
+      </w:r>
+      <w:r>
+        <w:rPr>
+          <w:lang w:val="sw_KE" w:bidi="sw_KE"/>
+        </w:rPr>
+        <w:t>–</w:t>
+      </w:r>
+      <w:r>
+        <w:rPr>
+          <w:lang w:val="sw_KE" w:bidi="sw_KE"/>
+        </w:rPr>
+        <w:t>15</w:t>
+      </w:r>
       <w:r>
         <w:rPr>
           <w:lang w:val="sw_KE" w:bidi="sw_KE"/>
         </w:rPr>
         <w:t xml:space="preserve">; </w:t>
       </w:r>
-      <w:hyperlink r:id="rId358">
-        <w:r>
-          <w:rPr>
-            <w:lang w:val="sw_KE" w:bidi="sw_KE"/>
-          </w:rPr>
-          <w:rPr>
-            <w:color w:val="0000EE"/>
-            <w:u w:val="single"/>
-          </w:rPr>
-          <w:t>Zekaria 14:6–9</w:t>
-        </w:r>
-      </w:hyperlink>
+      <w:r>
+        <w:rPr>
+          <w:lang w:val="sw_KE" w:bidi="sw_KE"/>
+        </w:rPr>
+        <w:t>Zekaria 14:6–9</w:t>
+      </w:r>
       <w:r>
         <w:rPr>
           <w:lang w:val="sw_KE" w:bidi="sw_KE"/>
         </w:rPr>
         <w:t>). Hata hivyo, siku moja, “Mbingu zitatoweka kwa kishindo, vipengele vitaharibiwa kwa moto, na dunia na kazi zake zitawekwa wazi” (</w:t>
       </w:r>
-      <w:hyperlink r:id="rId362">
-        <w:r>
-          <w:rPr>
-            <w:lang w:val="sw_KE" w:bidi="sw_KE"/>
-          </w:rPr>
-          <w:rPr>
-            <w:color w:val="0000EE"/>
-            <w:u w:val="single"/>
-          </w:rPr>
-          <w:t>2 Petro 3:10</w:t>
-        </w:r>
-      </w:hyperlink>
+      <w:r>
+        <w:rPr>
+          <w:lang w:val="sw_KE" w:bidi="sw_KE"/>
+        </w:rPr>
+        <w:t>2 Petro 3:10</w:t>
+      </w:r>
       <w:r>
         <w:rPr>
           <w:lang w:val="sw_KE" w:bidi="sw_KE"/>
         </w:rPr>
         <w:t>). Katika maono ya mtume Yohana, aliona “mbingu mpya na dunia mpya, kwa maana mbingu ya kwanza na dunia ya kwanza vilikuwa vimepita” (</w:t>
       </w:r>
-      <w:hyperlink r:id="rId363">
-        <w:r>
-          <w:rPr>
-            <w:lang w:val="sw_KE" w:bidi="sw_KE"/>
-          </w:rPr>
-          <w:rPr>
-            <w:color w:val="0000EE"/>
-            <w:u w:val="single"/>
-          </w:rPr>
-          <w:t>Ufunuo 21:1</w:t>
-        </w:r>
-      </w:hyperlink>
+      <w:r>
+        <w:rPr>
+          <w:lang w:val="sw_KE" w:bidi="sw_KE"/>
+        </w:rPr>
+        <w:t>Ufunuo 21:1</w:t>
+      </w:r>
       <w:r>
         <w:rPr>
           <w:lang w:val="sw_KE" w:bidi="sw_KE"/>
